--- a/docx/110122189.docx
+++ b/docx/110122189.docx
@@ -262,6 +262,8 @@
           <w:szCs w:val="28"/>
         </w:rPr>
       </w:pPr>
+      <w:bookmarkStart w:id="0" w:name="_GoBack"/>
+      <w:bookmarkEnd w:id="0"/>
     </w:p>
     <w:p>
       <w:pPr>
@@ -276,16 +278,16 @@
         <w:rPr>
           <w:rFonts w:hint="default" w:ascii="Times New Roman" w:hAnsi="Times New Roman" w:cs="Times New Roman"/>
           <w:b/>
-          <w:sz w:val="40"/>
-          <w:szCs w:val="40"/>
+          <w:sz w:val="28"/>
+          <w:szCs w:val="28"/>
         </w:rPr>
       </w:pPr>
       <w:r>
         <w:rPr>
           <w:rFonts w:hint="default" w:ascii="Times New Roman" w:hAnsi="Times New Roman" w:cs="Times New Roman"/>
           <w:b/>
-          <w:sz w:val="40"/>
-          <w:szCs w:val="40"/>
+          <w:sz w:val="28"/>
+          <w:szCs w:val="28"/>
         </w:rPr>
         <w:t xml:space="preserve">XÂY DỰNG HỆ THỐNG QUẢN LÝ THIẾT BỊ </w:t>
       </w:r>
@@ -303,16 +305,16 @@
         <w:rPr>
           <w:rFonts w:hint="default" w:ascii="Times New Roman" w:hAnsi="Times New Roman" w:cs="Times New Roman"/>
           <w:b/>
-          <w:sz w:val="40"/>
-          <w:szCs w:val="40"/>
+          <w:sz w:val="28"/>
+          <w:szCs w:val="28"/>
         </w:rPr>
       </w:pPr>
       <w:r>
         <w:rPr>
           <w:rFonts w:hint="default" w:ascii="Times New Roman" w:hAnsi="Times New Roman" w:cs="Times New Roman"/>
           <w:b/>
-          <w:sz w:val="40"/>
-          <w:szCs w:val="40"/>
+          <w:sz w:val="28"/>
+          <w:szCs w:val="28"/>
         </w:rPr>
         <w:t>KHOA CÔNG NGHỆ THÔNG TIN</w:t>
       </w:r>
@@ -839,7 +841,7 @@
       </w:pPr>
       <w:r>
         <w:rPr>
-          <w:rFonts w:hint="default" w:cs="Times New Roman"/>
+          <w:rFonts w:hint="default" w:ascii="Times New Roman" w:hAnsi="Times New Roman" w:cs="Times New Roman"/>
           <w:b/>
           <w:sz w:val="28"/>
           <w:szCs w:val="28"/>
@@ -856,6 +858,11 @@
           <w:bottom w:val="none" w:color="auto" w:sz="0" w:space="0"/>
           <w:right w:val="none" w:color="auto" w:sz="0" w:space="0"/>
         </w:pBdr>
+        <w:rPr>
+          <w:rFonts w:hint="default" w:ascii="Times New Roman" w:hAnsi="Times New Roman" w:cs="Times New Roman"/>
+          <w:sz w:val="28"/>
+          <w:szCs w:val="28"/>
+        </w:rPr>
         <w:sectPr>
           <w:pgSz w:w="11906" w:h="16838"/>
           <w:pgMar w:top="1440" w:right="1800" w:bottom="1440" w:left="1800" w:header="720" w:footer="720" w:gutter="0"/>
@@ -873,13 +880,17 @@
           <w:right w:val="none" w:color="auto" w:sz="0" w:space="0"/>
         </w:pBdr>
         <w:rPr>
-          <w:rFonts w:hint="default"/>
+          <w:rFonts w:hint="default" w:ascii="Times New Roman" w:hAnsi="Times New Roman" w:cs="Times New Roman"/>
+          <w:sz w:val="28"/>
+          <w:szCs w:val="28"/>
           <w:lang w:val="en-US"/>
         </w:rPr>
       </w:pPr>
       <w:r>
         <w:rPr>
-          <w:rFonts w:hint="default"/>
+          <w:rFonts w:hint="default" w:ascii="Times New Roman" w:hAnsi="Times New Roman" w:cs="Times New Roman"/>
+          <w:sz w:val="28"/>
+          <w:szCs w:val="28"/>
           <w:lang w:val="en-US"/>
         </w:rPr>
         <w:t>LỜI  CẢM ƠN</w:t>
@@ -894,7 +905,9 @@
           <w:right w:val="none" w:color="auto" w:sz="0" w:space="0"/>
         </w:pBdr>
         <w:rPr>
-          <w:rFonts w:hint="default"/>
+          <w:rFonts w:hint="default" w:ascii="Times New Roman" w:hAnsi="Times New Roman" w:cs="Times New Roman"/>
+          <w:sz w:val="28"/>
+          <w:szCs w:val="28"/>
           <w:lang w:val="en-US"/>
         </w:rPr>
         <w:sectPr>
@@ -1192,7 +1205,9 @@
           <w:right w:val="none" w:color="auto" w:sz="0" w:space="0"/>
         </w:pBdr>
         <w:rPr>
-          <w:rFonts w:hint="default"/>
+          <w:rFonts w:hint="default" w:ascii="Times New Roman" w:hAnsi="Times New Roman" w:cs="Times New Roman"/>
+          <w:sz w:val="28"/>
+          <w:szCs w:val="28"/>
           <w:lang w:val="en-US"/>
         </w:rPr>
         <w:sectPr>
@@ -1214,13 +1229,17 @@
         <w:jc w:val="center"/>
         <w:outlineLvl w:val="0"/>
         <w:rPr>
-          <w:rFonts w:hint="default"/>
+          <w:rFonts w:hint="default" w:ascii="Times New Roman" w:hAnsi="Times New Roman" w:cs="Times New Roman"/>
+          <w:sz w:val="28"/>
+          <w:szCs w:val="28"/>
           <w:lang w:val="en-US"/>
         </w:rPr>
       </w:pPr>
       <w:r>
         <w:rPr>
-          <w:rFonts w:hint="default"/>
+          <w:rFonts w:hint="default" w:ascii="Times New Roman" w:hAnsi="Times New Roman" w:cs="Times New Roman"/>
+          <w:sz w:val="28"/>
+          <w:szCs w:val="28"/>
           <w:lang w:val="en-US"/>
         </w:rPr>
         <w:t>CHƯƠNG 2: CƠ SỞ LÝ THUYẾT</w:t>
@@ -1240,17 +1259,21 @@
         <w:ind w:leftChars="0"/>
         <w:outlineLvl w:val="1"/>
         <w:rPr>
-          <w:rFonts w:hint="default"/>
+          <w:rFonts w:hint="default" w:ascii="Times New Roman" w:hAnsi="Times New Roman" w:cs="Times New Roman"/>
           <w:b/>
           <w:bCs/>
+          <w:sz w:val="28"/>
+          <w:szCs w:val="28"/>
           <w:lang w:val="en-US"/>
         </w:rPr>
       </w:pPr>
       <w:r>
         <w:rPr>
-          <w:rFonts w:hint="default"/>
+          <w:rFonts w:hint="default" w:ascii="Times New Roman" w:hAnsi="Times New Roman" w:cs="Times New Roman"/>
           <w:b/>
           <w:bCs/>
+          <w:sz w:val="28"/>
+          <w:szCs w:val="28"/>
           <w:lang w:val="en-US"/>
         </w:rPr>
         <w:t>2.1. Hệ thống quản lý kho hàng</w:t>
@@ -1267,6 +1290,9 @@
         <w:ind w:left="0" w:right="0" w:firstLine="680"/>
         <w:jc w:val="both"/>
         <w:rPr>
+          <w:rFonts w:hint="default" w:ascii="Times New Roman" w:hAnsi="Times New Roman" w:cs="Times New Roman"/>
+          <w:sz w:val="28"/>
+          <w:szCs w:val="28"/>
           <w:lang w:val="en-US"/>
         </w:rPr>
       </w:pPr>
@@ -1275,8 +1301,8 @@
           <w:rFonts w:hint="default" w:ascii="Times New Roman" w:hAnsi="Times New Roman" w:eastAsia="Calibri" w:cs="Times New Roman"/>
           <w:color w:val="000000"/>
           <w:kern w:val="0"/>
-          <w:sz w:val="26"/>
-          <w:szCs w:val="22"/>
+          <w:sz w:val="28"/>
+          <w:szCs w:val="28"/>
           <w:lang w:val="en-US" w:eastAsia="zh-CN" w:bidi="ar"/>
         </w:rPr>
         <w:t>Hệ thống quản lý kho hàng (Warehouse Management System – WMS) là hệ thống thông tin hỗ trợ tổ chức, kiểm soát và theo dõi các hoạt động diễn ra trong kho. WMS giúp quản lý thông tin hàng hóa, vị trí lưu trữ, số lượng tồn, các giao dịch nhập – xuất và quá trình kiểm kê. Hệ thống cung cấp dữ liệu tập trung để người dùng tra cứu, cập nhật và theo dõi trạng thái hàng hóa trong quá trình vận hành.</w:t>
@@ -1293,6 +1319,9 @@
         <w:ind w:left="0" w:right="0" w:firstLine="680"/>
         <w:jc w:val="both"/>
         <w:rPr>
+          <w:rFonts w:hint="default" w:ascii="Times New Roman" w:hAnsi="Times New Roman" w:cs="Times New Roman"/>
+          <w:sz w:val="28"/>
+          <w:szCs w:val="28"/>
           <w:lang w:val="en-US"/>
         </w:rPr>
       </w:pPr>
@@ -1301,8 +1330,8 @@
           <w:rFonts w:hint="default" w:ascii="Times New Roman" w:hAnsi="Times New Roman" w:eastAsia="Calibri" w:cs="Times New Roman"/>
           <w:color w:val="000000"/>
           <w:kern w:val="0"/>
-          <w:sz w:val="26"/>
-          <w:szCs w:val="22"/>
+          <w:sz w:val="28"/>
+          <w:szCs w:val="28"/>
           <w:lang w:val="en-US" w:eastAsia="zh-CN" w:bidi="ar"/>
         </w:rPr>
         <w:t>Trong phạm vi đề tài, hệ thống quản lý kho được định hướng là ứng dụng web phục vụ các nghiệp vụ cơ bản: quản lý danh mục và sản phẩm, quản lý nhà cung cấp và khách hàng, quản lý kho và vị trí lưu trữ, lập phiếu nhập – xuất, theo dõi tồn kho, kiểm kê và ghi nhận nhật ký hoạt động. WMS là cơ sở nghiệp vụ để xác định yêu cầu và thiết kế hệ thống ở các chương tiếp theo.</w:t>
@@ -1322,17 +1351,21 @@
         <w:ind w:leftChars="0"/>
         <w:outlineLvl w:val="1"/>
         <w:rPr>
-          <w:rFonts w:hint="default"/>
+          <w:rFonts w:hint="default" w:ascii="Times New Roman" w:hAnsi="Times New Roman" w:cs="Times New Roman"/>
           <w:b/>
           <w:bCs/>
+          <w:sz w:val="28"/>
+          <w:szCs w:val="28"/>
           <w:lang w:val="en-US"/>
         </w:rPr>
       </w:pPr>
       <w:r>
         <w:rPr>
-          <w:rFonts w:hint="default"/>
+          <w:rFonts w:hint="default" w:ascii="Times New Roman" w:hAnsi="Times New Roman" w:cs="Times New Roman"/>
           <w:b/>
           <w:bCs/>
+          <w:sz w:val="28"/>
+          <w:szCs w:val="28"/>
           <w:lang w:val="en-US"/>
         </w:rPr>
         <w:t>2.2. Ứng dụng WEB</w:t>
@@ -1349,6 +1382,9 @@
         <w:ind w:left="0" w:right="0" w:firstLine="680"/>
         <w:jc w:val="both"/>
         <w:rPr>
+          <w:rFonts w:hint="default" w:ascii="Times New Roman" w:hAnsi="Times New Roman" w:cs="Times New Roman"/>
+          <w:sz w:val="28"/>
+          <w:szCs w:val="28"/>
           <w:lang w:val="en-US"/>
         </w:rPr>
       </w:pPr>
@@ -1357,8 +1393,8 @@
           <w:rFonts w:hint="default" w:ascii="Times New Roman" w:hAnsi="Times New Roman" w:eastAsia="Calibri" w:cs="Times New Roman"/>
           <w:color w:val="000000"/>
           <w:kern w:val="0"/>
-          <w:sz w:val="26"/>
-          <w:szCs w:val="22"/>
+          <w:sz w:val="28"/>
+          <w:szCs w:val="28"/>
           <w:lang w:val="en-US" w:eastAsia="zh-CN" w:bidi="ar"/>
         </w:rPr>
         <w:t>Ứng dụng web là phần mềm được cung cấp thông qua trình duyệt và giao tiếp với máy chủ qua mạng. Người dùng có thể truy cập hệ thống từ các thiết bị có trình duyệt phù hợp mà không cần cài đặt riêng toàn bộ ứng dụng trên từng máy. Mô hình này thuận tiện cho việc triển khai, cập nhật và quản lý tập trung.</w:t>
@@ -1375,6 +1411,9 @@
         <w:ind w:left="0" w:right="0" w:firstLine="680"/>
         <w:jc w:val="both"/>
         <w:rPr>
+          <w:rFonts w:hint="default" w:ascii="Times New Roman" w:hAnsi="Times New Roman" w:cs="Times New Roman"/>
+          <w:sz w:val="28"/>
+          <w:szCs w:val="28"/>
           <w:lang w:val="en-US"/>
         </w:rPr>
       </w:pPr>
@@ -1383,8 +1422,8 @@
           <w:rFonts w:hint="default" w:ascii="Times New Roman" w:hAnsi="Times New Roman" w:eastAsia="Calibri" w:cs="Times New Roman"/>
           <w:color w:val="000000"/>
           <w:kern w:val="0"/>
-          <w:sz w:val="26"/>
-          <w:szCs w:val="22"/>
+          <w:sz w:val="28"/>
+          <w:szCs w:val="28"/>
           <w:lang w:val="en-US" w:eastAsia="zh-CN" w:bidi="ar"/>
         </w:rPr>
         <w:t>Một ứng dụng web thông thường gồm ba thành phần chính: giao diện người dùng (client), máy chủ ứng dụng (server) và lớp lưu trữ dữ liệu. Client gửi yêu cầu đến server; server tiếp nhận, kiểm tra và xử lý yêu cầu theo quy tắc nghiệp vụ, sau đó truy xuất hoặc cập nhật dữ liệu khi cần và trả kết quả về client. Cách phân chia này giúp tách biệt phần trình bày, xử lý nghiệp vụ và quản lý dữ liệu.</w:t>
@@ -1404,17 +1443,21 @@
         <w:ind w:leftChars="0"/>
         <w:outlineLvl w:val="1"/>
         <w:rPr>
-          <w:rFonts w:hint="default"/>
+          <w:rFonts w:hint="default" w:ascii="Times New Roman" w:hAnsi="Times New Roman" w:cs="Times New Roman"/>
           <w:b/>
           <w:bCs/>
+          <w:sz w:val="28"/>
+          <w:szCs w:val="28"/>
           <w:lang w:val="en-US"/>
         </w:rPr>
       </w:pPr>
       <w:r>
         <w:rPr>
-          <w:rFonts w:hint="default"/>
+          <w:rFonts w:hint="default" w:ascii="Times New Roman" w:hAnsi="Times New Roman" w:cs="Times New Roman"/>
           <w:b/>
           <w:bCs/>
+          <w:sz w:val="28"/>
+          <w:szCs w:val="28"/>
           <w:lang w:val="en-US"/>
         </w:rPr>
         <w:t>2.3. Kiến trúc Client-Server và phân lớp</w:t>
@@ -1431,6 +1474,9 @@
         <w:ind w:left="0" w:right="0" w:firstLine="680"/>
         <w:jc w:val="both"/>
         <w:rPr>
+          <w:rFonts w:hint="default" w:ascii="Times New Roman" w:hAnsi="Times New Roman" w:cs="Times New Roman"/>
+          <w:sz w:val="28"/>
+          <w:szCs w:val="28"/>
           <w:lang w:val="en-US"/>
         </w:rPr>
       </w:pPr>
@@ -1439,8 +1485,8 @@
           <w:rFonts w:hint="default" w:ascii="Times New Roman" w:hAnsi="Times New Roman" w:eastAsia="Calibri" w:cs="Times New Roman"/>
           <w:color w:val="000000"/>
           <w:kern w:val="0"/>
-          <w:sz w:val="26"/>
-          <w:szCs w:val="22"/>
+          <w:sz w:val="28"/>
+          <w:szCs w:val="28"/>
           <w:lang w:val="en-US" w:eastAsia="zh-CN" w:bidi="ar"/>
         </w:rPr>
         <w:t>Kiến trúc client–server tổ chức hệ thống theo mô hình trong đó client đảm nhiệm tương tác với người dùng, còn server cung cấp dịch vụ và xử lý yêu cầu. Đối với hệ thống quản lý kho, trình duyệt được sử dụng để hiển thị các màn hình nghiệp vụ; máy chủ thực hiện xác thực, kiểm tra quyền, áp dụng quy tắc nhập – xuất và phối hợp thao tác dữ liệu.</w:t>
@@ -1457,6 +1503,9 @@
         <w:ind w:left="0" w:right="0" w:firstLine="680"/>
         <w:jc w:val="both"/>
         <w:rPr>
+          <w:rFonts w:hint="default" w:ascii="Times New Roman" w:hAnsi="Times New Roman" w:cs="Times New Roman"/>
+          <w:sz w:val="28"/>
+          <w:szCs w:val="28"/>
           <w:lang w:val="en-US"/>
         </w:rPr>
       </w:pPr>
@@ -1465,8 +1514,8 @@
           <w:rFonts w:hint="default" w:ascii="Times New Roman" w:hAnsi="Times New Roman" w:eastAsia="Calibri" w:cs="Times New Roman"/>
           <w:color w:val="000000"/>
           <w:kern w:val="0"/>
-          <w:sz w:val="26"/>
-          <w:szCs w:val="22"/>
+          <w:sz w:val="28"/>
+          <w:szCs w:val="28"/>
           <w:lang w:val="en-US" w:eastAsia="zh-CN" w:bidi="ar"/>
         </w:rPr>
         <w:t>Thiết kế phân lớp thường phân chia thành lớp giao diện, lớp nghiệp vụ và lớp dữ liệu. Lớp giao diện tiếp nhận thông tin từ người dùng và hiển thị kết quả. Lớp nghiệp vụ thực hiện kiểm tra dữ liệu, điều kiện giao dịch và các quy tắc của hệ thống. Lớp dữ liệu chịu trách nhiệm truy vấn, lưu trữ và cập nhật thông tin. Phân lớp giúp tăng khả năng bảo trì, kiểm thử và mở rộng ứng dụng.</w:t>
@@ -1486,17 +1535,21 @@
         <w:ind w:leftChars="0"/>
         <w:outlineLvl w:val="1"/>
         <w:rPr>
-          <w:rFonts w:hint="default"/>
+          <w:rFonts w:hint="default" w:ascii="Times New Roman" w:hAnsi="Times New Roman" w:cs="Times New Roman"/>
           <w:b/>
           <w:bCs/>
+          <w:sz w:val="28"/>
+          <w:szCs w:val="28"/>
           <w:lang w:val="en-US"/>
         </w:rPr>
       </w:pPr>
       <w:r>
         <w:rPr>
-          <w:rFonts w:hint="default"/>
+          <w:rFonts w:hint="default" w:ascii="Times New Roman" w:hAnsi="Times New Roman" w:cs="Times New Roman"/>
           <w:b/>
           <w:bCs/>
+          <w:sz w:val="28"/>
+          <w:szCs w:val="28"/>
           <w:lang w:val="en-US"/>
         </w:rPr>
         <w:t>2.4. Các nguyên tắc nghiệp vụ cơ bản trong quản lý kho</w:t>
@@ -1513,6 +1566,9 @@
         <w:ind w:left="0" w:right="0" w:firstLine="680"/>
         <w:jc w:val="both"/>
         <w:rPr>
+          <w:rFonts w:hint="default" w:ascii="Times New Roman" w:hAnsi="Times New Roman" w:cs="Times New Roman"/>
+          <w:sz w:val="28"/>
+          <w:szCs w:val="28"/>
           <w:lang w:val="en-US"/>
         </w:rPr>
       </w:pPr>
@@ -1521,8 +1577,8 @@
           <w:rFonts w:hint="default" w:ascii="Times New Roman" w:hAnsi="Times New Roman" w:eastAsia="Calibri" w:cs="Times New Roman"/>
           <w:color w:val="000000"/>
           <w:kern w:val="0"/>
-          <w:sz w:val="26"/>
-          <w:szCs w:val="22"/>
+          <w:sz w:val="28"/>
+          <w:szCs w:val="28"/>
           <w:lang w:val="en-US" w:eastAsia="zh-CN" w:bidi="ar"/>
         </w:rPr>
         <w:t>Nghiệp vụ nhập kho ghi nhận hàng hóa được tiếp nhận vào kho. Khi phiếu nhập được xác nhận, hệ thống cần cập nhật số lượng tồn tương ứng với sản phẩm và kho nhận. Nghiệp vụ xuất kho ghi nhận hàng hóa được đưa ra khỏi kho; trước khi xác nhận, hệ thống cần kiểm tra số lượng có thể xuất để hạn chế phát sinh tồn kho âm.</w:t>
@@ -1539,6 +1595,9 @@
         <w:ind w:left="0" w:right="0" w:firstLine="680"/>
         <w:jc w:val="both"/>
         <w:rPr>
+          <w:rFonts w:hint="default" w:ascii="Times New Roman" w:hAnsi="Times New Roman" w:cs="Times New Roman"/>
+          <w:sz w:val="28"/>
+          <w:szCs w:val="28"/>
           <w:lang w:val="en-US"/>
         </w:rPr>
       </w:pPr>
@@ -1547,8 +1606,8 @@
           <w:rFonts w:hint="default" w:ascii="Times New Roman" w:hAnsi="Times New Roman" w:eastAsia="Calibri" w:cs="Times New Roman"/>
           <w:color w:val="000000"/>
           <w:kern w:val="0"/>
-          <w:sz w:val="26"/>
-          <w:szCs w:val="22"/>
+          <w:sz w:val="28"/>
+          <w:szCs w:val="28"/>
           <w:lang w:val="en-US" w:eastAsia="zh-CN" w:bidi="ar"/>
         </w:rPr>
         <w:t>Tồn kho là số lượng hàng hóa đang được ghi nhận tại một kho hoặc vị trí lưu trữ ở một thời điểm. Số liệu tồn kho được hình thành từ các giao dịch nhập, xuất và điều chỉnh được phép. Kiểm kê là quá trình đối chiếu số lượng thực tế với số liệu hệ thống, ghi nhận chênh lệch và thực hiện điều chỉnh theo quy trình được phê duyệt. Các nguyên tắc này là căn cứ để xây dựng luồng xử lý nghiệp vụ ở Chương 3.</w:t>
@@ -1568,17 +1627,21 @@
         <w:ind w:leftChars="0"/>
         <w:outlineLvl w:val="1"/>
         <w:rPr>
-          <w:rFonts w:hint="default"/>
+          <w:rFonts w:hint="default" w:ascii="Times New Roman" w:hAnsi="Times New Roman" w:cs="Times New Roman"/>
           <w:b/>
           <w:bCs/>
+          <w:sz w:val="28"/>
+          <w:szCs w:val="28"/>
           <w:lang w:val="en-US"/>
         </w:rPr>
       </w:pPr>
       <w:r>
         <w:rPr>
-          <w:rFonts w:hint="default"/>
+          <w:rFonts w:hint="default" w:ascii="Times New Roman" w:hAnsi="Times New Roman" w:cs="Times New Roman"/>
           <w:b/>
           <w:bCs/>
+          <w:sz w:val="28"/>
+          <w:szCs w:val="28"/>
           <w:lang w:val="en-US"/>
         </w:rPr>
         <w:t>2.5. Kiểm soát truy cập và an toàn ứng dụng</w:t>
@@ -1595,6 +1658,9 @@
         <w:ind w:left="0" w:right="0" w:firstLine="680"/>
         <w:jc w:val="both"/>
         <w:rPr>
+          <w:rFonts w:hint="default" w:ascii="Times New Roman" w:hAnsi="Times New Roman" w:cs="Times New Roman"/>
+          <w:sz w:val="28"/>
+          <w:szCs w:val="28"/>
           <w:lang w:val="en-US"/>
         </w:rPr>
       </w:pPr>
@@ -1603,8 +1669,8 @@
           <w:rFonts w:hint="default" w:ascii="Times New Roman" w:hAnsi="Times New Roman" w:eastAsia="Calibri" w:cs="Times New Roman"/>
           <w:color w:val="000000"/>
           <w:kern w:val="0"/>
-          <w:sz w:val="26"/>
-          <w:szCs w:val="22"/>
+          <w:sz w:val="28"/>
+          <w:szCs w:val="28"/>
           <w:lang w:val="en-US" w:eastAsia="zh-CN" w:bidi="ar"/>
         </w:rPr>
         <w:t>Hệ thống quản lý kho có thể chứa thông tin tài khoản, hàng hóa và giao dịch nên cần có cơ chế xác thực và phân quyền. Xác thực nhằm kiểm tra danh tính người dùng trước khi truy cập. Phân quyền theo vai trò (Role-Based Access Control – RBAC) xác định các chức năng mà từng nhóm người dùng được phép thực hiện, chẳng hạn quản trị hệ thống, quản lý kho và nhân viên.</w:t>
@@ -1621,6 +1687,9 @@
         <w:ind w:left="0" w:right="0" w:firstLine="680"/>
         <w:jc w:val="both"/>
         <w:rPr>
+          <w:rFonts w:hint="default" w:ascii="Times New Roman" w:hAnsi="Times New Roman" w:cs="Times New Roman"/>
+          <w:sz w:val="28"/>
+          <w:szCs w:val="28"/>
           <w:lang w:val="en-US"/>
         </w:rPr>
       </w:pPr>
@@ -1629,8 +1698,8 @@
           <w:rFonts w:hint="default" w:ascii="Times New Roman" w:hAnsi="Times New Roman" w:eastAsia="Calibri" w:cs="Times New Roman"/>
           <w:color w:val="000000"/>
           <w:kern w:val="0"/>
-          <w:sz w:val="26"/>
-          <w:szCs w:val="22"/>
+          <w:sz w:val="28"/>
+          <w:szCs w:val="28"/>
           <w:lang w:val="en-US" w:eastAsia="zh-CN" w:bidi="ar"/>
         </w:rPr>
         <w:t>Các nguyên tắc an toàn cơ bản gồm: không lưu mật khẩu ở dạng văn bản thuần; kiểm tra dữ liệu đầu vào; giới hạn quyền truy cập theo vai trò; bảo vệ các thao tác cập nhật dữ liệu; và ghi nhật ký những hoạt động quan trọng. Nhật ký hoạt động hỗ trợ truy vết khi cần kiểm tra lịch sử thao tác hoặc xử lý sai lệch.</w:t>
@@ -1650,17 +1719,21 @@
         <w:ind w:leftChars="0"/>
         <w:outlineLvl w:val="1"/>
         <w:rPr>
-          <w:rFonts w:hint="default"/>
+          <w:rFonts w:hint="default" w:ascii="Times New Roman" w:hAnsi="Times New Roman" w:cs="Times New Roman"/>
           <w:b/>
           <w:bCs/>
+          <w:sz w:val="28"/>
+          <w:szCs w:val="28"/>
           <w:lang w:val="en-US"/>
         </w:rPr>
       </w:pPr>
       <w:r>
         <w:rPr>
-          <w:rFonts w:hint="default"/>
+          <w:rFonts w:hint="default" w:ascii="Times New Roman" w:hAnsi="Times New Roman" w:cs="Times New Roman"/>
           <w:b/>
           <w:bCs/>
+          <w:sz w:val="28"/>
+          <w:szCs w:val="28"/>
           <w:lang w:val="en-US"/>
         </w:rPr>
         <w:t>2.6. Công nghệ mã nguồn mở trong phát triển ứng dụng</w:t>
@@ -1677,6 +1750,9 @@
         <w:ind w:left="0" w:right="0" w:firstLine="680"/>
         <w:jc w:val="both"/>
         <w:rPr>
+          <w:rFonts w:hint="default" w:ascii="Times New Roman" w:hAnsi="Times New Roman" w:cs="Times New Roman"/>
+          <w:sz w:val="28"/>
+          <w:szCs w:val="28"/>
           <w:lang w:val="en-US"/>
         </w:rPr>
       </w:pPr>
@@ -1685,8 +1761,8 @@
           <w:rFonts w:hint="default" w:ascii="Times New Roman" w:hAnsi="Times New Roman" w:eastAsia="Calibri" w:cs="Times New Roman"/>
           <w:color w:val="000000"/>
           <w:kern w:val="0"/>
-          <w:sz w:val="26"/>
-          <w:szCs w:val="22"/>
+          <w:sz w:val="28"/>
+          <w:szCs w:val="28"/>
           <w:lang w:val="en-US" w:eastAsia="zh-CN" w:bidi="ar"/>
         </w:rPr>
         <w:t>Phần mềm mã nguồn mở là phần mềm được phát hành theo giấy phép cho phép người sử dụng tiếp cận mã nguồn và sử dụng, sửa đổi hoặc phân phối trong phạm vi điều kiện của giấy phép. Việc sử dụng công nghệ mã nguồn mở trong phát triển ứng dụng web có thể giúp giảm chi phí bản quyền, tận dụng hệ sinh thái thư viện và tài liệu, đồng thời hỗ trợ học tập và phát triển theo từng giai đoạn.</w:t>
@@ -1706,8 +1782,8 @@
           <w:rFonts w:hint="default" w:ascii="Times New Roman" w:hAnsi="Times New Roman" w:eastAsia="Calibri" w:cs="Times New Roman"/>
           <w:color w:val="000000"/>
           <w:kern w:val="0"/>
-          <w:sz w:val="26"/>
-          <w:szCs w:val="22"/>
+          <w:sz w:val="28"/>
+          <w:szCs w:val="28"/>
           <w:lang w:val="en-US" w:eastAsia="zh-CN" w:bidi="ar"/>
         </w:rPr>
         <w:sectPr>
@@ -1722,8 +1798,8 @@
           <w:rFonts w:hint="default" w:ascii="Times New Roman" w:hAnsi="Times New Roman" w:eastAsia="Calibri" w:cs="Times New Roman"/>
           <w:color w:val="000000"/>
           <w:kern w:val="0"/>
-          <w:sz w:val="26"/>
-          <w:szCs w:val="22"/>
+          <w:sz w:val="28"/>
+          <w:szCs w:val="28"/>
           <w:lang w:val="en-US" w:eastAsia="zh-CN" w:bidi="ar"/>
         </w:rPr>
         <w:t>Khi lựa chọn công nghệ cho đề tài, cần cân nhắc mức độ phù hợp với yêu cầu nghiệp vụ, khả năng tích hợp, tính phổ biến, tài liệu hỗ trợ, bảo mật và khả năng bảo trì. Việc sử dụng công nghệ cụ thể cần được xác định và mô tả nhất quán trong phần hiện thực hóa hệ thống; không nên xem việc lựa chọn công nghệ là thay thế cho phân tích yêu cầu và thiết kế nghiệp vụ.</w:t>
@@ -2443,7 +2519,9 @@
         <w:spacing w:before="0" w:beforeAutospacing="0" w:line="360" w:lineRule="auto"/>
         <w:ind w:left="0" w:right="0" w:firstLine="720" w:firstLineChars="0"/>
         <w:rPr>
-          <w:rFonts w:hint="default" w:ascii="sans-serif" w:hAnsi="sans-serif" w:eastAsia="sans-serif" w:cs="sans-serif"/>
+          <w:rFonts w:hint="default" w:ascii="Times New Roman" w:hAnsi="Times New Roman" w:eastAsia="sans-serif" w:cs="Times New Roman"/>
+          <w:sz w:val="28"/>
+          <w:szCs w:val="28"/>
         </w:rPr>
       </w:pPr>
       <w:r>
@@ -2466,7 +2544,9 @@
       </w:r>
       <w:r>
         <w:rPr>
-          <w:rFonts w:hint="default" w:ascii="sans-serif" w:hAnsi="sans-serif" w:eastAsia="sans-serif" w:cs="sans-serif"/>
+          <w:rFonts w:hint="default" w:ascii="Times New Roman" w:hAnsi="Times New Roman" w:eastAsia="sans-serif" w:cs="Times New Roman"/>
+          <w:sz w:val="28"/>
+          <w:szCs w:val="28"/>
         </w:rPr>
         <w:t xml:space="preserve"> </w:t>
       </w:r>
@@ -2482,7 +2562,7 @@
         <w:ind w:left="0" w:right="0"/>
         <w:jc w:val="center"/>
         <w:rPr>
-          <w:rFonts w:hint="default" w:ascii="sans-serif" w:hAnsi="sans-serif" w:eastAsia="sans-serif" w:cs="sans-serif"/>
+          <w:rFonts w:hint="default" w:ascii="Times New Roman" w:hAnsi="Times New Roman" w:eastAsia="sans-serif" w:cs="Times New Roman"/>
           <w:sz w:val="28"/>
           <w:szCs w:val="28"/>
         </w:rPr>
@@ -2498,7 +2578,7 @@
       </w:r>
       <w:r>
         <w:rPr>
-          <w:rFonts w:hint="default" w:cs="Times New Roman"/>
+          <w:rFonts w:hint="default" w:ascii="Times New Roman" w:hAnsi="Times New Roman" w:cs="Times New Roman"/>
           <w:sz w:val="28"/>
           <w:szCs w:val="28"/>
           <w:lang w:val="en-US"/>
@@ -4050,7 +4130,6 @@
             <w:insideH w:val="single" w:color="auto" w:sz="4" w:space="0"/>
             <w:insideV w:val="single" w:color="auto" w:sz="4" w:space="0"/>
           </w:tblBorders>
-          <w:shd w:val="clear" w:color="auto" w:fill="auto"/>
           <w:tblCellMar>
             <w:top w:w="15" w:type="dxa"/>
             <w:left w:w="15" w:type="dxa"/>
@@ -4311,7 +4390,6 @@
             <w:insideH w:val="single" w:color="auto" w:sz="4" w:space="0"/>
             <w:insideV w:val="single" w:color="auto" w:sz="4" w:space="0"/>
           </w:tblBorders>
-          <w:shd w:val="clear" w:color="auto" w:fill="auto"/>
           <w:tblCellMar>
             <w:top w:w="15" w:type="dxa"/>
             <w:left w:w="15" w:type="dxa"/>
@@ -10304,7 +10382,7 @@
       </w:r>
       <w:r>
         <w:rPr>
-          <w:rFonts w:hint="default" w:cs="Times New Roman" w:eastAsiaTheme="majorEastAsia"/>
+          <w:rFonts w:hint="default" w:ascii="Times New Roman" w:hAnsi="Times New Roman" w:cs="Times New Roman" w:eastAsiaTheme="majorEastAsia"/>
           <w:b w:val="0"/>
           <w:bCs w:val="0"/>
           <w:sz w:val="28"/>
@@ -10863,13 +10941,11 @@
           <w:rFonts w:hint="default" w:ascii="Times New Roman" w:hAnsi="Times New Roman" w:eastAsia="Calibri" w:cs="Times New Roman"/>
           <w:color w:val="000000"/>
           <w:kern w:val="0"/>
-          <w:sz w:val="26"/>
-          <w:szCs w:val="22"/>
+          <w:sz w:val="28"/>
+          <w:szCs w:val="28"/>
           <w:lang w:val="en-US" w:eastAsia="zh-CN" w:bidi="ar"/>
         </w:rPr>
       </w:pPr>
-      <w:bookmarkStart w:id="0" w:name="_GoBack"/>
-      <w:bookmarkEnd w:id="0"/>
     </w:p>
     <w:p>
       <w:pPr>
@@ -10885,7 +10961,9 @@
         <w:ind w:leftChars="0"/>
         <w:outlineLvl w:val="9"/>
         <w:rPr>
-          <w:rFonts w:hint="default"/>
+          <w:rFonts w:hint="default" w:ascii="Times New Roman" w:hAnsi="Times New Roman" w:cs="Times New Roman"/>
+          <w:sz w:val="28"/>
+          <w:szCs w:val="28"/>
           <w:lang w:val="en-US"/>
         </w:rPr>
       </w:pPr>

--- a/docx/110122189.docx
+++ b/docx/110122189.docx
@@ -877,8 +877,12 @@
           <w:bottom w:val="none" w:color="auto" w:sz="0" w:space="0"/>
           <w:right w:val="none" w:color="auto" w:sz="0" w:space="0"/>
         </w:pBdr>
+        <w:jc w:val="center"/>
+        <w:outlineLvl w:val="0"/>
         <w:rPr>
           <w:rFonts w:hint="default" w:ascii="Times New Roman" w:hAnsi="Times New Roman" w:cs="Times New Roman"/>
+          <w:b/>
+          <w:bCs/>
           <w:sz w:val="28"/>
           <w:szCs w:val="28"/>
           <w:lang w:val="en-US"/>
@@ -887,11 +891,13 @@
       <w:r>
         <w:rPr>
           <w:rFonts w:hint="default" w:ascii="Times New Roman" w:hAnsi="Times New Roman" w:cs="Times New Roman"/>
+          <w:b/>
+          <w:bCs/>
           <w:sz w:val="28"/>
           <w:szCs w:val="28"/>
           <w:lang w:val="en-US"/>
         </w:rPr>
-        <w:t>LỜI  CẢM ƠN</w:t>
+        <w:t>LỜI CẢM ƠN</w:t>
       </w:r>
     </w:p>
     <w:p>
@@ -902,6 +908,7 @@
           <w:bottom w:val="none" w:color="auto" w:sz="0" w:space="0"/>
           <w:right w:val="none" w:color="auto" w:sz="0" w:space="0"/>
         </w:pBdr>
+        <w:jc w:val="center"/>
         <w:rPr>
           <w:rFonts w:hint="default" w:ascii="Times New Roman" w:hAnsi="Times New Roman" w:cs="Times New Roman"/>
           <w:sz w:val="28"/>
@@ -1228,6 +1235,8 @@
         <w:outlineLvl w:val="0"/>
         <w:rPr>
           <w:rFonts w:hint="default" w:ascii="Times New Roman" w:hAnsi="Times New Roman" w:cs="Times New Roman"/>
+          <w:b/>
+          <w:bCs/>
           <w:sz w:val="28"/>
           <w:szCs w:val="28"/>
           <w:lang w:val="en-US"/>
@@ -1236,6 +1245,8 @@
       <w:r>
         <w:rPr>
           <w:rFonts w:hint="default" w:ascii="Times New Roman" w:hAnsi="Times New Roman" w:cs="Times New Roman"/>
+          <w:b/>
+          <w:bCs/>
           <w:sz w:val="28"/>
           <w:szCs w:val="28"/>
           <w:lang w:val="en-US"/>
@@ -1813,8 +1824,11 @@
         <w:spacing w:before="120" w:beforeAutospacing="0" w:after="120" w:afterAutospacing="0" w:line="360" w:lineRule="auto"/>
         <w:ind w:right="0"/>
         <w:jc w:val="both"/>
+        <w:outlineLvl w:val="1"/>
         <w:rPr>
           <w:rFonts w:hint="default" w:eastAsia="Calibri" w:cs="Times New Roman"/>
+          <w:b/>
+          <w:bCs/>
           <w:color w:val="000000"/>
           <w:kern w:val="0"/>
           <w:sz w:val="28"/>
@@ -1825,6 +1839,8 @@
       <w:r>
         <w:rPr>
           <w:rFonts w:hint="default" w:eastAsia="Calibri" w:cs="Times New Roman"/>
+          <w:b/>
+          <w:bCs/>
           <w:color w:val="000000"/>
           <w:kern w:val="0"/>
           <w:sz w:val="28"/>
@@ -1844,8 +1860,11 @@
         <w:spacing w:before="120" w:beforeAutospacing="0" w:after="120" w:afterAutospacing="0" w:line="360" w:lineRule="auto"/>
         <w:ind w:right="0"/>
         <w:jc w:val="both"/>
+        <w:outlineLvl w:val="2"/>
         <w:rPr>
           <w:rFonts w:hint="default" w:ascii="Times New Roman" w:hAnsi="Times New Roman" w:cs="Times New Roman"/>
+          <w:b/>
+          <w:bCs/>
           <w:sz w:val="28"/>
           <w:szCs w:val="28"/>
           <w:lang w:val="vi-VN"/>
@@ -1854,6 +1873,8 @@
       <w:r>
         <w:rPr>
           <w:rFonts w:hint="default" w:eastAsia="Calibri" w:cs="Times New Roman"/>
+          <w:b/>
+          <w:bCs/>
           <w:color w:val="000000"/>
           <w:kern w:val="0"/>
           <w:sz w:val="28"/>
@@ -1865,6 +1886,8 @@
       <w:r>
         <w:rPr>
           <w:rFonts w:hint="default" w:ascii="Times New Roman" w:hAnsi="Times New Roman" w:cs="Times New Roman"/>
+          <w:b/>
+          <w:bCs/>
           <w:sz w:val="28"/>
           <w:szCs w:val="28"/>
           <w:lang w:val="vi-VN"/>
@@ -1972,6 +1995,14 @@
       </w:tblGrid>
       <w:tr>
         <w:tblPrEx>
+          <w:tblBorders>
+            <w:top w:val="single" w:color="000000" w:themeColor="text1" w:sz="4" w:space="0"/>
+            <w:left w:val="single" w:color="000000" w:themeColor="text1" w:sz="4" w:space="0"/>
+            <w:bottom w:val="single" w:color="000000" w:themeColor="text1" w:sz="4" w:space="0"/>
+            <w:right w:val="single" w:color="000000" w:themeColor="text1" w:sz="4" w:space="0"/>
+            <w:insideH w:val="single" w:color="000000" w:themeColor="text1" w:sz="4" w:space="0"/>
+            <w:insideV w:val="single" w:color="000000" w:themeColor="text1" w:sz="4" w:space="0"/>
+          </w:tblBorders>
           <w:tblCellMar>
             <w:top w:w="0" w:type="dxa"/>
             <w:left w:w="108" w:type="dxa"/>
@@ -1989,7 +2020,12 @@
           </w:tcPr>
           <w:p>
             <w:pPr>
-              <w:spacing w:before="20" w:after="20" w:line="360" w:lineRule="auto"/>
+              <w:keepNext w:val="0"/>
+              <w:keepLines w:val="0"/>
+              <w:widowControl/>
+              <w:suppressLineNumbers w:val="0"/>
+              <w:spacing w:before="20" w:beforeAutospacing="0" w:after="20" w:afterAutospacing="0" w:line="360" w:lineRule="auto"/>
+              <w:ind w:left="0" w:right="0"/>
               <w:jc w:val="center"/>
               <w:rPr>
                 <w:rFonts w:hint="default" w:ascii="Times New Roman" w:hAnsi="Times New Roman" w:cs="Times New Roman"/>
@@ -2016,7 +2052,12 @@
           </w:tcPr>
           <w:p>
             <w:pPr>
-              <w:spacing w:before="20" w:after="20" w:line="360" w:lineRule="auto"/>
+              <w:keepNext w:val="0"/>
+              <w:keepLines w:val="0"/>
+              <w:widowControl/>
+              <w:suppressLineNumbers w:val="0"/>
+              <w:spacing w:before="20" w:beforeAutospacing="0" w:after="20" w:afterAutospacing="0" w:line="360" w:lineRule="auto"/>
+              <w:ind w:left="0" w:right="0"/>
               <w:jc w:val="center"/>
               <w:rPr>
                 <w:rFonts w:hint="default" w:ascii="Times New Roman" w:hAnsi="Times New Roman" w:cs="Times New Roman"/>
@@ -2043,7 +2084,12 @@
           </w:tcPr>
           <w:p>
             <w:pPr>
-              <w:spacing w:before="20" w:after="20" w:line="360" w:lineRule="auto"/>
+              <w:keepNext w:val="0"/>
+              <w:keepLines w:val="0"/>
+              <w:widowControl/>
+              <w:suppressLineNumbers w:val="0"/>
+              <w:spacing w:before="20" w:beforeAutospacing="0" w:after="20" w:afterAutospacing="0" w:line="360" w:lineRule="auto"/>
+              <w:ind w:left="0" w:right="0"/>
               <w:jc w:val="center"/>
               <w:rPr>
                 <w:rFonts w:hint="default" w:ascii="Times New Roman" w:hAnsi="Times New Roman" w:cs="Times New Roman"/>
@@ -2070,7 +2116,12 @@
           </w:tcPr>
           <w:p>
             <w:pPr>
-              <w:spacing w:before="20" w:after="20" w:line="360" w:lineRule="auto"/>
+              <w:keepNext w:val="0"/>
+              <w:keepLines w:val="0"/>
+              <w:widowControl/>
+              <w:suppressLineNumbers w:val="0"/>
+              <w:spacing w:before="20" w:beforeAutospacing="0" w:after="20" w:afterAutospacing="0" w:line="360" w:lineRule="auto"/>
+              <w:ind w:left="0" w:right="0"/>
               <w:jc w:val="center"/>
               <w:rPr>
                 <w:rFonts w:hint="default" w:ascii="Times New Roman" w:hAnsi="Times New Roman" w:cs="Times New Roman"/>
@@ -2097,7 +2148,12 @@
           </w:tcPr>
           <w:p>
             <w:pPr>
-              <w:spacing w:before="20" w:after="20" w:line="360" w:lineRule="auto"/>
+              <w:keepNext w:val="0"/>
+              <w:keepLines w:val="0"/>
+              <w:widowControl/>
+              <w:suppressLineNumbers w:val="0"/>
+              <w:spacing w:before="20" w:beforeAutospacing="0" w:after="20" w:afterAutospacing="0" w:line="360" w:lineRule="auto"/>
+              <w:ind w:left="0" w:right="0"/>
               <w:jc w:val="center"/>
               <w:rPr>
                 <w:rFonts w:hint="default" w:ascii="Times New Roman" w:hAnsi="Times New Roman" w:cs="Times New Roman"/>
@@ -2142,7 +2198,12 @@
           </w:tcPr>
           <w:p>
             <w:pPr>
-              <w:spacing w:before="20" w:after="20" w:line="360" w:lineRule="auto"/>
+              <w:keepNext w:val="0"/>
+              <w:keepLines w:val="0"/>
+              <w:widowControl/>
+              <w:suppressLineNumbers w:val="0"/>
+              <w:spacing w:before="20" w:beforeAutospacing="0" w:after="20" w:afterAutospacing="0" w:line="360" w:lineRule="auto"/>
+              <w:ind w:left="0" w:right="0"/>
               <w:jc w:val="center"/>
               <w:rPr>
                 <w:rFonts w:hint="default" w:ascii="Times New Roman" w:hAnsi="Times New Roman" w:cs="Times New Roman"/>
@@ -2167,7 +2228,12 @@
           </w:tcPr>
           <w:p>
             <w:pPr>
-              <w:spacing w:before="20" w:after="20" w:line="360" w:lineRule="auto"/>
+              <w:keepNext w:val="0"/>
+              <w:keepLines w:val="0"/>
+              <w:widowControl/>
+              <w:suppressLineNumbers w:val="0"/>
+              <w:spacing w:before="20" w:beforeAutospacing="0" w:after="20" w:afterAutospacing="0" w:line="360" w:lineRule="auto"/>
+              <w:ind w:left="0" w:right="0"/>
               <w:rPr>
                 <w:rFonts w:hint="default" w:ascii="Times New Roman" w:hAnsi="Times New Roman" w:cs="Times New Roman"/>
                 <w:sz w:val="28"/>
@@ -2191,7 +2257,12 @@
           </w:tcPr>
           <w:p>
             <w:pPr>
-              <w:spacing w:before="20" w:after="20" w:line="360" w:lineRule="auto"/>
+              <w:keepNext w:val="0"/>
+              <w:keepLines w:val="0"/>
+              <w:widowControl/>
+              <w:suppressLineNumbers w:val="0"/>
+              <w:spacing w:before="20" w:beforeAutospacing="0" w:after="20" w:afterAutospacing="0" w:line="360" w:lineRule="auto"/>
+              <w:ind w:left="0" w:right="0"/>
               <w:rPr>
                 <w:rFonts w:hint="default" w:ascii="Times New Roman" w:hAnsi="Times New Roman" w:cs="Times New Roman"/>
                 <w:sz w:val="28"/>
@@ -2215,7 +2286,12 @@
           </w:tcPr>
           <w:p>
             <w:pPr>
-              <w:spacing w:before="20" w:after="20" w:line="360" w:lineRule="auto"/>
+              <w:keepNext w:val="0"/>
+              <w:keepLines w:val="0"/>
+              <w:widowControl/>
+              <w:suppressLineNumbers w:val="0"/>
+              <w:spacing w:before="20" w:beforeAutospacing="0" w:after="20" w:afterAutospacing="0" w:line="360" w:lineRule="auto"/>
+              <w:ind w:left="0" w:right="0"/>
               <w:rPr>
                 <w:rFonts w:hint="default" w:ascii="Times New Roman" w:hAnsi="Times New Roman" w:cs="Times New Roman"/>
                 <w:sz w:val="28"/>
@@ -2239,7 +2315,12 @@
           </w:tcPr>
           <w:p>
             <w:pPr>
-              <w:spacing w:before="20" w:after="20" w:line="360" w:lineRule="auto"/>
+              <w:keepNext w:val="0"/>
+              <w:keepLines w:val="0"/>
+              <w:widowControl/>
+              <w:suppressLineNumbers w:val="0"/>
+              <w:spacing w:before="20" w:beforeAutospacing="0" w:after="20" w:afterAutospacing="0" w:line="360" w:lineRule="auto"/>
+              <w:ind w:left="0" w:right="0"/>
               <w:rPr>
                 <w:rFonts w:hint="default" w:ascii="Times New Roman" w:hAnsi="Times New Roman" w:cs="Times New Roman"/>
                 <w:sz w:val="28"/>
@@ -2281,7 +2362,12 @@
           </w:tcPr>
           <w:p>
             <w:pPr>
-              <w:spacing w:before="20" w:after="20" w:line="360" w:lineRule="auto"/>
+              <w:keepNext w:val="0"/>
+              <w:keepLines w:val="0"/>
+              <w:widowControl/>
+              <w:suppressLineNumbers w:val="0"/>
+              <w:spacing w:before="20" w:beforeAutospacing="0" w:after="20" w:afterAutospacing="0" w:line="360" w:lineRule="auto"/>
+              <w:ind w:left="0" w:right="0"/>
               <w:jc w:val="center"/>
               <w:rPr>
                 <w:rFonts w:hint="default" w:ascii="Times New Roman" w:hAnsi="Times New Roman" w:cs="Times New Roman"/>
@@ -2306,7 +2392,12 @@
           </w:tcPr>
           <w:p>
             <w:pPr>
-              <w:spacing w:before="20" w:after="20" w:line="360" w:lineRule="auto"/>
+              <w:keepNext w:val="0"/>
+              <w:keepLines w:val="0"/>
+              <w:widowControl/>
+              <w:suppressLineNumbers w:val="0"/>
+              <w:spacing w:before="20" w:beforeAutospacing="0" w:after="20" w:afterAutospacing="0" w:line="360" w:lineRule="auto"/>
+              <w:ind w:left="0" w:right="0"/>
               <w:rPr>
                 <w:rFonts w:hint="default" w:ascii="Times New Roman" w:hAnsi="Times New Roman" w:cs="Times New Roman"/>
                 <w:sz w:val="28"/>
@@ -2330,7 +2421,12 @@
           </w:tcPr>
           <w:p>
             <w:pPr>
-              <w:spacing w:before="20" w:after="20" w:line="360" w:lineRule="auto"/>
+              <w:keepNext w:val="0"/>
+              <w:keepLines w:val="0"/>
+              <w:widowControl/>
+              <w:suppressLineNumbers w:val="0"/>
+              <w:spacing w:before="20" w:beforeAutospacing="0" w:after="20" w:afterAutospacing="0" w:line="360" w:lineRule="auto"/>
+              <w:ind w:left="0" w:right="0"/>
               <w:rPr>
                 <w:rFonts w:hint="default" w:ascii="Times New Roman" w:hAnsi="Times New Roman" w:cs="Times New Roman"/>
                 <w:sz w:val="28"/>
@@ -2354,7 +2450,12 @@
           </w:tcPr>
           <w:p>
             <w:pPr>
-              <w:spacing w:before="20" w:after="20" w:line="360" w:lineRule="auto"/>
+              <w:keepNext w:val="0"/>
+              <w:keepLines w:val="0"/>
+              <w:widowControl/>
+              <w:suppressLineNumbers w:val="0"/>
+              <w:spacing w:before="20" w:beforeAutospacing="0" w:after="20" w:afterAutospacing="0" w:line="360" w:lineRule="auto"/>
+              <w:ind w:left="0" w:right="0"/>
               <w:rPr>
                 <w:rFonts w:hint="default" w:ascii="Times New Roman" w:hAnsi="Times New Roman" w:cs="Times New Roman"/>
                 <w:sz w:val="28"/>
@@ -2378,7 +2479,12 @@
           </w:tcPr>
           <w:p>
             <w:pPr>
-              <w:spacing w:before="20" w:after="20" w:line="360" w:lineRule="auto"/>
+              <w:keepNext w:val="0"/>
+              <w:keepLines w:val="0"/>
+              <w:widowControl/>
+              <w:suppressLineNumbers w:val="0"/>
+              <w:spacing w:before="20" w:beforeAutospacing="0" w:after="20" w:afterAutospacing="0" w:line="360" w:lineRule="auto"/>
+              <w:ind w:left="0" w:right="0"/>
               <w:rPr>
                 <w:rFonts w:hint="default" w:ascii="Times New Roman" w:hAnsi="Times New Roman" w:cs="Times New Roman"/>
                 <w:sz w:val="28"/>
@@ -2420,7 +2526,12 @@
           </w:tcPr>
           <w:p>
             <w:pPr>
-              <w:spacing w:before="20" w:after="20" w:line="360" w:lineRule="auto"/>
+              <w:keepNext w:val="0"/>
+              <w:keepLines w:val="0"/>
+              <w:widowControl/>
+              <w:suppressLineNumbers w:val="0"/>
+              <w:spacing w:before="20" w:beforeAutospacing="0" w:after="20" w:afterAutospacing="0" w:line="360" w:lineRule="auto"/>
+              <w:ind w:left="0" w:right="0"/>
               <w:jc w:val="center"/>
               <w:rPr>
                 <w:rFonts w:hint="default" w:ascii="Times New Roman" w:hAnsi="Times New Roman" w:cs="Times New Roman"/>
@@ -2445,7 +2556,12 @@
           </w:tcPr>
           <w:p>
             <w:pPr>
-              <w:spacing w:before="20" w:after="20" w:line="360" w:lineRule="auto"/>
+              <w:keepNext w:val="0"/>
+              <w:keepLines w:val="0"/>
+              <w:widowControl/>
+              <w:suppressLineNumbers w:val="0"/>
+              <w:spacing w:before="20" w:beforeAutospacing="0" w:after="20" w:afterAutospacing="0" w:line="360" w:lineRule="auto"/>
+              <w:ind w:left="0" w:right="0"/>
               <w:rPr>
                 <w:rFonts w:hint="default" w:ascii="Times New Roman" w:hAnsi="Times New Roman" w:cs="Times New Roman"/>
                 <w:sz w:val="28"/>
@@ -2469,7 +2585,12 @@
           </w:tcPr>
           <w:p>
             <w:pPr>
-              <w:spacing w:before="20" w:after="20" w:line="360" w:lineRule="auto"/>
+              <w:keepNext w:val="0"/>
+              <w:keepLines w:val="0"/>
+              <w:widowControl/>
+              <w:suppressLineNumbers w:val="0"/>
+              <w:spacing w:before="20" w:beforeAutospacing="0" w:after="20" w:afterAutospacing="0" w:line="360" w:lineRule="auto"/>
+              <w:ind w:left="0" w:right="0"/>
               <w:rPr>
                 <w:rFonts w:hint="default" w:ascii="Times New Roman" w:hAnsi="Times New Roman" w:cs="Times New Roman"/>
                 <w:sz w:val="28"/>
@@ -2493,7 +2614,12 @@
           </w:tcPr>
           <w:p>
             <w:pPr>
-              <w:spacing w:before="20" w:after="20" w:line="360" w:lineRule="auto"/>
+              <w:keepNext w:val="0"/>
+              <w:keepLines w:val="0"/>
+              <w:widowControl/>
+              <w:suppressLineNumbers w:val="0"/>
+              <w:spacing w:before="20" w:beforeAutospacing="0" w:after="20" w:afterAutospacing="0" w:line="360" w:lineRule="auto"/>
+              <w:ind w:left="0" w:right="0"/>
               <w:rPr>
                 <w:rFonts w:hint="default" w:ascii="Times New Roman" w:hAnsi="Times New Roman" w:cs="Times New Roman"/>
                 <w:sz w:val="28"/>
@@ -2517,7 +2643,12 @@
           </w:tcPr>
           <w:p>
             <w:pPr>
-              <w:spacing w:before="20" w:after="20" w:line="360" w:lineRule="auto"/>
+              <w:keepNext w:val="0"/>
+              <w:keepLines w:val="0"/>
+              <w:widowControl/>
+              <w:suppressLineNumbers w:val="0"/>
+              <w:spacing w:before="20" w:beforeAutospacing="0" w:after="20" w:afterAutospacing="0" w:line="360" w:lineRule="auto"/>
+              <w:ind w:left="0" w:right="0"/>
               <w:rPr>
                 <w:rFonts w:hint="default" w:ascii="Times New Roman" w:hAnsi="Times New Roman" w:cs="Times New Roman"/>
                 <w:sz w:val="28"/>
@@ -2559,7 +2690,12 @@
           </w:tcPr>
           <w:p>
             <w:pPr>
-              <w:spacing w:before="20" w:after="20" w:line="360" w:lineRule="auto"/>
+              <w:keepNext w:val="0"/>
+              <w:keepLines w:val="0"/>
+              <w:widowControl/>
+              <w:suppressLineNumbers w:val="0"/>
+              <w:spacing w:before="20" w:beforeAutospacing="0" w:after="20" w:afterAutospacing="0" w:line="360" w:lineRule="auto"/>
+              <w:ind w:left="0" w:right="0"/>
               <w:jc w:val="center"/>
               <w:rPr>
                 <w:rFonts w:hint="default" w:ascii="Times New Roman" w:hAnsi="Times New Roman" w:cs="Times New Roman"/>
@@ -2584,7 +2720,12 @@
           </w:tcPr>
           <w:p>
             <w:pPr>
-              <w:spacing w:before="20" w:after="20" w:line="360" w:lineRule="auto"/>
+              <w:keepNext w:val="0"/>
+              <w:keepLines w:val="0"/>
+              <w:widowControl/>
+              <w:suppressLineNumbers w:val="0"/>
+              <w:spacing w:before="20" w:beforeAutospacing="0" w:after="20" w:afterAutospacing="0" w:line="360" w:lineRule="auto"/>
+              <w:ind w:left="0" w:right="0"/>
               <w:rPr>
                 <w:rFonts w:hint="default" w:ascii="Times New Roman" w:hAnsi="Times New Roman" w:cs="Times New Roman"/>
                 <w:sz w:val="28"/>
@@ -2608,7 +2749,12 @@
           </w:tcPr>
           <w:p>
             <w:pPr>
-              <w:spacing w:before="20" w:after="20" w:line="360" w:lineRule="auto"/>
+              <w:keepNext w:val="0"/>
+              <w:keepLines w:val="0"/>
+              <w:widowControl/>
+              <w:suppressLineNumbers w:val="0"/>
+              <w:spacing w:before="20" w:beforeAutospacing="0" w:after="20" w:afterAutospacing="0" w:line="360" w:lineRule="auto"/>
+              <w:ind w:left="0" w:right="0"/>
               <w:rPr>
                 <w:rFonts w:hint="default" w:ascii="Times New Roman" w:hAnsi="Times New Roman" w:cs="Times New Roman"/>
                 <w:sz w:val="28"/>
@@ -2632,7 +2778,12 @@
           </w:tcPr>
           <w:p>
             <w:pPr>
-              <w:spacing w:before="20" w:after="20" w:line="360" w:lineRule="auto"/>
+              <w:keepNext w:val="0"/>
+              <w:keepLines w:val="0"/>
+              <w:widowControl/>
+              <w:suppressLineNumbers w:val="0"/>
+              <w:spacing w:before="20" w:beforeAutospacing="0" w:after="20" w:afterAutospacing="0" w:line="360" w:lineRule="auto"/>
+              <w:ind w:left="0" w:right="0"/>
               <w:rPr>
                 <w:rFonts w:hint="default" w:ascii="Times New Roman" w:hAnsi="Times New Roman" w:cs="Times New Roman"/>
                 <w:sz w:val="28"/>
@@ -2656,7 +2807,12 @@
           </w:tcPr>
           <w:p>
             <w:pPr>
-              <w:spacing w:before="20" w:after="20" w:line="360" w:lineRule="auto"/>
+              <w:keepNext w:val="0"/>
+              <w:keepLines w:val="0"/>
+              <w:widowControl/>
+              <w:suppressLineNumbers w:val="0"/>
+              <w:spacing w:before="20" w:beforeAutospacing="0" w:after="20" w:afterAutospacing="0" w:line="360" w:lineRule="auto"/>
+              <w:ind w:left="0" w:right="0"/>
               <w:rPr>
                 <w:rFonts w:hint="default" w:ascii="Times New Roman" w:hAnsi="Times New Roman" w:cs="Times New Roman"/>
                 <w:sz w:val="28"/>
@@ -2698,7 +2854,12 @@
           </w:tcPr>
           <w:p>
             <w:pPr>
-              <w:spacing w:before="20" w:after="20" w:line="360" w:lineRule="auto"/>
+              <w:keepNext w:val="0"/>
+              <w:keepLines w:val="0"/>
+              <w:widowControl/>
+              <w:suppressLineNumbers w:val="0"/>
+              <w:spacing w:before="20" w:beforeAutospacing="0" w:after="20" w:afterAutospacing="0" w:line="360" w:lineRule="auto"/>
+              <w:ind w:left="0" w:right="0"/>
               <w:jc w:val="center"/>
               <w:rPr>
                 <w:rFonts w:hint="default" w:ascii="Times New Roman" w:hAnsi="Times New Roman" w:cs="Times New Roman"/>
@@ -2723,7 +2884,12 @@
           </w:tcPr>
           <w:p>
             <w:pPr>
-              <w:spacing w:before="20" w:after="20" w:line="360" w:lineRule="auto"/>
+              <w:keepNext w:val="0"/>
+              <w:keepLines w:val="0"/>
+              <w:widowControl/>
+              <w:suppressLineNumbers w:val="0"/>
+              <w:spacing w:before="20" w:beforeAutospacing="0" w:after="20" w:afterAutospacing="0" w:line="360" w:lineRule="auto"/>
+              <w:ind w:left="0" w:right="0"/>
               <w:rPr>
                 <w:rFonts w:hint="default" w:ascii="Times New Roman" w:hAnsi="Times New Roman" w:cs="Times New Roman"/>
                 <w:sz w:val="28"/>
@@ -2747,7 +2913,12 @@
           </w:tcPr>
           <w:p>
             <w:pPr>
-              <w:spacing w:before="20" w:after="20" w:line="360" w:lineRule="auto"/>
+              <w:keepNext w:val="0"/>
+              <w:keepLines w:val="0"/>
+              <w:widowControl/>
+              <w:suppressLineNumbers w:val="0"/>
+              <w:spacing w:before="20" w:beforeAutospacing="0" w:after="20" w:afterAutospacing="0" w:line="360" w:lineRule="auto"/>
+              <w:ind w:left="0" w:right="0"/>
               <w:rPr>
                 <w:rFonts w:hint="default" w:ascii="Times New Roman" w:hAnsi="Times New Roman" w:cs="Times New Roman"/>
                 <w:sz w:val="28"/>
@@ -2771,7 +2942,12 @@
           </w:tcPr>
           <w:p>
             <w:pPr>
-              <w:spacing w:before="20" w:after="20" w:line="360" w:lineRule="auto"/>
+              <w:keepNext w:val="0"/>
+              <w:keepLines w:val="0"/>
+              <w:widowControl/>
+              <w:suppressLineNumbers w:val="0"/>
+              <w:spacing w:before="20" w:beforeAutospacing="0" w:after="20" w:afterAutospacing="0" w:line="360" w:lineRule="auto"/>
+              <w:ind w:left="0" w:right="0"/>
               <w:rPr>
                 <w:rFonts w:hint="default" w:ascii="Times New Roman" w:hAnsi="Times New Roman" w:cs="Times New Roman"/>
                 <w:sz w:val="28"/>
@@ -2795,7 +2971,12 @@
           </w:tcPr>
           <w:p>
             <w:pPr>
-              <w:spacing w:before="20" w:after="20" w:line="360" w:lineRule="auto"/>
+              <w:keepNext w:val="0"/>
+              <w:keepLines w:val="0"/>
+              <w:widowControl/>
+              <w:suppressLineNumbers w:val="0"/>
+              <w:spacing w:before="20" w:beforeAutospacing="0" w:after="20" w:afterAutospacing="0" w:line="360" w:lineRule="auto"/>
+              <w:ind w:left="0" w:right="0"/>
               <w:rPr>
                 <w:rFonts w:hint="default" w:ascii="Times New Roman" w:hAnsi="Times New Roman" w:cs="Times New Roman"/>
                 <w:sz w:val="28"/>
@@ -2837,7 +3018,12 @@
           </w:tcPr>
           <w:p>
             <w:pPr>
-              <w:spacing w:before="20" w:after="20" w:line="360" w:lineRule="auto"/>
+              <w:keepNext w:val="0"/>
+              <w:keepLines w:val="0"/>
+              <w:widowControl/>
+              <w:suppressLineNumbers w:val="0"/>
+              <w:spacing w:before="20" w:beforeAutospacing="0" w:after="20" w:afterAutospacing="0" w:line="360" w:lineRule="auto"/>
+              <w:ind w:left="0" w:right="0"/>
               <w:jc w:val="center"/>
               <w:rPr>
                 <w:rFonts w:hint="default" w:ascii="Times New Roman" w:hAnsi="Times New Roman" w:cs="Times New Roman"/>
@@ -2862,7 +3048,12 @@
           </w:tcPr>
           <w:p>
             <w:pPr>
-              <w:spacing w:before="20" w:after="20" w:line="360" w:lineRule="auto"/>
+              <w:keepNext w:val="0"/>
+              <w:keepLines w:val="0"/>
+              <w:widowControl/>
+              <w:suppressLineNumbers w:val="0"/>
+              <w:spacing w:before="20" w:beforeAutospacing="0" w:after="20" w:afterAutospacing="0" w:line="360" w:lineRule="auto"/>
+              <w:ind w:left="0" w:right="0"/>
               <w:rPr>
                 <w:rFonts w:hint="default" w:ascii="Times New Roman" w:hAnsi="Times New Roman" w:cs="Times New Roman"/>
                 <w:sz w:val="28"/>
@@ -2886,7 +3077,12 @@
           </w:tcPr>
           <w:p>
             <w:pPr>
-              <w:spacing w:before="20" w:after="20" w:line="360" w:lineRule="auto"/>
+              <w:keepNext w:val="0"/>
+              <w:keepLines w:val="0"/>
+              <w:widowControl/>
+              <w:suppressLineNumbers w:val="0"/>
+              <w:spacing w:before="20" w:beforeAutospacing="0" w:after="20" w:afterAutospacing="0" w:line="360" w:lineRule="auto"/>
+              <w:ind w:left="0" w:right="0"/>
               <w:rPr>
                 <w:rFonts w:hint="default" w:ascii="Times New Roman" w:hAnsi="Times New Roman" w:cs="Times New Roman"/>
                 <w:sz w:val="28"/>
@@ -2910,7 +3106,12 @@
           </w:tcPr>
           <w:p>
             <w:pPr>
-              <w:spacing w:before="20" w:after="20" w:line="360" w:lineRule="auto"/>
+              <w:keepNext w:val="0"/>
+              <w:keepLines w:val="0"/>
+              <w:widowControl/>
+              <w:suppressLineNumbers w:val="0"/>
+              <w:spacing w:before="20" w:beforeAutospacing="0" w:after="20" w:afterAutospacing="0" w:line="360" w:lineRule="auto"/>
+              <w:ind w:left="0" w:right="0"/>
               <w:rPr>
                 <w:rFonts w:hint="default" w:ascii="Times New Roman" w:hAnsi="Times New Roman" w:cs="Times New Roman"/>
                 <w:sz w:val="28"/>
@@ -2934,7 +3135,12 @@
           </w:tcPr>
           <w:p>
             <w:pPr>
-              <w:spacing w:before="20" w:after="20" w:line="360" w:lineRule="auto"/>
+              <w:keepNext w:val="0"/>
+              <w:keepLines w:val="0"/>
+              <w:widowControl/>
+              <w:suppressLineNumbers w:val="0"/>
+              <w:spacing w:before="20" w:beforeAutospacing="0" w:after="20" w:afterAutospacing="0" w:line="360" w:lineRule="auto"/>
+              <w:ind w:left="0" w:right="0"/>
               <w:rPr>
                 <w:rFonts w:hint="default" w:ascii="Times New Roman" w:hAnsi="Times New Roman" w:cs="Times New Roman"/>
                 <w:sz w:val="28"/>
@@ -2976,7 +3182,12 @@
           </w:tcPr>
           <w:p>
             <w:pPr>
-              <w:spacing w:before="20" w:after="20" w:line="360" w:lineRule="auto"/>
+              <w:keepNext w:val="0"/>
+              <w:keepLines w:val="0"/>
+              <w:widowControl/>
+              <w:suppressLineNumbers w:val="0"/>
+              <w:spacing w:before="20" w:beforeAutospacing="0" w:after="20" w:afterAutospacing="0" w:line="360" w:lineRule="auto"/>
+              <w:ind w:left="0" w:right="0"/>
               <w:jc w:val="center"/>
               <w:rPr>
                 <w:rFonts w:hint="default" w:ascii="Times New Roman" w:hAnsi="Times New Roman" w:cs="Times New Roman"/>
@@ -3001,7 +3212,12 @@
           </w:tcPr>
           <w:p>
             <w:pPr>
-              <w:spacing w:before="20" w:after="20" w:line="360" w:lineRule="auto"/>
+              <w:keepNext w:val="0"/>
+              <w:keepLines w:val="0"/>
+              <w:widowControl/>
+              <w:suppressLineNumbers w:val="0"/>
+              <w:spacing w:before="20" w:beforeAutospacing="0" w:after="20" w:afterAutospacing="0" w:line="360" w:lineRule="auto"/>
+              <w:ind w:left="0" w:right="0"/>
               <w:rPr>
                 <w:rFonts w:hint="default" w:ascii="Times New Roman" w:hAnsi="Times New Roman" w:cs="Times New Roman"/>
                 <w:sz w:val="28"/>
@@ -3025,7 +3241,12 @@
           </w:tcPr>
           <w:p>
             <w:pPr>
-              <w:spacing w:before="20" w:after="20" w:line="360" w:lineRule="auto"/>
+              <w:keepNext w:val="0"/>
+              <w:keepLines w:val="0"/>
+              <w:widowControl/>
+              <w:suppressLineNumbers w:val="0"/>
+              <w:spacing w:before="20" w:beforeAutospacing="0" w:after="20" w:afterAutospacing="0" w:line="360" w:lineRule="auto"/>
+              <w:ind w:left="0" w:right="0"/>
               <w:rPr>
                 <w:rFonts w:hint="default" w:ascii="Times New Roman" w:hAnsi="Times New Roman" w:cs="Times New Roman"/>
                 <w:sz w:val="28"/>
@@ -3049,7 +3270,12 @@
           </w:tcPr>
           <w:p>
             <w:pPr>
-              <w:spacing w:before="20" w:after="20" w:line="360" w:lineRule="auto"/>
+              <w:keepNext w:val="0"/>
+              <w:keepLines w:val="0"/>
+              <w:widowControl/>
+              <w:suppressLineNumbers w:val="0"/>
+              <w:spacing w:before="20" w:beforeAutospacing="0" w:after="20" w:afterAutospacing="0" w:line="360" w:lineRule="auto"/>
+              <w:ind w:left="0" w:right="0"/>
               <w:rPr>
                 <w:rFonts w:hint="default" w:ascii="Times New Roman" w:hAnsi="Times New Roman" w:cs="Times New Roman"/>
                 <w:sz w:val="28"/>
@@ -3073,7 +3299,12 @@
           </w:tcPr>
           <w:p>
             <w:pPr>
-              <w:spacing w:before="20" w:after="20" w:line="360" w:lineRule="auto"/>
+              <w:keepNext w:val="0"/>
+              <w:keepLines w:val="0"/>
+              <w:widowControl/>
+              <w:suppressLineNumbers w:val="0"/>
+              <w:spacing w:before="20" w:beforeAutospacing="0" w:after="20" w:afterAutospacing="0" w:line="360" w:lineRule="auto"/>
+              <w:ind w:left="0" w:right="0"/>
               <w:rPr>
                 <w:rFonts w:hint="default" w:ascii="Times New Roman" w:hAnsi="Times New Roman" w:cs="Times New Roman"/>
                 <w:sz w:val="28"/>
@@ -3096,6 +3327,7 @@
       <w:pPr>
         <w:pStyle w:val="4"/>
         <w:numPr>
+          <w:ilvl w:val="2"/>
           <w:numId w:val="0"/>
         </w:numPr>
         <w:spacing w:line="360" w:lineRule="auto"/>
@@ -3235,7 +3467,12 @@
           </w:tcPr>
           <w:p>
             <w:pPr>
-              <w:spacing w:before="20" w:after="20" w:line="360" w:lineRule="auto"/>
+              <w:keepNext w:val="0"/>
+              <w:keepLines w:val="0"/>
+              <w:widowControl/>
+              <w:suppressLineNumbers w:val="0"/>
+              <w:spacing w:before="20" w:beforeAutospacing="0" w:after="20" w:afterAutospacing="0" w:line="360" w:lineRule="auto"/>
+              <w:ind w:left="0" w:right="0"/>
               <w:jc w:val="center"/>
               <w:rPr>
                 <w:rFonts w:hint="default" w:ascii="Times New Roman" w:hAnsi="Times New Roman" w:cs="Times New Roman"/>
@@ -3262,7 +3499,12 @@
           </w:tcPr>
           <w:p>
             <w:pPr>
-              <w:spacing w:before="20" w:after="20" w:line="360" w:lineRule="auto"/>
+              <w:keepNext w:val="0"/>
+              <w:keepLines w:val="0"/>
+              <w:widowControl/>
+              <w:suppressLineNumbers w:val="0"/>
+              <w:spacing w:before="20" w:beforeAutospacing="0" w:after="20" w:afterAutospacing="0" w:line="360" w:lineRule="auto"/>
+              <w:ind w:left="0" w:right="0"/>
               <w:jc w:val="center"/>
               <w:rPr>
                 <w:rFonts w:hint="default" w:ascii="Times New Roman" w:hAnsi="Times New Roman" w:cs="Times New Roman"/>
@@ -3289,7 +3531,12 @@
           </w:tcPr>
           <w:p>
             <w:pPr>
-              <w:spacing w:before="20" w:after="20" w:line="360" w:lineRule="auto"/>
+              <w:keepNext w:val="0"/>
+              <w:keepLines w:val="0"/>
+              <w:widowControl/>
+              <w:suppressLineNumbers w:val="0"/>
+              <w:spacing w:before="20" w:beforeAutospacing="0" w:after="20" w:afterAutospacing="0" w:line="360" w:lineRule="auto"/>
+              <w:ind w:left="0" w:right="0"/>
               <w:jc w:val="center"/>
               <w:rPr>
                 <w:rFonts w:hint="default" w:ascii="Times New Roman" w:hAnsi="Times New Roman" w:cs="Times New Roman"/>
@@ -3316,7 +3563,12 @@
           </w:tcPr>
           <w:p>
             <w:pPr>
-              <w:spacing w:before="20" w:after="20" w:line="360" w:lineRule="auto"/>
+              <w:keepNext w:val="0"/>
+              <w:keepLines w:val="0"/>
+              <w:widowControl/>
+              <w:suppressLineNumbers w:val="0"/>
+              <w:spacing w:before="20" w:beforeAutospacing="0" w:after="20" w:afterAutospacing="0" w:line="360" w:lineRule="auto"/>
+              <w:ind w:left="0" w:right="0"/>
               <w:jc w:val="center"/>
               <w:rPr>
                 <w:rFonts w:hint="default" w:ascii="Times New Roman" w:hAnsi="Times New Roman" w:cs="Times New Roman"/>
@@ -3343,7 +3595,12 @@
           </w:tcPr>
           <w:p>
             <w:pPr>
-              <w:spacing w:before="20" w:after="20" w:line="360" w:lineRule="auto"/>
+              <w:keepNext w:val="0"/>
+              <w:keepLines w:val="0"/>
+              <w:widowControl/>
+              <w:suppressLineNumbers w:val="0"/>
+              <w:spacing w:before="20" w:beforeAutospacing="0" w:after="20" w:afterAutospacing="0" w:line="360" w:lineRule="auto"/>
+              <w:ind w:left="0" w:right="0"/>
               <w:jc w:val="center"/>
               <w:rPr>
                 <w:rFonts w:hint="default" w:ascii="Times New Roman" w:hAnsi="Times New Roman" w:cs="Times New Roman"/>
@@ -3388,7 +3645,12 @@
           </w:tcPr>
           <w:p>
             <w:pPr>
-              <w:spacing w:before="20" w:after="20" w:line="360" w:lineRule="auto"/>
+              <w:keepNext w:val="0"/>
+              <w:keepLines w:val="0"/>
+              <w:widowControl/>
+              <w:suppressLineNumbers w:val="0"/>
+              <w:spacing w:before="20" w:beforeAutospacing="0" w:after="20" w:afterAutospacing="0" w:line="360" w:lineRule="auto"/>
+              <w:ind w:left="0" w:right="0"/>
               <w:jc w:val="center"/>
               <w:rPr>
                 <w:rFonts w:hint="default" w:ascii="Times New Roman" w:hAnsi="Times New Roman" w:cs="Times New Roman"/>
@@ -3413,7 +3675,12 @@
           </w:tcPr>
           <w:p>
             <w:pPr>
-              <w:spacing w:before="20" w:after="20" w:line="360" w:lineRule="auto"/>
+              <w:keepNext w:val="0"/>
+              <w:keepLines w:val="0"/>
+              <w:widowControl/>
+              <w:suppressLineNumbers w:val="0"/>
+              <w:spacing w:before="20" w:beforeAutospacing="0" w:after="20" w:afterAutospacing="0" w:line="360" w:lineRule="auto"/>
+              <w:ind w:left="0" w:right="0"/>
               <w:rPr>
                 <w:rFonts w:hint="default" w:ascii="Times New Roman" w:hAnsi="Times New Roman" w:cs="Times New Roman"/>
                 <w:sz w:val="28"/>
@@ -3437,7 +3704,12 @@
           </w:tcPr>
           <w:p>
             <w:pPr>
-              <w:spacing w:before="20" w:after="20" w:line="360" w:lineRule="auto"/>
+              <w:keepNext w:val="0"/>
+              <w:keepLines w:val="0"/>
+              <w:widowControl/>
+              <w:suppressLineNumbers w:val="0"/>
+              <w:spacing w:before="20" w:beforeAutospacing="0" w:after="20" w:afterAutospacing="0" w:line="360" w:lineRule="auto"/>
+              <w:ind w:left="0" w:right="0"/>
               <w:rPr>
                 <w:rFonts w:hint="default" w:ascii="Times New Roman" w:hAnsi="Times New Roman" w:cs="Times New Roman"/>
                 <w:sz w:val="28"/>
@@ -3461,7 +3733,12 @@
           </w:tcPr>
           <w:p>
             <w:pPr>
-              <w:spacing w:before="20" w:after="20" w:line="360" w:lineRule="auto"/>
+              <w:keepNext w:val="0"/>
+              <w:keepLines w:val="0"/>
+              <w:widowControl/>
+              <w:suppressLineNumbers w:val="0"/>
+              <w:spacing w:before="20" w:beforeAutospacing="0" w:after="20" w:afterAutospacing="0" w:line="360" w:lineRule="auto"/>
+              <w:ind w:left="0" w:right="0"/>
               <w:rPr>
                 <w:rFonts w:hint="default" w:ascii="Times New Roman" w:hAnsi="Times New Roman" w:cs="Times New Roman"/>
                 <w:sz w:val="28"/>
@@ -3485,7 +3762,12 @@
           </w:tcPr>
           <w:p>
             <w:pPr>
-              <w:spacing w:before="20" w:after="20" w:line="360" w:lineRule="auto"/>
+              <w:keepNext w:val="0"/>
+              <w:keepLines w:val="0"/>
+              <w:widowControl/>
+              <w:suppressLineNumbers w:val="0"/>
+              <w:spacing w:before="20" w:beforeAutospacing="0" w:after="20" w:afterAutospacing="0" w:line="360" w:lineRule="auto"/>
+              <w:ind w:left="0" w:right="0"/>
               <w:rPr>
                 <w:rFonts w:hint="default" w:ascii="Times New Roman" w:hAnsi="Times New Roman" w:cs="Times New Roman"/>
                 <w:sz w:val="28"/>
@@ -3527,7 +3809,12 @@
           </w:tcPr>
           <w:p>
             <w:pPr>
-              <w:spacing w:before="20" w:after="20" w:line="360" w:lineRule="auto"/>
+              <w:keepNext w:val="0"/>
+              <w:keepLines w:val="0"/>
+              <w:widowControl/>
+              <w:suppressLineNumbers w:val="0"/>
+              <w:spacing w:before="20" w:beforeAutospacing="0" w:after="20" w:afterAutospacing="0" w:line="360" w:lineRule="auto"/>
+              <w:ind w:left="0" w:right="0"/>
               <w:jc w:val="center"/>
               <w:rPr>
                 <w:rFonts w:hint="default" w:ascii="Times New Roman" w:hAnsi="Times New Roman" w:cs="Times New Roman"/>
@@ -3552,7 +3839,12 @@
           </w:tcPr>
           <w:p>
             <w:pPr>
-              <w:spacing w:before="20" w:after="20" w:line="360" w:lineRule="auto"/>
+              <w:keepNext w:val="0"/>
+              <w:keepLines w:val="0"/>
+              <w:widowControl/>
+              <w:suppressLineNumbers w:val="0"/>
+              <w:spacing w:before="20" w:beforeAutospacing="0" w:after="20" w:afterAutospacing="0" w:line="360" w:lineRule="auto"/>
+              <w:ind w:left="0" w:right="0"/>
               <w:rPr>
                 <w:rFonts w:hint="default" w:ascii="Times New Roman" w:hAnsi="Times New Roman" w:cs="Times New Roman"/>
                 <w:sz w:val="28"/>
@@ -3576,7 +3868,12 @@
           </w:tcPr>
           <w:p>
             <w:pPr>
-              <w:spacing w:before="20" w:after="20" w:line="360" w:lineRule="auto"/>
+              <w:keepNext w:val="0"/>
+              <w:keepLines w:val="0"/>
+              <w:widowControl/>
+              <w:suppressLineNumbers w:val="0"/>
+              <w:spacing w:before="20" w:beforeAutospacing="0" w:after="20" w:afterAutospacing="0" w:line="360" w:lineRule="auto"/>
+              <w:ind w:left="0" w:right="0"/>
               <w:rPr>
                 <w:rFonts w:hint="default" w:ascii="Times New Roman" w:hAnsi="Times New Roman" w:cs="Times New Roman"/>
                 <w:sz w:val="28"/>
@@ -3600,7 +3897,12 @@
           </w:tcPr>
           <w:p>
             <w:pPr>
-              <w:spacing w:before="20" w:after="20" w:line="360" w:lineRule="auto"/>
+              <w:keepNext w:val="0"/>
+              <w:keepLines w:val="0"/>
+              <w:widowControl/>
+              <w:suppressLineNumbers w:val="0"/>
+              <w:spacing w:before="20" w:beforeAutospacing="0" w:after="20" w:afterAutospacing="0" w:line="360" w:lineRule="auto"/>
+              <w:ind w:left="0" w:right="0"/>
               <w:rPr>
                 <w:rFonts w:hint="default" w:ascii="Times New Roman" w:hAnsi="Times New Roman" w:cs="Times New Roman"/>
                 <w:sz w:val="28"/>
@@ -3624,7 +3926,12 @@
           </w:tcPr>
           <w:p>
             <w:pPr>
-              <w:spacing w:before="20" w:after="20" w:line="360" w:lineRule="auto"/>
+              <w:keepNext w:val="0"/>
+              <w:keepLines w:val="0"/>
+              <w:widowControl/>
+              <w:suppressLineNumbers w:val="0"/>
+              <w:spacing w:before="20" w:beforeAutospacing="0" w:after="20" w:afterAutospacing="0" w:line="360" w:lineRule="auto"/>
+              <w:ind w:left="0" w:right="0"/>
               <w:rPr>
                 <w:rFonts w:hint="default" w:ascii="Times New Roman" w:hAnsi="Times New Roman" w:cs="Times New Roman"/>
                 <w:sz w:val="28"/>
@@ -3666,7 +3973,12 @@
           </w:tcPr>
           <w:p>
             <w:pPr>
-              <w:spacing w:before="20" w:after="20" w:line="360" w:lineRule="auto"/>
+              <w:keepNext w:val="0"/>
+              <w:keepLines w:val="0"/>
+              <w:widowControl/>
+              <w:suppressLineNumbers w:val="0"/>
+              <w:spacing w:before="20" w:beforeAutospacing="0" w:after="20" w:afterAutospacing="0" w:line="360" w:lineRule="auto"/>
+              <w:ind w:left="0" w:right="0"/>
               <w:jc w:val="center"/>
               <w:rPr>
                 <w:rFonts w:hint="default" w:ascii="Times New Roman" w:hAnsi="Times New Roman" w:cs="Times New Roman"/>
@@ -3691,7 +4003,12 @@
           </w:tcPr>
           <w:p>
             <w:pPr>
-              <w:spacing w:before="20" w:after="20" w:line="360" w:lineRule="auto"/>
+              <w:keepNext w:val="0"/>
+              <w:keepLines w:val="0"/>
+              <w:widowControl/>
+              <w:suppressLineNumbers w:val="0"/>
+              <w:spacing w:before="20" w:beforeAutospacing="0" w:after="20" w:afterAutospacing="0" w:line="360" w:lineRule="auto"/>
+              <w:ind w:left="0" w:right="0"/>
               <w:rPr>
                 <w:rFonts w:hint="default" w:ascii="Times New Roman" w:hAnsi="Times New Roman" w:cs="Times New Roman"/>
                 <w:sz w:val="28"/>
@@ -3715,7 +4032,12 @@
           </w:tcPr>
           <w:p>
             <w:pPr>
-              <w:spacing w:before="20" w:after="20" w:line="360" w:lineRule="auto"/>
+              <w:keepNext w:val="0"/>
+              <w:keepLines w:val="0"/>
+              <w:widowControl/>
+              <w:suppressLineNumbers w:val="0"/>
+              <w:spacing w:before="20" w:beforeAutospacing="0" w:after="20" w:afterAutospacing="0" w:line="360" w:lineRule="auto"/>
+              <w:ind w:left="0" w:right="0"/>
               <w:rPr>
                 <w:rFonts w:hint="default" w:ascii="Times New Roman" w:hAnsi="Times New Roman" w:cs="Times New Roman"/>
                 <w:sz w:val="28"/>
@@ -3739,7 +4061,12 @@
           </w:tcPr>
           <w:p>
             <w:pPr>
-              <w:spacing w:before="20" w:after="20" w:line="360" w:lineRule="auto"/>
+              <w:keepNext w:val="0"/>
+              <w:keepLines w:val="0"/>
+              <w:widowControl/>
+              <w:suppressLineNumbers w:val="0"/>
+              <w:spacing w:before="20" w:beforeAutospacing="0" w:after="20" w:afterAutospacing="0" w:line="360" w:lineRule="auto"/>
+              <w:ind w:left="0" w:right="0"/>
               <w:rPr>
                 <w:rFonts w:hint="default" w:ascii="Times New Roman" w:hAnsi="Times New Roman" w:cs="Times New Roman"/>
                 <w:sz w:val="28"/>
@@ -3763,7 +4090,12 @@
           </w:tcPr>
           <w:p>
             <w:pPr>
-              <w:spacing w:before="20" w:after="20" w:line="360" w:lineRule="auto"/>
+              <w:keepNext w:val="0"/>
+              <w:keepLines w:val="0"/>
+              <w:widowControl/>
+              <w:suppressLineNumbers w:val="0"/>
+              <w:spacing w:before="20" w:beforeAutospacing="0" w:after="20" w:afterAutospacing="0" w:line="360" w:lineRule="auto"/>
+              <w:ind w:left="0" w:right="0"/>
               <w:rPr>
                 <w:rFonts w:hint="default" w:ascii="Times New Roman" w:hAnsi="Times New Roman" w:cs="Times New Roman"/>
                 <w:sz w:val="28"/>
@@ -3805,7 +4137,12 @@
           </w:tcPr>
           <w:p>
             <w:pPr>
-              <w:spacing w:before="20" w:after="20" w:line="360" w:lineRule="auto"/>
+              <w:keepNext w:val="0"/>
+              <w:keepLines w:val="0"/>
+              <w:widowControl/>
+              <w:suppressLineNumbers w:val="0"/>
+              <w:spacing w:before="20" w:beforeAutospacing="0" w:after="20" w:afterAutospacing="0" w:line="360" w:lineRule="auto"/>
+              <w:ind w:left="0" w:right="0"/>
               <w:jc w:val="center"/>
               <w:rPr>
                 <w:rFonts w:hint="default" w:ascii="Times New Roman" w:hAnsi="Times New Roman" w:cs="Times New Roman"/>
@@ -3830,7 +4167,12 @@
           </w:tcPr>
           <w:p>
             <w:pPr>
-              <w:spacing w:before="20" w:after="20" w:line="360" w:lineRule="auto"/>
+              <w:keepNext w:val="0"/>
+              <w:keepLines w:val="0"/>
+              <w:widowControl/>
+              <w:suppressLineNumbers w:val="0"/>
+              <w:spacing w:before="20" w:beforeAutospacing="0" w:after="20" w:afterAutospacing="0" w:line="360" w:lineRule="auto"/>
+              <w:ind w:left="0" w:right="0"/>
               <w:rPr>
                 <w:rFonts w:hint="default" w:ascii="Times New Roman" w:hAnsi="Times New Roman" w:cs="Times New Roman"/>
                 <w:sz w:val="28"/>
@@ -3854,7 +4196,12 @@
           </w:tcPr>
           <w:p>
             <w:pPr>
-              <w:spacing w:before="20" w:after="20" w:line="360" w:lineRule="auto"/>
+              <w:keepNext w:val="0"/>
+              <w:keepLines w:val="0"/>
+              <w:widowControl/>
+              <w:suppressLineNumbers w:val="0"/>
+              <w:spacing w:before="20" w:beforeAutospacing="0" w:after="20" w:afterAutospacing="0" w:line="360" w:lineRule="auto"/>
+              <w:ind w:left="0" w:right="0"/>
               <w:rPr>
                 <w:rFonts w:hint="default" w:ascii="Times New Roman" w:hAnsi="Times New Roman" w:cs="Times New Roman"/>
                 <w:sz w:val="28"/>
@@ -3878,7 +4225,12 @@
           </w:tcPr>
           <w:p>
             <w:pPr>
-              <w:spacing w:before="20" w:after="20" w:line="360" w:lineRule="auto"/>
+              <w:keepNext w:val="0"/>
+              <w:keepLines w:val="0"/>
+              <w:widowControl/>
+              <w:suppressLineNumbers w:val="0"/>
+              <w:spacing w:before="20" w:beforeAutospacing="0" w:after="20" w:afterAutospacing="0" w:line="360" w:lineRule="auto"/>
+              <w:ind w:left="0" w:right="0"/>
               <w:rPr>
                 <w:rFonts w:hint="default" w:ascii="Times New Roman" w:hAnsi="Times New Roman" w:cs="Times New Roman"/>
                 <w:color w:val="0D0D0D"/>
@@ -3904,7 +4256,12 @@
           </w:tcPr>
           <w:p>
             <w:pPr>
-              <w:spacing w:before="20" w:after="20" w:line="360" w:lineRule="auto"/>
+              <w:keepNext w:val="0"/>
+              <w:keepLines w:val="0"/>
+              <w:widowControl/>
+              <w:suppressLineNumbers w:val="0"/>
+              <w:spacing w:before="20" w:beforeAutospacing="0" w:after="20" w:afterAutospacing="0" w:line="360" w:lineRule="auto"/>
+              <w:ind w:left="0" w:right="0"/>
               <w:rPr>
                 <w:rFonts w:hint="default" w:ascii="Times New Roman" w:hAnsi="Times New Roman" w:cs="Times New Roman"/>
                 <w:sz w:val="28"/>
@@ -3927,6 +4284,7 @@
       <w:pPr>
         <w:pStyle w:val="4"/>
         <w:numPr>
+          <w:ilvl w:val="2"/>
           <w:numId w:val="0"/>
         </w:numPr>
         <w:spacing w:line="360" w:lineRule="auto"/>
@@ -4049,7 +4407,12 @@
           </w:tcPr>
           <w:p>
             <w:pPr>
-              <w:spacing w:before="20" w:after="20" w:line="360" w:lineRule="auto"/>
+              <w:keepNext w:val="0"/>
+              <w:keepLines w:val="0"/>
+              <w:widowControl/>
+              <w:suppressLineNumbers w:val="0"/>
+              <w:spacing w:before="20" w:beforeAutospacing="0" w:after="20" w:afterAutospacing="0" w:line="360" w:lineRule="auto"/>
+              <w:ind w:left="0" w:right="0"/>
               <w:jc w:val="center"/>
               <w:rPr>
                 <w:rFonts w:hint="default" w:ascii="Times New Roman" w:hAnsi="Times New Roman" w:cs="Times New Roman"/>
@@ -4076,7 +4439,12 @@
           </w:tcPr>
           <w:p>
             <w:pPr>
-              <w:spacing w:before="20" w:after="20" w:line="360" w:lineRule="auto"/>
+              <w:keepNext w:val="0"/>
+              <w:keepLines w:val="0"/>
+              <w:widowControl/>
+              <w:suppressLineNumbers w:val="0"/>
+              <w:spacing w:before="20" w:beforeAutospacing="0" w:after="20" w:afterAutospacing="0" w:line="360" w:lineRule="auto"/>
+              <w:ind w:left="0" w:right="0"/>
               <w:jc w:val="center"/>
               <w:rPr>
                 <w:rFonts w:hint="default" w:ascii="Times New Roman" w:hAnsi="Times New Roman" w:cs="Times New Roman"/>
@@ -4103,7 +4471,12 @@
           </w:tcPr>
           <w:p>
             <w:pPr>
-              <w:spacing w:before="20" w:after="20" w:line="360" w:lineRule="auto"/>
+              <w:keepNext w:val="0"/>
+              <w:keepLines w:val="0"/>
+              <w:widowControl/>
+              <w:suppressLineNumbers w:val="0"/>
+              <w:spacing w:before="20" w:beforeAutospacing="0" w:after="20" w:afterAutospacing="0" w:line="360" w:lineRule="auto"/>
+              <w:ind w:left="0" w:right="0"/>
               <w:jc w:val="center"/>
               <w:rPr>
                 <w:rFonts w:hint="default" w:ascii="Times New Roman" w:hAnsi="Times New Roman" w:cs="Times New Roman"/>
@@ -4130,7 +4503,12 @@
           </w:tcPr>
           <w:p>
             <w:pPr>
-              <w:spacing w:before="20" w:after="20" w:line="360" w:lineRule="auto"/>
+              <w:keepNext w:val="0"/>
+              <w:keepLines w:val="0"/>
+              <w:widowControl/>
+              <w:suppressLineNumbers w:val="0"/>
+              <w:spacing w:before="20" w:beforeAutospacing="0" w:after="20" w:afterAutospacing="0" w:line="360" w:lineRule="auto"/>
+              <w:ind w:left="0" w:right="0"/>
               <w:jc w:val="center"/>
               <w:rPr>
                 <w:rFonts w:hint="default" w:ascii="Times New Roman" w:hAnsi="Times New Roman" w:cs="Times New Roman"/>
@@ -4157,7 +4535,12 @@
           </w:tcPr>
           <w:p>
             <w:pPr>
-              <w:spacing w:before="20" w:after="20" w:line="360" w:lineRule="auto"/>
+              <w:keepNext w:val="0"/>
+              <w:keepLines w:val="0"/>
+              <w:widowControl/>
+              <w:suppressLineNumbers w:val="0"/>
+              <w:spacing w:before="20" w:beforeAutospacing="0" w:after="20" w:afterAutospacing="0" w:line="360" w:lineRule="auto"/>
+              <w:ind w:left="0" w:right="0"/>
               <w:jc w:val="center"/>
               <w:rPr>
                 <w:rFonts w:hint="default" w:ascii="Times New Roman" w:hAnsi="Times New Roman" w:cs="Times New Roman"/>
@@ -4202,7 +4585,12 @@
           </w:tcPr>
           <w:p>
             <w:pPr>
-              <w:spacing w:before="20" w:after="20" w:line="360" w:lineRule="auto"/>
+              <w:keepNext w:val="0"/>
+              <w:keepLines w:val="0"/>
+              <w:widowControl/>
+              <w:suppressLineNumbers w:val="0"/>
+              <w:spacing w:before="20" w:beforeAutospacing="0" w:after="20" w:afterAutospacing="0" w:line="360" w:lineRule="auto"/>
+              <w:ind w:left="0" w:right="0"/>
               <w:jc w:val="center"/>
               <w:rPr>
                 <w:rFonts w:hint="default" w:ascii="Times New Roman" w:hAnsi="Times New Roman" w:cs="Times New Roman"/>
@@ -4227,7 +4615,12 @@
           </w:tcPr>
           <w:p>
             <w:pPr>
-              <w:spacing w:before="20" w:after="20" w:line="360" w:lineRule="auto"/>
+              <w:keepNext w:val="0"/>
+              <w:keepLines w:val="0"/>
+              <w:widowControl/>
+              <w:suppressLineNumbers w:val="0"/>
+              <w:spacing w:before="20" w:beforeAutospacing="0" w:after="20" w:afterAutospacing="0" w:line="360" w:lineRule="auto"/>
+              <w:ind w:left="0" w:right="0"/>
               <w:rPr>
                 <w:rFonts w:hint="default" w:ascii="Times New Roman" w:hAnsi="Times New Roman" w:cs="Times New Roman"/>
                 <w:sz w:val="28"/>
@@ -4251,7 +4644,12 @@
           </w:tcPr>
           <w:p>
             <w:pPr>
-              <w:spacing w:before="20" w:after="20" w:line="360" w:lineRule="auto"/>
+              <w:keepNext w:val="0"/>
+              <w:keepLines w:val="0"/>
+              <w:widowControl/>
+              <w:suppressLineNumbers w:val="0"/>
+              <w:spacing w:before="20" w:beforeAutospacing="0" w:after="20" w:afterAutospacing="0" w:line="360" w:lineRule="auto"/>
+              <w:ind w:left="0" w:right="0"/>
               <w:rPr>
                 <w:rFonts w:hint="default" w:ascii="Times New Roman" w:hAnsi="Times New Roman" w:cs="Times New Roman"/>
                 <w:sz w:val="28"/>
@@ -4275,7 +4673,12 @@
           </w:tcPr>
           <w:p>
             <w:pPr>
-              <w:spacing w:before="20" w:after="20" w:line="360" w:lineRule="auto"/>
+              <w:keepNext w:val="0"/>
+              <w:keepLines w:val="0"/>
+              <w:widowControl/>
+              <w:suppressLineNumbers w:val="0"/>
+              <w:spacing w:before="20" w:beforeAutospacing="0" w:after="20" w:afterAutospacing="0" w:line="360" w:lineRule="auto"/>
+              <w:ind w:left="0" w:right="0"/>
               <w:rPr>
                 <w:rFonts w:hint="default" w:ascii="Times New Roman" w:hAnsi="Times New Roman" w:cs="Times New Roman"/>
                 <w:sz w:val="28"/>
@@ -4299,7 +4702,12 @@
           </w:tcPr>
           <w:p>
             <w:pPr>
-              <w:spacing w:before="20" w:after="20" w:line="360" w:lineRule="auto"/>
+              <w:keepNext w:val="0"/>
+              <w:keepLines w:val="0"/>
+              <w:widowControl/>
+              <w:suppressLineNumbers w:val="0"/>
+              <w:spacing w:before="20" w:beforeAutospacing="0" w:after="20" w:afterAutospacing="0" w:line="360" w:lineRule="auto"/>
+              <w:ind w:left="0" w:right="0"/>
               <w:rPr>
                 <w:rFonts w:hint="default" w:ascii="Times New Roman" w:hAnsi="Times New Roman" w:cs="Times New Roman"/>
                 <w:sz w:val="28"/>
@@ -4341,7 +4749,12 @@
           </w:tcPr>
           <w:p>
             <w:pPr>
-              <w:spacing w:before="20" w:after="20" w:line="360" w:lineRule="auto"/>
+              <w:keepNext w:val="0"/>
+              <w:keepLines w:val="0"/>
+              <w:widowControl/>
+              <w:suppressLineNumbers w:val="0"/>
+              <w:spacing w:before="20" w:beforeAutospacing="0" w:after="20" w:afterAutospacing="0" w:line="360" w:lineRule="auto"/>
+              <w:ind w:left="0" w:right="0"/>
               <w:jc w:val="center"/>
               <w:rPr>
                 <w:rFonts w:hint="default" w:ascii="Times New Roman" w:hAnsi="Times New Roman" w:cs="Times New Roman"/>
@@ -4366,7 +4779,12 @@
           </w:tcPr>
           <w:p>
             <w:pPr>
-              <w:spacing w:before="20" w:after="20" w:line="360" w:lineRule="auto"/>
+              <w:keepNext w:val="0"/>
+              <w:keepLines w:val="0"/>
+              <w:widowControl/>
+              <w:suppressLineNumbers w:val="0"/>
+              <w:spacing w:before="20" w:beforeAutospacing="0" w:after="20" w:afterAutospacing="0" w:line="360" w:lineRule="auto"/>
+              <w:ind w:left="0" w:right="0"/>
               <w:rPr>
                 <w:rFonts w:hint="default" w:ascii="Times New Roman" w:hAnsi="Times New Roman" w:cs="Times New Roman"/>
                 <w:sz w:val="28"/>
@@ -4390,7 +4808,12 @@
           </w:tcPr>
           <w:p>
             <w:pPr>
-              <w:spacing w:before="20" w:after="20" w:line="360" w:lineRule="auto"/>
+              <w:keepNext w:val="0"/>
+              <w:keepLines w:val="0"/>
+              <w:widowControl/>
+              <w:suppressLineNumbers w:val="0"/>
+              <w:spacing w:before="20" w:beforeAutospacing="0" w:after="20" w:afterAutospacing="0" w:line="360" w:lineRule="auto"/>
+              <w:ind w:left="0" w:right="0"/>
               <w:rPr>
                 <w:rFonts w:hint="default" w:ascii="Times New Roman" w:hAnsi="Times New Roman" w:cs="Times New Roman"/>
                 <w:sz w:val="28"/>
@@ -4414,7 +4837,12 @@
           </w:tcPr>
           <w:p>
             <w:pPr>
-              <w:spacing w:before="20" w:after="20" w:line="360" w:lineRule="auto"/>
+              <w:keepNext w:val="0"/>
+              <w:keepLines w:val="0"/>
+              <w:widowControl/>
+              <w:suppressLineNumbers w:val="0"/>
+              <w:spacing w:before="20" w:beforeAutospacing="0" w:after="20" w:afterAutospacing="0" w:line="360" w:lineRule="auto"/>
+              <w:ind w:left="0" w:right="0"/>
               <w:rPr>
                 <w:rFonts w:hint="default" w:ascii="Times New Roman" w:hAnsi="Times New Roman" w:cs="Times New Roman"/>
                 <w:sz w:val="28"/>
@@ -4438,7 +4866,12 @@
           </w:tcPr>
           <w:p>
             <w:pPr>
-              <w:spacing w:before="20" w:after="20" w:line="360" w:lineRule="auto"/>
+              <w:keepNext w:val="0"/>
+              <w:keepLines w:val="0"/>
+              <w:widowControl/>
+              <w:suppressLineNumbers w:val="0"/>
+              <w:spacing w:before="20" w:beforeAutospacing="0" w:after="20" w:afterAutospacing="0" w:line="360" w:lineRule="auto"/>
+              <w:ind w:left="0" w:right="0"/>
               <w:rPr>
                 <w:rFonts w:hint="default" w:ascii="Times New Roman" w:hAnsi="Times New Roman" w:cs="Times New Roman"/>
                 <w:sz w:val="28"/>
@@ -4480,7 +4913,12 @@
           </w:tcPr>
           <w:p>
             <w:pPr>
-              <w:spacing w:before="20" w:after="20" w:line="360" w:lineRule="auto"/>
+              <w:keepNext w:val="0"/>
+              <w:keepLines w:val="0"/>
+              <w:widowControl/>
+              <w:suppressLineNumbers w:val="0"/>
+              <w:spacing w:before="20" w:beforeAutospacing="0" w:after="20" w:afterAutospacing="0" w:line="360" w:lineRule="auto"/>
+              <w:ind w:left="0" w:right="0"/>
               <w:jc w:val="center"/>
               <w:rPr>
                 <w:rFonts w:hint="default" w:ascii="Times New Roman" w:hAnsi="Times New Roman" w:cs="Times New Roman"/>
@@ -4505,7 +4943,12 @@
           </w:tcPr>
           <w:p>
             <w:pPr>
-              <w:spacing w:before="20" w:after="20" w:line="360" w:lineRule="auto"/>
+              <w:keepNext w:val="0"/>
+              <w:keepLines w:val="0"/>
+              <w:widowControl/>
+              <w:suppressLineNumbers w:val="0"/>
+              <w:spacing w:before="20" w:beforeAutospacing="0" w:after="20" w:afterAutospacing="0" w:line="360" w:lineRule="auto"/>
+              <w:ind w:left="0" w:right="0"/>
               <w:rPr>
                 <w:rFonts w:hint="default" w:ascii="Times New Roman" w:hAnsi="Times New Roman" w:cs="Times New Roman"/>
                 <w:sz w:val="28"/>
@@ -4529,7 +4972,12 @@
           </w:tcPr>
           <w:p>
             <w:pPr>
-              <w:spacing w:before="20" w:after="20" w:line="360" w:lineRule="auto"/>
+              <w:keepNext w:val="0"/>
+              <w:keepLines w:val="0"/>
+              <w:widowControl/>
+              <w:suppressLineNumbers w:val="0"/>
+              <w:spacing w:before="20" w:beforeAutospacing="0" w:after="20" w:afterAutospacing="0" w:line="360" w:lineRule="auto"/>
+              <w:ind w:left="0" w:right="0"/>
               <w:rPr>
                 <w:rFonts w:hint="default" w:ascii="Times New Roman" w:hAnsi="Times New Roman" w:cs="Times New Roman"/>
                 <w:sz w:val="28"/>
@@ -4553,7 +5001,12 @@
           </w:tcPr>
           <w:p>
             <w:pPr>
-              <w:spacing w:before="20" w:after="20" w:line="360" w:lineRule="auto"/>
+              <w:keepNext w:val="0"/>
+              <w:keepLines w:val="0"/>
+              <w:widowControl/>
+              <w:suppressLineNumbers w:val="0"/>
+              <w:spacing w:before="20" w:beforeAutospacing="0" w:after="20" w:afterAutospacing="0" w:line="360" w:lineRule="auto"/>
+              <w:ind w:left="0" w:right="0"/>
               <w:rPr>
                 <w:rFonts w:hint="default" w:ascii="Times New Roman" w:hAnsi="Times New Roman" w:cs="Times New Roman"/>
                 <w:sz w:val="28"/>
@@ -4577,7 +5030,12 @@
           </w:tcPr>
           <w:p>
             <w:pPr>
-              <w:spacing w:before="20" w:after="20" w:line="360" w:lineRule="auto"/>
+              <w:keepNext w:val="0"/>
+              <w:keepLines w:val="0"/>
+              <w:widowControl/>
+              <w:suppressLineNumbers w:val="0"/>
+              <w:spacing w:before="20" w:beforeAutospacing="0" w:after="20" w:afterAutospacing="0" w:line="360" w:lineRule="auto"/>
+              <w:ind w:left="0" w:right="0"/>
               <w:rPr>
                 <w:rFonts w:hint="default" w:ascii="Times New Roman" w:hAnsi="Times New Roman" w:cs="Times New Roman"/>
                 <w:sz w:val="28"/>
@@ -4619,7 +5077,12 @@
           </w:tcPr>
           <w:p>
             <w:pPr>
-              <w:spacing w:before="20" w:after="20" w:line="360" w:lineRule="auto"/>
+              <w:keepNext w:val="0"/>
+              <w:keepLines w:val="0"/>
+              <w:widowControl/>
+              <w:suppressLineNumbers w:val="0"/>
+              <w:spacing w:before="20" w:beforeAutospacing="0" w:after="20" w:afterAutospacing="0" w:line="360" w:lineRule="auto"/>
+              <w:ind w:left="0" w:right="0"/>
               <w:jc w:val="center"/>
               <w:rPr>
                 <w:rFonts w:hint="default" w:ascii="Times New Roman" w:hAnsi="Times New Roman" w:cs="Times New Roman"/>
@@ -4644,7 +5107,12 @@
           </w:tcPr>
           <w:p>
             <w:pPr>
-              <w:spacing w:before="20" w:after="20" w:line="360" w:lineRule="auto"/>
+              <w:keepNext w:val="0"/>
+              <w:keepLines w:val="0"/>
+              <w:widowControl/>
+              <w:suppressLineNumbers w:val="0"/>
+              <w:spacing w:before="20" w:beforeAutospacing="0" w:after="20" w:afterAutospacing="0" w:line="360" w:lineRule="auto"/>
+              <w:ind w:left="0" w:right="0"/>
               <w:rPr>
                 <w:rFonts w:hint="default" w:ascii="Times New Roman" w:hAnsi="Times New Roman" w:cs="Times New Roman"/>
                 <w:sz w:val="28"/>
@@ -4668,7 +5136,12 @@
           </w:tcPr>
           <w:p>
             <w:pPr>
-              <w:spacing w:before="20" w:after="20" w:line="360" w:lineRule="auto"/>
+              <w:keepNext w:val="0"/>
+              <w:keepLines w:val="0"/>
+              <w:widowControl/>
+              <w:suppressLineNumbers w:val="0"/>
+              <w:spacing w:before="20" w:beforeAutospacing="0" w:after="20" w:afterAutospacing="0" w:line="360" w:lineRule="auto"/>
+              <w:ind w:left="0" w:right="0"/>
               <w:rPr>
                 <w:rFonts w:hint="default" w:ascii="Times New Roman" w:hAnsi="Times New Roman" w:cs="Times New Roman"/>
                 <w:sz w:val="28"/>
@@ -4692,7 +5165,12 @@
           </w:tcPr>
           <w:p>
             <w:pPr>
-              <w:spacing w:before="20" w:after="20" w:line="360" w:lineRule="auto"/>
+              <w:keepNext w:val="0"/>
+              <w:keepLines w:val="0"/>
+              <w:widowControl/>
+              <w:suppressLineNumbers w:val="0"/>
+              <w:spacing w:before="20" w:beforeAutospacing="0" w:after="20" w:afterAutospacing="0" w:line="360" w:lineRule="auto"/>
+              <w:ind w:left="0" w:right="0"/>
               <w:rPr>
                 <w:rFonts w:hint="default" w:ascii="Times New Roman" w:hAnsi="Times New Roman" w:cs="Times New Roman"/>
                 <w:color w:val="0D0D0D"/>
@@ -4717,7 +5195,12 @@
           </w:tcPr>
           <w:p>
             <w:pPr>
-              <w:spacing w:before="20" w:after="20" w:line="360" w:lineRule="auto"/>
+              <w:keepNext w:val="0"/>
+              <w:keepLines w:val="0"/>
+              <w:widowControl/>
+              <w:suppressLineNumbers w:val="0"/>
+              <w:spacing w:before="20" w:beforeAutospacing="0" w:after="20" w:afterAutospacing="0" w:line="360" w:lineRule="auto"/>
+              <w:ind w:left="0" w:right="0"/>
               <w:rPr>
                 <w:rFonts w:hint="default" w:ascii="Times New Roman" w:hAnsi="Times New Roman" w:cs="Times New Roman"/>
                 <w:sz w:val="28"/>
@@ -4759,7 +5242,12 @@
           </w:tcPr>
           <w:p>
             <w:pPr>
-              <w:spacing w:before="20" w:after="20" w:line="360" w:lineRule="auto"/>
+              <w:keepNext w:val="0"/>
+              <w:keepLines w:val="0"/>
+              <w:widowControl/>
+              <w:suppressLineNumbers w:val="0"/>
+              <w:spacing w:before="20" w:beforeAutospacing="0" w:after="20" w:afterAutospacing="0" w:line="360" w:lineRule="auto"/>
+              <w:ind w:left="0" w:right="0"/>
               <w:jc w:val="center"/>
               <w:rPr>
                 <w:rFonts w:hint="default" w:ascii="Times New Roman" w:hAnsi="Times New Roman" w:cs="Times New Roman"/>
@@ -4784,7 +5272,12 @@
           </w:tcPr>
           <w:p>
             <w:pPr>
-              <w:spacing w:before="20" w:after="20" w:line="360" w:lineRule="auto"/>
+              <w:keepNext w:val="0"/>
+              <w:keepLines w:val="0"/>
+              <w:widowControl/>
+              <w:suppressLineNumbers w:val="0"/>
+              <w:spacing w:before="20" w:beforeAutospacing="0" w:after="20" w:afterAutospacing="0" w:line="360" w:lineRule="auto"/>
+              <w:ind w:left="0" w:right="0"/>
               <w:rPr>
                 <w:rFonts w:hint="default" w:ascii="Times New Roman" w:hAnsi="Times New Roman" w:cs="Times New Roman"/>
                 <w:sz w:val="28"/>
@@ -4808,7 +5301,12 @@
           </w:tcPr>
           <w:p>
             <w:pPr>
-              <w:spacing w:before="20" w:after="20" w:line="360" w:lineRule="auto"/>
+              <w:keepNext w:val="0"/>
+              <w:keepLines w:val="0"/>
+              <w:widowControl/>
+              <w:suppressLineNumbers w:val="0"/>
+              <w:spacing w:before="20" w:beforeAutospacing="0" w:after="20" w:afterAutospacing="0" w:line="360" w:lineRule="auto"/>
+              <w:ind w:left="0" w:right="0"/>
               <w:rPr>
                 <w:rFonts w:hint="default" w:ascii="Times New Roman" w:hAnsi="Times New Roman" w:cs="Times New Roman"/>
                 <w:sz w:val="28"/>
@@ -4832,7 +5330,12 @@
           </w:tcPr>
           <w:p>
             <w:pPr>
-              <w:spacing w:before="20" w:after="20" w:line="360" w:lineRule="auto"/>
+              <w:keepNext w:val="0"/>
+              <w:keepLines w:val="0"/>
+              <w:widowControl/>
+              <w:suppressLineNumbers w:val="0"/>
+              <w:spacing w:before="20" w:beforeAutospacing="0" w:after="20" w:afterAutospacing="0" w:line="360" w:lineRule="auto"/>
+              <w:ind w:left="0" w:right="0"/>
               <w:rPr>
                 <w:rFonts w:hint="default" w:ascii="Times New Roman" w:hAnsi="Times New Roman" w:cs="Times New Roman"/>
                 <w:color w:val="0D0D0D"/>
@@ -4857,7 +5360,12 @@
           </w:tcPr>
           <w:p>
             <w:pPr>
-              <w:spacing w:before="20" w:after="20" w:line="360" w:lineRule="auto"/>
+              <w:keepNext w:val="0"/>
+              <w:keepLines w:val="0"/>
+              <w:widowControl/>
+              <w:suppressLineNumbers w:val="0"/>
+              <w:spacing w:before="20" w:beforeAutospacing="0" w:after="20" w:afterAutospacing="0" w:line="360" w:lineRule="auto"/>
+              <w:ind w:left="0" w:right="0"/>
               <w:rPr>
                 <w:rFonts w:hint="default" w:ascii="Times New Roman" w:hAnsi="Times New Roman" w:cs="Times New Roman"/>
                 <w:sz w:val="28"/>
@@ -4899,7 +5407,12 @@
           </w:tcPr>
           <w:p>
             <w:pPr>
-              <w:spacing w:before="20" w:after="20" w:line="360" w:lineRule="auto"/>
+              <w:keepNext w:val="0"/>
+              <w:keepLines w:val="0"/>
+              <w:widowControl/>
+              <w:suppressLineNumbers w:val="0"/>
+              <w:spacing w:before="20" w:beforeAutospacing="0" w:after="20" w:afterAutospacing="0" w:line="360" w:lineRule="auto"/>
+              <w:ind w:left="0" w:right="0"/>
               <w:jc w:val="center"/>
               <w:rPr>
                 <w:rFonts w:hint="default" w:ascii="Times New Roman" w:hAnsi="Times New Roman" w:cs="Times New Roman"/>
@@ -4924,7 +5437,12 @@
           </w:tcPr>
           <w:p>
             <w:pPr>
-              <w:spacing w:before="20" w:after="20" w:line="360" w:lineRule="auto"/>
+              <w:keepNext w:val="0"/>
+              <w:keepLines w:val="0"/>
+              <w:widowControl/>
+              <w:suppressLineNumbers w:val="0"/>
+              <w:spacing w:before="20" w:beforeAutospacing="0" w:after="20" w:afterAutospacing="0" w:line="360" w:lineRule="auto"/>
+              <w:ind w:left="0" w:right="0"/>
               <w:rPr>
                 <w:rFonts w:hint="default" w:ascii="Times New Roman" w:hAnsi="Times New Roman" w:cs="Times New Roman"/>
                 <w:sz w:val="28"/>
@@ -4948,7 +5466,12 @@
           </w:tcPr>
           <w:p>
             <w:pPr>
-              <w:spacing w:before="20" w:after="20" w:line="360" w:lineRule="auto"/>
+              <w:keepNext w:val="0"/>
+              <w:keepLines w:val="0"/>
+              <w:widowControl/>
+              <w:suppressLineNumbers w:val="0"/>
+              <w:spacing w:before="20" w:beforeAutospacing="0" w:after="20" w:afterAutospacing="0" w:line="360" w:lineRule="auto"/>
+              <w:ind w:left="0" w:right="0"/>
               <w:rPr>
                 <w:rFonts w:hint="default" w:ascii="Times New Roman" w:hAnsi="Times New Roman" w:cs="Times New Roman"/>
                 <w:sz w:val="28"/>
@@ -4972,7 +5495,12 @@
           </w:tcPr>
           <w:p>
             <w:pPr>
-              <w:spacing w:before="20" w:after="20" w:line="360" w:lineRule="auto"/>
+              <w:keepNext w:val="0"/>
+              <w:keepLines w:val="0"/>
+              <w:widowControl/>
+              <w:suppressLineNumbers w:val="0"/>
+              <w:spacing w:before="20" w:beforeAutospacing="0" w:after="20" w:afterAutospacing="0" w:line="360" w:lineRule="auto"/>
+              <w:ind w:left="0" w:right="0"/>
               <w:rPr>
                 <w:rFonts w:hint="default" w:ascii="Times New Roman" w:hAnsi="Times New Roman" w:cs="Times New Roman"/>
                 <w:color w:val="0D0D0D"/>
@@ -4998,7 +5526,12 @@
           </w:tcPr>
           <w:p>
             <w:pPr>
-              <w:spacing w:before="20" w:after="20" w:line="360" w:lineRule="auto"/>
+              <w:keepNext w:val="0"/>
+              <w:keepLines w:val="0"/>
+              <w:widowControl/>
+              <w:suppressLineNumbers w:val="0"/>
+              <w:spacing w:before="20" w:beforeAutospacing="0" w:after="20" w:afterAutospacing="0" w:line="360" w:lineRule="auto"/>
+              <w:ind w:left="0" w:right="0"/>
               <w:rPr>
                 <w:rFonts w:hint="default" w:ascii="Times New Roman" w:hAnsi="Times New Roman" w:cs="Times New Roman"/>
                 <w:sz w:val="28"/>
@@ -5021,6 +5554,7 @@
       <w:pPr>
         <w:pStyle w:val="4"/>
         <w:numPr>
+          <w:ilvl w:val="2"/>
           <w:numId w:val="0"/>
         </w:numPr>
         <w:spacing w:line="360" w:lineRule="auto"/>
@@ -5102,7 +5636,12 @@
           </w:tcPr>
           <w:p>
             <w:pPr>
-              <w:spacing w:before="20" w:after="20" w:line="360" w:lineRule="auto"/>
+              <w:keepNext w:val="0"/>
+              <w:keepLines w:val="0"/>
+              <w:widowControl/>
+              <w:suppressLineNumbers w:val="0"/>
+              <w:spacing w:before="20" w:beforeAutospacing="0" w:after="20" w:afterAutospacing="0" w:line="360" w:lineRule="auto"/>
+              <w:ind w:left="0" w:right="0"/>
               <w:jc w:val="center"/>
               <w:rPr>
                 <w:rFonts w:hint="default" w:ascii="Times New Roman" w:hAnsi="Times New Roman" w:cs="Times New Roman"/>
@@ -5129,7 +5668,12 @@
           </w:tcPr>
           <w:p>
             <w:pPr>
-              <w:spacing w:before="20" w:after="20" w:line="360" w:lineRule="auto"/>
+              <w:keepNext w:val="0"/>
+              <w:keepLines w:val="0"/>
+              <w:widowControl/>
+              <w:suppressLineNumbers w:val="0"/>
+              <w:spacing w:before="20" w:beforeAutospacing="0" w:after="20" w:afterAutospacing="0" w:line="360" w:lineRule="auto"/>
+              <w:ind w:left="0" w:right="0"/>
               <w:jc w:val="center"/>
               <w:rPr>
                 <w:rFonts w:hint="default" w:ascii="Times New Roman" w:hAnsi="Times New Roman" w:cs="Times New Roman"/>
@@ -5156,7 +5700,12 @@
           </w:tcPr>
           <w:p>
             <w:pPr>
-              <w:spacing w:before="20" w:after="20" w:line="360" w:lineRule="auto"/>
+              <w:keepNext w:val="0"/>
+              <w:keepLines w:val="0"/>
+              <w:widowControl/>
+              <w:suppressLineNumbers w:val="0"/>
+              <w:spacing w:before="20" w:beforeAutospacing="0" w:after="20" w:afterAutospacing="0" w:line="360" w:lineRule="auto"/>
+              <w:ind w:left="0" w:right="0"/>
               <w:jc w:val="center"/>
               <w:rPr>
                 <w:rFonts w:hint="default" w:ascii="Times New Roman" w:hAnsi="Times New Roman" w:cs="Times New Roman"/>
@@ -5183,7 +5732,12 @@
           </w:tcPr>
           <w:p>
             <w:pPr>
-              <w:spacing w:before="20" w:after="20" w:line="360" w:lineRule="auto"/>
+              <w:keepNext w:val="0"/>
+              <w:keepLines w:val="0"/>
+              <w:widowControl/>
+              <w:suppressLineNumbers w:val="0"/>
+              <w:spacing w:before="20" w:beforeAutospacing="0" w:after="20" w:afterAutospacing="0" w:line="360" w:lineRule="auto"/>
+              <w:ind w:left="0" w:right="0"/>
               <w:jc w:val="center"/>
               <w:rPr>
                 <w:rFonts w:hint="default" w:ascii="Times New Roman" w:hAnsi="Times New Roman" w:cs="Times New Roman"/>
@@ -5210,7 +5764,12 @@
           </w:tcPr>
           <w:p>
             <w:pPr>
-              <w:spacing w:before="20" w:after="20" w:line="360" w:lineRule="auto"/>
+              <w:keepNext w:val="0"/>
+              <w:keepLines w:val="0"/>
+              <w:widowControl/>
+              <w:suppressLineNumbers w:val="0"/>
+              <w:spacing w:before="20" w:beforeAutospacing="0" w:after="20" w:afterAutospacing="0" w:line="360" w:lineRule="auto"/>
+              <w:ind w:left="0" w:right="0"/>
               <w:jc w:val="center"/>
               <w:rPr>
                 <w:rFonts w:hint="default" w:ascii="Times New Roman" w:hAnsi="Times New Roman" w:cs="Times New Roman"/>
@@ -5255,7 +5814,12 @@
           </w:tcPr>
           <w:p>
             <w:pPr>
-              <w:spacing w:before="20" w:after="20" w:line="360" w:lineRule="auto"/>
+              <w:keepNext w:val="0"/>
+              <w:keepLines w:val="0"/>
+              <w:widowControl/>
+              <w:suppressLineNumbers w:val="0"/>
+              <w:spacing w:before="20" w:beforeAutospacing="0" w:after="20" w:afterAutospacing="0" w:line="360" w:lineRule="auto"/>
+              <w:ind w:left="0" w:right="0"/>
               <w:jc w:val="center"/>
               <w:rPr>
                 <w:rFonts w:hint="default" w:ascii="Times New Roman" w:hAnsi="Times New Roman" w:cs="Times New Roman"/>
@@ -5280,7 +5844,12 @@
           </w:tcPr>
           <w:p>
             <w:pPr>
-              <w:spacing w:before="20" w:after="20" w:line="360" w:lineRule="auto"/>
+              <w:keepNext w:val="0"/>
+              <w:keepLines w:val="0"/>
+              <w:widowControl/>
+              <w:suppressLineNumbers w:val="0"/>
+              <w:spacing w:before="20" w:beforeAutospacing="0" w:after="20" w:afterAutospacing="0" w:line="360" w:lineRule="auto"/>
+              <w:ind w:left="0" w:right="0"/>
               <w:jc w:val="center"/>
               <w:rPr>
                 <w:rFonts w:hint="default" w:ascii="Times New Roman" w:hAnsi="Times New Roman" w:cs="Times New Roman"/>
@@ -5305,7 +5874,12 @@
           </w:tcPr>
           <w:p>
             <w:pPr>
-              <w:spacing w:before="20" w:after="20" w:line="360" w:lineRule="auto"/>
+              <w:keepNext w:val="0"/>
+              <w:keepLines w:val="0"/>
+              <w:widowControl/>
+              <w:suppressLineNumbers w:val="0"/>
+              <w:spacing w:before="20" w:beforeAutospacing="0" w:after="20" w:afterAutospacing="0" w:line="360" w:lineRule="auto"/>
+              <w:ind w:left="0" w:right="0"/>
               <w:jc w:val="center"/>
               <w:rPr>
                 <w:rFonts w:hint="default" w:ascii="Times New Roman" w:hAnsi="Times New Roman" w:cs="Times New Roman"/>
@@ -5330,7 +5904,12 @@
           </w:tcPr>
           <w:p>
             <w:pPr>
-              <w:spacing w:before="20" w:after="20" w:line="360" w:lineRule="auto"/>
+              <w:keepNext w:val="0"/>
+              <w:keepLines w:val="0"/>
+              <w:widowControl/>
+              <w:suppressLineNumbers w:val="0"/>
+              <w:spacing w:before="20" w:beforeAutospacing="0" w:after="20" w:afterAutospacing="0" w:line="360" w:lineRule="auto"/>
+              <w:ind w:left="0" w:right="0"/>
               <w:jc w:val="center"/>
               <w:rPr>
                 <w:rFonts w:hint="default" w:ascii="Times New Roman" w:hAnsi="Times New Roman" w:cs="Times New Roman"/>
@@ -5355,7 +5934,12 @@
           </w:tcPr>
           <w:p>
             <w:pPr>
-              <w:spacing w:before="20" w:after="20" w:line="360" w:lineRule="auto"/>
+              <w:keepNext w:val="0"/>
+              <w:keepLines w:val="0"/>
+              <w:widowControl/>
+              <w:suppressLineNumbers w:val="0"/>
+              <w:spacing w:before="20" w:beforeAutospacing="0" w:after="20" w:afterAutospacing="0" w:line="360" w:lineRule="auto"/>
+              <w:ind w:left="0" w:right="0"/>
               <w:jc w:val="center"/>
               <w:rPr>
                 <w:rFonts w:hint="default" w:ascii="Times New Roman" w:hAnsi="Times New Roman" w:cs="Times New Roman"/>
@@ -5398,7 +5982,12 @@
           </w:tcPr>
           <w:p>
             <w:pPr>
-              <w:spacing w:before="20" w:after="20" w:line="360" w:lineRule="auto"/>
+              <w:keepNext w:val="0"/>
+              <w:keepLines w:val="0"/>
+              <w:widowControl/>
+              <w:suppressLineNumbers w:val="0"/>
+              <w:spacing w:before="20" w:beforeAutospacing="0" w:after="20" w:afterAutospacing="0" w:line="360" w:lineRule="auto"/>
+              <w:ind w:left="0" w:right="0"/>
               <w:jc w:val="center"/>
               <w:rPr>
                 <w:rFonts w:hint="default" w:ascii="Times New Roman" w:hAnsi="Times New Roman" w:cs="Times New Roman"/>
@@ -5423,7 +6012,12 @@
           </w:tcPr>
           <w:p>
             <w:pPr>
-              <w:spacing w:before="20" w:after="20" w:line="360" w:lineRule="auto"/>
+              <w:keepNext w:val="0"/>
+              <w:keepLines w:val="0"/>
+              <w:widowControl/>
+              <w:suppressLineNumbers w:val="0"/>
+              <w:spacing w:before="20" w:beforeAutospacing="0" w:after="20" w:afterAutospacing="0" w:line="360" w:lineRule="auto"/>
+              <w:ind w:left="0" w:right="0"/>
               <w:jc w:val="center"/>
               <w:rPr>
                 <w:rFonts w:hint="default" w:ascii="Times New Roman" w:hAnsi="Times New Roman" w:cs="Times New Roman"/>
@@ -5448,7 +6042,12 @@
           </w:tcPr>
           <w:p>
             <w:pPr>
-              <w:spacing w:before="20" w:after="20" w:line="360" w:lineRule="auto"/>
+              <w:keepNext w:val="0"/>
+              <w:keepLines w:val="0"/>
+              <w:widowControl/>
+              <w:suppressLineNumbers w:val="0"/>
+              <w:spacing w:before="20" w:beforeAutospacing="0" w:after="20" w:afterAutospacing="0" w:line="360" w:lineRule="auto"/>
+              <w:ind w:left="0" w:right="0"/>
               <w:jc w:val="center"/>
               <w:rPr>
                 <w:rFonts w:hint="default" w:ascii="Times New Roman" w:hAnsi="Times New Roman" w:cs="Times New Roman"/>
@@ -5473,7 +6072,12 @@
           </w:tcPr>
           <w:p>
             <w:pPr>
-              <w:spacing w:before="20" w:after="20" w:line="360" w:lineRule="auto"/>
+              <w:keepNext w:val="0"/>
+              <w:keepLines w:val="0"/>
+              <w:widowControl/>
+              <w:suppressLineNumbers w:val="0"/>
+              <w:spacing w:before="20" w:beforeAutospacing="0" w:after="20" w:afterAutospacing="0" w:line="360" w:lineRule="auto"/>
+              <w:ind w:left="0" w:right="0"/>
               <w:jc w:val="center"/>
               <w:rPr>
                 <w:rFonts w:hint="default" w:ascii="Times New Roman" w:hAnsi="Times New Roman" w:cs="Times New Roman"/>
@@ -5498,7 +6102,12 @@
           </w:tcPr>
           <w:p>
             <w:pPr>
-              <w:spacing w:before="20" w:after="20" w:line="360" w:lineRule="auto"/>
+              <w:keepNext w:val="0"/>
+              <w:keepLines w:val="0"/>
+              <w:widowControl/>
+              <w:suppressLineNumbers w:val="0"/>
+              <w:spacing w:before="20" w:beforeAutospacing="0" w:after="20" w:afterAutospacing="0" w:line="360" w:lineRule="auto"/>
+              <w:ind w:left="0" w:right="0"/>
               <w:jc w:val="center"/>
               <w:rPr>
                 <w:rFonts w:hint="default" w:ascii="Times New Roman" w:hAnsi="Times New Roman" w:cs="Times New Roman"/>
@@ -5541,7 +6150,12 @@
           </w:tcPr>
           <w:p>
             <w:pPr>
-              <w:spacing w:before="20" w:after="20" w:line="360" w:lineRule="auto"/>
+              <w:keepNext w:val="0"/>
+              <w:keepLines w:val="0"/>
+              <w:widowControl/>
+              <w:suppressLineNumbers w:val="0"/>
+              <w:spacing w:before="20" w:beforeAutospacing="0" w:after="20" w:afterAutospacing="0" w:line="360" w:lineRule="auto"/>
+              <w:ind w:left="0" w:right="0"/>
               <w:jc w:val="center"/>
               <w:rPr>
                 <w:rFonts w:hint="default" w:ascii="Times New Roman" w:hAnsi="Times New Roman" w:cs="Times New Roman"/>
@@ -5566,7 +6180,12 @@
           </w:tcPr>
           <w:p>
             <w:pPr>
-              <w:spacing w:before="20" w:after="20" w:line="360" w:lineRule="auto"/>
+              <w:keepNext w:val="0"/>
+              <w:keepLines w:val="0"/>
+              <w:widowControl/>
+              <w:suppressLineNumbers w:val="0"/>
+              <w:spacing w:before="20" w:beforeAutospacing="0" w:after="20" w:afterAutospacing="0" w:line="360" w:lineRule="auto"/>
+              <w:ind w:left="0" w:right="0"/>
               <w:jc w:val="center"/>
               <w:rPr>
                 <w:rFonts w:hint="default" w:ascii="Times New Roman" w:hAnsi="Times New Roman" w:cs="Times New Roman"/>
@@ -5591,7 +6210,12 @@
           </w:tcPr>
           <w:p>
             <w:pPr>
-              <w:spacing w:before="20" w:after="20" w:line="360" w:lineRule="auto"/>
+              <w:keepNext w:val="0"/>
+              <w:keepLines w:val="0"/>
+              <w:widowControl/>
+              <w:suppressLineNumbers w:val="0"/>
+              <w:spacing w:before="20" w:beforeAutospacing="0" w:after="20" w:afterAutospacing="0" w:line="360" w:lineRule="auto"/>
+              <w:ind w:left="0" w:right="0"/>
               <w:jc w:val="center"/>
               <w:rPr>
                 <w:rFonts w:hint="default" w:ascii="Times New Roman" w:hAnsi="Times New Roman" w:cs="Times New Roman"/>
@@ -5616,7 +6240,12 @@
           </w:tcPr>
           <w:p>
             <w:pPr>
-              <w:spacing w:before="20" w:after="20" w:line="360" w:lineRule="auto"/>
+              <w:keepNext w:val="0"/>
+              <w:keepLines w:val="0"/>
+              <w:widowControl/>
+              <w:suppressLineNumbers w:val="0"/>
+              <w:spacing w:before="20" w:beforeAutospacing="0" w:after="20" w:afterAutospacing="0" w:line="360" w:lineRule="auto"/>
+              <w:ind w:left="0" w:right="0"/>
               <w:jc w:val="center"/>
               <w:rPr>
                 <w:rFonts w:hint="default" w:ascii="Times New Roman" w:hAnsi="Times New Roman" w:cs="Times New Roman"/>
@@ -5641,7 +6270,12 @@
           </w:tcPr>
           <w:p>
             <w:pPr>
-              <w:spacing w:before="20" w:after="20" w:line="360" w:lineRule="auto"/>
+              <w:keepNext w:val="0"/>
+              <w:keepLines w:val="0"/>
+              <w:widowControl/>
+              <w:suppressLineNumbers w:val="0"/>
+              <w:spacing w:before="20" w:beforeAutospacing="0" w:after="20" w:afterAutospacing="0" w:line="360" w:lineRule="auto"/>
+              <w:ind w:left="0" w:right="0"/>
               <w:jc w:val="center"/>
               <w:rPr>
                 <w:rFonts w:hint="default" w:ascii="Times New Roman" w:hAnsi="Times New Roman" w:cs="Times New Roman"/>
@@ -5684,7 +6318,12 @@
           </w:tcPr>
           <w:p>
             <w:pPr>
-              <w:spacing w:before="20" w:after="20" w:line="360" w:lineRule="auto"/>
+              <w:keepNext w:val="0"/>
+              <w:keepLines w:val="0"/>
+              <w:widowControl/>
+              <w:suppressLineNumbers w:val="0"/>
+              <w:spacing w:before="20" w:beforeAutospacing="0" w:after="20" w:afterAutospacing="0" w:line="360" w:lineRule="auto"/>
+              <w:ind w:left="0" w:right="0"/>
               <w:jc w:val="center"/>
               <w:rPr>
                 <w:rFonts w:hint="default" w:ascii="Times New Roman" w:hAnsi="Times New Roman" w:cs="Times New Roman"/>
@@ -5709,7 +6348,12 @@
           </w:tcPr>
           <w:p>
             <w:pPr>
-              <w:spacing w:before="20" w:after="20" w:line="360" w:lineRule="auto"/>
+              <w:keepNext w:val="0"/>
+              <w:keepLines w:val="0"/>
+              <w:widowControl/>
+              <w:suppressLineNumbers w:val="0"/>
+              <w:spacing w:before="20" w:beforeAutospacing="0" w:after="20" w:afterAutospacing="0" w:line="360" w:lineRule="auto"/>
+              <w:ind w:left="0" w:right="0"/>
               <w:jc w:val="center"/>
               <w:rPr>
                 <w:rFonts w:hint="default" w:ascii="Times New Roman" w:hAnsi="Times New Roman" w:cs="Times New Roman"/>
@@ -5734,7 +6378,12 @@
           </w:tcPr>
           <w:p>
             <w:pPr>
-              <w:spacing w:before="20" w:after="20" w:line="360" w:lineRule="auto"/>
+              <w:keepNext w:val="0"/>
+              <w:keepLines w:val="0"/>
+              <w:widowControl/>
+              <w:suppressLineNumbers w:val="0"/>
+              <w:spacing w:before="20" w:beforeAutospacing="0" w:after="20" w:afterAutospacing="0" w:line="360" w:lineRule="auto"/>
+              <w:ind w:left="0" w:right="0"/>
               <w:jc w:val="center"/>
               <w:rPr>
                 <w:rFonts w:hint="default" w:ascii="Times New Roman" w:hAnsi="Times New Roman" w:cs="Times New Roman"/>
@@ -5759,7 +6408,12 @@
           </w:tcPr>
           <w:p>
             <w:pPr>
-              <w:spacing w:before="20" w:after="20" w:line="360" w:lineRule="auto"/>
+              <w:keepNext w:val="0"/>
+              <w:keepLines w:val="0"/>
+              <w:widowControl/>
+              <w:suppressLineNumbers w:val="0"/>
+              <w:spacing w:before="20" w:beforeAutospacing="0" w:after="20" w:afterAutospacing="0" w:line="360" w:lineRule="auto"/>
+              <w:ind w:left="0" w:right="0"/>
               <w:jc w:val="center"/>
               <w:rPr>
                 <w:rFonts w:hint="default" w:ascii="Times New Roman" w:hAnsi="Times New Roman" w:cs="Times New Roman"/>
@@ -5784,7 +6438,12 @@
           </w:tcPr>
           <w:p>
             <w:pPr>
-              <w:spacing w:before="20" w:after="20" w:line="360" w:lineRule="auto"/>
+              <w:keepNext w:val="0"/>
+              <w:keepLines w:val="0"/>
+              <w:widowControl/>
+              <w:suppressLineNumbers w:val="0"/>
+              <w:spacing w:before="20" w:beforeAutospacing="0" w:after="20" w:afterAutospacing="0" w:line="360" w:lineRule="auto"/>
+              <w:ind w:left="0" w:right="0"/>
               <w:jc w:val="center"/>
               <w:rPr>
                 <w:rFonts w:hint="default" w:ascii="Times New Roman" w:hAnsi="Times New Roman" w:cs="Times New Roman"/>
@@ -5827,7 +6486,12 @@
           </w:tcPr>
           <w:p>
             <w:pPr>
-              <w:spacing w:before="20" w:after="20" w:line="360" w:lineRule="auto"/>
+              <w:keepNext w:val="0"/>
+              <w:keepLines w:val="0"/>
+              <w:widowControl/>
+              <w:suppressLineNumbers w:val="0"/>
+              <w:spacing w:before="20" w:beforeAutospacing="0" w:after="20" w:afterAutospacing="0" w:line="360" w:lineRule="auto"/>
+              <w:ind w:left="0" w:right="0"/>
               <w:jc w:val="center"/>
               <w:rPr>
                 <w:rFonts w:hint="default" w:ascii="Times New Roman" w:hAnsi="Times New Roman" w:cs="Times New Roman"/>
@@ -5852,7 +6516,12 @@
           </w:tcPr>
           <w:p>
             <w:pPr>
-              <w:spacing w:before="20" w:after="20" w:line="360" w:lineRule="auto"/>
+              <w:keepNext w:val="0"/>
+              <w:keepLines w:val="0"/>
+              <w:widowControl/>
+              <w:suppressLineNumbers w:val="0"/>
+              <w:spacing w:before="20" w:beforeAutospacing="0" w:after="20" w:afterAutospacing="0" w:line="360" w:lineRule="auto"/>
+              <w:ind w:left="0" w:right="0"/>
               <w:jc w:val="center"/>
               <w:rPr>
                 <w:rFonts w:hint="default" w:ascii="Times New Roman" w:hAnsi="Times New Roman" w:cs="Times New Roman"/>
@@ -5868,6 +6537,8 @@
               </w:rPr>
               <w:t>sku</w:t>
             </w:r>
+            <w:bookmarkStart w:id="0" w:name="_GoBack"/>
+            <w:bookmarkEnd w:id="0"/>
           </w:p>
         </w:tc>
         <w:tc>
@@ -5877,7 +6548,12 @@
           </w:tcPr>
           <w:p>
             <w:pPr>
-              <w:spacing w:before="20" w:after="20" w:line="360" w:lineRule="auto"/>
+              <w:keepNext w:val="0"/>
+              <w:keepLines w:val="0"/>
+              <w:widowControl/>
+              <w:suppressLineNumbers w:val="0"/>
+              <w:spacing w:before="20" w:beforeAutospacing="0" w:after="20" w:afterAutospacing="0" w:line="360" w:lineRule="auto"/>
+              <w:ind w:left="0" w:right="0"/>
               <w:jc w:val="center"/>
               <w:rPr>
                 <w:rFonts w:hint="default" w:ascii="Times New Roman" w:hAnsi="Times New Roman" w:cs="Times New Roman"/>
@@ -5902,7 +6578,12 @@
           </w:tcPr>
           <w:p>
             <w:pPr>
-              <w:spacing w:before="20" w:after="20" w:line="360" w:lineRule="auto"/>
+              <w:keepNext w:val="0"/>
+              <w:keepLines w:val="0"/>
+              <w:widowControl/>
+              <w:suppressLineNumbers w:val="0"/>
+              <w:spacing w:before="20" w:beforeAutospacing="0" w:after="20" w:afterAutospacing="0" w:line="360" w:lineRule="auto"/>
+              <w:ind w:left="0" w:right="0"/>
               <w:jc w:val="center"/>
               <w:rPr>
                 <w:rFonts w:hint="default" w:ascii="Times New Roman" w:hAnsi="Times New Roman" w:cs="Times New Roman"/>
@@ -5927,7 +6608,12 @@
           </w:tcPr>
           <w:p>
             <w:pPr>
-              <w:spacing w:before="20" w:after="20" w:line="360" w:lineRule="auto"/>
+              <w:keepNext w:val="0"/>
+              <w:keepLines w:val="0"/>
+              <w:widowControl/>
+              <w:suppressLineNumbers w:val="0"/>
+              <w:spacing w:before="20" w:beforeAutospacing="0" w:after="20" w:afterAutospacing="0" w:line="360" w:lineRule="auto"/>
+              <w:ind w:left="0" w:right="0"/>
               <w:jc w:val="center"/>
               <w:rPr>
                 <w:rFonts w:hint="default" w:ascii="Times New Roman" w:hAnsi="Times New Roman" w:cs="Times New Roman"/>
@@ -5970,7 +6656,12 @@
           </w:tcPr>
           <w:p>
             <w:pPr>
-              <w:spacing w:before="20" w:after="20" w:line="360" w:lineRule="auto"/>
+              <w:keepNext w:val="0"/>
+              <w:keepLines w:val="0"/>
+              <w:widowControl/>
+              <w:suppressLineNumbers w:val="0"/>
+              <w:spacing w:before="20" w:beforeAutospacing="0" w:after="20" w:afterAutospacing="0" w:line="360" w:lineRule="auto"/>
+              <w:ind w:left="0" w:right="0"/>
               <w:jc w:val="center"/>
               <w:rPr>
                 <w:rFonts w:hint="default" w:ascii="Times New Roman" w:hAnsi="Times New Roman" w:cs="Times New Roman"/>
@@ -5995,7 +6686,12 @@
           </w:tcPr>
           <w:p>
             <w:pPr>
-              <w:spacing w:before="20" w:after="20" w:line="360" w:lineRule="auto"/>
+              <w:keepNext w:val="0"/>
+              <w:keepLines w:val="0"/>
+              <w:widowControl/>
+              <w:suppressLineNumbers w:val="0"/>
+              <w:spacing w:before="20" w:beforeAutospacing="0" w:after="20" w:afterAutospacing="0" w:line="360" w:lineRule="auto"/>
+              <w:ind w:left="0" w:right="0"/>
               <w:jc w:val="center"/>
               <w:rPr>
                 <w:rFonts w:hint="default" w:ascii="Times New Roman" w:hAnsi="Times New Roman" w:cs="Times New Roman"/>
@@ -6020,7 +6716,12 @@
           </w:tcPr>
           <w:p>
             <w:pPr>
-              <w:spacing w:before="20" w:after="20" w:line="360" w:lineRule="auto"/>
+              <w:keepNext w:val="0"/>
+              <w:keepLines w:val="0"/>
+              <w:widowControl/>
+              <w:suppressLineNumbers w:val="0"/>
+              <w:spacing w:before="20" w:beforeAutospacing="0" w:after="20" w:afterAutospacing="0" w:line="360" w:lineRule="auto"/>
+              <w:ind w:left="0" w:right="0"/>
               <w:jc w:val="center"/>
               <w:rPr>
                 <w:rFonts w:hint="default" w:ascii="Times New Roman" w:hAnsi="Times New Roman" w:cs="Times New Roman"/>
@@ -6045,7 +6746,12 @@
           </w:tcPr>
           <w:p>
             <w:pPr>
-              <w:spacing w:before="20" w:after="20" w:line="360" w:lineRule="auto"/>
+              <w:keepNext w:val="0"/>
+              <w:keepLines w:val="0"/>
+              <w:widowControl/>
+              <w:suppressLineNumbers w:val="0"/>
+              <w:spacing w:before="20" w:beforeAutospacing="0" w:after="20" w:afterAutospacing="0" w:line="360" w:lineRule="auto"/>
+              <w:ind w:left="0" w:right="0"/>
               <w:jc w:val="center"/>
               <w:rPr>
                 <w:rFonts w:hint="default" w:ascii="Times New Roman" w:hAnsi="Times New Roman" w:cs="Times New Roman"/>
@@ -6070,7 +6776,12 @@
           </w:tcPr>
           <w:p>
             <w:pPr>
-              <w:spacing w:before="20" w:after="20" w:line="360" w:lineRule="auto"/>
+              <w:keepNext w:val="0"/>
+              <w:keepLines w:val="0"/>
+              <w:widowControl/>
+              <w:suppressLineNumbers w:val="0"/>
+              <w:spacing w:before="20" w:beforeAutospacing="0" w:after="20" w:afterAutospacing="0" w:line="360" w:lineRule="auto"/>
+              <w:ind w:left="0" w:right="0"/>
               <w:jc w:val="center"/>
               <w:rPr>
                 <w:rFonts w:hint="default" w:ascii="Times New Roman" w:hAnsi="Times New Roman" w:cs="Times New Roman"/>
@@ -6113,7 +6824,12 @@
           </w:tcPr>
           <w:p>
             <w:pPr>
-              <w:spacing w:before="20" w:after="20" w:line="360" w:lineRule="auto"/>
+              <w:keepNext w:val="0"/>
+              <w:keepLines w:val="0"/>
+              <w:widowControl/>
+              <w:suppressLineNumbers w:val="0"/>
+              <w:spacing w:before="20" w:beforeAutospacing="0" w:after="20" w:afterAutospacing="0" w:line="360" w:lineRule="auto"/>
+              <w:ind w:left="0" w:right="0"/>
               <w:jc w:val="center"/>
               <w:rPr>
                 <w:rFonts w:hint="default" w:ascii="Times New Roman" w:hAnsi="Times New Roman" w:cs="Times New Roman"/>
@@ -6138,7 +6854,12 @@
           </w:tcPr>
           <w:p>
             <w:pPr>
-              <w:spacing w:before="20" w:after="20" w:line="360" w:lineRule="auto"/>
+              <w:keepNext w:val="0"/>
+              <w:keepLines w:val="0"/>
+              <w:widowControl/>
+              <w:suppressLineNumbers w:val="0"/>
+              <w:spacing w:before="20" w:beforeAutospacing="0" w:after="20" w:afterAutospacing="0" w:line="360" w:lineRule="auto"/>
+              <w:ind w:left="0" w:right="0"/>
               <w:jc w:val="center"/>
               <w:rPr>
                 <w:rFonts w:hint="default" w:ascii="Times New Roman" w:hAnsi="Times New Roman" w:cs="Times New Roman"/>
@@ -6163,7 +6884,12 @@
           </w:tcPr>
           <w:p>
             <w:pPr>
-              <w:spacing w:before="20" w:after="20" w:line="360" w:lineRule="auto"/>
+              <w:keepNext w:val="0"/>
+              <w:keepLines w:val="0"/>
+              <w:widowControl/>
+              <w:suppressLineNumbers w:val="0"/>
+              <w:spacing w:before="20" w:beforeAutospacing="0" w:after="20" w:afterAutospacing="0" w:line="360" w:lineRule="auto"/>
+              <w:ind w:left="0" w:right="0"/>
               <w:jc w:val="center"/>
               <w:rPr>
                 <w:rFonts w:hint="default" w:ascii="Times New Roman" w:hAnsi="Times New Roman" w:cs="Times New Roman"/>
@@ -6188,7 +6914,12 @@
           </w:tcPr>
           <w:p>
             <w:pPr>
-              <w:spacing w:before="20" w:after="20" w:line="360" w:lineRule="auto"/>
+              <w:keepNext w:val="0"/>
+              <w:keepLines w:val="0"/>
+              <w:widowControl/>
+              <w:suppressLineNumbers w:val="0"/>
+              <w:spacing w:before="20" w:beforeAutospacing="0" w:after="20" w:afterAutospacing="0" w:line="360" w:lineRule="auto"/>
+              <w:ind w:left="0" w:right="0"/>
               <w:jc w:val="center"/>
               <w:rPr>
                 <w:rFonts w:hint="default" w:ascii="Times New Roman" w:hAnsi="Times New Roman" w:cs="Times New Roman"/>
@@ -6213,7 +6944,12 @@
           </w:tcPr>
           <w:p>
             <w:pPr>
-              <w:spacing w:before="20" w:after="20" w:line="360" w:lineRule="auto"/>
+              <w:keepNext w:val="0"/>
+              <w:keepLines w:val="0"/>
+              <w:widowControl/>
+              <w:suppressLineNumbers w:val="0"/>
+              <w:spacing w:before="20" w:beforeAutospacing="0" w:after="20" w:afterAutospacing="0" w:line="360" w:lineRule="auto"/>
+              <w:ind w:left="0" w:right="0"/>
               <w:jc w:val="center"/>
               <w:rPr>
                 <w:rFonts w:hint="default" w:ascii="Times New Roman" w:hAnsi="Times New Roman" w:cs="Times New Roman"/>
@@ -6256,7 +6992,12 @@
           </w:tcPr>
           <w:p>
             <w:pPr>
-              <w:spacing w:before="20" w:after="20" w:line="360" w:lineRule="auto"/>
+              <w:keepNext w:val="0"/>
+              <w:keepLines w:val="0"/>
+              <w:widowControl/>
+              <w:suppressLineNumbers w:val="0"/>
+              <w:spacing w:before="20" w:beforeAutospacing="0" w:after="20" w:afterAutospacing="0" w:line="360" w:lineRule="auto"/>
+              <w:ind w:left="0" w:right="0"/>
               <w:jc w:val="center"/>
               <w:rPr>
                 <w:rFonts w:hint="default" w:ascii="Times New Roman" w:hAnsi="Times New Roman" w:cs="Times New Roman"/>
@@ -6281,7 +7022,12 @@
           </w:tcPr>
           <w:p>
             <w:pPr>
-              <w:spacing w:before="20" w:after="20" w:line="360" w:lineRule="auto"/>
+              <w:keepNext w:val="0"/>
+              <w:keepLines w:val="0"/>
+              <w:widowControl/>
+              <w:suppressLineNumbers w:val="0"/>
+              <w:spacing w:before="20" w:beforeAutospacing="0" w:after="20" w:afterAutospacing="0" w:line="360" w:lineRule="auto"/>
+              <w:ind w:left="0" w:right="0"/>
               <w:jc w:val="center"/>
               <w:rPr>
                 <w:rFonts w:hint="default" w:ascii="Times New Roman" w:hAnsi="Times New Roman" w:cs="Times New Roman"/>
@@ -6306,7 +7052,12 @@
           </w:tcPr>
           <w:p>
             <w:pPr>
-              <w:spacing w:before="20" w:after="20" w:line="360" w:lineRule="auto"/>
+              <w:keepNext w:val="0"/>
+              <w:keepLines w:val="0"/>
+              <w:widowControl/>
+              <w:suppressLineNumbers w:val="0"/>
+              <w:spacing w:before="20" w:beforeAutospacing="0" w:after="20" w:afterAutospacing="0" w:line="360" w:lineRule="auto"/>
+              <w:ind w:left="0" w:right="0"/>
               <w:jc w:val="center"/>
               <w:rPr>
                 <w:rFonts w:hint="default" w:ascii="Times New Roman" w:hAnsi="Times New Roman" w:cs="Times New Roman"/>
@@ -6331,7 +7082,12 @@
           </w:tcPr>
           <w:p>
             <w:pPr>
-              <w:spacing w:before="20" w:after="20" w:line="360" w:lineRule="auto"/>
+              <w:keepNext w:val="0"/>
+              <w:keepLines w:val="0"/>
+              <w:widowControl/>
+              <w:suppressLineNumbers w:val="0"/>
+              <w:spacing w:before="20" w:beforeAutospacing="0" w:after="20" w:afterAutospacing="0" w:line="360" w:lineRule="auto"/>
+              <w:ind w:left="0" w:right="0"/>
               <w:jc w:val="center"/>
               <w:rPr>
                 <w:rFonts w:hint="default" w:ascii="Times New Roman" w:hAnsi="Times New Roman" w:cs="Times New Roman"/>
@@ -6356,7 +7112,12 @@
           </w:tcPr>
           <w:p>
             <w:pPr>
-              <w:spacing w:before="20" w:after="20" w:line="360" w:lineRule="auto"/>
+              <w:keepNext w:val="0"/>
+              <w:keepLines w:val="0"/>
+              <w:widowControl/>
+              <w:suppressLineNumbers w:val="0"/>
+              <w:spacing w:before="20" w:beforeAutospacing="0" w:after="20" w:afterAutospacing="0" w:line="360" w:lineRule="auto"/>
+              <w:ind w:left="0" w:right="0"/>
               <w:jc w:val="center"/>
               <w:rPr>
                 <w:rFonts w:hint="default" w:ascii="Times New Roman" w:hAnsi="Times New Roman" w:cs="Times New Roman"/>
@@ -6399,7 +7160,12 @@
           </w:tcPr>
           <w:p>
             <w:pPr>
-              <w:spacing w:before="20" w:after="20" w:line="360" w:lineRule="auto"/>
+              <w:keepNext w:val="0"/>
+              <w:keepLines w:val="0"/>
+              <w:widowControl/>
+              <w:suppressLineNumbers w:val="0"/>
+              <w:spacing w:before="20" w:beforeAutospacing="0" w:after="20" w:afterAutospacing="0" w:line="360" w:lineRule="auto"/>
+              <w:ind w:left="0" w:right="0"/>
               <w:jc w:val="center"/>
               <w:rPr>
                 <w:rFonts w:hint="default" w:ascii="Times New Roman" w:hAnsi="Times New Roman" w:cs="Times New Roman"/>
@@ -6424,7 +7190,12 @@
           </w:tcPr>
           <w:p>
             <w:pPr>
-              <w:spacing w:before="20" w:after="20" w:line="360" w:lineRule="auto"/>
+              <w:keepNext w:val="0"/>
+              <w:keepLines w:val="0"/>
+              <w:widowControl/>
+              <w:suppressLineNumbers w:val="0"/>
+              <w:spacing w:before="20" w:beforeAutospacing="0" w:after="20" w:afterAutospacing="0" w:line="360" w:lineRule="auto"/>
+              <w:ind w:left="0" w:right="0"/>
               <w:jc w:val="center"/>
               <w:rPr>
                 <w:rFonts w:hint="default" w:ascii="Times New Roman" w:hAnsi="Times New Roman" w:cs="Times New Roman"/>
@@ -6449,7 +7220,12 @@
           </w:tcPr>
           <w:p>
             <w:pPr>
-              <w:spacing w:before="20" w:after="20" w:line="360" w:lineRule="auto"/>
+              <w:keepNext w:val="0"/>
+              <w:keepLines w:val="0"/>
+              <w:widowControl/>
+              <w:suppressLineNumbers w:val="0"/>
+              <w:spacing w:before="20" w:beforeAutospacing="0" w:after="20" w:afterAutospacing="0" w:line="360" w:lineRule="auto"/>
+              <w:ind w:left="0" w:right="0"/>
               <w:jc w:val="center"/>
               <w:rPr>
                 <w:rFonts w:hint="default" w:ascii="Times New Roman" w:hAnsi="Times New Roman" w:cs="Times New Roman"/>
@@ -6474,7 +7250,12 @@
           </w:tcPr>
           <w:p>
             <w:pPr>
-              <w:spacing w:before="20" w:after="20" w:line="360" w:lineRule="auto"/>
+              <w:keepNext w:val="0"/>
+              <w:keepLines w:val="0"/>
+              <w:widowControl/>
+              <w:suppressLineNumbers w:val="0"/>
+              <w:spacing w:before="20" w:beforeAutospacing="0" w:after="20" w:afterAutospacing="0" w:line="360" w:lineRule="auto"/>
+              <w:ind w:left="0" w:right="0"/>
               <w:jc w:val="center"/>
               <w:rPr>
                 <w:rFonts w:hint="default" w:ascii="Times New Roman" w:hAnsi="Times New Roman" w:cs="Times New Roman"/>
@@ -6499,7 +7280,12 @@
           </w:tcPr>
           <w:p>
             <w:pPr>
-              <w:spacing w:before="20" w:after="20" w:line="360" w:lineRule="auto"/>
+              <w:keepNext w:val="0"/>
+              <w:keepLines w:val="0"/>
+              <w:widowControl/>
+              <w:suppressLineNumbers w:val="0"/>
+              <w:spacing w:before="20" w:beforeAutospacing="0" w:after="20" w:afterAutospacing="0" w:line="360" w:lineRule="auto"/>
+              <w:ind w:left="0" w:right="0"/>
               <w:jc w:val="center"/>
               <w:rPr>
                 <w:rFonts w:hint="default" w:ascii="Times New Roman" w:hAnsi="Times New Roman" w:cs="Times New Roman"/>
@@ -6542,7 +7328,12 @@
           </w:tcPr>
           <w:p>
             <w:pPr>
-              <w:spacing w:before="20" w:after="20" w:line="360" w:lineRule="auto"/>
+              <w:keepNext w:val="0"/>
+              <w:keepLines w:val="0"/>
+              <w:widowControl/>
+              <w:suppressLineNumbers w:val="0"/>
+              <w:spacing w:before="20" w:beforeAutospacing="0" w:after="20" w:afterAutospacing="0" w:line="360" w:lineRule="auto"/>
+              <w:ind w:left="0" w:right="0"/>
               <w:jc w:val="center"/>
               <w:rPr>
                 <w:rFonts w:hint="default" w:ascii="Times New Roman" w:hAnsi="Times New Roman" w:cs="Times New Roman"/>
@@ -6567,7 +7358,12 @@
           </w:tcPr>
           <w:p>
             <w:pPr>
-              <w:spacing w:before="20" w:after="20" w:line="360" w:lineRule="auto"/>
+              <w:keepNext w:val="0"/>
+              <w:keepLines w:val="0"/>
+              <w:widowControl/>
+              <w:suppressLineNumbers w:val="0"/>
+              <w:spacing w:before="20" w:beforeAutospacing="0" w:after="20" w:afterAutospacing="0" w:line="360" w:lineRule="auto"/>
+              <w:ind w:left="0" w:right="0"/>
               <w:jc w:val="center"/>
               <w:rPr>
                 <w:rFonts w:hint="default" w:ascii="Times New Roman" w:hAnsi="Times New Roman" w:cs="Times New Roman"/>
@@ -6592,7 +7388,12 @@
           </w:tcPr>
           <w:p>
             <w:pPr>
-              <w:spacing w:before="20" w:after="20" w:line="360" w:lineRule="auto"/>
+              <w:keepNext w:val="0"/>
+              <w:keepLines w:val="0"/>
+              <w:widowControl/>
+              <w:suppressLineNumbers w:val="0"/>
+              <w:spacing w:before="20" w:beforeAutospacing="0" w:after="20" w:afterAutospacing="0" w:line="360" w:lineRule="auto"/>
+              <w:ind w:left="0" w:right="0"/>
               <w:jc w:val="center"/>
               <w:rPr>
                 <w:rFonts w:hint="default" w:ascii="Times New Roman" w:hAnsi="Times New Roman" w:cs="Times New Roman"/>
@@ -6617,7 +7418,12 @@
           </w:tcPr>
           <w:p>
             <w:pPr>
-              <w:spacing w:before="20" w:after="20" w:line="360" w:lineRule="auto"/>
+              <w:keepNext w:val="0"/>
+              <w:keepLines w:val="0"/>
+              <w:widowControl/>
+              <w:suppressLineNumbers w:val="0"/>
+              <w:spacing w:before="20" w:beforeAutospacing="0" w:after="20" w:afterAutospacing="0" w:line="360" w:lineRule="auto"/>
+              <w:ind w:left="0" w:right="0"/>
               <w:jc w:val="center"/>
               <w:rPr>
                 <w:rFonts w:hint="default" w:ascii="Times New Roman" w:hAnsi="Times New Roman" w:cs="Times New Roman"/>
@@ -6642,7 +7448,12 @@
           </w:tcPr>
           <w:p>
             <w:pPr>
-              <w:spacing w:before="20" w:after="20" w:line="360" w:lineRule="auto"/>
+              <w:keepNext w:val="0"/>
+              <w:keepLines w:val="0"/>
+              <w:widowControl/>
+              <w:suppressLineNumbers w:val="0"/>
+              <w:spacing w:before="20" w:beforeAutospacing="0" w:after="20" w:afterAutospacing="0" w:line="360" w:lineRule="auto"/>
+              <w:ind w:left="0" w:right="0"/>
               <w:jc w:val="center"/>
               <w:rPr>
                 <w:rFonts w:hint="default" w:ascii="Times New Roman" w:hAnsi="Times New Roman" w:cs="Times New Roman"/>
@@ -6685,7 +7496,12 @@
           </w:tcPr>
           <w:p>
             <w:pPr>
-              <w:spacing w:before="20" w:after="20" w:line="360" w:lineRule="auto"/>
+              <w:keepNext w:val="0"/>
+              <w:keepLines w:val="0"/>
+              <w:widowControl/>
+              <w:suppressLineNumbers w:val="0"/>
+              <w:spacing w:before="20" w:beforeAutospacing="0" w:after="20" w:afterAutospacing="0" w:line="360" w:lineRule="auto"/>
+              <w:ind w:left="0" w:right="0"/>
               <w:jc w:val="center"/>
               <w:rPr>
                 <w:rFonts w:hint="default" w:ascii="Times New Roman" w:hAnsi="Times New Roman" w:cs="Times New Roman"/>
@@ -6710,7 +7526,12 @@
           </w:tcPr>
           <w:p>
             <w:pPr>
-              <w:spacing w:before="20" w:after="20" w:line="360" w:lineRule="auto"/>
+              <w:keepNext w:val="0"/>
+              <w:keepLines w:val="0"/>
+              <w:widowControl/>
+              <w:suppressLineNumbers w:val="0"/>
+              <w:spacing w:before="20" w:beforeAutospacing="0" w:after="20" w:afterAutospacing="0" w:line="360" w:lineRule="auto"/>
+              <w:ind w:left="0" w:right="0"/>
               <w:jc w:val="center"/>
               <w:rPr>
                 <w:rFonts w:hint="default" w:ascii="Times New Roman" w:hAnsi="Times New Roman" w:cs="Times New Roman"/>
@@ -6735,7 +7556,12 @@
           </w:tcPr>
           <w:p>
             <w:pPr>
-              <w:spacing w:before="20" w:after="20" w:line="360" w:lineRule="auto"/>
+              <w:keepNext w:val="0"/>
+              <w:keepLines w:val="0"/>
+              <w:widowControl/>
+              <w:suppressLineNumbers w:val="0"/>
+              <w:spacing w:before="20" w:beforeAutospacing="0" w:after="20" w:afterAutospacing="0" w:line="360" w:lineRule="auto"/>
+              <w:ind w:left="0" w:right="0"/>
               <w:jc w:val="center"/>
               <w:rPr>
                 <w:rFonts w:hint="default" w:ascii="Times New Roman" w:hAnsi="Times New Roman" w:cs="Times New Roman"/>
@@ -6760,7 +7586,12 @@
           </w:tcPr>
           <w:p>
             <w:pPr>
-              <w:spacing w:before="20" w:after="20" w:line="360" w:lineRule="auto"/>
+              <w:keepNext w:val="0"/>
+              <w:keepLines w:val="0"/>
+              <w:widowControl/>
+              <w:suppressLineNumbers w:val="0"/>
+              <w:spacing w:before="20" w:beforeAutospacing="0" w:after="20" w:afterAutospacing="0" w:line="360" w:lineRule="auto"/>
+              <w:ind w:left="0" w:right="0"/>
               <w:jc w:val="center"/>
               <w:rPr>
                 <w:rFonts w:hint="default" w:ascii="Times New Roman" w:hAnsi="Times New Roman" w:cs="Times New Roman"/>
@@ -6785,7 +7616,12 @@
           </w:tcPr>
           <w:p>
             <w:pPr>
-              <w:spacing w:before="20" w:after="20" w:line="360" w:lineRule="auto"/>
+              <w:keepNext w:val="0"/>
+              <w:keepLines w:val="0"/>
+              <w:widowControl/>
+              <w:suppressLineNumbers w:val="0"/>
+              <w:spacing w:before="20" w:beforeAutospacing="0" w:after="20" w:afterAutospacing="0" w:line="360" w:lineRule="auto"/>
+              <w:ind w:left="0" w:right="0"/>
               <w:jc w:val="center"/>
               <w:rPr>
                 <w:rFonts w:hint="default" w:ascii="Times New Roman" w:hAnsi="Times New Roman" w:cs="Times New Roman"/>
@@ -6809,6 +7645,7 @@
       <w:pPr>
         <w:pStyle w:val="4"/>
         <w:numPr>
+          <w:ilvl w:val="2"/>
           <w:numId w:val="0"/>
         </w:numPr>
         <w:spacing w:line="360" w:lineRule="auto"/>
@@ -6912,7 +7749,12 @@
           </w:tcPr>
           <w:p>
             <w:pPr>
-              <w:spacing w:before="20" w:after="20" w:line="360" w:lineRule="auto"/>
+              <w:keepNext w:val="0"/>
+              <w:keepLines w:val="0"/>
+              <w:widowControl/>
+              <w:suppressLineNumbers w:val="0"/>
+              <w:spacing w:before="20" w:beforeAutospacing="0" w:after="20" w:afterAutospacing="0" w:line="360" w:lineRule="auto"/>
+              <w:ind w:left="0" w:right="0"/>
               <w:jc w:val="center"/>
               <w:rPr>
                 <w:rFonts w:hint="default" w:ascii="Times New Roman" w:hAnsi="Times New Roman" w:cs="Times New Roman"/>
@@ -6939,7 +7781,12 @@
           </w:tcPr>
           <w:p>
             <w:pPr>
-              <w:spacing w:before="20" w:after="20" w:line="360" w:lineRule="auto"/>
+              <w:keepNext w:val="0"/>
+              <w:keepLines w:val="0"/>
+              <w:widowControl/>
+              <w:suppressLineNumbers w:val="0"/>
+              <w:spacing w:before="20" w:beforeAutospacing="0" w:after="20" w:afterAutospacing="0" w:line="360" w:lineRule="auto"/>
+              <w:ind w:left="0" w:right="0"/>
               <w:jc w:val="center"/>
               <w:rPr>
                 <w:rFonts w:hint="default" w:ascii="Times New Roman" w:hAnsi="Times New Roman" w:cs="Times New Roman"/>
@@ -6966,7 +7813,12 @@
           </w:tcPr>
           <w:p>
             <w:pPr>
-              <w:spacing w:before="20" w:after="20" w:line="360" w:lineRule="auto"/>
+              <w:keepNext w:val="0"/>
+              <w:keepLines w:val="0"/>
+              <w:widowControl/>
+              <w:suppressLineNumbers w:val="0"/>
+              <w:spacing w:before="20" w:beforeAutospacing="0" w:after="20" w:afterAutospacing="0" w:line="360" w:lineRule="auto"/>
+              <w:ind w:left="0" w:right="0"/>
               <w:jc w:val="center"/>
               <w:rPr>
                 <w:rFonts w:hint="default" w:ascii="Times New Roman" w:hAnsi="Times New Roman" w:cs="Times New Roman"/>
@@ -6993,7 +7845,12 @@
           </w:tcPr>
           <w:p>
             <w:pPr>
-              <w:spacing w:before="20" w:after="20" w:line="360" w:lineRule="auto"/>
+              <w:keepNext w:val="0"/>
+              <w:keepLines w:val="0"/>
+              <w:widowControl/>
+              <w:suppressLineNumbers w:val="0"/>
+              <w:spacing w:before="20" w:beforeAutospacing="0" w:after="20" w:afterAutospacing="0" w:line="360" w:lineRule="auto"/>
+              <w:ind w:left="0" w:right="0"/>
               <w:jc w:val="center"/>
               <w:rPr>
                 <w:rFonts w:hint="default" w:ascii="Times New Roman" w:hAnsi="Times New Roman" w:cs="Times New Roman"/>
@@ -7020,7 +7877,12 @@
           </w:tcPr>
           <w:p>
             <w:pPr>
-              <w:spacing w:before="20" w:after="20" w:line="360" w:lineRule="auto"/>
+              <w:keepNext w:val="0"/>
+              <w:keepLines w:val="0"/>
+              <w:widowControl/>
+              <w:suppressLineNumbers w:val="0"/>
+              <w:spacing w:before="20" w:beforeAutospacing="0" w:after="20" w:afterAutospacing="0" w:line="360" w:lineRule="auto"/>
+              <w:ind w:left="0" w:right="0"/>
               <w:jc w:val="center"/>
               <w:rPr>
                 <w:rFonts w:hint="default" w:ascii="Times New Roman" w:hAnsi="Times New Roman" w:cs="Times New Roman"/>
@@ -7068,7 +7930,12 @@
           </w:tcPr>
           <w:p>
             <w:pPr>
-              <w:spacing w:before="20" w:after="20" w:line="360" w:lineRule="auto"/>
+              <w:keepNext w:val="0"/>
+              <w:keepLines w:val="0"/>
+              <w:widowControl/>
+              <w:suppressLineNumbers w:val="0"/>
+              <w:spacing w:before="20" w:beforeAutospacing="0" w:after="20" w:afterAutospacing="0" w:line="360" w:lineRule="auto"/>
+              <w:ind w:left="0" w:right="0"/>
               <w:jc w:val="center"/>
               <w:rPr>
                 <w:rFonts w:hint="default" w:ascii="Times New Roman" w:hAnsi="Times New Roman" w:cs="Times New Roman"/>
@@ -7097,7 +7964,12 @@
           </w:tcPr>
           <w:p>
             <w:pPr>
-              <w:spacing w:before="20" w:after="20" w:line="360" w:lineRule="auto"/>
+              <w:keepNext w:val="0"/>
+              <w:keepLines w:val="0"/>
+              <w:widowControl/>
+              <w:suppressLineNumbers w:val="0"/>
+              <w:spacing w:before="20" w:beforeAutospacing="0" w:after="20" w:afterAutospacing="0" w:line="360" w:lineRule="auto"/>
+              <w:ind w:left="0" w:right="0"/>
               <w:jc w:val="center"/>
               <w:rPr>
                 <w:rFonts w:hint="default" w:ascii="Times New Roman" w:hAnsi="Times New Roman" w:cs="Times New Roman"/>
@@ -7126,7 +7998,12 @@
           </w:tcPr>
           <w:p>
             <w:pPr>
-              <w:spacing w:before="20" w:after="20" w:line="360" w:lineRule="auto"/>
+              <w:keepNext w:val="0"/>
+              <w:keepLines w:val="0"/>
+              <w:widowControl/>
+              <w:suppressLineNumbers w:val="0"/>
+              <w:spacing w:before="20" w:beforeAutospacing="0" w:after="20" w:afterAutospacing="0" w:line="360" w:lineRule="auto"/>
+              <w:ind w:left="0" w:right="0"/>
               <w:jc w:val="center"/>
               <w:rPr>
                 <w:rFonts w:hint="default" w:ascii="Times New Roman" w:hAnsi="Times New Roman" w:cs="Times New Roman"/>
@@ -7155,7 +8032,12 @@
           </w:tcPr>
           <w:p>
             <w:pPr>
-              <w:spacing w:before="20" w:after="20" w:line="360" w:lineRule="auto"/>
+              <w:keepNext w:val="0"/>
+              <w:keepLines w:val="0"/>
+              <w:widowControl/>
+              <w:suppressLineNumbers w:val="0"/>
+              <w:spacing w:before="20" w:beforeAutospacing="0" w:after="20" w:afterAutospacing="0" w:line="360" w:lineRule="auto"/>
+              <w:ind w:left="0" w:right="0"/>
               <w:jc w:val="center"/>
               <w:rPr>
                 <w:rFonts w:hint="default" w:ascii="Times New Roman" w:hAnsi="Times New Roman" w:cs="Times New Roman"/>
@@ -7184,7 +8066,12 @@
           </w:tcPr>
           <w:p>
             <w:pPr>
-              <w:spacing w:before="20" w:after="20" w:line="360" w:lineRule="auto"/>
+              <w:keepNext w:val="0"/>
+              <w:keepLines w:val="0"/>
+              <w:widowControl/>
+              <w:suppressLineNumbers w:val="0"/>
+              <w:spacing w:before="20" w:beforeAutospacing="0" w:after="20" w:afterAutospacing="0" w:line="360" w:lineRule="auto"/>
+              <w:ind w:left="0" w:right="0"/>
               <w:jc w:val="center"/>
               <w:rPr>
                 <w:rFonts w:hint="default" w:ascii="Times New Roman" w:hAnsi="Times New Roman" w:cs="Times New Roman"/>
@@ -7234,7 +8121,12 @@
           </w:tcPr>
           <w:p>
             <w:pPr>
-              <w:spacing w:before="20" w:after="20" w:line="360" w:lineRule="auto"/>
+              <w:keepNext w:val="0"/>
+              <w:keepLines w:val="0"/>
+              <w:widowControl/>
+              <w:suppressLineNumbers w:val="0"/>
+              <w:spacing w:before="20" w:beforeAutospacing="0" w:after="20" w:afterAutospacing="0" w:line="360" w:lineRule="auto"/>
+              <w:ind w:left="0" w:right="0"/>
               <w:jc w:val="center"/>
               <w:rPr>
                 <w:rFonts w:hint="default" w:ascii="Times New Roman" w:hAnsi="Times New Roman" w:cs="Times New Roman"/>
@@ -7263,7 +8155,12 @@
           </w:tcPr>
           <w:p>
             <w:pPr>
-              <w:spacing w:before="20" w:after="20" w:line="360" w:lineRule="auto"/>
+              <w:keepNext w:val="0"/>
+              <w:keepLines w:val="0"/>
+              <w:widowControl/>
+              <w:suppressLineNumbers w:val="0"/>
+              <w:spacing w:before="20" w:beforeAutospacing="0" w:after="20" w:afterAutospacing="0" w:line="360" w:lineRule="auto"/>
+              <w:ind w:left="0" w:right="0"/>
               <w:jc w:val="center"/>
               <w:rPr>
                 <w:rFonts w:hint="default" w:ascii="Times New Roman" w:hAnsi="Times New Roman" w:cs="Times New Roman"/>
@@ -7292,7 +8189,12 @@
           </w:tcPr>
           <w:p>
             <w:pPr>
-              <w:spacing w:before="20" w:after="20" w:line="360" w:lineRule="auto"/>
+              <w:keepNext w:val="0"/>
+              <w:keepLines w:val="0"/>
+              <w:widowControl/>
+              <w:suppressLineNumbers w:val="0"/>
+              <w:spacing w:before="20" w:beforeAutospacing="0" w:after="20" w:afterAutospacing="0" w:line="360" w:lineRule="auto"/>
+              <w:ind w:left="0" w:right="0"/>
               <w:jc w:val="center"/>
               <w:rPr>
                 <w:rFonts w:hint="default" w:ascii="Times New Roman" w:hAnsi="Times New Roman" w:cs="Times New Roman"/>
@@ -7321,7 +8223,12 @@
           </w:tcPr>
           <w:p>
             <w:pPr>
-              <w:spacing w:before="20" w:after="20" w:line="360" w:lineRule="auto"/>
+              <w:keepNext w:val="0"/>
+              <w:keepLines w:val="0"/>
+              <w:widowControl/>
+              <w:suppressLineNumbers w:val="0"/>
+              <w:spacing w:before="20" w:beforeAutospacing="0" w:after="20" w:afterAutospacing="0" w:line="360" w:lineRule="auto"/>
+              <w:ind w:left="0" w:right="0"/>
               <w:jc w:val="center"/>
               <w:rPr>
                 <w:rFonts w:hint="default" w:ascii="Times New Roman" w:hAnsi="Times New Roman" w:cs="Times New Roman"/>
@@ -7350,7 +8257,12 @@
           </w:tcPr>
           <w:p>
             <w:pPr>
-              <w:spacing w:before="20" w:after="20" w:line="360" w:lineRule="auto"/>
+              <w:keepNext w:val="0"/>
+              <w:keepLines w:val="0"/>
+              <w:widowControl/>
+              <w:suppressLineNumbers w:val="0"/>
+              <w:spacing w:before="20" w:beforeAutospacing="0" w:after="20" w:afterAutospacing="0" w:line="360" w:lineRule="auto"/>
+              <w:ind w:left="0" w:right="0"/>
               <w:jc w:val="center"/>
               <w:rPr>
                 <w:rFonts w:hint="default" w:ascii="Times New Roman" w:hAnsi="Times New Roman" w:cs="Times New Roman"/>
@@ -7400,7 +8312,12 @@
           </w:tcPr>
           <w:p>
             <w:pPr>
-              <w:spacing w:before="20" w:after="20" w:line="360" w:lineRule="auto"/>
+              <w:keepNext w:val="0"/>
+              <w:keepLines w:val="0"/>
+              <w:widowControl/>
+              <w:suppressLineNumbers w:val="0"/>
+              <w:spacing w:before="20" w:beforeAutospacing="0" w:after="20" w:afterAutospacing="0" w:line="360" w:lineRule="auto"/>
+              <w:ind w:left="0" w:right="0"/>
               <w:jc w:val="center"/>
               <w:rPr>
                 <w:rFonts w:hint="default" w:ascii="Times New Roman" w:hAnsi="Times New Roman" w:cs="Times New Roman"/>
@@ -7429,7 +8346,12 @@
           </w:tcPr>
           <w:p>
             <w:pPr>
-              <w:spacing w:before="20" w:after="20" w:line="360" w:lineRule="auto"/>
+              <w:keepNext w:val="0"/>
+              <w:keepLines w:val="0"/>
+              <w:widowControl/>
+              <w:suppressLineNumbers w:val="0"/>
+              <w:spacing w:before="20" w:beforeAutospacing="0" w:after="20" w:afterAutospacing="0" w:line="360" w:lineRule="auto"/>
+              <w:ind w:left="0" w:right="0"/>
               <w:jc w:val="center"/>
               <w:rPr>
                 <w:rFonts w:hint="default" w:ascii="Times New Roman" w:hAnsi="Times New Roman" w:cs="Times New Roman"/>
@@ -7458,7 +8380,12 @@
           </w:tcPr>
           <w:p>
             <w:pPr>
-              <w:spacing w:before="20" w:after="20" w:line="360" w:lineRule="auto"/>
+              <w:keepNext w:val="0"/>
+              <w:keepLines w:val="0"/>
+              <w:widowControl/>
+              <w:suppressLineNumbers w:val="0"/>
+              <w:spacing w:before="20" w:beforeAutospacing="0" w:after="20" w:afterAutospacing="0" w:line="360" w:lineRule="auto"/>
+              <w:ind w:left="0" w:right="0"/>
               <w:jc w:val="center"/>
               <w:rPr>
                 <w:rFonts w:hint="default" w:ascii="Times New Roman" w:hAnsi="Times New Roman" w:cs="Times New Roman"/>
@@ -7487,7 +8414,12 @@
           </w:tcPr>
           <w:p>
             <w:pPr>
-              <w:spacing w:before="20" w:after="20" w:line="360" w:lineRule="auto"/>
+              <w:keepNext w:val="0"/>
+              <w:keepLines w:val="0"/>
+              <w:widowControl/>
+              <w:suppressLineNumbers w:val="0"/>
+              <w:spacing w:before="20" w:beforeAutospacing="0" w:after="20" w:afterAutospacing="0" w:line="360" w:lineRule="auto"/>
+              <w:ind w:left="0" w:right="0"/>
               <w:jc w:val="center"/>
               <w:rPr>
                 <w:rFonts w:hint="default" w:ascii="Times New Roman" w:hAnsi="Times New Roman" w:cs="Times New Roman"/>
@@ -7516,7 +8448,12 @@
           </w:tcPr>
           <w:p>
             <w:pPr>
-              <w:spacing w:before="20" w:after="20" w:line="360" w:lineRule="auto"/>
+              <w:keepNext w:val="0"/>
+              <w:keepLines w:val="0"/>
+              <w:widowControl/>
+              <w:suppressLineNumbers w:val="0"/>
+              <w:spacing w:before="20" w:beforeAutospacing="0" w:after="20" w:afterAutospacing="0" w:line="360" w:lineRule="auto"/>
+              <w:ind w:left="0" w:right="0"/>
               <w:jc w:val="center"/>
               <w:rPr>
                 <w:rFonts w:hint="default" w:ascii="Times New Roman" w:hAnsi="Times New Roman" w:cs="Times New Roman"/>
@@ -7566,7 +8503,12 @@
           </w:tcPr>
           <w:p>
             <w:pPr>
-              <w:spacing w:before="20" w:after="20" w:line="360" w:lineRule="auto"/>
+              <w:keepNext w:val="0"/>
+              <w:keepLines w:val="0"/>
+              <w:widowControl/>
+              <w:suppressLineNumbers w:val="0"/>
+              <w:spacing w:before="20" w:beforeAutospacing="0" w:after="20" w:afterAutospacing="0" w:line="360" w:lineRule="auto"/>
+              <w:ind w:left="0" w:right="0"/>
               <w:jc w:val="center"/>
               <w:rPr>
                 <w:rFonts w:hint="default" w:ascii="Times New Roman" w:hAnsi="Times New Roman" w:cs="Times New Roman"/>
@@ -7595,7 +8537,12 @@
           </w:tcPr>
           <w:p>
             <w:pPr>
-              <w:spacing w:before="20" w:after="20" w:line="360" w:lineRule="auto"/>
+              <w:keepNext w:val="0"/>
+              <w:keepLines w:val="0"/>
+              <w:widowControl/>
+              <w:suppressLineNumbers w:val="0"/>
+              <w:spacing w:before="20" w:beforeAutospacing="0" w:after="20" w:afterAutospacing="0" w:line="360" w:lineRule="auto"/>
+              <w:ind w:left="0" w:right="0"/>
               <w:jc w:val="center"/>
               <w:rPr>
                 <w:rFonts w:hint="default" w:ascii="Times New Roman" w:hAnsi="Times New Roman" w:cs="Times New Roman"/>
@@ -7624,7 +8571,12 @@
           </w:tcPr>
           <w:p>
             <w:pPr>
-              <w:spacing w:before="20" w:after="20" w:line="360" w:lineRule="auto"/>
+              <w:keepNext w:val="0"/>
+              <w:keepLines w:val="0"/>
+              <w:widowControl/>
+              <w:suppressLineNumbers w:val="0"/>
+              <w:spacing w:before="20" w:beforeAutospacing="0" w:after="20" w:afterAutospacing="0" w:line="360" w:lineRule="auto"/>
+              <w:ind w:left="0" w:right="0"/>
               <w:jc w:val="center"/>
               <w:rPr>
                 <w:rFonts w:hint="default" w:ascii="Times New Roman" w:hAnsi="Times New Roman" w:cs="Times New Roman"/>
@@ -7653,7 +8605,12 @@
           </w:tcPr>
           <w:p>
             <w:pPr>
-              <w:spacing w:before="20" w:after="20" w:line="360" w:lineRule="auto"/>
+              <w:keepNext w:val="0"/>
+              <w:keepLines w:val="0"/>
+              <w:widowControl/>
+              <w:suppressLineNumbers w:val="0"/>
+              <w:spacing w:before="20" w:beforeAutospacing="0" w:after="20" w:afterAutospacing="0" w:line="360" w:lineRule="auto"/>
+              <w:ind w:left="0" w:right="0"/>
               <w:jc w:val="center"/>
               <w:rPr>
                 <w:rFonts w:hint="default" w:ascii="Times New Roman" w:hAnsi="Times New Roman" w:cs="Times New Roman"/>
@@ -7682,7 +8639,12 @@
           </w:tcPr>
           <w:p>
             <w:pPr>
-              <w:spacing w:before="20" w:after="20" w:line="360" w:lineRule="auto"/>
+              <w:keepNext w:val="0"/>
+              <w:keepLines w:val="0"/>
+              <w:widowControl/>
+              <w:suppressLineNumbers w:val="0"/>
+              <w:spacing w:before="20" w:beforeAutospacing="0" w:after="20" w:afterAutospacing="0" w:line="360" w:lineRule="auto"/>
+              <w:ind w:left="0" w:right="0"/>
               <w:jc w:val="center"/>
               <w:rPr>
                 <w:rFonts w:hint="default" w:ascii="Times New Roman" w:hAnsi="Times New Roman" w:cs="Times New Roman"/>
@@ -7732,7 +8694,12 @@
           </w:tcPr>
           <w:p>
             <w:pPr>
-              <w:spacing w:before="20" w:after="20" w:line="360" w:lineRule="auto"/>
+              <w:keepNext w:val="0"/>
+              <w:keepLines w:val="0"/>
+              <w:widowControl/>
+              <w:suppressLineNumbers w:val="0"/>
+              <w:spacing w:before="20" w:beforeAutospacing="0" w:after="20" w:afterAutospacing="0" w:line="360" w:lineRule="auto"/>
+              <w:ind w:left="0" w:right="0"/>
               <w:jc w:val="center"/>
               <w:rPr>
                 <w:rFonts w:hint="default" w:ascii="Times New Roman" w:hAnsi="Times New Roman" w:cs="Times New Roman"/>
@@ -7761,7 +8728,12 @@
           </w:tcPr>
           <w:p>
             <w:pPr>
-              <w:spacing w:before="20" w:after="20" w:line="360" w:lineRule="auto"/>
+              <w:keepNext w:val="0"/>
+              <w:keepLines w:val="0"/>
+              <w:widowControl/>
+              <w:suppressLineNumbers w:val="0"/>
+              <w:spacing w:before="20" w:beforeAutospacing="0" w:after="20" w:afterAutospacing="0" w:line="360" w:lineRule="auto"/>
+              <w:ind w:left="0" w:right="0"/>
               <w:jc w:val="center"/>
               <w:rPr>
                 <w:rFonts w:hint="default" w:ascii="Times New Roman" w:hAnsi="Times New Roman" w:cs="Times New Roman"/>
@@ -7790,7 +8762,12 @@
           </w:tcPr>
           <w:p>
             <w:pPr>
-              <w:spacing w:before="20" w:after="20" w:line="360" w:lineRule="auto"/>
+              <w:keepNext w:val="0"/>
+              <w:keepLines w:val="0"/>
+              <w:widowControl/>
+              <w:suppressLineNumbers w:val="0"/>
+              <w:spacing w:before="20" w:beforeAutospacing="0" w:after="20" w:afterAutospacing="0" w:line="360" w:lineRule="auto"/>
+              <w:ind w:left="0" w:right="0"/>
               <w:jc w:val="center"/>
               <w:rPr>
                 <w:rFonts w:hint="default" w:ascii="Times New Roman" w:hAnsi="Times New Roman" w:cs="Times New Roman"/>
@@ -7819,7 +8796,12 @@
           </w:tcPr>
           <w:p>
             <w:pPr>
-              <w:spacing w:before="20" w:after="20" w:line="360" w:lineRule="auto"/>
+              <w:keepNext w:val="0"/>
+              <w:keepLines w:val="0"/>
+              <w:widowControl/>
+              <w:suppressLineNumbers w:val="0"/>
+              <w:spacing w:before="20" w:beforeAutospacing="0" w:after="20" w:afterAutospacing="0" w:line="360" w:lineRule="auto"/>
+              <w:ind w:left="0" w:right="0"/>
               <w:jc w:val="center"/>
               <w:rPr>
                 <w:rFonts w:hint="default" w:ascii="Times New Roman" w:hAnsi="Times New Roman" w:cs="Times New Roman"/>
@@ -7848,7 +8830,12 @@
           </w:tcPr>
           <w:p>
             <w:pPr>
-              <w:spacing w:before="20" w:after="20" w:line="360" w:lineRule="auto"/>
+              <w:keepNext w:val="0"/>
+              <w:keepLines w:val="0"/>
+              <w:widowControl/>
+              <w:suppressLineNumbers w:val="0"/>
+              <w:spacing w:before="20" w:beforeAutospacing="0" w:after="20" w:afterAutospacing="0" w:line="360" w:lineRule="auto"/>
+              <w:ind w:left="0" w:right="0"/>
               <w:jc w:val="center"/>
               <w:rPr>
                 <w:rFonts w:hint="default" w:ascii="Times New Roman" w:hAnsi="Times New Roman" w:cs="Times New Roman"/>
@@ -7876,6 +8863,7 @@
       <w:pPr>
         <w:pStyle w:val="4"/>
         <w:numPr>
+          <w:ilvl w:val="2"/>
           <w:numId w:val="0"/>
         </w:numPr>
         <w:spacing w:line="360" w:lineRule="auto"/>
@@ -7979,7 +8967,12 @@
           </w:tcPr>
           <w:p>
             <w:pPr>
-              <w:spacing w:before="20" w:after="20" w:line="360" w:lineRule="auto"/>
+              <w:keepNext w:val="0"/>
+              <w:keepLines w:val="0"/>
+              <w:widowControl/>
+              <w:suppressLineNumbers w:val="0"/>
+              <w:spacing w:before="20" w:beforeAutospacing="0" w:after="20" w:afterAutospacing="0" w:line="360" w:lineRule="auto"/>
+              <w:ind w:left="0" w:right="0"/>
               <w:jc w:val="center"/>
               <w:rPr>
                 <w:rFonts w:hint="default" w:ascii="Times New Roman" w:hAnsi="Times New Roman" w:cs="Times New Roman"/>
@@ -8006,7 +8999,12 @@
           </w:tcPr>
           <w:p>
             <w:pPr>
-              <w:spacing w:before="20" w:after="20" w:line="360" w:lineRule="auto"/>
+              <w:keepNext w:val="0"/>
+              <w:keepLines w:val="0"/>
+              <w:widowControl/>
+              <w:suppressLineNumbers w:val="0"/>
+              <w:spacing w:before="20" w:beforeAutospacing="0" w:after="20" w:afterAutospacing="0" w:line="360" w:lineRule="auto"/>
+              <w:ind w:left="0" w:right="0"/>
               <w:jc w:val="center"/>
               <w:rPr>
                 <w:rFonts w:hint="default" w:ascii="Times New Roman" w:hAnsi="Times New Roman" w:cs="Times New Roman"/>
@@ -8033,7 +9031,12 @@
           </w:tcPr>
           <w:p>
             <w:pPr>
-              <w:spacing w:before="20" w:after="20" w:line="360" w:lineRule="auto"/>
+              <w:keepNext w:val="0"/>
+              <w:keepLines w:val="0"/>
+              <w:widowControl/>
+              <w:suppressLineNumbers w:val="0"/>
+              <w:spacing w:before="20" w:beforeAutospacing="0" w:after="20" w:afterAutospacing="0" w:line="360" w:lineRule="auto"/>
+              <w:ind w:left="0" w:right="0"/>
               <w:jc w:val="center"/>
               <w:rPr>
                 <w:rFonts w:hint="default" w:ascii="Times New Roman" w:hAnsi="Times New Roman" w:cs="Times New Roman"/>
@@ -8060,7 +9063,12 @@
           </w:tcPr>
           <w:p>
             <w:pPr>
-              <w:spacing w:before="20" w:after="20" w:line="360" w:lineRule="auto"/>
+              <w:keepNext w:val="0"/>
+              <w:keepLines w:val="0"/>
+              <w:widowControl/>
+              <w:suppressLineNumbers w:val="0"/>
+              <w:spacing w:before="20" w:beforeAutospacing="0" w:after="20" w:afterAutospacing="0" w:line="360" w:lineRule="auto"/>
+              <w:ind w:left="0" w:right="0"/>
               <w:jc w:val="center"/>
               <w:rPr>
                 <w:rFonts w:hint="default" w:ascii="Times New Roman" w:hAnsi="Times New Roman" w:cs="Times New Roman"/>
@@ -8087,7 +9095,12 @@
           </w:tcPr>
           <w:p>
             <w:pPr>
-              <w:spacing w:before="20" w:after="20" w:line="360" w:lineRule="auto"/>
+              <w:keepNext w:val="0"/>
+              <w:keepLines w:val="0"/>
+              <w:widowControl/>
+              <w:suppressLineNumbers w:val="0"/>
+              <w:spacing w:before="20" w:beforeAutospacing="0" w:after="20" w:afterAutospacing="0" w:line="360" w:lineRule="auto"/>
+              <w:ind w:left="0" w:right="0"/>
               <w:jc w:val="center"/>
               <w:rPr>
                 <w:rFonts w:hint="default" w:ascii="Times New Roman" w:hAnsi="Times New Roman" w:cs="Times New Roman"/>
@@ -8132,7 +9145,12 @@
           </w:tcPr>
           <w:p>
             <w:pPr>
-              <w:spacing w:before="20" w:after="20" w:line="360" w:lineRule="auto"/>
+              <w:keepNext w:val="0"/>
+              <w:keepLines w:val="0"/>
+              <w:widowControl/>
+              <w:suppressLineNumbers w:val="0"/>
+              <w:spacing w:before="20" w:beforeAutospacing="0" w:after="20" w:afterAutospacing="0" w:line="360" w:lineRule="auto"/>
+              <w:ind w:left="0" w:right="0"/>
               <w:jc w:val="center"/>
               <w:rPr>
                 <w:rFonts w:hint="default" w:ascii="Times New Roman" w:hAnsi="Times New Roman" w:cs="Times New Roman"/>
@@ -8157,7 +9175,12 @@
           </w:tcPr>
           <w:p>
             <w:pPr>
-              <w:spacing w:before="20" w:after="20" w:line="360" w:lineRule="auto"/>
+              <w:keepNext w:val="0"/>
+              <w:keepLines w:val="0"/>
+              <w:widowControl/>
+              <w:suppressLineNumbers w:val="0"/>
+              <w:spacing w:before="20" w:beforeAutospacing="0" w:after="20" w:afterAutospacing="0" w:line="360" w:lineRule="auto"/>
+              <w:ind w:left="0" w:right="0"/>
               <w:jc w:val="center"/>
               <w:rPr>
                 <w:rFonts w:hint="default" w:ascii="Times New Roman" w:hAnsi="Times New Roman" w:cs="Times New Roman"/>
@@ -8182,7 +9205,12 @@
           </w:tcPr>
           <w:p>
             <w:pPr>
-              <w:spacing w:before="20" w:after="20" w:line="360" w:lineRule="auto"/>
+              <w:keepNext w:val="0"/>
+              <w:keepLines w:val="0"/>
+              <w:widowControl/>
+              <w:suppressLineNumbers w:val="0"/>
+              <w:spacing w:before="20" w:beforeAutospacing="0" w:after="20" w:afterAutospacing="0" w:line="360" w:lineRule="auto"/>
+              <w:ind w:left="0" w:right="0"/>
               <w:jc w:val="center"/>
               <w:rPr>
                 <w:rFonts w:hint="default" w:ascii="Times New Roman" w:hAnsi="Times New Roman" w:cs="Times New Roman"/>
@@ -8207,7 +9235,12 @@
           </w:tcPr>
           <w:p>
             <w:pPr>
-              <w:spacing w:before="20" w:after="20" w:line="360" w:lineRule="auto"/>
+              <w:keepNext w:val="0"/>
+              <w:keepLines w:val="0"/>
+              <w:widowControl/>
+              <w:suppressLineNumbers w:val="0"/>
+              <w:spacing w:before="20" w:beforeAutospacing="0" w:after="20" w:afterAutospacing="0" w:line="360" w:lineRule="auto"/>
+              <w:ind w:left="0" w:right="0"/>
               <w:jc w:val="center"/>
               <w:rPr>
                 <w:rFonts w:hint="default" w:ascii="Times New Roman" w:hAnsi="Times New Roman" w:cs="Times New Roman"/>
@@ -8232,7 +9265,12 @@
           </w:tcPr>
           <w:p>
             <w:pPr>
-              <w:spacing w:before="20" w:after="20" w:line="360" w:lineRule="auto"/>
+              <w:keepNext w:val="0"/>
+              <w:keepLines w:val="0"/>
+              <w:widowControl/>
+              <w:suppressLineNumbers w:val="0"/>
+              <w:spacing w:before="20" w:beforeAutospacing="0" w:after="20" w:afterAutospacing="0" w:line="360" w:lineRule="auto"/>
+              <w:ind w:left="0" w:right="0"/>
               <w:jc w:val="center"/>
               <w:rPr>
                 <w:rFonts w:hint="default" w:ascii="Times New Roman" w:hAnsi="Times New Roman" w:cs="Times New Roman"/>
@@ -8275,7 +9313,12 @@
           </w:tcPr>
           <w:p>
             <w:pPr>
-              <w:spacing w:before="20" w:after="20" w:line="360" w:lineRule="auto"/>
+              <w:keepNext w:val="0"/>
+              <w:keepLines w:val="0"/>
+              <w:widowControl/>
+              <w:suppressLineNumbers w:val="0"/>
+              <w:spacing w:before="20" w:beforeAutospacing="0" w:after="20" w:afterAutospacing="0" w:line="360" w:lineRule="auto"/>
+              <w:ind w:left="0" w:right="0"/>
               <w:jc w:val="center"/>
               <w:rPr>
                 <w:rFonts w:hint="default" w:ascii="Times New Roman" w:hAnsi="Times New Roman" w:cs="Times New Roman"/>
@@ -8300,7 +9343,12 @@
           </w:tcPr>
           <w:p>
             <w:pPr>
-              <w:spacing w:before="20" w:after="20" w:line="360" w:lineRule="auto"/>
+              <w:keepNext w:val="0"/>
+              <w:keepLines w:val="0"/>
+              <w:widowControl/>
+              <w:suppressLineNumbers w:val="0"/>
+              <w:spacing w:before="20" w:beforeAutospacing="0" w:after="20" w:afterAutospacing="0" w:line="360" w:lineRule="auto"/>
+              <w:ind w:left="0" w:right="0"/>
               <w:jc w:val="center"/>
               <w:rPr>
                 <w:rFonts w:hint="default" w:ascii="Times New Roman" w:hAnsi="Times New Roman" w:cs="Times New Roman"/>
@@ -8325,7 +9373,12 @@
           </w:tcPr>
           <w:p>
             <w:pPr>
-              <w:spacing w:before="20" w:after="20" w:line="360" w:lineRule="auto"/>
+              <w:keepNext w:val="0"/>
+              <w:keepLines w:val="0"/>
+              <w:widowControl/>
+              <w:suppressLineNumbers w:val="0"/>
+              <w:spacing w:before="20" w:beforeAutospacing="0" w:after="20" w:afterAutospacing="0" w:line="360" w:lineRule="auto"/>
+              <w:ind w:left="0" w:right="0"/>
               <w:jc w:val="center"/>
               <w:rPr>
                 <w:rFonts w:hint="default" w:ascii="Times New Roman" w:hAnsi="Times New Roman" w:cs="Times New Roman"/>
@@ -8350,7 +9403,12 @@
           </w:tcPr>
           <w:p>
             <w:pPr>
-              <w:spacing w:before="20" w:after="20" w:line="360" w:lineRule="auto"/>
+              <w:keepNext w:val="0"/>
+              <w:keepLines w:val="0"/>
+              <w:widowControl/>
+              <w:suppressLineNumbers w:val="0"/>
+              <w:spacing w:before="20" w:beforeAutospacing="0" w:after="20" w:afterAutospacing="0" w:line="360" w:lineRule="auto"/>
+              <w:ind w:left="0" w:right="0"/>
               <w:jc w:val="center"/>
               <w:rPr>
                 <w:rFonts w:hint="default" w:ascii="Times New Roman" w:hAnsi="Times New Roman" w:cs="Times New Roman"/>
@@ -8375,7 +9433,12 @@
           </w:tcPr>
           <w:p>
             <w:pPr>
-              <w:spacing w:before="20" w:after="20" w:line="360" w:lineRule="auto"/>
+              <w:keepNext w:val="0"/>
+              <w:keepLines w:val="0"/>
+              <w:widowControl/>
+              <w:suppressLineNumbers w:val="0"/>
+              <w:spacing w:before="20" w:beforeAutospacing="0" w:after="20" w:afterAutospacing="0" w:line="360" w:lineRule="auto"/>
+              <w:ind w:left="0" w:right="0"/>
               <w:jc w:val="center"/>
               <w:rPr>
                 <w:rFonts w:hint="default" w:ascii="Times New Roman" w:hAnsi="Times New Roman" w:cs="Times New Roman"/>
@@ -8418,7 +9481,12 @@
           </w:tcPr>
           <w:p>
             <w:pPr>
-              <w:spacing w:before="20" w:after="20" w:line="360" w:lineRule="auto"/>
+              <w:keepNext w:val="0"/>
+              <w:keepLines w:val="0"/>
+              <w:widowControl/>
+              <w:suppressLineNumbers w:val="0"/>
+              <w:spacing w:before="20" w:beforeAutospacing="0" w:after="20" w:afterAutospacing="0" w:line="360" w:lineRule="auto"/>
+              <w:ind w:left="0" w:right="0"/>
               <w:jc w:val="center"/>
               <w:rPr>
                 <w:rFonts w:hint="default" w:ascii="Times New Roman" w:hAnsi="Times New Roman" w:cs="Times New Roman"/>
@@ -8443,7 +9511,12 @@
           </w:tcPr>
           <w:p>
             <w:pPr>
-              <w:spacing w:before="20" w:after="20" w:line="360" w:lineRule="auto"/>
+              <w:keepNext w:val="0"/>
+              <w:keepLines w:val="0"/>
+              <w:widowControl/>
+              <w:suppressLineNumbers w:val="0"/>
+              <w:spacing w:before="20" w:beforeAutospacing="0" w:after="20" w:afterAutospacing="0" w:line="360" w:lineRule="auto"/>
+              <w:ind w:left="0" w:right="0"/>
               <w:jc w:val="center"/>
               <w:rPr>
                 <w:rFonts w:hint="default" w:ascii="Times New Roman" w:hAnsi="Times New Roman" w:cs="Times New Roman"/>
@@ -8468,7 +9541,12 @@
           </w:tcPr>
           <w:p>
             <w:pPr>
-              <w:spacing w:before="20" w:after="20" w:line="360" w:lineRule="auto"/>
+              <w:keepNext w:val="0"/>
+              <w:keepLines w:val="0"/>
+              <w:widowControl/>
+              <w:suppressLineNumbers w:val="0"/>
+              <w:spacing w:before="20" w:beforeAutospacing="0" w:after="20" w:afterAutospacing="0" w:line="360" w:lineRule="auto"/>
+              <w:ind w:left="0" w:right="0"/>
               <w:jc w:val="center"/>
               <w:rPr>
                 <w:rFonts w:hint="default" w:ascii="Times New Roman" w:hAnsi="Times New Roman" w:cs="Times New Roman"/>
@@ -8493,7 +9571,12 @@
           </w:tcPr>
           <w:p>
             <w:pPr>
-              <w:spacing w:before="20" w:after="20" w:line="360" w:lineRule="auto"/>
+              <w:keepNext w:val="0"/>
+              <w:keepLines w:val="0"/>
+              <w:widowControl/>
+              <w:suppressLineNumbers w:val="0"/>
+              <w:spacing w:before="20" w:beforeAutospacing="0" w:after="20" w:afterAutospacing="0" w:line="360" w:lineRule="auto"/>
+              <w:ind w:left="0" w:right="0"/>
               <w:jc w:val="center"/>
               <w:rPr>
                 <w:rFonts w:hint="default" w:ascii="Times New Roman" w:hAnsi="Times New Roman" w:cs="Times New Roman"/>
@@ -8518,7 +9601,12 @@
           </w:tcPr>
           <w:p>
             <w:pPr>
-              <w:spacing w:before="20" w:after="20" w:line="360" w:lineRule="auto"/>
+              <w:keepNext w:val="0"/>
+              <w:keepLines w:val="0"/>
+              <w:widowControl/>
+              <w:suppressLineNumbers w:val="0"/>
+              <w:spacing w:before="20" w:beforeAutospacing="0" w:after="20" w:afterAutospacing="0" w:line="360" w:lineRule="auto"/>
+              <w:ind w:left="0" w:right="0"/>
               <w:jc w:val="center"/>
               <w:rPr>
                 <w:rFonts w:hint="default" w:ascii="Times New Roman" w:hAnsi="Times New Roman" w:cs="Times New Roman"/>
@@ -8561,7 +9649,12 @@
           </w:tcPr>
           <w:p>
             <w:pPr>
-              <w:spacing w:before="20" w:after="20" w:line="360" w:lineRule="auto"/>
+              <w:keepNext w:val="0"/>
+              <w:keepLines w:val="0"/>
+              <w:widowControl/>
+              <w:suppressLineNumbers w:val="0"/>
+              <w:spacing w:before="20" w:beforeAutospacing="0" w:after="20" w:afterAutospacing="0" w:line="360" w:lineRule="auto"/>
+              <w:ind w:left="0" w:right="0"/>
               <w:jc w:val="center"/>
               <w:rPr>
                 <w:rFonts w:hint="default" w:ascii="Times New Roman" w:hAnsi="Times New Roman" w:cs="Times New Roman"/>
@@ -8586,7 +9679,12 @@
           </w:tcPr>
           <w:p>
             <w:pPr>
-              <w:spacing w:before="20" w:after="20" w:line="360" w:lineRule="auto"/>
+              <w:keepNext w:val="0"/>
+              <w:keepLines w:val="0"/>
+              <w:widowControl/>
+              <w:suppressLineNumbers w:val="0"/>
+              <w:spacing w:before="20" w:beforeAutospacing="0" w:after="20" w:afterAutospacing="0" w:line="360" w:lineRule="auto"/>
+              <w:ind w:left="0" w:right="0"/>
               <w:jc w:val="center"/>
               <w:rPr>
                 <w:rFonts w:hint="default" w:ascii="Times New Roman" w:hAnsi="Times New Roman" w:cs="Times New Roman"/>
@@ -8611,7 +9709,12 @@
           </w:tcPr>
           <w:p>
             <w:pPr>
-              <w:spacing w:before="20" w:after="20" w:line="360" w:lineRule="auto"/>
+              <w:keepNext w:val="0"/>
+              <w:keepLines w:val="0"/>
+              <w:widowControl/>
+              <w:suppressLineNumbers w:val="0"/>
+              <w:spacing w:before="20" w:beforeAutospacing="0" w:after="20" w:afterAutospacing="0" w:line="360" w:lineRule="auto"/>
+              <w:ind w:left="0" w:right="0"/>
               <w:jc w:val="center"/>
               <w:rPr>
                 <w:rFonts w:hint="default" w:ascii="Times New Roman" w:hAnsi="Times New Roman" w:cs="Times New Roman"/>
@@ -8636,7 +9739,12 @@
           </w:tcPr>
           <w:p>
             <w:pPr>
-              <w:spacing w:before="20" w:after="20" w:line="360" w:lineRule="auto"/>
+              <w:keepNext w:val="0"/>
+              <w:keepLines w:val="0"/>
+              <w:widowControl/>
+              <w:suppressLineNumbers w:val="0"/>
+              <w:spacing w:before="20" w:beforeAutospacing="0" w:after="20" w:afterAutospacing="0" w:line="360" w:lineRule="auto"/>
+              <w:ind w:left="0" w:right="0"/>
               <w:jc w:val="center"/>
               <w:rPr>
                 <w:rFonts w:hint="default" w:ascii="Times New Roman" w:hAnsi="Times New Roman" w:cs="Times New Roman"/>
@@ -8661,7 +9769,12 @@
           </w:tcPr>
           <w:p>
             <w:pPr>
-              <w:spacing w:before="20" w:after="20" w:line="360" w:lineRule="auto"/>
+              <w:keepNext w:val="0"/>
+              <w:keepLines w:val="0"/>
+              <w:widowControl/>
+              <w:suppressLineNumbers w:val="0"/>
+              <w:spacing w:before="20" w:beforeAutospacing="0" w:after="20" w:afterAutospacing="0" w:line="360" w:lineRule="auto"/>
+              <w:ind w:left="0" w:right="0"/>
               <w:jc w:val="center"/>
               <w:rPr>
                 <w:rFonts w:hint="default" w:ascii="Times New Roman" w:hAnsi="Times New Roman" w:cs="Times New Roman"/>
@@ -8685,6 +9798,7 @@
       <w:pPr>
         <w:pStyle w:val="4"/>
         <w:numPr>
+          <w:ilvl w:val="2"/>
           <w:numId w:val="0"/>
         </w:numPr>
         <w:spacing w:line="360" w:lineRule="auto"/>
@@ -8788,7 +9902,12 @@
           </w:tcPr>
           <w:p>
             <w:pPr>
-              <w:spacing w:before="20" w:after="20" w:line="360" w:lineRule="auto"/>
+              <w:keepNext w:val="0"/>
+              <w:keepLines w:val="0"/>
+              <w:widowControl/>
+              <w:suppressLineNumbers w:val="0"/>
+              <w:spacing w:before="20" w:beforeAutospacing="0" w:after="20" w:afterAutospacing="0" w:line="360" w:lineRule="auto"/>
+              <w:ind w:left="0" w:right="0"/>
               <w:jc w:val="center"/>
               <w:rPr>
                 <w:rFonts w:hint="default" w:ascii="Times New Roman" w:hAnsi="Times New Roman" w:cs="Times New Roman"/>
@@ -8815,7 +9934,12 @@
           </w:tcPr>
           <w:p>
             <w:pPr>
-              <w:spacing w:before="20" w:after="20" w:line="360" w:lineRule="auto"/>
+              <w:keepNext w:val="0"/>
+              <w:keepLines w:val="0"/>
+              <w:widowControl/>
+              <w:suppressLineNumbers w:val="0"/>
+              <w:spacing w:before="20" w:beforeAutospacing="0" w:after="20" w:afterAutospacing="0" w:line="360" w:lineRule="auto"/>
+              <w:ind w:left="0" w:right="0"/>
               <w:jc w:val="center"/>
               <w:rPr>
                 <w:rFonts w:hint="default" w:ascii="Times New Roman" w:hAnsi="Times New Roman" w:cs="Times New Roman"/>
@@ -8842,7 +9966,12 @@
           </w:tcPr>
           <w:p>
             <w:pPr>
-              <w:spacing w:before="20" w:after="20" w:line="360" w:lineRule="auto"/>
+              <w:keepNext w:val="0"/>
+              <w:keepLines w:val="0"/>
+              <w:widowControl/>
+              <w:suppressLineNumbers w:val="0"/>
+              <w:spacing w:before="20" w:beforeAutospacing="0" w:after="20" w:afterAutospacing="0" w:line="360" w:lineRule="auto"/>
+              <w:ind w:left="0" w:right="0"/>
               <w:jc w:val="center"/>
               <w:rPr>
                 <w:rFonts w:hint="default" w:ascii="Times New Roman" w:hAnsi="Times New Roman" w:cs="Times New Roman"/>
@@ -8869,7 +9998,12 @@
           </w:tcPr>
           <w:p>
             <w:pPr>
-              <w:spacing w:before="20" w:after="20" w:line="360" w:lineRule="auto"/>
+              <w:keepNext w:val="0"/>
+              <w:keepLines w:val="0"/>
+              <w:widowControl/>
+              <w:suppressLineNumbers w:val="0"/>
+              <w:spacing w:before="20" w:beforeAutospacing="0" w:after="20" w:afterAutospacing="0" w:line="360" w:lineRule="auto"/>
+              <w:ind w:left="0" w:right="0"/>
               <w:jc w:val="center"/>
               <w:rPr>
                 <w:rFonts w:hint="default" w:ascii="Times New Roman" w:hAnsi="Times New Roman" w:cs="Times New Roman"/>
@@ -8896,7 +10030,12 @@
           </w:tcPr>
           <w:p>
             <w:pPr>
-              <w:spacing w:before="20" w:after="20" w:line="360" w:lineRule="auto"/>
+              <w:keepNext w:val="0"/>
+              <w:keepLines w:val="0"/>
+              <w:widowControl/>
+              <w:suppressLineNumbers w:val="0"/>
+              <w:spacing w:before="20" w:beforeAutospacing="0" w:after="20" w:afterAutospacing="0" w:line="360" w:lineRule="auto"/>
+              <w:ind w:left="0" w:right="0"/>
               <w:jc w:val="center"/>
               <w:rPr>
                 <w:rFonts w:hint="default" w:ascii="Times New Roman" w:hAnsi="Times New Roman" w:cs="Times New Roman"/>
@@ -8941,7 +10080,12 @@
           </w:tcPr>
           <w:p>
             <w:pPr>
-              <w:spacing w:before="20" w:after="20" w:line="360" w:lineRule="auto"/>
+              <w:keepNext w:val="0"/>
+              <w:keepLines w:val="0"/>
+              <w:widowControl/>
+              <w:suppressLineNumbers w:val="0"/>
+              <w:spacing w:before="20" w:beforeAutospacing="0" w:after="20" w:afterAutospacing="0" w:line="360" w:lineRule="auto"/>
+              <w:ind w:left="0" w:right="0"/>
               <w:jc w:val="center"/>
               <w:rPr>
                 <w:rFonts w:hint="default" w:ascii="Times New Roman" w:hAnsi="Times New Roman" w:cs="Times New Roman"/>
@@ -8966,7 +10110,12 @@
           </w:tcPr>
           <w:p>
             <w:pPr>
-              <w:spacing w:before="20" w:after="20" w:line="360" w:lineRule="auto"/>
+              <w:keepNext w:val="0"/>
+              <w:keepLines w:val="0"/>
+              <w:widowControl/>
+              <w:suppressLineNumbers w:val="0"/>
+              <w:spacing w:before="20" w:beforeAutospacing="0" w:after="20" w:afterAutospacing="0" w:line="360" w:lineRule="auto"/>
+              <w:ind w:left="0" w:right="0"/>
               <w:jc w:val="center"/>
               <w:rPr>
                 <w:rFonts w:hint="default" w:ascii="Times New Roman" w:hAnsi="Times New Roman" w:cs="Times New Roman"/>
@@ -8991,7 +10140,12 @@
           </w:tcPr>
           <w:p>
             <w:pPr>
-              <w:spacing w:before="20" w:after="20" w:line="360" w:lineRule="auto"/>
+              <w:keepNext w:val="0"/>
+              <w:keepLines w:val="0"/>
+              <w:widowControl/>
+              <w:suppressLineNumbers w:val="0"/>
+              <w:spacing w:before="20" w:beforeAutospacing="0" w:after="20" w:afterAutospacing="0" w:line="360" w:lineRule="auto"/>
+              <w:ind w:left="0" w:right="0"/>
               <w:jc w:val="center"/>
               <w:rPr>
                 <w:rFonts w:hint="default" w:ascii="Times New Roman" w:hAnsi="Times New Roman" w:cs="Times New Roman"/>
@@ -9016,7 +10170,12 @@
           </w:tcPr>
           <w:p>
             <w:pPr>
-              <w:spacing w:before="20" w:after="20" w:line="360" w:lineRule="auto"/>
+              <w:keepNext w:val="0"/>
+              <w:keepLines w:val="0"/>
+              <w:widowControl/>
+              <w:suppressLineNumbers w:val="0"/>
+              <w:spacing w:before="20" w:beforeAutospacing="0" w:after="20" w:afterAutospacing="0" w:line="360" w:lineRule="auto"/>
+              <w:ind w:left="0" w:right="0"/>
               <w:jc w:val="center"/>
               <w:rPr>
                 <w:rFonts w:hint="default" w:ascii="Times New Roman" w:hAnsi="Times New Roman" w:cs="Times New Roman"/>
@@ -9041,7 +10200,12 @@
           </w:tcPr>
           <w:p>
             <w:pPr>
-              <w:spacing w:before="20" w:after="20" w:line="360" w:lineRule="auto"/>
+              <w:keepNext w:val="0"/>
+              <w:keepLines w:val="0"/>
+              <w:widowControl/>
+              <w:suppressLineNumbers w:val="0"/>
+              <w:spacing w:before="20" w:beforeAutospacing="0" w:after="20" w:afterAutospacing="0" w:line="360" w:lineRule="auto"/>
+              <w:ind w:left="0" w:right="0"/>
               <w:jc w:val="center"/>
               <w:rPr>
                 <w:rFonts w:hint="default" w:ascii="Times New Roman" w:hAnsi="Times New Roman" w:cs="Times New Roman"/>
@@ -9084,7 +10248,12 @@
           </w:tcPr>
           <w:p>
             <w:pPr>
-              <w:spacing w:before="20" w:after="20" w:line="360" w:lineRule="auto"/>
+              <w:keepNext w:val="0"/>
+              <w:keepLines w:val="0"/>
+              <w:widowControl/>
+              <w:suppressLineNumbers w:val="0"/>
+              <w:spacing w:before="20" w:beforeAutospacing="0" w:after="20" w:afterAutospacing="0" w:line="360" w:lineRule="auto"/>
+              <w:ind w:left="0" w:right="0"/>
               <w:jc w:val="center"/>
               <w:rPr>
                 <w:rFonts w:hint="default" w:ascii="Times New Roman" w:hAnsi="Times New Roman" w:cs="Times New Roman"/>
@@ -9109,7 +10278,12 @@
           </w:tcPr>
           <w:p>
             <w:pPr>
-              <w:spacing w:before="20" w:after="20" w:line="360" w:lineRule="auto"/>
+              <w:keepNext w:val="0"/>
+              <w:keepLines w:val="0"/>
+              <w:widowControl/>
+              <w:suppressLineNumbers w:val="0"/>
+              <w:spacing w:before="20" w:beforeAutospacing="0" w:after="20" w:afterAutospacing="0" w:line="360" w:lineRule="auto"/>
+              <w:ind w:left="0" w:right="0"/>
               <w:jc w:val="center"/>
               <w:rPr>
                 <w:rFonts w:hint="default" w:ascii="Times New Roman" w:hAnsi="Times New Roman" w:cs="Times New Roman"/>
@@ -9134,7 +10308,12 @@
           </w:tcPr>
           <w:p>
             <w:pPr>
-              <w:spacing w:before="20" w:after="20" w:line="360" w:lineRule="auto"/>
+              <w:keepNext w:val="0"/>
+              <w:keepLines w:val="0"/>
+              <w:widowControl/>
+              <w:suppressLineNumbers w:val="0"/>
+              <w:spacing w:before="20" w:beforeAutospacing="0" w:after="20" w:afterAutospacing="0" w:line="360" w:lineRule="auto"/>
+              <w:ind w:left="0" w:right="0"/>
               <w:jc w:val="center"/>
               <w:rPr>
                 <w:rFonts w:hint="default" w:ascii="Times New Roman" w:hAnsi="Times New Roman" w:cs="Times New Roman"/>
@@ -9159,7 +10338,12 @@
           </w:tcPr>
           <w:p>
             <w:pPr>
-              <w:spacing w:before="20" w:after="20" w:line="360" w:lineRule="auto"/>
+              <w:keepNext w:val="0"/>
+              <w:keepLines w:val="0"/>
+              <w:widowControl/>
+              <w:suppressLineNumbers w:val="0"/>
+              <w:spacing w:before="20" w:beforeAutospacing="0" w:after="20" w:afterAutospacing="0" w:line="360" w:lineRule="auto"/>
+              <w:ind w:left="0" w:right="0"/>
               <w:jc w:val="center"/>
               <w:rPr>
                 <w:rFonts w:hint="default" w:ascii="Times New Roman" w:hAnsi="Times New Roman" w:cs="Times New Roman"/>
@@ -9184,7 +10368,12 @@
           </w:tcPr>
           <w:p>
             <w:pPr>
-              <w:spacing w:before="20" w:after="20" w:line="360" w:lineRule="auto"/>
+              <w:keepNext w:val="0"/>
+              <w:keepLines w:val="0"/>
+              <w:widowControl/>
+              <w:suppressLineNumbers w:val="0"/>
+              <w:spacing w:before="20" w:beforeAutospacing="0" w:after="20" w:afterAutospacing="0" w:line="360" w:lineRule="auto"/>
+              <w:ind w:left="0" w:right="0"/>
               <w:jc w:val="center"/>
               <w:rPr>
                 <w:rFonts w:hint="default" w:ascii="Times New Roman" w:hAnsi="Times New Roman" w:cs="Times New Roman"/>
@@ -9227,7 +10416,12 @@
           </w:tcPr>
           <w:p>
             <w:pPr>
-              <w:spacing w:before="20" w:after="20" w:line="360" w:lineRule="auto"/>
+              <w:keepNext w:val="0"/>
+              <w:keepLines w:val="0"/>
+              <w:widowControl/>
+              <w:suppressLineNumbers w:val="0"/>
+              <w:spacing w:before="20" w:beforeAutospacing="0" w:after="20" w:afterAutospacing="0" w:line="360" w:lineRule="auto"/>
+              <w:ind w:left="0" w:right="0"/>
               <w:jc w:val="center"/>
               <w:rPr>
                 <w:rFonts w:hint="default" w:ascii="Times New Roman" w:hAnsi="Times New Roman" w:cs="Times New Roman"/>
@@ -9252,7 +10446,12 @@
           </w:tcPr>
           <w:p>
             <w:pPr>
-              <w:spacing w:before="20" w:after="20" w:line="360" w:lineRule="auto"/>
+              <w:keepNext w:val="0"/>
+              <w:keepLines w:val="0"/>
+              <w:widowControl/>
+              <w:suppressLineNumbers w:val="0"/>
+              <w:spacing w:before="20" w:beforeAutospacing="0" w:after="20" w:afterAutospacing="0" w:line="360" w:lineRule="auto"/>
+              <w:ind w:left="0" w:right="0"/>
               <w:jc w:val="center"/>
               <w:rPr>
                 <w:rFonts w:hint="default" w:ascii="Times New Roman" w:hAnsi="Times New Roman" w:cs="Times New Roman"/>
@@ -9277,7 +10476,12 @@
           </w:tcPr>
           <w:p>
             <w:pPr>
-              <w:spacing w:before="20" w:after="20" w:line="360" w:lineRule="auto"/>
+              <w:keepNext w:val="0"/>
+              <w:keepLines w:val="0"/>
+              <w:widowControl/>
+              <w:suppressLineNumbers w:val="0"/>
+              <w:spacing w:before="20" w:beforeAutospacing="0" w:after="20" w:afterAutospacing="0" w:line="360" w:lineRule="auto"/>
+              <w:ind w:left="0" w:right="0"/>
               <w:jc w:val="center"/>
               <w:rPr>
                 <w:rFonts w:hint="default" w:ascii="Times New Roman" w:hAnsi="Times New Roman" w:cs="Times New Roman"/>
@@ -9302,7 +10506,12 @@
           </w:tcPr>
           <w:p>
             <w:pPr>
-              <w:spacing w:before="20" w:after="20" w:line="360" w:lineRule="auto"/>
+              <w:keepNext w:val="0"/>
+              <w:keepLines w:val="0"/>
+              <w:widowControl/>
+              <w:suppressLineNumbers w:val="0"/>
+              <w:spacing w:before="20" w:beforeAutospacing="0" w:after="20" w:afterAutospacing="0" w:line="360" w:lineRule="auto"/>
+              <w:ind w:left="0" w:right="0"/>
               <w:jc w:val="center"/>
               <w:rPr>
                 <w:rFonts w:hint="default" w:ascii="Times New Roman" w:hAnsi="Times New Roman" w:cs="Times New Roman"/>
@@ -9327,7 +10536,12 @@
           </w:tcPr>
           <w:p>
             <w:pPr>
-              <w:spacing w:before="20" w:after="20" w:line="360" w:lineRule="auto"/>
+              <w:keepNext w:val="0"/>
+              <w:keepLines w:val="0"/>
+              <w:widowControl/>
+              <w:suppressLineNumbers w:val="0"/>
+              <w:spacing w:before="20" w:beforeAutospacing="0" w:after="20" w:afterAutospacing="0" w:line="360" w:lineRule="auto"/>
+              <w:ind w:left="0" w:right="0"/>
               <w:jc w:val="center"/>
               <w:rPr>
                 <w:rFonts w:hint="default" w:ascii="Times New Roman" w:hAnsi="Times New Roman" w:cs="Times New Roman"/>
@@ -9370,7 +10584,12 @@
           </w:tcPr>
           <w:p>
             <w:pPr>
-              <w:spacing w:before="20" w:after="20" w:line="360" w:lineRule="auto"/>
+              <w:keepNext w:val="0"/>
+              <w:keepLines w:val="0"/>
+              <w:widowControl/>
+              <w:suppressLineNumbers w:val="0"/>
+              <w:spacing w:before="20" w:beforeAutospacing="0" w:after="20" w:afterAutospacing="0" w:line="360" w:lineRule="auto"/>
+              <w:ind w:left="0" w:right="0"/>
               <w:jc w:val="center"/>
               <w:rPr>
                 <w:rFonts w:hint="default" w:ascii="Times New Roman" w:hAnsi="Times New Roman" w:cs="Times New Roman"/>
@@ -9395,7 +10614,12 @@
           </w:tcPr>
           <w:p>
             <w:pPr>
-              <w:spacing w:before="20" w:after="20" w:line="360" w:lineRule="auto"/>
+              <w:keepNext w:val="0"/>
+              <w:keepLines w:val="0"/>
+              <w:widowControl/>
+              <w:suppressLineNumbers w:val="0"/>
+              <w:spacing w:before="20" w:beforeAutospacing="0" w:after="20" w:afterAutospacing="0" w:line="360" w:lineRule="auto"/>
+              <w:ind w:left="0" w:right="0"/>
               <w:jc w:val="center"/>
               <w:rPr>
                 <w:rFonts w:hint="default" w:ascii="Times New Roman" w:hAnsi="Times New Roman" w:cs="Times New Roman"/>
@@ -9420,7 +10644,12 @@
           </w:tcPr>
           <w:p>
             <w:pPr>
-              <w:spacing w:before="20" w:after="20" w:line="360" w:lineRule="auto"/>
+              <w:keepNext w:val="0"/>
+              <w:keepLines w:val="0"/>
+              <w:widowControl/>
+              <w:suppressLineNumbers w:val="0"/>
+              <w:spacing w:before="20" w:beforeAutospacing="0" w:after="20" w:afterAutospacing="0" w:line="360" w:lineRule="auto"/>
+              <w:ind w:left="0" w:right="0"/>
               <w:jc w:val="center"/>
               <w:rPr>
                 <w:rFonts w:hint="default" w:ascii="Times New Roman" w:hAnsi="Times New Roman" w:cs="Times New Roman"/>
@@ -9445,7 +10674,12 @@
           </w:tcPr>
           <w:p>
             <w:pPr>
-              <w:spacing w:before="20" w:after="20" w:line="360" w:lineRule="auto"/>
+              <w:keepNext w:val="0"/>
+              <w:keepLines w:val="0"/>
+              <w:widowControl/>
+              <w:suppressLineNumbers w:val="0"/>
+              <w:spacing w:before="20" w:beforeAutospacing="0" w:after="20" w:afterAutospacing="0" w:line="360" w:lineRule="auto"/>
+              <w:ind w:left="0" w:right="0"/>
               <w:jc w:val="center"/>
               <w:rPr>
                 <w:rFonts w:hint="default" w:ascii="Times New Roman" w:hAnsi="Times New Roman" w:cs="Times New Roman"/>
@@ -9470,7 +10704,12 @@
           </w:tcPr>
           <w:p>
             <w:pPr>
-              <w:spacing w:before="20" w:after="20" w:line="360" w:lineRule="auto"/>
+              <w:keepNext w:val="0"/>
+              <w:keepLines w:val="0"/>
+              <w:widowControl/>
+              <w:suppressLineNumbers w:val="0"/>
+              <w:spacing w:before="20" w:beforeAutospacing="0" w:after="20" w:afterAutospacing="0" w:line="360" w:lineRule="auto"/>
+              <w:ind w:left="0" w:right="0"/>
               <w:jc w:val="center"/>
               <w:rPr>
                 <w:rFonts w:hint="default" w:ascii="Times New Roman" w:hAnsi="Times New Roman" w:cs="Times New Roman"/>
@@ -9513,7 +10752,12 @@
           </w:tcPr>
           <w:p>
             <w:pPr>
-              <w:spacing w:before="20" w:after="20" w:line="360" w:lineRule="auto"/>
+              <w:keepNext w:val="0"/>
+              <w:keepLines w:val="0"/>
+              <w:widowControl/>
+              <w:suppressLineNumbers w:val="0"/>
+              <w:spacing w:before="20" w:beforeAutospacing="0" w:after="20" w:afterAutospacing="0" w:line="360" w:lineRule="auto"/>
+              <w:ind w:left="0" w:right="0"/>
               <w:jc w:val="center"/>
               <w:rPr>
                 <w:rFonts w:hint="default" w:ascii="Times New Roman" w:hAnsi="Times New Roman" w:cs="Times New Roman"/>
@@ -9538,7 +10782,12 @@
           </w:tcPr>
           <w:p>
             <w:pPr>
-              <w:spacing w:before="20" w:after="20" w:line="360" w:lineRule="auto"/>
+              <w:keepNext w:val="0"/>
+              <w:keepLines w:val="0"/>
+              <w:widowControl/>
+              <w:suppressLineNumbers w:val="0"/>
+              <w:spacing w:before="20" w:beforeAutospacing="0" w:after="20" w:afterAutospacing="0" w:line="360" w:lineRule="auto"/>
+              <w:ind w:left="0" w:right="0"/>
               <w:jc w:val="center"/>
               <w:rPr>
                 <w:rFonts w:hint="default" w:ascii="Times New Roman" w:hAnsi="Times New Roman" w:cs="Times New Roman"/>
@@ -9563,7 +10812,12 @@
           </w:tcPr>
           <w:p>
             <w:pPr>
-              <w:spacing w:before="20" w:after="20" w:line="360" w:lineRule="auto"/>
+              <w:keepNext w:val="0"/>
+              <w:keepLines w:val="0"/>
+              <w:widowControl/>
+              <w:suppressLineNumbers w:val="0"/>
+              <w:spacing w:before="20" w:beforeAutospacing="0" w:after="20" w:afterAutospacing="0" w:line="360" w:lineRule="auto"/>
+              <w:ind w:left="0" w:right="0"/>
               <w:jc w:val="center"/>
               <w:rPr>
                 <w:rFonts w:hint="default" w:ascii="Times New Roman" w:hAnsi="Times New Roman" w:cs="Times New Roman"/>
@@ -9588,7 +10842,12 @@
           </w:tcPr>
           <w:p>
             <w:pPr>
-              <w:spacing w:before="20" w:after="20" w:line="360" w:lineRule="auto"/>
+              <w:keepNext w:val="0"/>
+              <w:keepLines w:val="0"/>
+              <w:widowControl/>
+              <w:suppressLineNumbers w:val="0"/>
+              <w:spacing w:before="20" w:beforeAutospacing="0" w:after="20" w:afterAutospacing="0" w:line="360" w:lineRule="auto"/>
+              <w:ind w:left="0" w:right="0"/>
               <w:jc w:val="center"/>
               <w:rPr>
                 <w:rFonts w:hint="default" w:ascii="Times New Roman" w:hAnsi="Times New Roman" w:cs="Times New Roman"/>
@@ -9613,7 +10872,12 @@
           </w:tcPr>
           <w:p>
             <w:pPr>
-              <w:spacing w:before="20" w:after="20" w:line="360" w:lineRule="auto"/>
+              <w:keepNext w:val="0"/>
+              <w:keepLines w:val="0"/>
+              <w:widowControl/>
+              <w:suppressLineNumbers w:val="0"/>
+              <w:spacing w:before="20" w:beforeAutospacing="0" w:after="20" w:afterAutospacing="0" w:line="360" w:lineRule="auto"/>
+              <w:ind w:left="0" w:right="0"/>
               <w:jc w:val="center"/>
               <w:rPr>
                 <w:rFonts w:hint="default" w:ascii="Times New Roman" w:hAnsi="Times New Roman" w:cs="Times New Roman"/>
@@ -9656,7 +10920,12 @@
           </w:tcPr>
           <w:p>
             <w:pPr>
-              <w:spacing w:before="20" w:after="20" w:line="360" w:lineRule="auto"/>
+              <w:keepNext w:val="0"/>
+              <w:keepLines w:val="0"/>
+              <w:widowControl/>
+              <w:suppressLineNumbers w:val="0"/>
+              <w:spacing w:before="20" w:beforeAutospacing="0" w:after="20" w:afterAutospacing="0" w:line="360" w:lineRule="auto"/>
+              <w:ind w:left="0" w:right="0"/>
               <w:jc w:val="center"/>
               <w:rPr>
                 <w:rFonts w:hint="default" w:ascii="Times New Roman" w:hAnsi="Times New Roman" w:cs="Times New Roman"/>
@@ -9681,7 +10950,12 @@
           </w:tcPr>
           <w:p>
             <w:pPr>
-              <w:spacing w:before="20" w:after="20" w:line="360" w:lineRule="auto"/>
+              <w:keepNext w:val="0"/>
+              <w:keepLines w:val="0"/>
+              <w:widowControl/>
+              <w:suppressLineNumbers w:val="0"/>
+              <w:spacing w:before="20" w:beforeAutospacing="0" w:after="20" w:afterAutospacing="0" w:line="360" w:lineRule="auto"/>
+              <w:ind w:left="0" w:right="0"/>
               <w:jc w:val="center"/>
               <w:rPr>
                 <w:rFonts w:hint="default" w:ascii="Times New Roman" w:hAnsi="Times New Roman" w:cs="Times New Roman"/>
@@ -9706,7 +10980,12 @@
           </w:tcPr>
           <w:p>
             <w:pPr>
-              <w:spacing w:before="20" w:after="20" w:line="360" w:lineRule="auto"/>
+              <w:keepNext w:val="0"/>
+              <w:keepLines w:val="0"/>
+              <w:widowControl/>
+              <w:suppressLineNumbers w:val="0"/>
+              <w:spacing w:before="20" w:beforeAutospacing="0" w:after="20" w:afterAutospacing="0" w:line="360" w:lineRule="auto"/>
+              <w:ind w:left="0" w:right="0"/>
               <w:jc w:val="center"/>
               <w:rPr>
                 <w:rFonts w:hint="default" w:ascii="Times New Roman" w:hAnsi="Times New Roman" w:cs="Times New Roman"/>
@@ -9731,7 +11010,12 @@
           </w:tcPr>
           <w:p>
             <w:pPr>
-              <w:spacing w:before="20" w:after="20" w:line="360" w:lineRule="auto"/>
+              <w:keepNext w:val="0"/>
+              <w:keepLines w:val="0"/>
+              <w:widowControl/>
+              <w:suppressLineNumbers w:val="0"/>
+              <w:spacing w:before="20" w:beforeAutospacing="0" w:after="20" w:afterAutospacing="0" w:line="360" w:lineRule="auto"/>
+              <w:ind w:left="0" w:right="0"/>
               <w:jc w:val="center"/>
               <w:rPr>
                 <w:rFonts w:hint="default" w:ascii="Times New Roman" w:hAnsi="Times New Roman" w:cs="Times New Roman"/>
@@ -9756,7 +11040,12 @@
           </w:tcPr>
           <w:p>
             <w:pPr>
-              <w:spacing w:before="20" w:after="20" w:line="360" w:lineRule="auto"/>
+              <w:keepNext w:val="0"/>
+              <w:keepLines w:val="0"/>
+              <w:widowControl/>
+              <w:suppressLineNumbers w:val="0"/>
+              <w:spacing w:before="20" w:beforeAutospacing="0" w:after="20" w:afterAutospacing="0" w:line="360" w:lineRule="auto"/>
+              <w:ind w:left="0" w:right="0"/>
               <w:jc w:val="center"/>
               <w:rPr>
                 <w:rFonts w:hint="default" w:ascii="Times New Roman" w:hAnsi="Times New Roman" w:cs="Times New Roman"/>
@@ -9799,7 +11088,12 @@
           </w:tcPr>
           <w:p>
             <w:pPr>
-              <w:spacing w:before="20" w:after="20" w:line="360" w:lineRule="auto"/>
+              <w:keepNext w:val="0"/>
+              <w:keepLines w:val="0"/>
+              <w:widowControl/>
+              <w:suppressLineNumbers w:val="0"/>
+              <w:spacing w:before="20" w:beforeAutospacing="0" w:after="20" w:afterAutospacing="0" w:line="360" w:lineRule="auto"/>
+              <w:ind w:left="0" w:right="0"/>
               <w:jc w:val="center"/>
               <w:rPr>
                 <w:rFonts w:hint="default" w:ascii="Times New Roman" w:hAnsi="Times New Roman" w:cs="Times New Roman"/>
@@ -9824,7 +11118,12 @@
           </w:tcPr>
           <w:p>
             <w:pPr>
-              <w:spacing w:before="20" w:after="20" w:line="360" w:lineRule="auto"/>
+              <w:keepNext w:val="0"/>
+              <w:keepLines w:val="0"/>
+              <w:widowControl/>
+              <w:suppressLineNumbers w:val="0"/>
+              <w:spacing w:before="20" w:beforeAutospacing="0" w:after="20" w:afterAutospacing="0" w:line="360" w:lineRule="auto"/>
+              <w:ind w:left="0" w:right="0"/>
               <w:jc w:val="center"/>
               <w:rPr>
                 <w:rFonts w:hint="default" w:ascii="Times New Roman" w:hAnsi="Times New Roman" w:cs="Times New Roman"/>
@@ -9849,7 +11148,12 @@
           </w:tcPr>
           <w:p>
             <w:pPr>
-              <w:spacing w:before="20" w:after="20" w:line="360" w:lineRule="auto"/>
+              <w:keepNext w:val="0"/>
+              <w:keepLines w:val="0"/>
+              <w:widowControl/>
+              <w:suppressLineNumbers w:val="0"/>
+              <w:spacing w:before="20" w:beforeAutospacing="0" w:after="20" w:afterAutospacing="0" w:line="360" w:lineRule="auto"/>
+              <w:ind w:left="0" w:right="0"/>
               <w:jc w:val="center"/>
               <w:rPr>
                 <w:rFonts w:hint="default" w:ascii="Times New Roman" w:hAnsi="Times New Roman" w:cs="Times New Roman"/>
@@ -9874,7 +11178,12 @@
           </w:tcPr>
           <w:p>
             <w:pPr>
-              <w:spacing w:before="20" w:after="20" w:line="360" w:lineRule="auto"/>
+              <w:keepNext w:val="0"/>
+              <w:keepLines w:val="0"/>
+              <w:widowControl/>
+              <w:suppressLineNumbers w:val="0"/>
+              <w:spacing w:before="20" w:beforeAutospacing="0" w:after="20" w:afterAutospacing="0" w:line="360" w:lineRule="auto"/>
+              <w:ind w:left="0" w:right="0"/>
               <w:jc w:val="center"/>
               <w:rPr>
                 <w:rFonts w:hint="default" w:ascii="Times New Roman" w:hAnsi="Times New Roman" w:cs="Times New Roman"/>
@@ -9899,7 +11208,12 @@
           </w:tcPr>
           <w:p>
             <w:pPr>
-              <w:spacing w:before="20" w:after="20" w:line="360" w:lineRule="auto"/>
+              <w:keepNext w:val="0"/>
+              <w:keepLines w:val="0"/>
+              <w:widowControl/>
+              <w:suppressLineNumbers w:val="0"/>
+              <w:spacing w:before="20" w:beforeAutospacing="0" w:after="20" w:afterAutospacing="0" w:line="360" w:lineRule="auto"/>
+              <w:ind w:left="0" w:right="0"/>
               <w:jc w:val="center"/>
               <w:rPr>
                 <w:rFonts w:hint="default" w:ascii="Times New Roman" w:hAnsi="Times New Roman" w:cs="Times New Roman"/>
@@ -9942,7 +11256,12 @@
           </w:tcPr>
           <w:p>
             <w:pPr>
-              <w:spacing w:before="20" w:after="20" w:line="360" w:lineRule="auto"/>
+              <w:keepNext w:val="0"/>
+              <w:keepLines w:val="0"/>
+              <w:widowControl/>
+              <w:suppressLineNumbers w:val="0"/>
+              <w:spacing w:before="20" w:beforeAutospacing="0" w:after="20" w:afterAutospacing="0" w:line="360" w:lineRule="auto"/>
+              <w:ind w:left="0" w:right="0"/>
               <w:jc w:val="center"/>
               <w:rPr>
                 <w:rFonts w:hint="default" w:ascii="Times New Roman" w:hAnsi="Times New Roman" w:cs="Times New Roman"/>
@@ -9967,7 +11286,12 @@
           </w:tcPr>
           <w:p>
             <w:pPr>
-              <w:spacing w:before="20" w:after="20" w:line="360" w:lineRule="auto"/>
+              <w:keepNext w:val="0"/>
+              <w:keepLines w:val="0"/>
+              <w:widowControl/>
+              <w:suppressLineNumbers w:val="0"/>
+              <w:spacing w:before="20" w:beforeAutospacing="0" w:after="20" w:afterAutospacing="0" w:line="360" w:lineRule="auto"/>
+              <w:ind w:left="0" w:right="0"/>
               <w:jc w:val="center"/>
               <w:rPr>
                 <w:rFonts w:hint="default" w:ascii="Times New Roman" w:hAnsi="Times New Roman" w:cs="Times New Roman"/>
@@ -9992,7 +11316,12 @@
           </w:tcPr>
           <w:p>
             <w:pPr>
-              <w:spacing w:before="20" w:after="20" w:line="360" w:lineRule="auto"/>
+              <w:keepNext w:val="0"/>
+              <w:keepLines w:val="0"/>
+              <w:widowControl/>
+              <w:suppressLineNumbers w:val="0"/>
+              <w:spacing w:before="20" w:beforeAutospacing="0" w:after="20" w:afterAutospacing="0" w:line="360" w:lineRule="auto"/>
+              <w:ind w:left="0" w:right="0"/>
               <w:jc w:val="center"/>
               <w:rPr>
                 <w:rFonts w:hint="default" w:ascii="Times New Roman" w:hAnsi="Times New Roman" w:cs="Times New Roman"/>
@@ -10017,7 +11346,12 @@
           </w:tcPr>
           <w:p>
             <w:pPr>
-              <w:spacing w:before="20" w:after="20" w:line="360" w:lineRule="auto"/>
+              <w:keepNext w:val="0"/>
+              <w:keepLines w:val="0"/>
+              <w:widowControl/>
+              <w:suppressLineNumbers w:val="0"/>
+              <w:spacing w:before="20" w:beforeAutospacing="0" w:after="20" w:afterAutospacing="0" w:line="360" w:lineRule="auto"/>
+              <w:ind w:left="0" w:right="0"/>
               <w:jc w:val="center"/>
               <w:rPr>
                 <w:rFonts w:hint="default" w:ascii="Times New Roman" w:hAnsi="Times New Roman" w:cs="Times New Roman"/>
@@ -10042,7 +11376,12 @@
           </w:tcPr>
           <w:p>
             <w:pPr>
-              <w:spacing w:before="20" w:after="20" w:line="360" w:lineRule="auto"/>
+              <w:keepNext w:val="0"/>
+              <w:keepLines w:val="0"/>
+              <w:widowControl/>
+              <w:suppressLineNumbers w:val="0"/>
+              <w:spacing w:before="20" w:beforeAutospacing="0" w:after="20" w:afterAutospacing="0" w:line="360" w:lineRule="auto"/>
+              <w:ind w:left="0" w:right="0"/>
               <w:jc w:val="center"/>
               <w:rPr>
                 <w:rFonts w:hint="default" w:ascii="Times New Roman" w:hAnsi="Times New Roman" w:cs="Times New Roman"/>
@@ -10066,6 +11405,7 @@
       <w:pPr>
         <w:pStyle w:val="4"/>
         <w:numPr>
+          <w:ilvl w:val="2"/>
           <w:numId w:val="0"/>
         </w:numPr>
         <w:spacing w:line="360" w:lineRule="auto"/>
@@ -10169,7 +11509,12 @@
           </w:tcPr>
           <w:p>
             <w:pPr>
-              <w:spacing w:before="20" w:after="20" w:line="360" w:lineRule="auto"/>
+              <w:keepNext w:val="0"/>
+              <w:keepLines w:val="0"/>
+              <w:widowControl/>
+              <w:suppressLineNumbers w:val="0"/>
+              <w:spacing w:before="20" w:beforeAutospacing="0" w:after="20" w:afterAutospacing="0" w:line="360" w:lineRule="auto"/>
+              <w:ind w:left="0" w:right="0"/>
               <w:jc w:val="center"/>
               <w:rPr>
                 <w:rFonts w:hint="default" w:ascii="Times New Roman" w:hAnsi="Times New Roman" w:cs="Times New Roman"/>
@@ -10196,7 +11541,12 @@
           </w:tcPr>
           <w:p>
             <w:pPr>
-              <w:spacing w:before="20" w:after="20" w:line="360" w:lineRule="auto"/>
+              <w:keepNext w:val="0"/>
+              <w:keepLines w:val="0"/>
+              <w:widowControl/>
+              <w:suppressLineNumbers w:val="0"/>
+              <w:spacing w:before="20" w:beforeAutospacing="0" w:after="20" w:afterAutospacing="0" w:line="360" w:lineRule="auto"/>
+              <w:ind w:left="0" w:right="0"/>
               <w:jc w:val="center"/>
               <w:rPr>
                 <w:rFonts w:hint="default" w:ascii="Times New Roman" w:hAnsi="Times New Roman" w:cs="Times New Roman"/>
@@ -10223,7 +11573,12 @@
           </w:tcPr>
           <w:p>
             <w:pPr>
-              <w:spacing w:before="20" w:after="20" w:line="360" w:lineRule="auto"/>
+              <w:keepNext w:val="0"/>
+              <w:keepLines w:val="0"/>
+              <w:widowControl/>
+              <w:suppressLineNumbers w:val="0"/>
+              <w:spacing w:before="20" w:beforeAutospacing="0" w:after="20" w:afterAutospacing="0" w:line="360" w:lineRule="auto"/>
+              <w:ind w:left="0" w:right="0"/>
               <w:jc w:val="center"/>
               <w:rPr>
                 <w:rFonts w:hint="default" w:ascii="Times New Roman" w:hAnsi="Times New Roman" w:cs="Times New Roman"/>
@@ -10250,7 +11605,12 @@
           </w:tcPr>
           <w:p>
             <w:pPr>
-              <w:spacing w:before="20" w:after="20" w:line="360" w:lineRule="auto"/>
+              <w:keepNext w:val="0"/>
+              <w:keepLines w:val="0"/>
+              <w:widowControl/>
+              <w:suppressLineNumbers w:val="0"/>
+              <w:spacing w:before="20" w:beforeAutospacing="0" w:after="20" w:afterAutospacing="0" w:line="360" w:lineRule="auto"/>
+              <w:ind w:left="0" w:right="0"/>
               <w:jc w:val="center"/>
               <w:rPr>
                 <w:rFonts w:hint="default" w:ascii="Times New Roman" w:hAnsi="Times New Roman" w:cs="Times New Roman"/>
@@ -10277,7 +11637,12 @@
           </w:tcPr>
           <w:p>
             <w:pPr>
-              <w:spacing w:before="20" w:after="20" w:line="360" w:lineRule="auto"/>
+              <w:keepNext w:val="0"/>
+              <w:keepLines w:val="0"/>
+              <w:widowControl/>
+              <w:suppressLineNumbers w:val="0"/>
+              <w:spacing w:before="20" w:beforeAutospacing="0" w:after="20" w:afterAutospacing="0" w:line="360" w:lineRule="auto"/>
+              <w:ind w:left="0" w:right="0"/>
               <w:jc w:val="center"/>
               <w:rPr>
                 <w:rFonts w:hint="default" w:ascii="Times New Roman" w:hAnsi="Times New Roman" w:cs="Times New Roman"/>
@@ -10322,7 +11687,12 @@
           </w:tcPr>
           <w:p>
             <w:pPr>
-              <w:spacing w:before="20" w:after="20" w:line="360" w:lineRule="auto"/>
+              <w:keepNext w:val="0"/>
+              <w:keepLines w:val="0"/>
+              <w:widowControl/>
+              <w:suppressLineNumbers w:val="0"/>
+              <w:spacing w:before="20" w:beforeAutospacing="0" w:after="20" w:afterAutospacing="0" w:line="360" w:lineRule="auto"/>
+              <w:ind w:left="0" w:right="0"/>
               <w:jc w:val="center"/>
               <w:rPr>
                 <w:rFonts w:hint="default" w:ascii="Times New Roman" w:hAnsi="Times New Roman" w:cs="Times New Roman"/>
@@ -10347,7 +11717,12 @@
           </w:tcPr>
           <w:p>
             <w:pPr>
-              <w:spacing w:before="20" w:after="20" w:line="360" w:lineRule="auto"/>
+              <w:keepNext w:val="0"/>
+              <w:keepLines w:val="0"/>
+              <w:widowControl/>
+              <w:suppressLineNumbers w:val="0"/>
+              <w:spacing w:before="20" w:beforeAutospacing="0" w:after="20" w:afterAutospacing="0" w:line="360" w:lineRule="auto"/>
+              <w:ind w:left="0" w:right="0"/>
               <w:jc w:val="center"/>
               <w:rPr>
                 <w:rFonts w:hint="default" w:ascii="Times New Roman" w:hAnsi="Times New Roman" w:cs="Times New Roman"/>
@@ -10372,7 +11747,12 @@
           </w:tcPr>
           <w:p>
             <w:pPr>
-              <w:spacing w:before="20" w:after="20" w:line="360" w:lineRule="auto"/>
+              <w:keepNext w:val="0"/>
+              <w:keepLines w:val="0"/>
+              <w:widowControl/>
+              <w:suppressLineNumbers w:val="0"/>
+              <w:spacing w:before="20" w:beforeAutospacing="0" w:after="20" w:afterAutospacing="0" w:line="360" w:lineRule="auto"/>
+              <w:ind w:left="0" w:right="0"/>
               <w:jc w:val="center"/>
               <w:rPr>
                 <w:rFonts w:hint="default" w:ascii="Times New Roman" w:hAnsi="Times New Roman" w:cs="Times New Roman"/>
@@ -10397,7 +11777,12 @@
           </w:tcPr>
           <w:p>
             <w:pPr>
-              <w:spacing w:before="20" w:after="20" w:line="360" w:lineRule="auto"/>
+              <w:keepNext w:val="0"/>
+              <w:keepLines w:val="0"/>
+              <w:widowControl/>
+              <w:suppressLineNumbers w:val="0"/>
+              <w:spacing w:before="20" w:beforeAutospacing="0" w:after="20" w:afterAutospacing="0" w:line="360" w:lineRule="auto"/>
+              <w:ind w:left="0" w:right="0"/>
               <w:jc w:val="center"/>
               <w:rPr>
                 <w:rFonts w:hint="default" w:ascii="Times New Roman" w:hAnsi="Times New Roman" w:cs="Times New Roman"/>
@@ -10422,7 +11807,12 @@
           </w:tcPr>
           <w:p>
             <w:pPr>
-              <w:spacing w:before="20" w:after="20" w:line="360" w:lineRule="auto"/>
+              <w:keepNext w:val="0"/>
+              <w:keepLines w:val="0"/>
+              <w:widowControl/>
+              <w:suppressLineNumbers w:val="0"/>
+              <w:spacing w:before="20" w:beforeAutospacing="0" w:after="20" w:afterAutospacing="0" w:line="360" w:lineRule="auto"/>
+              <w:ind w:left="0" w:right="0"/>
               <w:jc w:val="center"/>
               <w:rPr>
                 <w:rFonts w:hint="default" w:ascii="Times New Roman" w:hAnsi="Times New Roman" w:cs="Times New Roman"/>
@@ -10465,7 +11855,12 @@
           </w:tcPr>
           <w:p>
             <w:pPr>
-              <w:spacing w:before="20" w:after="20" w:line="360" w:lineRule="auto"/>
+              <w:keepNext w:val="0"/>
+              <w:keepLines w:val="0"/>
+              <w:widowControl/>
+              <w:suppressLineNumbers w:val="0"/>
+              <w:spacing w:before="20" w:beforeAutospacing="0" w:after="20" w:afterAutospacing="0" w:line="360" w:lineRule="auto"/>
+              <w:ind w:left="0" w:right="0"/>
               <w:jc w:val="center"/>
               <w:rPr>
                 <w:rFonts w:hint="default" w:ascii="Times New Roman" w:hAnsi="Times New Roman" w:cs="Times New Roman"/>
@@ -10490,7 +11885,12 @@
           </w:tcPr>
           <w:p>
             <w:pPr>
-              <w:spacing w:before="20" w:after="20" w:line="360" w:lineRule="auto"/>
+              <w:keepNext w:val="0"/>
+              <w:keepLines w:val="0"/>
+              <w:widowControl/>
+              <w:suppressLineNumbers w:val="0"/>
+              <w:spacing w:before="20" w:beforeAutospacing="0" w:after="20" w:afterAutospacing="0" w:line="360" w:lineRule="auto"/>
+              <w:ind w:left="0" w:right="0"/>
               <w:jc w:val="center"/>
               <w:rPr>
                 <w:rFonts w:hint="default" w:ascii="Times New Roman" w:hAnsi="Times New Roman" w:cs="Times New Roman"/>
@@ -10515,7 +11915,12 @@
           </w:tcPr>
           <w:p>
             <w:pPr>
-              <w:spacing w:before="20" w:after="20" w:line="360" w:lineRule="auto"/>
+              <w:keepNext w:val="0"/>
+              <w:keepLines w:val="0"/>
+              <w:widowControl/>
+              <w:suppressLineNumbers w:val="0"/>
+              <w:spacing w:before="20" w:beforeAutospacing="0" w:after="20" w:afterAutospacing="0" w:line="360" w:lineRule="auto"/>
+              <w:ind w:left="0" w:right="0"/>
               <w:jc w:val="center"/>
               <w:rPr>
                 <w:rFonts w:hint="default" w:ascii="Times New Roman" w:hAnsi="Times New Roman" w:cs="Times New Roman"/>
@@ -10540,7 +11945,12 @@
           </w:tcPr>
           <w:p>
             <w:pPr>
-              <w:spacing w:before="20" w:after="20" w:line="360" w:lineRule="auto"/>
+              <w:keepNext w:val="0"/>
+              <w:keepLines w:val="0"/>
+              <w:widowControl/>
+              <w:suppressLineNumbers w:val="0"/>
+              <w:spacing w:before="20" w:beforeAutospacing="0" w:after="20" w:afterAutospacing="0" w:line="360" w:lineRule="auto"/>
+              <w:ind w:left="0" w:right="0"/>
               <w:jc w:val="center"/>
               <w:rPr>
                 <w:rFonts w:hint="default" w:ascii="Times New Roman" w:hAnsi="Times New Roman" w:cs="Times New Roman"/>
@@ -10565,7 +11975,12 @@
           </w:tcPr>
           <w:p>
             <w:pPr>
-              <w:spacing w:before="20" w:after="20" w:line="360" w:lineRule="auto"/>
+              <w:keepNext w:val="0"/>
+              <w:keepLines w:val="0"/>
+              <w:widowControl/>
+              <w:suppressLineNumbers w:val="0"/>
+              <w:spacing w:before="20" w:beforeAutospacing="0" w:after="20" w:afterAutospacing="0" w:line="360" w:lineRule="auto"/>
+              <w:ind w:left="0" w:right="0"/>
               <w:jc w:val="center"/>
               <w:rPr>
                 <w:rFonts w:hint="default" w:ascii="Times New Roman" w:hAnsi="Times New Roman" w:cs="Times New Roman"/>
@@ -10608,7 +12023,12 @@
           </w:tcPr>
           <w:p>
             <w:pPr>
-              <w:spacing w:before="20" w:after="20" w:line="360" w:lineRule="auto"/>
+              <w:keepNext w:val="0"/>
+              <w:keepLines w:val="0"/>
+              <w:widowControl/>
+              <w:suppressLineNumbers w:val="0"/>
+              <w:spacing w:before="20" w:beforeAutospacing="0" w:after="20" w:afterAutospacing="0" w:line="360" w:lineRule="auto"/>
+              <w:ind w:left="0" w:right="0"/>
               <w:jc w:val="center"/>
               <w:rPr>
                 <w:rFonts w:hint="default" w:ascii="Times New Roman" w:hAnsi="Times New Roman" w:cs="Times New Roman"/>
@@ -10633,7 +12053,12 @@
           </w:tcPr>
           <w:p>
             <w:pPr>
-              <w:spacing w:before="20" w:after="20" w:line="360" w:lineRule="auto"/>
+              <w:keepNext w:val="0"/>
+              <w:keepLines w:val="0"/>
+              <w:widowControl/>
+              <w:suppressLineNumbers w:val="0"/>
+              <w:spacing w:before="20" w:beforeAutospacing="0" w:after="20" w:afterAutospacing="0" w:line="360" w:lineRule="auto"/>
+              <w:ind w:left="0" w:right="0"/>
               <w:jc w:val="center"/>
               <w:rPr>
                 <w:rFonts w:hint="default" w:ascii="Times New Roman" w:hAnsi="Times New Roman" w:cs="Times New Roman"/>
@@ -10658,7 +12083,12 @@
           </w:tcPr>
           <w:p>
             <w:pPr>
-              <w:spacing w:before="20" w:after="20" w:line="360" w:lineRule="auto"/>
+              <w:keepNext w:val="0"/>
+              <w:keepLines w:val="0"/>
+              <w:widowControl/>
+              <w:suppressLineNumbers w:val="0"/>
+              <w:spacing w:before="20" w:beforeAutospacing="0" w:after="20" w:afterAutospacing="0" w:line="360" w:lineRule="auto"/>
+              <w:ind w:left="0" w:right="0"/>
               <w:jc w:val="center"/>
               <w:rPr>
                 <w:rFonts w:hint="default" w:ascii="Times New Roman" w:hAnsi="Times New Roman" w:cs="Times New Roman"/>
@@ -10683,7 +12113,12 @@
           </w:tcPr>
           <w:p>
             <w:pPr>
-              <w:spacing w:before="20" w:after="20" w:line="360" w:lineRule="auto"/>
+              <w:keepNext w:val="0"/>
+              <w:keepLines w:val="0"/>
+              <w:widowControl/>
+              <w:suppressLineNumbers w:val="0"/>
+              <w:spacing w:before="20" w:beforeAutospacing="0" w:after="20" w:afterAutospacing="0" w:line="360" w:lineRule="auto"/>
+              <w:ind w:left="0" w:right="0"/>
               <w:jc w:val="center"/>
               <w:rPr>
                 <w:rFonts w:hint="default" w:ascii="Times New Roman" w:hAnsi="Times New Roman" w:cs="Times New Roman"/>
@@ -10708,7 +12143,12 @@
           </w:tcPr>
           <w:p>
             <w:pPr>
-              <w:spacing w:before="20" w:after="20" w:line="360" w:lineRule="auto"/>
+              <w:keepNext w:val="0"/>
+              <w:keepLines w:val="0"/>
+              <w:widowControl/>
+              <w:suppressLineNumbers w:val="0"/>
+              <w:spacing w:before="20" w:beforeAutospacing="0" w:after="20" w:afterAutospacing="0" w:line="360" w:lineRule="auto"/>
+              <w:ind w:left="0" w:right="0"/>
               <w:jc w:val="center"/>
               <w:rPr>
                 <w:rFonts w:hint="default" w:ascii="Times New Roman" w:hAnsi="Times New Roman" w:cs="Times New Roman"/>
@@ -10751,7 +12191,12 @@
           </w:tcPr>
           <w:p>
             <w:pPr>
-              <w:spacing w:before="20" w:after="20" w:line="360" w:lineRule="auto"/>
+              <w:keepNext w:val="0"/>
+              <w:keepLines w:val="0"/>
+              <w:widowControl/>
+              <w:suppressLineNumbers w:val="0"/>
+              <w:spacing w:before="20" w:beforeAutospacing="0" w:after="20" w:afterAutospacing="0" w:line="360" w:lineRule="auto"/>
+              <w:ind w:left="0" w:right="0"/>
               <w:jc w:val="center"/>
               <w:rPr>
                 <w:rFonts w:hint="default" w:ascii="Times New Roman" w:hAnsi="Times New Roman" w:cs="Times New Roman"/>
@@ -10776,7 +12221,12 @@
           </w:tcPr>
           <w:p>
             <w:pPr>
-              <w:spacing w:before="20" w:after="20" w:line="360" w:lineRule="auto"/>
+              <w:keepNext w:val="0"/>
+              <w:keepLines w:val="0"/>
+              <w:widowControl/>
+              <w:suppressLineNumbers w:val="0"/>
+              <w:spacing w:before="20" w:beforeAutospacing="0" w:after="20" w:afterAutospacing="0" w:line="360" w:lineRule="auto"/>
+              <w:ind w:left="0" w:right="0"/>
               <w:jc w:val="center"/>
               <w:rPr>
                 <w:rFonts w:hint="default" w:ascii="Times New Roman" w:hAnsi="Times New Roman" w:cs="Times New Roman"/>
@@ -10801,7 +12251,12 @@
           </w:tcPr>
           <w:p>
             <w:pPr>
-              <w:spacing w:before="20" w:after="20" w:line="360" w:lineRule="auto"/>
+              <w:keepNext w:val="0"/>
+              <w:keepLines w:val="0"/>
+              <w:widowControl/>
+              <w:suppressLineNumbers w:val="0"/>
+              <w:spacing w:before="20" w:beforeAutospacing="0" w:after="20" w:afterAutospacing="0" w:line="360" w:lineRule="auto"/>
+              <w:ind w:left="0" w:right="0"/>
               <w:jc w:val="center"/>
               <w:rPr>
                 <w:rFonts w:hint="default" w:ascii="Times New Roman" w:hAnsi="Times New Roman" w:cs="Times New Roman"/>
@@ -10826,7 +12281,12 @@
           </w:tcPr>
           <w:p>
             <w:pPr>
-              <w:spacing w:before="20" w:after="20" w:line="360" w:lineRule="auto"/>
+              <w:keepNext w:val="0"/>
+              <w:keepLines w:val="0"/>
+              <w:widowControl/>
+              <w:suppressLineNumbers w:val="0"/>
+              <w:spacing w:before="20" w:beforeAutospacing="0" w:after="20" w:afterAutospacing="0" w:line="360" w:lineRule="auto"/>
+              <w:ind w:left="0" w:right="0"/>
               <w:jc w:val="center"/>
               <w:rPr>
                 <w:rFonts w:hint="default" w:ascii="Times New Roman" w:hAnsi="Times New Roman" w:cs="Times New Roman"/>
@@ -10851,7 +12311,12 @@
           </w:tcPr>
           <w:p>
             <w:pPr>
-              <w:spacing w:before="20" w:after="20" w:line="360" w:lineRule="auto"/>
+              <w:keepNext w:val="0"/>
+              <w:keepLines w:val="0"/>
+              <w:widowControl/>
+              <w:suppressLineNumbers w:val="0"/>
+              <w:spacing w:before="20" w:beforeAutospacing="0" w:after="20" w:afterAutospacing="0" w:line="360" w:lineRule="auto"/>
+              <w:ind w:left="0" w:right="0"/>
               <w:jc w:val="center"/>
               <w:rPr>
                 <w:rFonts w:hint="default" w:ascii="Times New Roman" w:hAnsi="Times New Roman" w:cs="Times New Roman"/>
@@ -10894,7 +12359,12 @@
           </w:tcPr>
           <w:p>
             <w:pPr>
-              <w:spacing w:before="20" w:after="20" w:line="360" w:lineRule="auto"/>
+              <w:keepNext w:val="0"/>
+              <w:keepLines w:val="0"/>
+              <w:widowControl/>
+              <w:suppressLineNumbers w:val="0"/>
+              <w:spacing w:before="20" w:beforeAutospacing="0" w:after="20" w:afterAutospacing="0" w:line="360" w:lineRule="auto"/>
+              <w:ind w:left="0" w:right="0"/>
               <w:jc w:val="center"/>
               <w:rPr>
                 <w:rFonts w:hint="default" w:ascii="Times New Roman" w:hAnsi="Times New Roman" w:cs="Times New Roman"/>
@@ -10919,7 +12389,12 @@
           </w:tcPr>
           <w:p>
             <w:pPr>
-              <w:spacing w:before="20" w:after="20" w:line="360" w:lineRule="auto"/>
+              <w:keepNext w:val="0"/>
+              <w:keepLines w:val="0"/>
+              <w:widowControl/>
+              <w:suppressLineNumbers w:val="0"/>
+              <w:spacing w:before="20" w:beforeAutospacing="0" w:after="20" w:afterAutospacing="0" w:line="360" w:lineRule="auto"/>
+              <w:ind w:left="0" w:right="0"/>
               <w:jc w:val="center"/>
               <w:rPr>
                 <w:rFonts w:hint="default" w:ascii="Times New Roman" w:hAnsi="Times New Roman" w:cs="Times New Roman"/>
@@ -10944,7 +12419,12 @@
           </w:tcPr>
           <w:p>
             <w:pPr>
-              <w:spacing w:before="20" w:after="20" w:line="360" w:lineRule="auto"/>
+              <w:keepNext w:val="0"/>
+              <w:keepLines w:val="0"/>
+              <w:widowControl/>
+              <w:suppressLineNumbers w:val="0"/>
+              <w:spacing w:before="20" w:beforeAutospacing="0" w:after="20" w:afterAutospacing="0" w:line="360" w:lineRule="auto"/>
+              <w:ind w:left="0" w:right="0"/>
               <w:jc w:val="center"/>
               <w:rPr>
                 <w:rFonts w:hint="default" w:ascii="Times New Roman" w:hAnsi="Times New Roman" w:cs="Times New Roman"/>
@@ -10969,7 +12449,12 @@
           </w:tcPr>
           <w:p>
             <w:pPr>
-              <w:spacing w:before="20" w:after="20" w:line="360" w:lineRule="auto"/>
+              <w:keepNext w:val="0"/>
+              <w:keepLines w:val="0"/>
+              <w:widowControl/>
+              <w:suppressLineNumbers w:val="0"/>
+              <w:spacing w:before="20" w:beforeAutospacing="0" w:after="20" w:afterAutospacing="0" w:line="360" w:lineRule="auto"/>
+              <w:ind w:left="0" w:right="0"/>
               <w:jc w:val="center"/>
               <w:rPr>
                 <w:rFonts w:hint="default" w:ascii="Times New Roman" w:hAnsi="Times New Roman" w:cs="Times New Roman"/>
@@ -10994,7 +12479,12 @@
           </w:tcPr>
           <w:p>
             <w:pPr>
-              <w:spacing w:before="20" w:after="20" w:line="360" w:lineRule="auto"/>
+              <w:keepNext w:val="0"/>
+              <w:keepLines w:val="0"/>
+              <w:widowControl/>
+              <w:suppressLineNumbers w:val="0"/>
+              <w:spacing w:before="20" w:beforeAutospacing="0" w:after="20" w:afterAutospacing="0" w:line="360" w:lineRule="auto"/>
+              <w:ind w:left="0" w:right="0"/>
               <w:jc w:val="center"/>
               <w:rPr>
                 <w:rFonts w:hint="default" w:ascii="Times New Roman" w:hAnsi="Times New Roman" w:cs="Times New Roman"/>
@@ -11037,7 +12527,12 @@
           </w:tcPr>
           <w:p>
             <w:pPr>
-              <w:spacing w:before="20" w:after="20" w:line="360" w:lineRule="auto"/>
+              <w:keepNext w:val="0"/>
+              <w:keepLines w:val="0"/>
+              <w:widowControl/>
+              <w:suppressLineNumbers w:val="0"/>
+              <w:spacing w:before="20" w:beforeAutospacing="0" w:after="20" w:afterAutospacing="0" w:line="360" w:lineRule="auto"/>
+              <w:ind w:left="0" w:right="0"/>
               <w:jc w:val="center"/>
               <w:rPr>
                 <w:rFonts w:hint="default" w:ascii="Times New Roman" w:hAnsi="Times New Roman" w:cs="Times New Roman"/>
@@ -11062,7 +12557,12 @@
           </w:tcPr>
           <w:p>
             <w:pPr>
-              <w:spacing w:before="20" w:after="20" w:line="360" w:lineRule="auto"/>
+              <w:keepNext w:val="0"/>
+              <w:keepLines w:val="0"/>
+              <w:widowControl/>
+              <w:suppressLineNumbers w:val="0"/>
+              <w:spacing w:before="20" w:beforeAutospacing="0" w:after="20" w:afterAutospacing="0" w:line="360" w:lineRule="auto"/>
+              <w:ind w:left="0" w:right="0"/>
               <w:jc w:val="center"/>
               <w:rPr>
                 <w:rFonts w:hint="default" w:ascii="Times New Roman" w:hAnsi="Times New Roman" w:cs="Times New Roman"/>
@@ -11087,7 +12587,12 @@
           </w:tcPr>
           <w:p>
             <w:pPr>
-              <w:spacing w:before="20" w:after="20" w:line="360" w:lineRule="auto"/>
+              <w:keepNext w:val="0"/>
+              <w:keepLines w:val="0"/>
+              <w:widowControl/>
+              <w:suppressLineNumbers w:val="0"/>
+              <w:spacing w:before="20" w:beforeAutospacing="0" w:after="20" w:afterAutospacing="0" w:line="360" w:lineRule="auto"/>
+              <w:ind w:left="0" w:right="0"/>
               <w:jc w:val="center"/>
               <w:rPr>
                 <w:rFonts w:hint="default" w:ascii="Times New Roman" w:hAnsi="Times New Roman" w:cs="Times New Roman"/>
@@ -11112,7 +12617,12 @@
           </w:tcPr>
           <w:p>
             <w:pPr>
-              <w:spacing w:before="20" w:after="20" w:line="360" w:lineRule="auto"/>
+              <w:keepNext w:val="0"/>
+              <w:keepLines w:val="0"/>
+              <w:widowControl/>
+              <w:suppressLineNumbers w:val="0"/>
+              <w:spacing w:before="20" w:beforeAutospacing="0" w:after="20" w:afterAutospacing="0" w:line="360" w:lineRule="auto"/>
+              <w:ind w:left="0" w:right="0"/>
               <w:jc w:val="center"/>
               <w:rPr>
                 <w:rFonts w:hint="default" w:ascii="Times New Roman" w:hAnsi="Times New Roman" w:cs="Times New Roman"/>
@@ -11137,7 +12647,12 @@
           </w:tcPr>
           <w:p>
             <w:pPr>
-              <w:spacing w:before="20" w:after="20" w:line="360" w:lineRule="auto"/>
+              <w:keepNext w:val="0"/>
+              <w:keepLines w:val="0"/>
+              <w:widowControl/>
+              <w:suppressLineNumbers w:val="0"/>
+              <w:spacing w:before="20" w:beforeAutospacing="0" w:after="20" w:afterAutospacing="0" w:line="360" w:lineRule="auto"/>
+              <w:ind w:left="0" w:right="0"/>
               <w:jc w:val="center"/>
               <w:rPr>
                 <w:rFonts w:hint="default" w:ascii="Times New Roman" w:hAnsi="Times New Roman" w:cs="Times New Roman"/>
@@ -11161,6 +12676,7 @@
       <w:pPr>
         <w:pStyle w:val="4"/>
         <w:numPr>
+          <w:ilvl w:val="2"/>
           <w:numId w:val="0"/>
         </w:numPr>
         <w:spacing w:line="360" w:lineRule="auto"/>
@@ -11264,7 +12780,12 @@
           </w:tcPr>
           <w:p>
             <w:pPr>
-              <w:spacing w:before="20" w:after="20" w:line="360" w:lineRule="auto"/>
+              <w:keepNext w:val="0"/>
+              <w:keepLines w:val="0"/>
+              <w:widowControl/>
+              <w:suppressLineNumbers w:val="0"/>
+              <w:spacing w:before="20" w:beforeAutospacing="0" w:after="20" w:afterAutospacing="0" w:line="360" w:lineRule="auto"/>
+              <w:ind w:left="0" w:right="0"/>
               <w:jc w:val="center"/>
               <w:rPr>
                 <w:rFonts w:hint="default" w:ascii="Times New Roman" w:hAnsi="Times New Roman" w:cs="Times New Roman"/>
@@ -11291,7 +12812,12 @@
           </w:tcPr>
           <w:p>
             <w:pPr>
-              <w:spacing w:before="20" w:after="20" w:line="360" w:lineRule="auto"/>
+              <w:keepNext w:val="0"/>
+              <w:keepLines w:val="0"/>
+              <w:widowControl/>
+              <w:suppressLineNumbers w:val="0"/>
+              <w:spacing w:before="20" w:beforeAutospacing="0" w:after="20" w:afterAutospacing="0" w:line="360" w:lineRule="auto"/>
+              <w:ind w:left="0" w:right="0"/>
               <w:jc w:val="center"/>
               <w:rPr>
                 <w:rFonts w:hint="default" w:ascii="Times New Roman" w:hAnsi="Times New Roman" w:cs="Times New Roman"/>
@@ -11318,7 +12844,12 @@
           </w:tcPr>
           <w:p>
             <w:pPr>
-              <w:spacing w:before="20" w:after="20" w:line="360" w:lineRule="auto"/>
+              <w:keepNext w:val="0"/>
+              <w:keepLines w:val="0"/>
+              <w:widowControl/>
+              <w:suppressLineNumbers w:val="0"/>
+              <w:spacing w:before="20" w:beforeAutospacing="0" w:after="20" w:afterAutospacing="0" w:line="360" w:lineRule="auto"/>
+              <w:ind w:left="0" w:right="0"/>
               <w:jc w:val="center"/>
               <w:rPr>
                 <w:rFonts w:hint="default" w:ascii="Times New Roman" w:hAnsi="Times New Roman" w:cs="Times New Roman"/>
@@ -11345,7 +12876,12 @@
           </w:tcPr>
           <w:p>
             <w:pPr>
-              <w:spacing w:before="20" w:after="20" w:line="360" w:lineRule="auto"/>
+              <w:keepNext w:val="0"/>
+              <w:keepLines w:val="0"/>
+              <w:widowControl/>
+              <w:suppressLineNumbers w:val="0"/>
+              <w:spacing w:before="20" w:beforeAutospacing="0" w:after="20" w:afterAutospacing="0" w:line="360" w:lineRule="auto"/>
+              <w:ind w:left="0" w:right="0"/>
               <w:jc w:val="center"/>
               <w:rPr>
                 <w:rFonts w:hint="default" w:ascii="Times New Roman" w:hAnsi="Times New Roman" w:cs="Times New Roman"/>
@@ -11372,7 +12908,12 @@
           </w:tcPr>
           <w:p>
             <w:pPr>
-              <w:spacing w:before="20" w:after="20" w:line="360" w:lineRule="auto"/>
+              <w:keepNext w:val="0"/>
+              <w:keepLines w:val="0"/>
+              <w:widowControl/>
+              <w:suppressLineNumbers w:val="0"/>
+              <w:spacing w:before="20" w:beforeAutospacing="0" w:after="20" w:afterAutospacing="0" w:line="360" w:lineRule="auto"/>
+              <w:ind w:left="0" w:right="0"/>
               <w:jc w:val="center"/>
               <w:rPr>
                 <w:rFonts w:hint="default" w:ascii="Times New Roman" w:hAnsi="Times New Roman" w:cs="Times New Roman"/>
@@ -11417,7 +12958,12 @@
           </w:tcPr>
           <w:p>
             <w:pPr>
-              <w:spacing w:before="20" w:after="20" w:line="360" w:lineRule="auto"/>
+              <w:keepNext w:val="0"/>
+              <w:keepLines w:val="0"/>
+              <w:widowControl/>
+              <w:suppressLineNumbers w:val="0"/>
+              <w:spacing w:before="20" w:beforeAutospacing="0" w:after="20" w:afterAutospacing="0" w:line="360" w:lineRule="auto"/>
+              <w:ind w:left="0" w:right="0"/>
               <w:jc w:val="center"/>
               <w:rPr>
                 <w:rFonts w:hint="default" w:ascii="Times New Roman" w:hAnsi="Times New Roman" w:cs="Times New Roman"/>
@@ -11442,7 +12988,12 @@
           </w:tcPr>
           <w:p>
             <w:pPr>
-              <w:spacing w:before="20" w:after="20" w:line="360" w:lineRule="auto"/>
+              <w:keepNext w:val="0"/>
+              <w:keepLines w:val="0"/>
+              <w:widowControl/>
+              <w:suppressLineNumbers w:val="0"/>
+              <w:spacing w:before="20" w:beforeAutospacing="0" w:after="20" w:afterAutospacing="0" w:line="360" w:lineRule="auto"/>
+              <w:ind w:left="0" w:right="0"/>
               <w:jc w:val="center"/>
               <w:rPr>
                 <w:rFonts w:hint="default" w:ascii="Times New Roman" w:hAnsi="Times New Roman" w:cs="Times New Roman"/>
@@ -11467,7 +13018,12 @@
           </w:tcPr>
           <w:p>
             <w:pPr>
-              <w:spacing w:before="20" w:after="20" w:line="360" w:lineRule="auto"/>
+              <w:keepNext w:val="0"/>
+              <w:keepLines w:val="0"/>
+              <w:widowControl/>
+              <w:suppressLineNumbers w:val="0"/>
+              <w:spacing w:before="20" w:beforeAutospacing="0" w:after="20" w:afterAutospacing="0" w:line="360" w:lineRule="auto"/>
+              <w:ind w:left="0" w:right="0"/>
               <w:jc w:val="center"/>
               <w:rPr>
                 <w:rFonts w:hint="default" w:ascii="Times New Roman" w:hAnsi="Times New Roman" w:cs="Times New Roman"/>
@@ -11492,7 +13048,12 @@
           </w:tcPr>
           <w:p>
             <w:pPr>
-              <w:spacing w:before="20" w:after="20" w:line="360" w:lineRule="auto"/>
+              <w:keepNext w:val="0"/>
+              <w:keepLines w:val="0"/>
+              <w:widowControl/>
+              <w:suppressLineNumbers w:val="0"/>
+              <w:spacing w:before="20" w:beforeAutospacing="0" w:after="20" w:afterAutospacing="0" w:line="360" w:lineRule="auto"/>
+              <w:ind w:left="0" w:right="0"/>
               <w:jc w:val="center"/>
               <w:rPr>
                 <w:rFonts w:hint="default" w:ascii="Times New Roman" w:hAnsi="Times New Roman" w:cs="Times New Roman"/>
@@ -11517,7 +13078,12 @@
           </w:tcPr>
           <w:p>
             <w:pPr>
-              <w:spacing w:before="20" w:after="20" w:line="360" w:lineRule="auto"/>
+              <w:keepNext w:val="0"/>
+              <w:keepLines w:val="0"/>
+              <w:widowControl/>
+              <w:suppressLineNumbers w:val="0"/>
+              <w:spacing w:before="20" w:beforeAutospacing="0" w:after="20" w:afterAutospacing="0" w:line="360" w:lineRule="auto"/>
+              <w:ind w:left="0" w:right="0"/>
               <w:jc w:val="center"/>
               <w:rPr>
                 <w:rFonts w:hint="default" w:ascii="Times New Roman" w:hAnsi="Times New Roman" w:cs="Times New Roman"/>
@@ -11560,7 +13126,12 @@
           </w:tcPr>
           <w:p>
             <w:pPr>
-              <w:spacing w:before="20" w:after="20" w:line="360" w:lineRule="auto"/>
+              <w:keepNext w:val="0"/>
+              <w:keepLines w:val="0"/>
+              <w:widowControl/>
+              <w:suppressLineNumbers w:val="0"/>
+              <w:spacing w:before="20" w:beforeAutospacing="0" w:after="20" w:afterAutospacing="0" w:line="360" w:lineRule="auto"/>
+              <w:ind w:left="0" w:right="0"/>
               <w:jc w:val="center"/>
               <w:rPr>
                 <w:rFonts w:hint="default" w:ascii="Times New Roman" w:hAnsi="Times New Roman" w:cs="Times New Roman"/>
@@ -11585,7 +13156,12 @@
           </w:tcPr>
           <w:p>
             <w:pPr>
-              <w:spacing w:before="20" w:after="20" w:line="360" w:lineRule="auto"/>
+              <w:keepNext w:val="0"/>
+              <w:keepLines w:val="0"/>
+              <w:widowControl/>
+              <w:suppressLineNumbers w:val="0"/>
+              <w:spacing w:before="20" w:beforeAutospacing="0" w:after="20" w:afterAutospacing="0" w:line="360" w:lineRule="auto"/>
+              <w:ind w:left="0" w:right="0"/>
               <w:jc w:val="center"/>
               <w:rPr>
                 <w:rFonts w:hint="default" w:ascii="Times New Roman" w:hAnsi="Times New Roman" w:cs="Times New Roman"/>
@@ -11610,7 +13186,12 @@
           </w:tcPr>
           <w:p>
             <w:pPr>
-              <w:spacing w:before="20" w:after="20" w:line="360" w:lineRule="auto"/>
+              <w:keepNext w:val="0"/>
+              <w:keepLines w:val="0"/>
+              <w:widowControl/>
+              <w:suppressLineNumbers w:val="0"/>
+              <w:spacing w:before="20" w:beforeAutospacing="0" w:after="20" w:afterAutospacing="0" w:line="360" w:lineRule="auto"/>
+              <w:ind w:left="0" w:right="0"/>
               <w:jc w:val="center"/>
               <w:rPr>
                 <w:rFonts w:hint="default" w:ascii="Times New Roman" w:hAnsi="Times New Roman" w:cs="Times New Roman"/>
@@ -11635,7 +13216,12 @@
           </w:tcPr>
           <w:p>
             <w:pPr>
-              <w:spacing w:before="20" w:after="20" w:line="360" w:lineRule="auto"/>
+              <w:keepNext w:val="0"/>
+              <w:keepLines w:val="0"/>
+              <w:widowControl/>
+              <w:suppressLineNumbers w:val="0"/>
+              <w:spacing w:before="20" w:beforeAutospacing="0" w:after="20" w:afterAutospacing="0" w:line="360" w:lineRule="auto"/>
+              <w:ind w:left="0" w:right="0"/>
               <w:jc w:val="center"/>
               <w:rPr>
                 <w:rFonts w:hint="default" w:ascii="Times New Roman" w:hAnsi="Times New Roman" w:cs="Times New Roman"/>
@@ -11660,7 +13246,12 @@
           </w:tcPr>
           <w:p>
             <w:pPr>
-              <w:spacing w:before="20" w:after="20" w:line="360" w:lineRule="auto"/>
+              <w:keepNext w:val="0"/>
+              <w:keepLines w:val="0"/>
+              <w:widowControl/>
+              <w:suppressLineNumbers w:val="0"/>
+              <w:spacing w:before="20" w:beforeAutospacing="0" w:after="20" w:afterAutospacing="0" w:line="360" w:lineRule="auto"/>
+              <w:ind w:left="0" w:right="0"/>
               <w:jc w:val="center"/>
               <w:rPr>
                 <w:rFonts w:hint="default" w:ascii="Times New Roman" w:hAnsi="Times New Roman" w:cs="Times New Roman"/>
@@ -11703,7 +13294,12 @@
           </w:tcPr>
           <w:p>
             <w:pPr>
-              <w:spacing w:before="20" w:after="20" w:line="360" w:lineRule="auto"/>
+              <w:keepNext w:val="0"/>
+              <w:keepLines w:val="0"/>
+              <w:widowControl/>
+              <w:suppressLineNumbers w:val="0"/>
+              <w:spacing w:before="20" w:beforeAutospacing="0" w:after="20" w:afterAutospacing="0" w:line="360" w:lineRule="auto"/>
+              <w:ind w:left="0" w:right="0"/>
               <w:jc w:val="center"/>
               <w:rPr>
                 <w:rFonts w:hint="default" w:ascii="Times New Roman" w:hAnsi="Times New Roman" w:cs="Times New Roman"/>
@@ -11728,7 +13324,12 @@
           </w:tcPr>
           <w:p>
             <w:pPr>
-              <w:spacing w:before="20" w:after="20" w:line="360" w:lineRule="auto"/>
+              <w:keepNext w:val="0"/>
+              <w:keepLines w:val="0"/>
+              <w:widowControl/>
+              <w:suppressLineNumbers w:val="0"/>
+              <w:spacing w:before="20" w:beforeAutospacing="0" w:after="20" w:afterAutospacing="0" w:line="360" w:lineRule="auto"/>
+              <w:ind w:left="0" w:right="0"/>
               <w:jc w:val="center"/>
               <w:rPr>
                 <w:rFonts w:hint="default" w:ascii="Times New Roman" w:hAnsi="Times New Roman" w:cs="Times New Roman"/>
@@ -11753,7 +13354,12 @@
           </w:tcPr>
           <w:p>
             <w:pPr>
-              <w:spacing w:before="20" w:after="20" w:line="360" w:lineRule="auto"/>
+              <w:keepNext w:val="0"/>
+              <w:keepLines w:val="0"/>
+              <w:widowControl/>
+              <w:suppressLineNumbers w:val="0"/>
+              <w:spacing w:before="20" w:beforeAutospacing="0" w:after="20" w:afterAutospacing="0" w:line="360" w:lineRule="auto"/>
+              <w:ind w:left="0" w:right="0"/>
               <w:jc w:val="center"/>
               <w:rPr>
                 <w:rFonts w:hint="default" w:ascii="Times New Roman" w:hAnsi="Times New Roman" w:cs="Times New Roman"/>
@@ -11778,7 +13384,12 @@
           </w:tcPr>
           <w:p>
             <w:pPr>
-              <w:spacing w:before="20" w:after="20" w:line="360" w:lineRule="auto"/>
+              <w:keepNext w:val="0"/>
+              <w:keepLines w:val="0"/>
+              <w:widowControl/>
+              <w:suppressLineNumbers w:val="0"/>
+              <w:spacing w:before="20" w:beforeAutospacing="0" w:after="20" w:afterAutospacing="0" w:line="360" w:lineRule="auto"/>
+              <w:ind w:left="0" w:right="0"/>
               <w:jc w:val="center"/>
               <w:rPr>
                 <w:rFonts w:hint="default" w:ascii="Times New Roman" w:hAnsi="Times New Roman" w:cs="Times New Roman"/>
@@ -11803,7 +13414,12 @@
           </w:tcPr>
           <w:p>
             <w:pPr>
-              <w:spacing w:before="20" w:after="20" w:line="360" w:lineRule="auto"/>
+              <w:keepNext w:val="0"/>
+              <w:keepLines w:val="0"/>
+              <w:widowControl/>
+              <w:suppressLineNumbers w:val="0"/>
+              <w:spacing w:before="20" w:beforeAutospacing="0" w:after="20" w:afterAutospacing="0" w:line="360" w:lineRule="auto"/>
+              <w:ind w:left="0" w:right="0"/>
               <w:jc w:val="center"/>
               <w:rPr>
                 <w:rFonts w:hint="default" w:ascii="Times New Roman" w:hAnsi="Times New Roman" w:cs="Times New Roman"/>
@@ -11846,7 +13462,12 @@
           </w:tcPr>
           <w:p>
             <w:pPr>
-              <w:spacing w:before="20" w:after="20" w:line="360" w:lineRule="auto"/>
+              <w:keepNext w:val="0"/>
+              <w:keepLines w:val="0"/>
+              <w:widowControl/>
+              <w:suppressLineNumbers w:val="0"/>
+              <w:spacing w:before="20" w:beforeAutospacing="0" w:after="20" w:afterAutospacing="0" w:line="360" w:lineRule="auto"/>
+              <w:ind w:left="0" w:right="0"/>
               <w:jc w:val="center"/>
               <w:rPr>
                 <w:rFonts w:hint="default" w:ascii="Times New Roman" w:hAnsi="Times New Roman" w:cs="Times New Roman"/>
@@ -11871,7 +13492,12 @@
           </w:tcPr>
           <w:p>
             <w:pPr>
-              <w:spacing w:before="20" w:after="20" w:line="360" w:lineRule="auto"/>
+              <w:keepNext w:val="0"/>
+              <w:keepLines w:val="0"/>
+              <w:widowControl/>
+              <w:suppressLineNumbers w:val="0"/>
+              <w:spacing w:before="20" w:beforeAutospacing="0" w:after="20" w:afterAutospacing="0" w:line="360" w:lineRule="auto"/>
+              <w:ind w:left="0" w:right="0"/>
               <w:jc w:val="center"/>
               <w:rPr>
                 <w:rFonts w:hint="default" w:ascii="Times New Roman" w:hAnsi="Times New Roman" w:cs="Times New Roman"/>
@@ -11896,7 +13522,12 @@
           </w:tcPr>
           <w:p>
             <w:pPr>
-              <w:spacing w:before="20" w:after="20" w:line="360" w:lineRule="auto"/>
+              <w:keepNext w:val="0"/>
+              <w:keepLines w:val="0"/>
+              <w:widowControl/>
+              <w:suppressLineNumbers w:val="0"/>
+              <w:spacing w:before="20" w:beforeAutospacing="0" w:after="20" w:afterAutospacing="0" w:line="360" w:lineRule="auto"/>
+              <w:ind w:left="0" w:right="0"/>
               <w:jc w:val="center"/>
               <w:rPr>
                 <w:rFonts w:hint="default" w:ascii="Times New Roman" w:hAnsi="Times New Roman" w:cs="Times New Roman"/>
@@ -11921,7 +13552,12 @@
           </w:tcPr>
           <w:p>
             <w:pPr>
-              <w:spacing w:before="20" w:after="20" w:line="360" w:lineRule="auto"/>
+              <w:keepNext w:val="0"/>
+              <w:keepLines w:val="0"/>
+              <w:widowControl/>
+              <w:suppressLineNumbers w:val="0"/>
+              <w:spacing w:before="20" w:beforeAutospacing="0" w:after="20" w:afterAutospacing="0" w:line="360" w:lineRule="auto"/>
+              <w:ind w:left="0" w:right="0"/>
               <w:jc w:val="center"/>
               <w:rPr>
                 <w:rFonts w:hint="default" w:ascii="Times New Roman" w:hAnsi="Times New Roman" w:cs="Times New Roman"/>
@@ -11946,7 +13582,12 @@
           </w:tcPr>
           <w:p>
             <w:pPr>
-              <w:spacing w:before="20" w:after="20" w:line="360" w:lineRule="auto"/>
+              <w:keepNext w:val="0"/>
+              <w:keepLines w:val="0"/>
+              <w:widowControl/>
+              <w:suppressLineNumbers w:val="0"/>
+              <w:spacing w:before="20" w:beforeAutospacing="0" w:after="20" w:afterAutospacing="0" w:line="360" w:lineRule="auto"/>
+              <w:ind w:left="0" w:right="0"/>
               <w:jc w:val="center"/>
               <w:rPr>
                 <w:rFonts w:hint="default" w:ascii="Times New Roman" w:hAnsi="Times New Roman" w:cs="Times New Roman"/>
@@ -11989,7 +13630,12 @@
           </w:tcPr>
           <w:p>
             <w:pPr>
-              <w:spacing w:before="20" w:after="20" w:line="360" w:lineRule="auto"/>
+              <w:keepNext w:val="0"/>
+              <w:keepLines w:val="0"/>
+              <w:widowControl/>
+              <w:suppressLineNumbers w:val="0"/>
+              <w:spacing w:before="20" w:beforeAutospacing="0" w:after="20" w:afterAutospacing="0" w:line="360" w:lineRule="auto"/>
+              <w:ind w:left="0" w:right="0"/>
               <w:jc w:val="center"/>
               <w:rPr>
                 <w:rFonts w:hint="default" w:ascii="Times New Roman" w:hAnsi="Times New Roman" w:cs="Times New Roman"/>
@@ -12014,7 +13660,12 @@
           </w:tcPr>
           <w:p>
             <w:pPr>
-              <w:spacing w:before="20" w:after="20" w:line="360" w:lineRule="auto"/>
+              <w:keepNext w:val="0"/>
+              <w:keepLines w:val="0"/>
+              <w:widowControl/>
+              <w:suppressLineNumbers w:val="0"/>
+              <w:spacing w:before="20" w:beforeAutospacing="0" w:after="20" w:afterAutospacing="0" w:line="360" w:lineRule="auto"/>
+              <w:ind w:left="0" w:right="0"/>
               <w:jc w:val="center"/>
               <w:rPr>
                 <w:rFonts w:hint="default" w:ascii="Times New Roman" w:hAnsi="Times New Roman" w:cs="Times New Roman"/>
@@ -12039,7 +13690,12 @@
           </w:tcPr>
           <w:p>
             <w:pPr>
-              <w:spacing w:before="20" w:after="20" w:line="360" w:lineRule="auto"/>
+              <w:keepNext w:val="0"/>
+              <w:keepLines w:val="0"/>
+              <w:widowControl/>
+              <w:suppressLineNumbers w:val="0"/>
+              <w:spacing w:before="20" w:beforeAutospacing="0" w:after="20" w:afterAutospacing="0" w:line="360" w:lineRule="auto"/>
+              <w:ind w:left="0" w:right="0"/>
               <w:jc w:val="center"/>
               <w:rPr>
                 <w:rFonts w:hint="default" w:ascii="Times New Roman" w:hAnsi="Times New Roman" w:cs="Times New Roman"/>
@@ -12064,7 +13720,12 @@
           </w:tcPr>
           <w:p>
             <w:pPr>
-              <w:spacing w:before="20" w:after="20" w:line="360" w:lineRule="auto"/>
+              <w:keepNext w:val="0"/>
+              <w:keepLines w:val="0"/>
+              <w:widowControl/>
+              <w:suppressLineNumbers w:val="0"/>
+              <w:spacing w:before="20" w:beforeAutospacing="0" w:after="20" w:afterAutospacing="0" w:line="360" w:lineRule="auto"/>
+              <w:ind w:left="0" w:right="0"/>
               <w:jc w:val="center"/>
               <w:rPr>
                 <w:rFonts w:hint="default" w:ascii="Times New Roman" w:hAnsi="Times New Roman" w:cs="Times New Roman"/>
@@ -12089,7 +13750,12 @@
           </w:tcPr>
           <w:p>
             <w:pPr>
-              <w:spacing w:before="20" w:after="20" w:line="360" w:lineRule="auto"/>
+              <w:keepNext w:val="0"/>
+              <w:keepLines w:val="0"/>
+              <w:widowControl/>
+              <w:suppressLineNumbers w:val="0"/>
+              <w:spacing w:before="20" w:beforeAutospacing="0" w:after="20" w:afterAutospacing="0" w:line="360" w:lineRule="auto"/>
+              <w:ind w:left="0" w:right="0"/>
               <w:jc w:val="center"/>
               <w:rPr>
                 <w:rFonts w:hint="default" w:ascii="Times New Roman" w:hAnsi="Times New Roman" w:cs="Times New Roman"/>
@@ -12132,7 +13798,12 @@
           </w:tcPr>
           <w:p>
             <w:pPr>
-              <w:spacing w:before="20" w:after="20" w:line="360" w:lineRule="auto"/>
+              <w:keepNext w:val="0"/>
+              <w:keepLines w:val="0"/>
+              <w:widowControl/>
+              <w:suppressLineNumbers w:val="0"/>
+              <w:spacing w:before="20" w:beforeAutospacing="0" w:after="20" w:afterAutospacing="0" w:line="360" w:lineRule="auto"/>
+              <w:ind w:left="0" w:right="0"/>
               <w:jc w:val="center"/>
               <w:rPr>
                 <w:rFonts w:hint="default" w:ascii="Times New Roman" w:hAnsi="Times New Roman" w:cs="Times New Roman"/>
@@ -12157,7 +13828,12 @@
           </w:tcPr>
           <w:p>
             <w:pPr>
-              <w:spacing w:before="20" w:after="20" w:line="360" w:lineRule="auto"/>
+              <w:keepNext w:val="0"/>
+              <w:keepLines w:val="0"/>
+              <w:widowControl/>
+              <w:suppressLineNumbers w:val="0"/>
+              <w:spacing w:before="20" w:beforeAutospacing="0" w:after="20" w:afterAutospacing="0" w:line="360" w:lineRule="auto"/>
+              <w:ind w:left="0" w:right="0"/>
               <w:jc w:val="center"/>
               <w:rPr>
                 <w:rFonts w:hint="default" w:ascii="Times New Roman" w:hAnsi="Times New Roman" w:cs="Times New Roman"/>
@@ -12182,7 +13858,12 @@
           </w:tcPr>
           <w:p>
             <w:pPr>
-              <w:spacing w:before="20" w:after="20" w:line="360" w:lineRule="auto"/>
+              <w:keepNext w:val="0"/>
+              <w:keepLines w:val="0"/>
+              <w:widowControl/>
+              <w:suppressLineNumbers w:val="0"/>
+              <w:spacing w:before="20" w:beforeAutospacing="0" w:after="20" w:afterAutospacing="0" w:line="360" w:lineRule="auto"/>
+              <w:ind w:left="0" w:right="0"/>
               <w:jc w:val="center"/>
               <w:rPr>
                 <w:rFonts w:hint="default" w:ascii="Times New Roman" w:hAnsi="Times New Roman" w:cs="Times New Roman"/>
@@ -12207,7 +13888,12 @@
           </w:tcPr>
           <w:p>
             <w:pPr>
-              <w:spacing w:before="20" w:after="20" w:line="360" w:lineRule="auto"/>
+              <w:keepNext w:val="0"/>
+              <w:keepLines w:val="0"/>
+              <w:widowControl/>
+              <w:suppressLineNumbers w:val="0"/>
+              <w:spacing w:before="20" w:beforeAutospacing="0" w:after="20" w:afterAutospacing="0" w:line="360" w:lineRule="auto"/>
+              <w:ind w:left="0" w:right="0"/>
               <w:jc w:val="center"/>
               <w:rPr>
                 <w:rFonts w:hint="default" w:ascii="Times New Roman" w:hAnsi="Times New Roman" w:cs="Times New Roman"/>
@@ -12232,7 +13918,12 @@
           </w:tcPr>
           <w:p>
             <w:pPr>
-              <w:spacing w:before="20" w:after="20" w:line="360" w:lineRule="auto"/>
+              <w:keepNext w:val="0"/>
+              <w:keepLines w:val="0"/>
+              <w:widowControl/>
+              <w:suppressLineNumbers w:val="0"/>
+              <w:spacing w:before="20" w:beforeAutospacing="0" w:after="20" w:afterAutospacing="0" w:line="360" w:lineRule="auto"/>
+              <w:ind w:left="0" w:right="0"/>
               <w:jc w:val="center"/>
               <w:rPr>
                 <w:rFonts w:hint="default" w:ascii="Times New Roman" w:hAnsi="Times New Roman" w:cs="Times New Roman"/>
@@ -12256,6 +13947,7 @@
       <w:pPr>
         <w:pStyle w:val="4"/>
         <w:numPr>
+          <w:ilvl w:val="2"/>
           <w:numId w:val="0"/>
         </w:numPr>
         <w:spacing w:line="360" w:lineRule="auto"/>
@@ -12359,7 +14051,12 @@
           </w:tcPr>
           <w:p>
             <w:pPr>
-              <w:spacing w:before="20" w:after="20" w:line="360" w:lineRule="auto"/>
+              <w:keepNext w:val="0"/>
+              <w:keepLines w:val="0"/>
+              <w:widowControl/>
+              <w:suppressLineNumbers w:val="0"/>
+              <w:spacing w:before="20" w:beforeAutospacing="0" w:after="20" w:afterAutospacing="0" w:line="360" w:lineRule="auto"/>
+              <w:ind w:left="0" w:right="0"/>
               <w:jc w:val="center"/>
               <w:rPr>
                 <w:rFonts w:hint="default" w:ascii="Times New Roman" w:hAnsi="Times New Roman" w:cs="Times New Roman"/>
@@ -12386,7 +14083,12 @@
           </w:tcPr>
           <w:p>
             <w:pPr>
-              <w:spacing w:before="20" w:after="20" w:line="360" w:lineRule="auto"/>
+              <w:keepNext w:val="0"/>
+              <w:keepLines w:val="0"/>
+              <w:widowControl/>
+              <w:suppressLineNumbers w:val="0"/>
+              <w:spacing w:before="20" w:beforeAutospacing="0" w:after="20" w:afterAutospacing="0" w:line="360" w:lineRule="auto"/>
+              <w:ind w:left="0" w:right="0"/>
               <w:jc w:val="center"/>
               <w:rPr>
                 <w:rFonts w:hint="default" w:ascii="Times New Roman" w:hAnsi="Times New Roman" w:cs="Times New Roman"/>
@@ -12413,7 +14115,12 @@
           </w:tcPr>
           <w:p>
             <w:pPr>
-              <w:spacing w:before="20" w:after="20" w:line="360" w:lineRule="auto"/>
+              <w:keepNext w:val="0"/>
+              <w:keepLines w:val="0"/>
+              <w:widowControl/>
+              <w:suppressLineNumbers w:val="0"/>
+              <w:spacing w:before="20" w:beforeAutospacing="0" w:after="20" w:afterAutospacing="0" w:line="360" w:lineRule="auto"/>
+              <w:ind w:left="0" w:right="0"/>
               <w:jc w:val="center"/>
               <w:rPr>
                 <w:rFonts w:hint="default" w:ascii="Times New Roman" w:hAnsi="Times New Roman" w:cs="Times New Roman"/>
@@ -12440,7 +14147,12 @@
           </w:tcPr>
           <w:p>
             <w:pPr>
-              <w:spacing w:before="20" w:after="20" w:line="360" w:lineRule="auto"/>
+              <w:keepNext w:val="0"/>
+              <w:keepLines w:val="0"/>
+              <w:widowControl/>
+              <w:suppressLineNumbers w:val="0"/>
+              <w:spacing w:before="20" w:beforeAutospacing="0" w:after="20" w:afterAutospacing="0" w:line="360" w:lineRule="auto"/>
+              <w:ind w:left="0" w:right="0"/>
               <w:jc w:val="center"/>
               <w:rPr>
                 <w:rFonts w:hint="default" w:ascii="Times New Roman" w:hAnsi="Times New Roman" w:cs="Times New Roman"/>
@@ -12467,7 +14179,12 @@
           </w:tcPr>
           <w:p>
             <w:pPr>
-              <w:spacing w:before="20" w:after="20" w:line="360" w:lineRule="auto"/>
+              <w:keepNext w:val="0"/>
+              <w:keepLines w:val="0"/>
+              <w:widowControl/>
+              <w:suppressLineNumbers w:val="0"/>
+              <w:spacing w:before="20" w:beforeAutospacing="0" w:after="20" w:afterAutospacing="0" w:line="360" w:lineRule="auto"/>
+              <w:ind w:left="0" w:right="0"/>
               <w:jc w:val="center"/>
               <w:rPr>
                 <w:rFonts w:hint="default" w:ascii="Times New Roman" w:hAnsi="Times New Roman" w:cs="Times New Roman"/>
@@ -12512,7 +14229,12 @@
           </w:tcPr>
           <w:p>
             <w:pPr>
-              <w:spacing w:before="20" w:after="20" w:line="360" w:lineRule="auto"/>
+              <w:keepNext w:val="0"/>
+              <w:keepLines w:val="0"/>
+              <w:widowControl/>
+              <w:suppressLineNumbers w:val="0"/>
+              <w:spacing w:before="20" w:beforeAutospacing="0" w:after="20" w:afterAutospacing="0" w:line="360" w:lineRule="auto"/>
+              <w:ind w:left="0" w:right="0"/>
               <w:jc w:val="center"/>
               <w:rPr>
                 <w:rFonts w:hint="default" w:ascii="Times New Roman" w:hAnsi="Times New Roman" w:cs="Times New Roman"/>
@@ -12537,7 +14259,12 @@
           </w:tcPr>
           <w:p>
             <w:pPr>
-              <w:spacing w:before="20" w:after="20" w:line="360" w:lineRule="auto"/>
+              <w:keepNext w:val="0"/>
+              <w:keepLines w:val="0"/>
+              <w:widowControl/>
+              <w:suppressLineNumbers w:val="0"/>
+              <w:spacing w:before="20" w:beforeAutospacing="0" w:after="20" w:afterAutospacing="0" w:line="360" w:lineRule="auto"/>
+              <w:ind w:left="0" w:right="0"/>
               <w:jc w:val="center"/>
               <w:rPr>
                 <w:rFonts w:hint="default" w:ascii="Times New Roman" w:hAnsi="Times New Roman" w:cs="Times New Roman"/>
@@ -12562,7 +14289,12 @@
           </w:tcPr>
           <w:p>
             <w:pPr>
-              <w:spacing w:before="20" w:after="20" w:line="360" w:lineRule="auto"/>
+              <w:keepNext w:val="0"/>
+              <w:keepLines w:val="0"/>
+              <w:widowControl/>
+              <w:suppressLineNumbers w:val="0"/>
+              <w:spacing w:before="20" w:beforeAutospacing="0" w:after="20" w:afterAutospacing="0" w:line="360" w:lineRule="auto"/>
+              <w:ind w:left="0" w:right="0"/>
               <w:jc w:val="center"/>
               <w:rPr>
                 <w:rFonts w:hint="default" w:ascii="Times New Roman" w:hAnsi="Times New Roman" w:cs="Times New Roman"/>
@@ -12587,7 +14319,12 @@
           </w:tcPr>
           <w:p>
             <w:pPr>
-              <w:spacing w:before="20" w:after="20" w:line="360" w:lineRule="auto"/>
+              <w:keepNext w:val="0"/>
+              <w:keepLines w:val="0"/>
+              <w:widowControl/>
+              <w:suppressLineNumbers w:val="0"/>
+              <w:spacing w:before="20" w:beforeAutospacing="0" w:after="20" w:afterAutospacing="0" w:line="360" w:lineRule="auto"/>
+              <w:ind w:left="0" w:right="0"/>
               <w:jc w:val="center"/>
               <w:rPr>
                 <w:rFonts w:hint="default" w:ascii="Times New Roman" w:hAnsi="Times New Roman" w:cs="Times New Roman"/>
@@ -12612,7 +14349,12 @@
           </w:tcPr>
           <w:p>
             <w:pPr>
-              <w:spacing w:before="20" w:after="20" w:line="360" w:lineRule="auto"/>
+              <w:keepNext w:val="0"/>
+              <w:keepLines w:val="0"/>
+              <w:widowControl/>
+              <w:suppressLineNumbers w:val="0"/>
+              <w:spacing w:before="20" w:beforeAutospacing="0" w:after="20" w:afterAutospacing="0" w:line="360" w:lineRule="auto"/>
+              <w:ind w:left="0" w:right="0"/>
               <w:jc w:val="center"/>
               <w:rPr>
                 <w:rFonts w:hint="default" w:ascii="Times New Roman" w:hAnsi="Times New Roman" w:cs="Times New Roman"/>
@@ -12655,7 +14397,12 @@
           </w:tcPr>
           <w:p>
             <w:pPr>
-              <w:spacing w:before="20" w:after="20" w:line="360" w:lineRule="auto"/>
+              <w:keepNext w:val="0"/>
+              <w:keepLines w:val="0"/>
+              <w:widowControl/>
+              <w:suppressLineNumbers w:val="0"/>
+              <w:spacing w:before="20" w:beforeAutospacing="0" w:after="20" w:afterAutospacing="0" w:line="360" w:lineRule="auto"/>
+              <w:ind w:left="0" w:right="0"/>
               <w:jc w:val="center"/>
               <w:rPr>
                 <w:rFonts w:hint="default" w:ascii="Times New Roman" w:hAnsi="Times New Roman" w:cs="Times New Roman"/>
@@ -12680,7 +14427,12 @@
           </w:tcPr>
           <w:p>
             <w:pPr>
-              <w:spacing w:before="20" w:after="20" w:line="360" w:lineRule="auto"/>
+              <w:keepNext w:val="0"/>
+              <w:keepLines w:val="0"/>
+              <w:widowControl/>
+              <w:suppressLineNumbers w:val="0"/>
+              <w:spacing w:before="20" w:beforeAutospacing="0" w:after="20" w:afterAutospacing="0" w:line="360" w:lineRule="auto"/>
+              <w:ind w:left="0" w:right="0"/>
               <w:jc w:val="center"/>
               <w:rPr>
                 <w:rFonts w:hint="default" w:ascii="Times New Roman" w:hAnsi="Times New Roman" w:cs="Times New Roman"/>
@@ -12705,7 +14457,12 @@
           </w:tcPr>
           <w:p>
             <w:pPr>
-              <w:spacing w:before="20" w:after="20" w:line="360" w:lineRule="auto"/>
+              <w:keepNext w:val="0"/>
+              <w:keepLines w:val="0"/>
+              <w:widowControl/>
+              <w:suppressLineNumbers w:val="0"/>
+              <w:spacing w:before="20" w:beforeAutospacing="0" w:after="20" w:afterAutospacing="0" w:line="360" w:lineRule="auto"/>
+              <w:ind w:left="0" w:right="0"/>
               <w:jc w:val="center"/>
               <w:rPr>
                 <w:rFonts w:hint="default" w:ascii="Times New Roman" w:hAnsi="Times New Roman" w:cs="Times New Roman"/>
@@ -12730,7 +14487,12 @@
           </w:tcPr>
           <w:p>
             <w:pPr>
-              <w:spacing w:before="20" w:after="20" w:line="360" w:lineRule="auto"/>
+              <w:keepNext w:val="0"/>
+              <w:keepLines w:val="0"/>
+              <w:widowControl/>
+              <w:suppressLineNumbers w:val="0"/>
+              <w:spacing w:before="20" w:beforeAutospacing="0" w:after="20" w:afterAutospacing="0" w:line="360" w:lineRule="auto"/>
+              <w:ind w:left="0" w:right="0"/>
               <w:jc w:val="center"/>
               <w:rPr>
                 <w:rFonts w:hint="default" w:ascii="Times New Roman" w:hAnsi="Times New Roman" w:cs="Times New Roman"/>
@@ -12755,7 +14517,12 @@
           </w:tcPr>
           <w:p>
             <w:pPr>
-              <w:spacing w:before="20" w:after="20" w:line="360" w:lineRule="auto"/>
+              <w:keepNext w:val="0"/>
+              <w:keepLines w:val="0"/>
+              <w:widowControl/>
+              <w:suppressLineNumbers w:val="0"/>
+              <w:spacing w:before="20" w:beforeAutospacing="0" w:after="20" w:afterAutospacing="0" w:line="360" w:lineRule="auto"/>
+              <w:ind w:left="0" w:right="0"/>
               <w:jc w:val="center"/>
               <w:rPr>
                 <w:rFonts w:hint="default" w:ascii="Times New Roman" w:hAnsi="Times New Roman" w:cs="Times New Roman"/>
@@ -12798,7 +14565,12 @@
           </w:tcPr>
           <w:p>
             <w:pPr>
-              <w:spacing w:before="20" w:after="20" w:line="360" w:lineRule="auto"/>
+              <w:keepNext w:val="0"/>
+              <w:keepLines w:val="0"/>
+              <w:widowControl/>
+              <w:suppressLineNumbers w:val="0"/>
+              <w:spacing w:before="20" w:beforeAutospacing="0" w:after="20" w:afterAutospacing="0" w:line="360" w:lineRule="auto"/>
+              <w:ind w:left="0" w:right="0"/>
               <w:jc w:val="center"/>
               <w:rPr>
                 <w:rFonts w:hint="default" w:ascii="Times New Roman" w:hAnsi="Times New Roman" w:cs="Times New Roman"/>
@@ -12823,7 +14595,12 @@
           </w:tcPr>
           <w:p>
             <w:pPr>
-              <w:spacing w:before="20" w:after="20" w:line="360" w:lineRule="auto"/>
+              <w:keepNext w:val="0"/>
+              <w:keepLines w:val="0"/>
+              <w:widowControl/>
+              <w:suppressLineNumbers w:val="0"/>
+              <w:spacing w:before="20" w:beforeAutospacing="0" w:after="20" w:afterAutospacing="0" w:line="360" w:lineRule="auto"/>
+              <w:ind w:left="0" w:right="0"/>
               <w:jc w:val="center"/>
               <w:rPr>
                 <w:rFonts w:hint="default" w:ascii="Times New Roman" w:hAnsi="Times New Roman" w:cs="Times New Roman"/>
@@ -12848,7 +14625,12 @@
           </w:tcPr>
           <w:p>
             <w:pPr>
-              <w:spacing w:before="20" w:after="20" w:line="360" w:lineRule="auto"/>
+              <w:keepNext w:val="0"/>
+              <w:keepLines w:val="0"/>
+              <w:widowControl/>
+              <w:suppressLineNumbers w:val="0"/>
+              <w:spacing w:before="20" w:beforeAutospacing="0" w:after="20" w:afterAutospacing="0" w:line="360" w:lineRule="auto"/>
+              <w:ind w:left="0" w:right="0"/>
               <w:jc w:val="center"/>
               <w:rPr>
                 <w:rFonts w:hint="default" w:ascii="Times New Roman" w:hAnsi="Times New Roman" w:cs="Times New Roman"/>
@@ -12873,7 +14655,12 @@
           </w:tcPr>
           <w:p>
             <w:pPr>
-              <w:spacing w:before="20" w:after="20" w:line="360" w:lineRule="auto"/>
+              <w:keepNext w:val="0"/>
+              <w:keepLines w:val="0"/>
+              <w:widowControl/>
+              <w:suppressLineNumbers w:val="0"/>
+              <w:spacing w:before="20" w:beforeAutospacing="0" w:after="20" w:afterAutospacing="0" w:line="360" w:lineRule="auto"/>
+              <w:ind w:left="0" w:right="0"/>
               <w:jc w:val="center"/>
               <w:rPr>
                 <w:rFonts w:hint="default" w:ascii="Times New Roman" w:hAnsi="Times New Roman" w:cs="Times New Roman"/>
@@ -12898,7 +14685,12 @@
           </w:tcPr>
           <w:p>
             <w:pPr>
-              <w:spacing w:before="20" w:after="20" w:line="360" w:lineRule="auto"/>
+              <w:keepNext w:val="0"/>
+              <w:keepLines w:val="0"/>
+              <w:widowControl/>
+              <w:suppressLineNumbers w:val="0"/>
+              <w:spacing w:before="20" w:beforeAutospacing="0" w:after="20" w:afterAutospacing="0" w:line="360" w:lineRule="auto"/>
+              <w:ind w:left="0" w:right="0"/>
               <w:jc w:val="center"/>
               <w:rPr>
                 <w:rFonts w:hint="default" w:ascii="Times New Roman" w:hAnsi="Times New Roman" w:cs="Times New Roman"/>
@@ -12941,7 +14733,12 @@
           </w:tcPr>
           <w:p>
             <w:pPr>
-              <w:spacing w:before="20" w:after="20" w:line="360" w:lineRule="auto"/>
+              <w:keepNext w:val="0"/>
+              <w:keepLines w:val="0"/>
+              <w:widowControl/>
+              <w:suppressLineNumbers w:val="0"/>
+              <w:spacing w:before="20" w:beforeAutospacing="0" w:after="20" w:afterAutospacing="0" w:line="360" w:lineRule="auto"/>
+              <w:ind w:left="0" w:right="0"/>
               <w:jc w:val="center"/>
               <w:rPr>
                 <w:rFonts w:hint="default" w:ascii="Times New Roman" w:hAnsi="Times New Roman" w:cs="Times New Roman"/>
@@ -12966,7 +14763,12 @@
           </w:tcPr>
           <w:p>
             <w:pPr>
-              <w:spacing w:before="20" w:after="20" w:line="360" w:lineRule="auto"/>
+              <w:keepNext w:val="0"/>
+              <w:keepLines w:val="0"/>
+              <w:widowControl/>
+              <w:suppressLineNumbers w:val="0"/>
+              <w:spacing w:before="20" w:beforeAutospacing="0" w:after="20" w:afterAutospacing="0" w:line="360" w:lineRule="auto"/>
+              <w:ind w:left="0" w:right="0"/>
               <w:jc w:val="center"/>
               <w:rPr>
                 <w:rFonts w:hint="default" w:ascii="Times New Roman" w:hAnsi="Times New Roman" w:cs="Times New Roman"/>
@@ -12991,7 +14793,12 @@
           </w:tcPr>
           <w:p>
             <w:pPr>
-              <w:spacing w:before="20" w:after="20" w:line="360" w:lineRule="auto"/>
+              <w:keepNext w:val="0"/>
+              <w:keepLines w:val="0"/>
+              <w:widowControl/>
+              <w:suppressLineNumbers w:val="0"/>
+              <w:spacing w:before="20" w:beforeAutospacing="0" w:after="20" w:afterAutospacing="0" w:line="360" w:lineRule="auto"/>
+              <w:ind w:left="0" w:right="0"/>
               <w:jc w:val="center"/>
               <w:rPr>
                 <w:rFonts w:hint="default" w:ascii="Times New Roman" w:hAnsi="Times New Roman" w:cs="Times New Roman"/>
@@ -13016,7 +14823,12 @@
           </w:tcPr>
           <w:p>
             <w:pPr>
-              <w:spacing w:before="20" w:after="20" w:line="360" w:lineRule="auto"/>
+              <w:keepNext w:val="0"/>
+              <w:keepLines w:val="0"/>
+              <w:widowControl/>
+              <w:suppressLineNumbers w:val="0"/>
+              <w:spacing w:before="20" w:beforeAutospacing="0" w:after="20" w:afterAutospacing="0" w:line="360" w:lineRule="auto"/>
+              <w:ind w:left="0" w:right="0"/>
               <w:jc w:val="center"/>
               <w:rPr>
                 <w:rFonts w:hint="default" w:ascii="Times New Roman" w:hAnsi="Times New Roman" w:cs="Times New Roman"/>
@@ -13041,7 +14853,12 @@
           </w:tcPr>
           <w:p>
             <w:pPr>
-              <w:spacing w:before="20" w:after="20" w:line="360" w:lineRule="auto"/>
+              <w:keepNext w:val="0"/>
+              <w:keepLines w:val="0"/>
+              <w:widowControl/>
+              <w:suppressLineNumbers w:val="0"/>
+              <w:spacing w:before="20" w:beforeAutospacing="0" w:after="20" w:afterAutospacing="0" w:line="360" w:lineRule="auto"/>
+              <w:ind w:left="0" w:right="0"/>
               <w:jc w:val="center"/>
               <w:rPr>
                 <w:rFonts w:hint="default" w:ascii="Times New Roman" w:hAnsi="Times New Roman" w:cs="Times New Roman"/>
@@ -13084,7 +14901,12 @@
           </w:tcPr>
           <w:p>
             <w:pPr>
-              <w:spacing w:before="20" w:after="20" w:line="360" w:lineRule="auto"/>
+              <w:keepNext w:val="0"/>
+              <w:keepLines w:val="0"/>
+              <w:widowControl/>
+              <w:suppressLineNumbers w:val="0"/>
+              <w:spacing w:before="20" w:beforeAutospacing="0" w:after="20" w:afterAutospacing="0" w:line="360" w:lineRule="auto"/>
+              <w:ind w:left="0" w:right="0"/>
               <w:jc w:val="center"/>
               <w:rPr>
                 <w:rFonts w:hint="default" w:ascii="Times New Roman" w:hAnsi="Times New Roman" w:cs="Times New Roman"/>
@@ -13109,7 +14931,12 @@
           </w:tcPr>
           <w:p>
             <w:pPr>
-              <w:spacing w:before="20" w:after="20" w:line="360" w:lineRule="auto"/>
+              <w:keepNext w:val="0"/>
+              <w:keepLines w:val="0"/>
+              <w:widowControl/>
+              <w:suppressLineNumbers w:val="0"/>
+              <w:spacing w:before="20" w:beforeAutospacing="0" w:after="20" w:afterAutospacing="0" w:line="360" w:lineRule="auto"/>
+              <w:ind w:left="0" w:right="0"/>
               <w:jc w:val="center"/>
               <w:rPr>
                 <w:rFonts w:hint="default" w:ascii="Times New Roman" w:hAnsi="Times New Roman" w:cs="Times New Roman"/>
@@ -13134,7 +14961,12 @@
           </w:tcPr>
           <w:p>
             <w:pPr>
-              <w:spacing w:before="20" w:after="20" w:line="360" w:lineRule="auto"/>
+              <w:keepNext w:val="0"/>
+              <w:keepLines w:val="0"/>
+              <w:widowControl/>
+              <w:suppressLineNumbers w:val="0"/>
+              <w:spacing w:before="20" w:beforeAutospacing="0" w:after="20" w:afterAutospacing="0" w:line="360" w:lineRule="auto"/>
+              <w:ind w:left="0" w:right="0"/>
               <w:jc w:val="center"/>
               <w:rPr>
                 <w:rFonts w:hint="default" w:ascii="Times New Roman" w:hAnsi="Times New Roman" w:cs="Times New Roman"/>
@@ -13159,7 +14991,12 @@
           </w:tcPr>
           <w:p>
             <w:pPr>
-              <w:spacing w:before="20" w:after="20" w:line="360" w:lineRule="auto"/>
+              <w:keepNext w:val="0"/>
+              <w:keepLines w:val="0"/>
+              <w:widowControl/>
+              <w:suppressLineNumbers w:val="0"/>
+              <w:spacing w:before="20" w:beforeAutospacing="0" w:after="20" w:afterAutospacing="0" w:line="360" w:lineRule="auto"/>
+              <w:ind w:left="0" w:right="0"/>
               <w:jc w:val="center"/>
               <w:rPr>
                 <w:rFonts w:hint="default" w:ascii="Times New Roman" w:hAnsi="Times New Roman" w:cs="Times New Roman"/>
@@ -13184,7 +15021,12 @@
           </w:tcPr>
           <w:p>
             <w:pPr>
-              <w:spacing w:before="20" w:after="20" w:line="360" w:lineRule="auto"/>
+              <w:keepNext w:val="0"/>
+              <w:keepLines w:val="0"/>
+              <w:widowControl/>
+              <w:suppressLineNumbers w:val="0"/>
+              <w:spacing w:before="20" w:beforeAutospacing="0" w:after="20" w:afterAutospacing="0" w:line="360" w:lineRule="auto"/>
+              <w:ind w:left="0" w:right="0"/>
               <w:jc w:val="center"/>
               <w:rPr>
                 <w:rFonts w:hint="default" w:ascii="Times New Roman" w:hAnsi="Times New Roman" w:cs="Times New Roman"/>
@@ -13227,7 +15069,12 @@
           </w:tcPr>
           <w:p>
             <w:pPr>
-              <w:spacing w:before="20" w:after="20" w:line="360" w:lineRule="auto"/>
+              <w:keepNext w:val="0"/>
+              <w:keepLines w:val="0"/>
+              <w:widowControl/>
+              <w:suppressLineNumbers w:val="0"/>
+              <w:spacing w:before="20" w:beforeAutospacing="0" w:after="20" w:afterAutospacing="0" w:line="360" w:lineRule="auto"/>
+              <w:ind w:left="0" w:right="0"/>
               <w:jc w:val="center"/>
               <w:rPr>
                 <w:rFonts w:hint="default" w:ascii="Times New Roman" w:hAnsi="Times New Roman" w:cs="Times New Roman"/>
@@ -13252,7 +15099,12 @@
           </w:tcPr>
           <w:p>
             <w:pPr>
-              <w:spacing w:before="20" w:after="20" w:line="360" w:lineRule="auto"/>
+              <w:keepNext w:val="0"/>
+              <w:keepLines w:val="0"/>
+              <w:widowControl/>
+              <w:suppressLineNumbers w:val="0"/>
+              <w:spacing w:before="20" w:beforeAutospacing="0" w:after="20" w:afterAutospacing="0" w:line="360" w:lineRule="auto"/>
+              <w:ind w:left="0" w:right="0"/>
               <w:jc w:val="center"/>
               <w:rPr>
                 <w:rFonts w:hint="default" w:ascii="Times New Roman" w:hAnsi="Times New Roman" w:cs="Times New Roman"/>
@@ -13277,7 +15129,12 @@
           </w:tcPr>
           <w:p>
             <w:pPr>
-              <w:spacing w:before="20" w:after="20" w:line="360" w:lineRule="auto"/>
+              <w:keepNext w:val="0"/>
+              <w:keepLines w:val="0"/>
+              <w:widowControl/>
+              <w:suppressLineNumbers w:val="0"/>
+              <w:spacing w:before="20" w:beforeAutospacing="0" w:after="20" w:afterAutospacing="0" w:line="360" w:lineRule="auto"/>
+              <w:ind w:left="0" w:right="0"/>
               <w:jc w:val="center"/>
               <w:rPr>
                 <w:rFonts w:hint="default" w:ascii="Times New Roman" w:hAnsi="Times New Roman" w:cs="Times New Roman"/>
@@ -13302,7 +15159,12 @@
           </w:tcPr>
           <w:p>
             <w:pPr>
-              <w:spacing w:before="20" w:after="20" w:line="360" w:lineRule="auto"/>
+              <w:keepNext w:val="0"/>
+              <w:keepLines w:val="0"/>
+              <w:widowControl/>
+              <w:suppressLineNumbers w:val="0"/>
+              <w:spacing w:before="20" w:beforeAutospacing="0" w:after="20" w:afterAutospacing="0" w:line="360" w:lineRule="auto"/>
+              <w:ind w:left="0" w:right="0"/>
               <w:jc w:val="center"/>
               <w:rPr>
                 <w:rFonts w:hint="default" w:ascii="Times New Roman" w:hAnsi="Times New Roman" w:cs="Times New Roman"/>
@@ -13327,7 +15189,12 @@
           </w:tcPr>
           <w:p>
             <w:pPr>
-              <w:spacing w:before="20" w:after="20" w:line="360" w:lineRule="auto"/>
+              <w:keepNext w:val="0"/>
+              <w:keepLines w:val="0"/>
+              <w:widowControl/>
+              <w:suppressLineNumbers w:val="0"/>
+              <w:spacing w:before="20" w:beforeAutospacing="0" w:after="20" w:afterAutospacing="0" w:line="360" w:lineRule="auto"/>
+              <w:ind w:left="0" w:right="0"/>
               <w:jc w:val="center"/>
               <w:rPr>
                 <w:rFonts w:hint="default" w:ascii="Times New Roman" w:hAnsi="Times New Roman" w:cs="Times New Roman"/>
@@ -13370,7 +15237,12 @@
           </w:tcPr>
           <w:p>
             <w:pPr>
-              <w:spacing w:before="20" w:after="20" w:line="360" w:lineRule="auto"/>
+              <w:keepNext w:val="0"/>
+              <w:keepLines w:val="0"/>
+              <w:widowControl/>
+              <w:suppressLineNumbers w:val="0"/>
+              <w:spacing w:before="20" w:beforeAutospacing="0" w:after="20" w:afterAutospacing="0" w:line="360" w:lineRule="auto"/>
+              <w:ind w:left="0" w:right="0"/>
               <w:jc w:val="center"/>
               <w:rPr>
                 <w:rFonts w:hint="default" w:ascii="Times New Roman" w:hAnsi="Times New Roman" w:cs="Times New Roman"/>
@@ -13395,7 +15267,12 @@
           </w:tcPr>
           <w:p>
             <w:pPr>
-              <w:spacing w:before="20" w:after="20" w:line="360" w:lineRule="auto"/>
+              <w:keepNext w:val="0"/>
+              <w:keepLines w:val="0"/>
+              <w:widowControl/>
+              <w:suppressLineNumbers w:val="0"/>
+              <w:spacing w:before="20" w:beforeAutospacing="0" w:after="20" w:afterAutospacing="0" w:line="360" w:lineRule="auto"/>
+              <w:ind w:left="0" w:right="0"/>
               <w:jc w:val="center"/>
               <w:rPr>
                 <w:rFonts w:hint="default" w:ascii="Times New Roman" w:hAnsi="Times New Roman" w:cs="Times New Roman"/>
@@ -13420,7 +15297,12 @@
           </w:tcPr>
           <w:p>
             <w:pPr>
-              <w:spacing w:before="20" w:after="20" w:line="360" w:lineRule="auto"/>
+              <w:keepNext w:val="0"/>
+              <w:keepLines w:val="0"/>
+              <w:widowControl/>
+              <w:suppressLineNumbers w:val="0"/>
+              <w:spacing w:before="20" w:beforeAutospacing="0" w:after="20" w:afterAutospacing="0" w:line="360" w:lineRule="auto"/>
+              <w:ind w:left="0" w:right="0"/>
               <w:jc w:val="center"/>
               <w:rPr>
                 <w:rFonts w:hint="default" w:ascii="Times New Roman" w:hAnsi="Times New Roman" w:cs="Times New Roman"/>
@@ -13445,7 +15327,12 @@
           </w:tcPr>
           <w:p>
             <w:pPr>
-              <w:spacing w:before="20" w:after="20" w:line="360" w:lineRule="auto"/>
+              <w:keepNext w:val="0"/>
+              <w:keepLines w:val="0"/>
+              <w:widowControl/>
+              <w:suppressLineNumbers w:val="0"/>
+              <w:spacing w:before="20" w:beforeAutospacing="0" w:after="20" w:afterAutospacing="0" w:line="360" w:lineRule="auto"/>
+              <w:ind w:left="0" w:right="0"/>
               <w:jc w:val="center"/>
               <w:rPr>
                 <w:rFonts w:hint="default" w:ascii="Times New Roman" w:hAnsi="Times New Roman" w:cs="Times New Roman"/>
@@ -13470,7 +15357,12 @@
           </w:tcPr>
           <w:p>
             <w:pPr>
-              <w:spacing w:before="20" w:after="20" w:line="360" w:lineRule="auto"/>
+              <w:keepNext w:val="0"/>
+              <w:keepLines w:val="0"/>
+              <w:widowControl/>
+              <w:suppressLineNumbers w:val="0"/>
+              <w:spacing w:before="20" w:beforeAutospacing="0" w:after="20" w:afterAutospacing="0" w:line="360" w:lineRule="auto"/>
+              <w:ind w:left="0" w:right="0"/>
               <w:jc w:val="center"/>
               <w:rPr>
                 <w:rFonts w:hint="default" w:ascii="Times New Roman" w:hAnsi="Times New Roman" w:cs="Times New Roman"/>
@@ -13513,7 +15405,12 @@
           </w:tcPr>
           <w:p>
             <w:pPr>
-              <w:spacing w:before="20" w:after="20" w:line="360" w:lineRule="auto"/>
+              <w:keepNext w:val="0"/>
+              <w:keepLines w:val="0"/>
+              <w:widowControl/>
+              <w:suppressLineNumbers w:val="0"/>
+              <w:spacing w:before="20" w:beforeAutospacing="0" w:after="20" w:afterAutospacing="0" w:line="360" w:lineRule="auto"/>
+              <w:ind w:left="0" w:right="0"/>
               <w:jc w:val="center"/>
               <w:rPr>
                 <w:rFonts w:hint="default" w:ascii="Times New Roman" w:hAnsi="Times New Roman" w:cs="Times New Roman"/>
@@ -13538,7 +15435,12 @@
           </w:tcPr>
           <w:p>
             <w:pPr>
-              <w:spacing w:before="20" w:after="20" w:line="360" w:lineRule="auto"/>
+              <w:keepNext w:val="0"/>
+              <w:keepLines w:val="0"/>
+              <w:widowControl/>
+              <w:suppressLineNumbers w:val="0"/>
+              <w:spacing w:before="20" w:beforeAutospacing="0" w:after="20" w:afterAutospacing="0" w:line="360" w:lineRule="auto"/>
+              <w:ind w:left="0" w:right="0"/>
               <w:jc w:val="center"/>
               <w:rPr>
                 <w:rFonts w:hint="default" w:ascii="Times New Roman" w:hAnsi="Times New Roman" w:cs="Times New Roman"/>
@@ -13563,7 +15465,12 @@
           </w:tcPr>
           <w:p>
             <w:pPr>
-              <w:spacing w:before="20" w:after="20" w:line="360" w:lineRule="auto"/>
+              <w:keepNext w:val="0"/>
+              <w:keepLines w:val="0"/>
+              <w:widowControl/>
+              <w:suppressLineNumbers w:val="0"/>
+              <w:spacing w:before="20" w:beforeAutospacing="0" w:after="20" w:afterAutospacing="0" w:line="360" w:lineRule="auto"/>
+              <w:ind w:left="0" w:right="0"/>
               <w:jc w:val="center"/>
               <w:rPr>
                 <w:rFonts w:hint="default" w:ascii="Times New Roman" w:hAnsi="Times New Roman" w:cs="Times New Roman"/>
@@ -13588,7 +15495,12 @@
           </w:tcPr>
           <w:p>
             <w:pPr>
-              <w:spacing w:before="20" w:after="20" w:line="360" w:lineRule="auto"/>
+              <w:keepNext w:val="0"/>
+              <w:keepLines w:val="0"/>
+              <w:widowControl/>
+              <w:suppressLineNumbers w:val="0"/>
+              <w:spacing w:before="20" w:beforeAutospacing="0" w:after="20" w:afterAutospacing="0" w:line="360" w:lineRule="auto"/>
+              <w:ind w:left="0" w:right="0"/>
               <w:jc w:val="center"/>
               <w:rPr>
                 <w:rFonts w:hint="default" w:ascii="Times New Roman" w:hAnsi="Times New Roman" w:cs="Times New Roman"/>
@@ -13613,7 +15525,12 @@
           </w:tcPr>
           <w:p>
             <w:pPr>
-              <w:spacing w:before="20" w:after="20" w:line="360" w:lineRule="auto"/>
+              <w:keepNext w:val="0"/>
+              <w:keepLines w:val="0"/>
+              <w:widowControl/>
+              <w:suppressLineNumbers w:val="0"/>
+              <w:spacing w:before="20" w:beforeAutospacing="0" w:after="20" w:afterAutospacing="0" w:line="360" w:lineRule="auto"/>
+              <w:ind w:left="0" w:right="0"/>
               <w:jc w:val="center"/>
               <w:rPr>
                 <w:rFonts w:hint="default" w:ascii="Times New Roman" w:hAnsi="Times New Roman" w:cs="Times New Roman"/>
@@ -13637,6 +15554,7 @@
       <w:pPr>
         <w:pStyle w:val="4"/>
         <w:numPr>
+          <w:ilvl w:val="2"/>
           <w:numId w:val="0"/>
         </w:numPr>
         <w:spacing w:line="360" w:lineRule="auto"/>
@@ -13740,7 +15658,12 @@
           </w:tcPr>
           <w:p>
             <w:pPr>
-              <w:spacing w:before="20" w:after="20" w:line="360" w:lineRule="auto"/>
+              <w:keepNext w:val="0"/>
+              <w:keepLines w:val="0"/>
+              <w:widowControl/>
+              <w:suppressLineNumbers w:val="0"/>
+              <w:spacing w:before="20" w:beforeAutospacing="0" w:after="20" w:afterAutospacing="0" w:line="360" w:lineRule="auto"/>
+              <w:ind w:left="0" w:right="0"/>
               <w:jc w:val="center"/>
               <w:rPr>
                 <w:rFonts w:hint="default" w:ascii="Times New Roman" w:hAnsi="Times New Roman" w:cs="Times New Roman"/>
@@ -13769,7 +15692,12 @@
           </w:tcPr>
           <w:p>
             <w:pPr>
-              <w:spacing w:before="20" w:after="20" w:line="360" w:lineRule="auto"/>
+              <w:keepNext w:val="0"/>
+              <w:keepLines w:val="0"/>
+              <w:widowControl/>
+              <w:suppressLineNumbers w:val="0"/>
+              <w:spacing w:before="20" w:beforeAutospacing="0" w:after="20" w:afterAutospacing="0" w:line="360" w:lineRule="auto"/>
+              <w:ind w:left="0" w:right="0"/>
               <w:jc w:val="center"/>
               <w:rPr>
                 <w:rFonts w:hint="default" w:ascii="Times New Roman" w:hAnsi="Times New Roman" w:cs="Times New Roman"/>
@@ -13798,7 +15726,12 @@
           </w:tcPr>
           <w:p>
             <w:pPr>
-              <w:spacing w:before="20" w:after="20" w:line="360" w:lineRule="auto"/>
+              <w:keepNext w:val="0"/>
+              <w:keepLines w:val="0"/>
+              <w:widowControl/>
+              <w:suppressLineNumbers w:val="0"/>
+              <w:spacing w:before="20" w:beforeAutospacing="0" w:after="20" w:afterAutospacing="0" w:line="360" w:lineRule="auto"/>
+              <w:ind w:left="0" w:right="0"/>
               <w:jc w:val="center"/>
               <w:rPr>
                 <w:rFonts w:hint="default" w:ascii="Times New Roman" w:hAnsi="Times New Roman" w:cs="Times New Roman"/>
@@ -13827,7 +15760,12 @@
           </w:tcPr>
           <w:p>
             <w:pPr>
-              <w:spacing w:before="20" w:after="20" w:line="360" w:lineRule="auto"/>
+              <w:keepNext w:val="0"/>
+              <w:keepLines w:val="0"/>
+              <w:widowControl/>
+              <w:suppressLineNumbers w:val="0"/>
+              <w:spacing w:before="20" w:beforeAutospacing="0" w:after="20" w:afterAutospacing="0" w:line="360" w:lineRule="auto"/>
+              <w:ind w:left="0" w:right="0"/>
               <w:jc w:val="center"/>
               <w:rPr>
                 <w:rFonts w:hint="default" w:ascii="Times New Roman" w:hAnsi="Times New Roman" w:cs="Times New Roman"/>
@@ -13856,7 +15794,12 @@
           </w:tcPr>
           <w:p>
             <w:pPr>
-              <w:spacing w:before="20" w:after="20" w:line="360" w:lineRule="auto"/>
+              <w:keepNext w:val="0"/>
+              <w:keepLines w:val="0"/>
+              <w:widowControl/>
+              <w:suppressLineNumbers w:val="0"/>
+              <w:spacing w:before="20" w:beforeAutospacing="0" w:after="20" w:afterAutospacing="0" w:line="360" w:lineRule="auto"/>
+              <w:ind w:left="0" w:right="0"/>
               <w:jc w:val="center"/>
               <w:rPr>
                 <w:rFonts w:hint="default" w:ascii="Times New Roman" w:hAnsi="Times New Roman" w:cs="Times New Roman"/>
@@ -13903,7 +15846,12 @@
           </w:tcPr>
           <w:p>
             <w:pPr>
-              <w:spacing w:before="20" w:after="20" w:line="360" w:lineRule="auto"/>
+              <w:keepNext w:val="0"/>
+              <w:keepLines w:val="0"/>
+              <w:widowControl/>
+              <w:suppressLineNumbers w:val="0"/>
+              <w:spacing w:before="20" w:beforeAutospacing="0" w:after="20" w:afterAutospacing="0" w:line="360" w:lineRule="auto"/>
+              <w:ind w:left="0" w:right="0"/>
               <w:jc w:val="center"/>
               <w:rPr>
                 <w:rFonts w:hint="default" w:ascii="Times New Roman" w:hAnsi="Times New Roman" w:cs="Times New Roman"/>
@@ -13928,7 +15876,12 @@
           </w:tcPr>
           <w:p>
             <w:pPr>
-              <w:spacing w:before="20" w:after="20" w:line="360" w:lineRule="auto"/>
+              <w:keepNext w:val="0"/>
+              <w:keepLines w:val="0"/>
+              <w:widowControl/>
+              <w:suppressLineNumbers w:val="0"/>
+              <w:spacing w:before="20" w:beforeAutospacing="0" w:after="20" w:afterAutospacing="0" w:line="360" w:lineRule="auto"/>
+              <w:ind w:left="0" w:right="0"/>
               <w:jc w:val="center"/>
               <w:rPr>
                 <w:rFonts w:hint="default" w:ascii="Times New Roman" w:hAnsi="Times New Roman" w:cs="Times New Roman"/>
@@ -13953,7 +15906,12 @@
           </w:tcPr>
           <w:p>
             <w:pPr>
-              <w:spacing w:before="20" w:after="20" w:line="360" w:lineRule="auto"/>
+              <w:keepNext w:val="0"/>
+              <w:keepLines w:val="0"/>
+              <w:widowControl/>
+              <w:suppressLineNumbers w:val="0"/>
+              <w:spacing w:before="20" w:beforeAutospacing="0" w:after="20" w:afterAutospacing="0" w:line="360" w:lineRule="auto"/>
+              <w:ind w:left="0" w:right="0"/>
               <w:jc w:val="center"/>
               <w:rPr>
                 <w:rFonts w:hint="default" w:ascii="Times New Roman" w:hAnsi="Times New Roman" w:cs="Times New Roman"/>
@@ -13978,7 +15936,12 @@
           </w:tcPr>
           <w:p>
             <w:pPr>
-              <w:spacing w:before="20" w:after="20" w:line="360" w:lineRule="auto"/>
+              <w:keepNext w:val="0"/>
+              <w:keepLines w:val="0"/>
+              <w:widowControl/>
+              <w:suppressLineNumbers w:val="0"/>
+              <w:spacing w:before="20" w:beforeAutospacing="0" w:after="20" w:afterAutospacing="0" w:line="360" w:lineRule="auto"/>
+              <w:ind w:left="0" w:right="0"/>
               <w:jc w:val="center"/>
               <w:rPr>
                 <w:rFonts w:hint="default" w:ascii="Times New Roman" w:hAnsi="Times New Roman" w:cs="Times New Roman"/>
@@ -14003,7 +15966,12 @@
           </w:tcPr>
           <w:p>
             <w:pPr>
-              <w:spacing w:before="20" w:after="20" w:line="360" w:lineRule="auto"/>
+              <w:keepNext w:val="0"/>
+              <w:keepLines w:val="0"/>
+              <w:widowControl/>
+              <w:suppressLineNumbers w:val="0"/>
+              <w:spacing w:before="20" w:beforeAutospacing="0" w:after="20" w:afterAutospacing="0" w:line="360" w:lineRule="auto"/>
+              <w:ind w:left="0" w:right="0"/>
               <w:jc w:val="center"/>
               <w:rPr>
                 <w:rFonts w:hint="default" w:ascii="Times New Roman" w:hAnsi="Times New Roman" w:cs="Times New Roman"/>
@@ -14046,7 +16014,12 @@
           </w:tcPr>
           <w:p>
             <w:pPr>
-              <w:spacing w:before="20" w:after="20" w:line="360" w:lineRule="auto"/>
+              <w:keepNext w:val="0"/>
+              <w:keepLines w:val="0"/>
+              <w:widowControl/>
+              <w:suppressLineNumbers w:val="0"/>
+              <w:spacing w:before="20" w:beforeAutospacing="0" w:after="20" w:afterAutospacing="0" w:line="360" w:lineRule="auto"/>
+              <w:ind w:left="0" w:right="0"/>
               <w:jc w:val="center"/>
               <w:rPr>
                 <w:rFonts w:hint="default" w:ascii="Times New Roman" w:hAnsi="Times New Roman" w:cs="Times New Roman"/>
@@ -14071,7 +16044,12 @@
           </w:tcPr>
           <w:p>
             <w:pPr>
-              <w:spacing w:before="20" w:after="20" w:line="360" w:lineRule="auto"/>
+              <w:keepNext w:val="0"/>
+              <w:keepLines w:val="0"/>
+              <w:widowControl/>
+              <w:suppressLineNumbers w:val="0"/>
+              <w:spacing w:before="20" w:beforeAutospacing="0" w:after="20" w:afterAutospacing="0" w:line="360" w:lineRule="auto"/>
+              <w:ind w:left="0" w:right="0"/>
               <w:jc w:val="center"/>
               <w:rPr>
                 <w:rFonts w:hint="default" w:ascii="Times New Roman" w:hAnsi="Times New Roman" w:cs="Times New Roman"/>
@@ -14096,7 +16074,12 @@
           </w:tcPr>
           <w:p>
             <w:pPr>
-              <w:spacing w:before="20" w:after="20" w:line="360" w:lineRule="auto"/>
+              <w:keepNext w:val="0"/>
+              <w:keepLines w:val="0"/>
+              <w:widowControl/>
+              <w:suppressLineNumbers w:val="0"/>
+              <w:spacing w:before="20" w:beforeAutospacing="0" w:after="20" w:afterAutospacing="0" w:line="360" w:lineRule="auto"/>
+              <w:ind w:left="0" w:right="0"/>
               <w:jc w:val="center"/>
               <w:rPr>
                 <w:rFonts w:hint="default" w:ascii="Times New Roman" w:hAnsi="Times New Roman" w:cs="Times New Roman"/>
@@ -14121,7 +16104,12 @@
           </w:tcPr>
           <w:p>
             <w:pPr>
-              <w:spacing w:before="20" w:after="20" w:line="360" w:lineRule="auto"/>
+              <w:keepNext w:val="0"/>
+              <w:keepLines w:val="0"/>
+              <w:widowControl/>
+              <w:suppressLineNumbers w:val="0"/>
+              <w:spacing w:before="20" w:beforeAutospacing="0" w:after="20" w:afterAutospacing="0" w:line="360" w:lineRule="auto"/>
+              <w:ind w:left="0" w:right="0"/>
               <w:jc w:val="center"/>
               <w:rPr>
                 <w:rFonts w:hint="default" w:ascii="Times New Roman" w:hAnsi="Times New Roman" w:cs="Times New Roman"/>
@@ -14146,7 +16134,12 @@
           </w:tcPr>
           <w:p>
             <w:pPr>
-              <w:spacing w:before="20" w:after="20" w:line="360" w:lineRule="auto"/>
+              <w:keepNext w:val="0"/>
+              <w:keepLines w:val="0"/>
+              <w:widowControl/>
+              <w:suppressLineNumbers w:val="0"/>
+              <w:spacing w:before="20" w:beforeAutospacing="0" w:after="20" w:afterAutospacing="0" w:line="360" w:lineRule="auto"/>
+              <w:ind w:left="0" w:right="0"/>
               <w:jc w:val="center"/>
               <w:rPr>
                 <w:rFonts w:hint="default" w:ascii="Times New Roman" w:hAnsi="Times New Roman" w:cs="Times New Roman"/>
@@ -14189,7 +16182,12 @@
           </w:tcPr>
           <w:p>
             <w:pPr>
-              <w:spacing w:before="20" w:after="20" w:line="360" w:lineRule="auto"/>
+              <w:keepNext w:val="0"/>
+              <w:keepLines w:val="0"/>
+              <w:widowControl/>
+              <w:suppressLineNumbers w:val="0"/>
+              <w:spacing w:before="20" w:beforeAutospacing="0" w:after="20" w:afterAutospacing="0" w:line="360" w:lineRule="auto"/>
+              <w:ind w:left="0" w:right="0"/>
               <w:jc w:val="center"/>
               <w:rPr>
                 <w:rFonts w:hint="default" w:ascii="Times New Roman" w:hAnsi="Times New Roman" w:cs="Times New Roman"/>
@@ -14214,7 +16212,12 @@
           </w:tcPr>
           <w:p>
             <w:pPr>
-              <w:spacing w:before="20" w:after="20" w:line="360" w:lineRule="auto"/>
+              <w:keepNext w:val="0"/>
+              <w:keepLines w:val="0"/>
+              <w:widowControl/>
+              <w:suppressLineNumbers w:val="0"/>
+              <w:spacing w:before="20" w:beforeAutospacing="0" w:after="20" w:afterAutospacing="0" w:line="360" w:lineRule="auto"/>
+              <w:ind w:left="0" w:right="0"/>
               <w:jc w:val="center"/>
               <w:rPr>
                 <w:rFonts w:hint="default" w:ascii="Times New Roman" w:hAnsi="Times New Roman" w:cs="Times New Roman"/>
@@ -14239,7 +16242,12 @@
           </w:tcPr>
           <w:p>
             <w:pPr>
-              <w:spacing w:before="20" w:after="20" w:line="360" w:lineRule="auto"/>
+              <w:keepNext w:val="0"/>
+              <w:keepLines w:val="0"/>
+              <w:widowControl/>
+              <w:suppressLineNumbers w:val="0"/>
+              <w:spacing w:before="20" w:beforeAutospacing="0" w:after="20" w:afterAutospacing="0" w:line="360" w:lineRule="auto"/>
+              <w:ind w:left="0" w:right="0"/>
               <w:jc w:val="center"/>
               <w:rPr>
                 <w:rFonts w:hint="default" w:ascii="Times New Roman" w:hAnsi="Times New Roman" w:cs="Times New Roman"/>
@@ -14264,7 +16272,12 @@
           </w:tcPr>
           <w:p>
             <w:pPr>
-              <w:spacing w:before="20" w:after="20" w:line="360" w:lineRule="auto"/>
+              <w:keepNext w:val="0"/>
+              <w:keepLines w:val="0"/>
+              <w:widowControl/>
+              <w:suppressLineNumbers w:val="0"/>
+              <w:spacing w:before="20" w:beforeAutospacing="0" w:after="20" w:afterAutospacing="0" w:line="360" w:lineRule="auto"/>
+              <w:ind w:left="0" w:right="0"/>
               <w:jc w:val="center"/>
               <w:rPr>
                 <w:rFonts w:hint="default" w:ascii="Times New Roman" w:hAnsi="Times New Roman" w:cs="Times New Roman"/>
@@ -14289,7 +16302,12 @@
           </w:tcPr>
           <w:p>
             <w:pPr>
-              <w:spacing w:before="20" w:after="20" w:line="360" w:lineRule="auto"/>
+              <w:keepNext w:val="0"/>
+              <w:keepLines w:val="0"/>
+              <w:widowControl/>
+              <w:suppressLineNumbers w:val="0"/>
+              <w:spacing w:before="20" w:beforeAutospacing="0" w:after="20" w:afterAutospacing="0" w:line="360" w:lineRule="auto"/>
+              <w:ind w:left="0" w:right="0"/>
               <w:jc w:val="center"/>
               <w:rPr>
                 <w:rFonts w:hint="default" w:ascii="Times New Roman" w:hAnsi="Times New Roman" w:cs="Times New Roman"/>
@@ -14332,7 +16350,12 @@
           </w:tcPr>
           <w:p>
             <w:pPr>
-              <w:spacing w:before="20" w:after="20" w:line="360" w:lineRule="auto"/>
+              <w:keepNext w:val="0"/>
+              <w:keepLines w:val="0"/>
+              <w:widowControl/>
+              <w:suppressLineNumbers w:val="0"/>
+              <w:spacing w:before="20" w:beforeAutospacing="0" w:after="20" w:afterAutospacing="0" w:line="360" w:lineRule="auto"/>
+              <w:ind w:left="0" w:right="0"/>
               <w:jc w:val="center"/>
               <w:rPr>
                 <w:rFonts w:hint="default" w:ascii="Times New Roman" w:hAnsi="Times New Roman" w:cs="Times New Roman"/>
@@ -14357,7 +16380,12 @@
           </w:tcPr>
           <w:p>
             <w:pPr>
-              <w:spacing w:before="20" w:after="20" w:line="360" w:lineRule="auto"/>
+              <w:keepNext w:val="0"/>
+              <w:keepLines w:val="0"/>
+              <w:widowControl/>
+              <w:suppressLineNumbers w:val="0"/>
+              <w:spacing w:before="20" w:beforeAutospacing="0" w:after="20" w:afterAutospacing="0" w:line="360" w:lineRule="auto"/>
+              <w:ind w:left="0" w:right="0"/>
               <w:jc w:val="center"/>
               <w:rPr>
                 <w:rFonts w:hint="default" w:ascii="Times New Roman" w:hAnsi="Times New Roman" w:cs="Times New Roman"/>
@@ -14382,7 +16410,12 @@
           </w:tcPr>
           <w:p>
             <w:pPr>
-              <w:spacing w:before="20" w:after="20" w:line="360" w:lineRule="auto"/>
+              <w:keepNext w:val="0"/>
+              <w:keepLines w:val="0"/>
+              <w:widowControl/>
+              <w:suppressLineNumbers w:val="0"/>
+              <w:spacing w:before="20" w:beforeAutospacing="0" w:after="20" w:afterAutospacing="0" w:line="360" w:lineRule="auto"/>
+              <w:ind w:left="0" w:right="0"/>
               <w:jc w:val="center"/>
               <w:rPr>
                 <w:rFonts w:hint="default" w:ascii="Times New Roman" w:hAnsi="Times New Roman" w:cs="Times New Roman"/>
@@ -14407,7 +16440,12 @@
           </w:tcPr>
           <w:p>
             <w:pPr>
-              <w:spacing w:before="20" w:after="20" w:line="360" w:lineRule="auto"/>
+              <w:keepNext w:val="0"/>
+              <w:keepLines w:val="0"/>
+              <w:widowControl/>
+              <w:suppressLineNumbers w:val="0"/>
+              <w:spacing w:before="20" w:beforeAutospacing="0" w:after="20" w:afterAutospacing="0" w:line="360" w:lineRule="auto"/>
+              <w:ind w:left="0" w:right="0"/>
               <w:jc w:val="center"/>
               <w:rPr>
                 <w:rFonts w:hint="default" w:ascii="Times New Roman" w:hAnsi="Times New Roman" w:cs="Times New Roman"/>
@@ -14432,7 +16470,12 @@
           </w:tcPr>
           <w:p>
             <w:pPr>
-              <w:spacing w:before="20" w:after="20" w:line="360" w:lineRule="auto"/>
+              <w:keepNext w:val="0"/>
+              <w:keepLines w:val="0"/>
+              <w:widowControl/>
+              <w:suppressLineNumbers w:val="0"/>
+              <w:spacing w:before="20" w:beforeAutospacing="0" w:after="20" w:afterAutospacing="0" w:line="360" w:lineRule="auto"/>
+              <w:ind w:left="0" w:right="0"/>
               <w:jc w:val="center"/>
               <w:rPr>
                 <w:rFonts w:hint="default" w:ascii="Times New Roman" w:hAnsi="Times New Roman" w:cs="Times New Roman"/>
@@ -14475,7 +16518,12 @@
           </w:tcPr>
           <w:p>
             <w:pPr>
-              <w:spacing w:before="20" w:after="20" w:line="360" w:lineRule="auto"/>
+              <w:keepNext w:val="0"/>
+              <w:keepLines w:val="0"/>
+              <w:widowControl/>
+              <w:suppressLineNumbers w:val="0"/>
+              <w:spacing w:before="20" w:beforeAutospacing="0" w:after="20" w:afterAutospacing="0" w:line="360" w:lineRule="auto"/>
+              <w:ind w:left="0" w:right="0"/>
               <w:jc w:val="center"/>
               <w:rPr>
                 <w:rFonts w:hint="default" w:ascii="Times New Roman" w:hAnsi="Times New Roman" w:cs="Times New Roman"/>
@@ -14500,7 +16548,12 @@
           </w:tcPr>
           <w:p>
             <w:pPr>
-              <w:spacing w:before="20" w:after="20" w:line="360" w:lineRule="auto"/>
+              <w:keepNext w:val="0"/>
+              <w:keepLines w:val="0"/>
+              <w:widowControl/>
+              <w:suppressLineNumbers w:val="0"/>
+              <w:spacing w:before="20" w:beforeAutospacing="0" w:after="20" w:afterAutospacing="0" w:line="360" w:lineRule="auto"/>
+              <w:ind w:left="0" w:right="0"/>
               <w:jc w:val="center"/>
               <w:rPr>
                 <w:rFonts w:hint="default" w:ascii="Times New Roman" w:hAnsi="Times New Roman" w:cs="Times New Roman"/>
@@ -14525,7 +16578,12 @@
           </w:tcPr>
           <w:p>
             <w:pPr>
-              <w:spacing w:before="20" w:after="20" w:line="360" w:lineRule="auto"/>
+              <w:keepNext w:val="0"/>
+              <w:keepLines w:val="0"/>
+              <w:widowControl/>
+              <w:suppressLineNumbers w:val="0"/>
+              <w:spacing w:before="20" w:beforeAutospacing="0" w:after="20" w:afterAutospacing="0" w:line="360" w:lineRule="auto"/>
+              <w:ind w:left="0" w:right="0"/>
               <w:jc w:val="center"/>
               <w:rPr>
                 <w:rFonts w:hint="default" w:ascii="Times New Roman" w:hAnsi="Times New Roman" w:cs="Times New Roman"/>
@@ -14550,7 +16608,12 @@
           </w:tcPr>
           <w:p>
             <w:pPr>
-              <w:spacing w:before="20" w:after="20" w:line="360" w:lineRule="auto"/>
+              <w:keepNext w:val="0"/>
+              <w:keepLines w:val="0"/>
+              <w:widowControl/>
+              <w:suppressLineNumbers w:val="0"/>
+              <w:spacing w:before="20" w:beforeAutospacing="0" w:after="20" w:afterAutospacing="0" w:line="360" w:lineRule="auto"/>
+              <w:ind w:left="0" w:right="0"/>
               <w:jc w:val="center"/>
               <w:rPr>
                 <w:rFonts w:hint="default" w:ascii="Times New Roman" w:hAnsi="Times New Roman" w:cs="Times New Roman"/>
@@ -14575,7 +16638,12 @@
           </w:tcPr>
           <w:p>
             <w:pPr>
-              <w:spacing w:before="20" w:after="20" w:line="360" w:lineRule="auto"/>
+              <w:keepNext w:val="0"/>
+              <w:keepLines w:val="0"/>
+              <w:widowControl/>
+              <w:suppressLineNumbers w:val="0"/>
+              <w:spacing w:before="20" w:beforeAutospacing="0" w:after="20" w:afterAutospacing="0" w:line="360" w:lineRule="auto"/>
+              <w:ind w:left="0" w:right="0"/>
               <w:jc w:val="center"/>
               <w:rPr>
                 <w:rFonts w:hint="default" w:ascii="Times New Roman" w:hAnsi="Times New Roman" w:cs="Times New Roman"/>
@@ -14618,7 +16686,12 @@
           </w:tcPr>
           <w:p>
             <w:pPr>
-              <w:spacing w:before="20" w:after="20" w:line="360" w:lineRule="auto"/>
+              <w:keepNext w:val="0"/>
+              <w:keepLines w:val="0"/>
+              <w:widowControl/>
+              <w:suppressLineNumbers w:val="0"/>
+              <w:spacing w:before="20" w:beforeAutospacing="0" w:after="20" w:afterAutospacing="0" w:line="360" w:lineRule="auto"/>
+              <w:ind w:left="0" w:right="0"/>
               <w:jc w:val="center"/>
               <w:rPr>
                 <w:rFonts w:hint="default" w:ascii="Times New Roman" w:hAnsi="Times New Roman" w:cs="Times New Roman"/>
@@ -14643,7 +16716,12 @@
           </w:tcPr>
           <w:p>
             <w:pPr>
-              <w:spacing w:before="20" w:after="20" w:line="360" w:lineRule="auto"/>
+              <w:keepNext w:val="0"/>
+              <w:keepLines w:val="0"/>
+              <w:widowControl/>
+              <w:suppressLineNumbers w:val="0"/>
+              <w:spacing w:before="20" w:beforeAutospacing="0" w:after="20" w:afterAutospacing="0" w:line="360" w:lineRule="auto"/>
+              <w:ind w:left="0" w:right="0"/>
               <w:jc w:val="center"/>
               <w:rPr>
                 <w:rFonts w:hint="default" w:ascii="Times New Roman" w:hAnsi="Times New Roman" w:cs="Times New Roman"/>
@@ -14668,7 +16746,12 @@
           </w:tcPr>
           <w:p>
             <w:pPr>
-              <w:spacing w:before="20" w:after="20" w:line="360" w:lineRule="auto"/>
+              <w:keepNext w:val="0"/>
+              <w:keepLines w:val="0"/>
+              <w:widowControl/>
+              <w:suppressLineNumbers w:val="0"/>
+              <w:spacing w:before="20" w:beforeAutospacing="0" w:after="20" w:afterAutospacing="0" w:line="360" w:lineRule="auto"/>
+              <w:ind w:left="0" w:right="0"/>
               <w:jc w:val="center"/>
               <w:rPr>
                 <w:rFonts w:hint="default" w:ascii="Times New Roman" w:hAnsi="Times New Roman" w:cs="Times New Roman"/>
@@ -14693,7 +16776,12 @@
           </w:tcPr>
           <w:p>
             <w:pPr>
-              <w:spacing w:before="20" w:after="20" w:line="360" w:lineRule="auto"/>
+              <w:keepNext w:val="0"/>
+              <w:keepLines w:val="0"/>
+              <w:widowControl/>
+              <w:suppressLineNumbers w:val="0"/>
+              <w:spacing w:before="20" w:beforeAutospacing="0" w:after="20" w:afterAutospacing="0" w:line="360" w:lineRule="auto"/>
+              <w:ind w:left="0" w:right="0"/>
               <w:jc w:val="center"/>
               <w:rPr>
                 <w:rFonts w:hint="default" w:ascii="Times New Roman" w:hAnsi="Times New Roman" w:cs="Times New Roman"/>
@@ -14718,7 +16806,12 @@
           </w:tcPr>
           <w:p>
             <w:pPr>
-              <w:spacing w:before="20" w:after="20" w:line="360" w:lineRule="auto"/>
+              <w:keepNext w:val="0"/>
+              <w:keepLines w:val="0"/>
+              <w:widowControl/>
+              <w:suppressLineNumbers w:val="0"/>
+              <w:spacing w:before="20" w:beforeAutospacing="0" w:after="20" w:afterAutospacing="0" w:line="360" w:lineRule="auto"/>
+              <w:ind w:left="0" w:right="0"/>
               <w:jc w:val="center"/>
               <w:rPr>
                 <w:rFonts w:hint="default" w:ascii="Times New Roman" w:hAnsi="Times New Roman" w:cs="Times New Roman"/>
@@ -14742,6 +16835,7 @@
       <w:pPr>
         <w:pStyle w:val="4"/>
         <w:numPr>
+          <w:ilvl w:val="2"/>
           <w:numId w:val="0"/>
         </w:numPr>
         <w:spacing w:line="360" w:lineRule="auto"/>
@@ -14845,7 +16939,12 @@
           </w:tcPr>
           <w:p>
             <w:pPr>
-              <w:spacing w:before="20" w:after="20" w:line="360" w:lineRule="auto"/>
+              <w:keepNext w:val="0"/>
+              <w:keepLines w:val="0"/>
+              <w:widowControl/>
+              <w:suppressLineNumbers w:val="0"/>
+              <w:spacing w:before="20" w:beforeAutospacing="0" w:after="20" w:afterAutospacing="0" w:line="360" w:lineRule="auto"/>
+              <w:ind w:left="0" w:right="0"/>
               <w:jc w:val="center"/>
               <w:rPr>
                 <w:rFonts w:hint="default" w:ascii="Times New Roman" w:hAnsi="Times New Roman" w:cs="Times New Roman"/>
@@ -14872,7 +16971,12 @@
           </w:tcPr>
           <w:p>
             <w:pPr>
-              <w:spacing w:before="20" w:after="20" w:line="360" w:lineRule="auto"/>
+              <w:keepNext w:val="0"/>
+              <w:keepLines w:val="0"/>
+              <w:widowControl/>
+              <w:suppressLineNumbers w:val="0"/>
+              <w:spacing w:before="20" w:beforeAutospacing="0" w:after="20" w:afterAutospacing="0" w:line="360" w:lineRule="auto"/>
+              <w:ind w:left="0" w:right="0"/>
               <w:jc w:val="center"/>
               <w:rPr>
                 <w:rFonts w:hint="default" w:ascii="Times New Roman" w:hAnsi="Times New Roman" w:cs="Times New Roman"/>
@@ -14899,7 +17003,12 @@
           </w:tcPr>
           <w:p>
             <w:pPr>
-              <w:spacing w:before="20" w:after="20" w:line="360" w:lineRule="auto"/>
+              <w:keepNext w:val="0"/>
+              <w:keepLines w:val="0"/>
+              <w:widowControl/>
+              <w:suppressLineNumbers w:val="0"/>
+              <w:spacing w:before="20" w:beforeAutospacing="0" w:after="20" w:afterAutospacing="0" w:line="360" w:lineRule="auto"/>
+              <w:ind w:left="0" w:right="0"/>
               <w:jc w:val="center"/>
               <w:rPr>
                 <w:rFonts w:hint="default" w:ascii="Times New Roman" w:hAnsi="Times New Roman" w:cs="Times New Roman"/>
@@ -14926,7 +17035,12 @@
           </w:tcPr>
           <w:p>
             <w:pPr>
-              <w:spacing w:before="20" w:after="20" w:line="360" w:lineRule="auto"/>
+              <w:keepNext w:val="0"/>
+              <w:keepLines w:val="0"/>
+              <w:widowControl/>
+              <w:suppressLineNumbers w:val="0"/>
+              <w:spacing w:before="20" w:beforeAutospacing="0" w:after="20" w:afterAutospacing="0" w:line="360" w:lineRule="auto"/>
+              <w:ind w:left="0" w:right="0"/>
               <w:jc w:val="center"/>
               <w:rPr>
                 <w:rFonts w:hint="default" w:ascii="Times New Roman" w:hAnsi="Times New Roman" w:cs="Times New Roman"/>
@@ -14953,7 +17067,12 @@
           </w:tcPr>
           <w:p>
             <w:pPr>
-              <w:spacing w:before="20" w:after="20" w:line="360" w:lineRule="auto"/>
+              <w:keepNext w:val="0"/>
+              <w:keepLines w:val="0"/>
+              <w:widowControl/>
+              <w:suppressLineNumbers w:val="0"/>
+              <w:spacing w:before="20" w:beforeAutospacing="0" w:after="20" w:afterAutospacing="0" w:line="360" w:lineRule="auto"/>
+              <w:ind w:left="0" w:right="0"/>
               <w:jc w:val="center"/>
               <w:rPr>
                 <w:rFonts w:hint="default" w:ascii="Times New Roman" w:hAnsi="Times New Roman" w:cs="Times New Roman"/>
@@ -14998,7 +17117,12 @@
           </w:tcPr>
           <w:p>
             <w:pPr>
-              <w:spacing w:before="20" w:after="20" w:line="360" w:lineRule="auto"/>
+              <w:keepNext w:val="0"/>
+              <w:keepLines w:val="0"/>
+              <w:widowControl/>
+              <w:suppressLineNumbers w:val="0"/>
+              <w:spacing w:before="20" w:beforeAutospacing="0" w:after="20" w:afterAutospacing="0" w:line="360" w:lineRule="auto"/>
+              <w:ind w:left="0" w:right="0"/>
               <w:jc w:val="center"/>
               <w:rPr>
                 <w:rFonts w:hint="default" w:ascii="Times New Roman" w:hAnsi="Times New Roman" w:cs="Times New Roman"/>
@@ -15023,7 +17147,12 @@
           </w:tcPr>
           <w:p>
             <w:pPr>
-              <w:spacing w:before="20" w:after="20" w:line="360" w:lineRule="auto"/>
+              <w:keepNext w:val="0"/>
+              <w:keepLines w:val="0"/>
+              <w:widowControl/>
+              <w:suppressLineNumbers w:val="0"/>
+              <w:spacing w:before="20" w:beforeAutospacing="0" w:after="20" w:afterAutospacing="0" w:line="360" w:lineRule="auto"/>
+              <w:ind w:left="0" w:right="0"/>
               <w:jc w:val="center"/>
               <w:rPr>
                 <w:rFonts w:hint="default" w:ascii="Times New Roman" w:hAnsi="Times New Roman" w:cs="Times New Roman"/>
@@ -15048,7 +17177,12 @@
           </w:tcPr>
           <w:p>
             <w:pPr>
-              <w:spacing w:before="20" w:after="20" w:line="360" w:lineRule="auto"/>
+              <w:keepNext w:val="0"/>
+              <w:keepLines w:val="0"/>
+              <w:widowControl/>
+              <w:suppressLineNumbers w:val="0"/>
+              <w:spacing w:before="20" w:beforeAutospacing="0" w:after="20" w:afterAutospacing="0" w:line="360" w:lineRule="auto"/>
+              <w:ind w:left="0" w:right="0"/>
               <w:jc w:val="center"/>
               <w:rPr>
                 <w:rFonts w:hint="default" w:ascii="Times New Roman" w:hAnsi="Times New Roman" w:cs="Times New Roman"/>
@@ -15073,7 +17207,12 @@
           </w:tcPr>
           <w:p>
             <w:pPr>
-              <w:spacing w:before="20" w:after="20" w:line="360" w:lineRule="auto"/>
+              <w:keepNext w:val="0"/>
+              <w:keepLines w:val="0"/>
+              <w:widowControl/>
+              <w:suppressLineNumbers w:val="0"/>
+              <w:spacing w:before="20" w:beforeAutospacing="0" w:after="20" w:afterAutospacing="0" w:line="360" w:lineRule="auto"/>
+              <w:ind w:left="0" w:right="0"/>
               <w:jc w:val="center"/>
               <w:rPr>
                 <w:rFonts w:hint="default" w:ascii="Times New Roman" w:hAnsi="Times New Roman" w:cs="Times New Roman"/>
@@ -15098,7 +17237,12 @@
           </w:tcPr>
           <w:p>
             <w:pPr>
-              <w:spacing w:before="20" w:after="20" w:line="360" w:lineRule="auto"/>
+              <w:keepNext w:val="0"/>
+              <w:keepLines w:val="0"/>
+              <w:widowControl/>
+              <w:suppressLineNumbers w:val="0"/>
+              <w:spacing w:before="20" w:beforeAutospacing="0" w:after="20" w:afterAutospacing="0" w:line="360" w:lineRule="auto"/>
+              <w:ind w:left="0" w:right="0"/>
               <w:jc w:val="center"/>
               <w:rPr>
                 <w:rFonts w:hint="default" w:ascii="Times New Roman" w:hAnsi="Times New Roman" w:cs="Times New Roman"/>
@@ -15141,7 +17285,12 @@
           </w:tcPr>
           <w:p>
             <w:pPr>
-              <w:spacing w:before="20" w:after="20" w:line="360" w:lineRule="auto"/>
+              <w:keepNext w:val="0"/>
+              <w:keepLines w:val="0"/>
+              <w:widowControl/>
+              <w:suppressLineNumbers w:val="0"/>
+              <w:spacing w:before="20" w:beforeAutospacing="0" w:after="20" w:afterAutospacing="0" w:line="360" w:lineRule="auto"/>
+              <w:ind w:left="0" w:right="0"/>
               <w:jc w:val="center"/>
               <w:rPr>
                 <w:rFonts w:hint="default" w:ascii="Times New Roman" w:hAnsi="Times New Roman" w:cs="Times New Roman"/>
@@ -15166,7 +17315,12 @@
           </w:tcPr>
           <w:p>
             <w:pPr>
-              <w:spacing w:before="20" w:after="20" w:line="360" w:lineRule="auto"/>
+              <w:keepNext w:val="0"/>
+              <w:keepLines w:val="0"/>
+              <w:widowControl/>
+              <w:suppressLineNumbers w:val="0"/>
+              <w:spacing w:before="20" w:beforeAutospacing="0" w:after="20" w:afterAutospacing="0" w:line="360" w:lineRule="auto"/>
+              <w:ind w:left="0" w:right="0"/>
               <w:jc w:val="center"/>
               <w:rPr>
                 <w:rFonts w:hint="default" w:ascii="Times New Roman" w:hAnsi="Times New Roman" w:cs="Times New Roman"/>
@@ -15191,7 +17345,12 @@
           </w:tcPr>
           <w:p>
             <w:pPr>
-              <w:spacing w:before="20" w:after="20" w:line="360" w:lineRule="auto"/>
+              <w:keepNext w:val="0"/>
+              <w:keepLines w:val="0"/>
+              <w:widowControl/>
+              <w:suppressLineNumbers w:val="0"/>
+              <w:spacing w:before="20" w:beforeAutospacing="0" w:after="20" w:afterAutospacing="0" w:line="360" w:lineRule="auto"/>
+              <w:ind w:left="0" w:right="0"/>
               <w:jc w:val="center"/>
               <w:rPr>
                 <w:rFonts w:hint="default" w:ascii="Times New Roman" w:hAnsi="Times New Roman" w:cs="Times New Roman"/>
@@ -15216,7 +17375,12 @@
           </w:tcPr>
           <w:p>
             <w:pPr>
-              <w:spacing w:before="20" w:after="20" w:line="360" w:lineRule="auto"/>
+              <w:keepNext w:val="0"/>
+              <w:keepLines w:val="0"/>
+              <w:widowControl/>
+              <w:suppressLineNumbers w:val="0"/>
+              <w:spacing w:before="20" w:beforeAutospacing="0" w:after="20" w:afterAutospacing="0" w:line="360" w:lineRule="auto"/>
+              <w:ind w:left="0" w:right="0"/>
               <w:jc w:val="center"/>
               <w:rPr>
                 <w:rFonts w:hint="default" w:ascii="Times New Roman" w:hAnsi="Times New Roman" w:cs="Times New Roman"/>
@@ -15241,7 +17405,12 @@
           </w:tcPr>
           <w:p>
             <w:pPr>
-              <w:spacing w:before="20" w:after="20" w:line="360" w:lineRule="auto"/>
+              <w:keepNext w:val="0"/>
+              <w:keepLines w:val="0"/>
+              <w:widowControl/>
+              <w:suppressLineNumbers w:val="0"/>
+              <w:spacing w:before="20" w:beforeAutospacing="0" w:after="20" w:afterAutospacing="0" w:line="360" w:lineRule="auto"/>
+              <w:ind w:left="0" w:right="0"/>
               <w:jc w:val="center"/>
               <w:rPr>
                 <w:rFonts w:hint="default" w:ascii="Times New Roman" w:hAnsi="Times New Roman" w:cs="Times New Roman"/>
@@ -15284,7 +17453,12 @@
           </w:tcPr>
           <w:p>
             <w:pPr>
-              <w:spacing w:before="20" w:after="20" w:line="360" w:lineRule="auto"/>
+              <w:keepNext w:val="0"/>
+              <w:keepLines w:val="0"/>
+              <w:widowControl/>
+              <w:suppressLineNumbers w:val="0"/>
+              <w:spacing w:before="20" w:beforeAutospacing="0" w:after="20" w:afterAutospacing="0" w:line="360" w:lineRule="auto"/>
+              <w:ind w:left="0" w:right="0"/>
               <w:jc w:val="center"/>
               <w:rPr>
                 <w:rFonts w:hint="default" w:ascii="Times New Roman" w:hAnsi="Times New Roman" w:cs="Times New Roman"/>
@@ -15309,7 +17483,12 @@
           </w:tcPr>
           <w:p>
             <w:pPr>
-              <w:spacing w:before="20" w:after="20" w:line="360" w:lineRule="auto"/>
+              <w:keepNext w:val="0"/>
+              <w:keepLines w:val="0"/>
+              <w:widowControl/>
+              <w:suppressLineNumbers w:val="0"/>
+              <w:spacing w:before="20" w:beforeAutospacing="0" w:after="20" w:afterAutospacing="0" w:line="360" w:lineRule="auto"/>
+              <w:ind w:left="0" w:right="0"/>
               <w:jc w:val="center"/>
               <w:rPr>
                 <w:rFonts w:hint="default" w:ascii="Times New Roman" w:hAnsi="Times New Roman" w:cs="Times New Roman"/>
@@ -15334,7 +17513,12 @@
           </w:tcPr>
           <w:p>
             <w:pPr>
-              <w:spacing w:before="20" w:after="20" w:line="360" w:lineRule="auto"/>
+              <w:keepNext w:val="0"/>
+              <w:keepLines w:val="0"/>
+              <w:widowControl/>
+              <w:suppressLineNumbers w:val="0"/>
+              <w:spacing w:before="20" w:beforeAutospacing="0" w:after="20" w:afterAutospacing="0" w:line="360" w:lineRule="auto"/>
+              <w:ind w:left="0" w:right="0"/>
               <w:jc w:val="center"/>
               <w:rPr>
                 <w:rFonts w:hint="default" w:ascii="Times New Roman" w:hAnsi="Times New Roman" w:cs="Times New Roman"/>
@@ -15359,7 +17543,12 @@
           </w:tcPr>
           <w:p>
             <w:pPr>
-              <w:spacing w:before="20" w:after="20" w:line="360" w:lineRule="auto"/>
+              <w:keepNext w:val="0"/>
+              <w:keepLines w:val="0"/>
+              <w:widowControl/>
+              <w:suppressLineNumbers w:val="0"/>
+              <w:spacing w:before="20" w:beforeAutospacing="0" w:after="20" w:afterAutospacing="0" w:line="360" w:lineRule="auto"/>
+              <w:ind w:left="0" w:right="0"/>
               <w:jc w:val="center"/>
               <w:rPr>
                 <w:rFonts w:hint="default" w:ascii="Times New Roman" w:hAnsi="Times New Roman" w:cs="Times New Roman"/>
@@ -15384,7 +17573,12 @@
           </w:tcPr>
           <w:p>
             <w:pPr>
-              <w:spacing w:before="20" w:after="20" w:line="360" w:lineRule="auto"/>
+              <w:keepNext w:val="0"/>
+              <w:keepLines w:val="0"/>
+              <w:widowControl/>
+              <w:suppressLineNumbers w:val="0"/>
+              <w:spacing w:before="20" w:beforeAutospacing="0" w:after="20" w:afterAutospacing="0" w:line="360" w:lineRule="auto"/>
+              <w:ind w:left="0" w:right="0"/>
               <w:jc w:val="center"/>
               <w:rPr>
                 <w:rFonts w:hint="default" w:ascii="Times New Roman" w:hAnsi="Times New Roman" w:cs="Times New Roman"/>
@@ -15427,7 +17621,12 @@
           </w:tcPr>
           <w:p>
             <w:pPr>
-              <w:spacing w:before="20" w:after="20" w:line="360" w:lineRule="auto"/>
+              <w:keepNext w:val="0"/>
+              <w:keepLines w:val="0"/>
+              <w:widowControl/>
+              <w:suppressLineNumbers w:val="0"/>
+              <w:spacing w:before="20" w:beforeAutospacing="0" w:after="20" w:afterAutospacing="0" w:line="360" w:lineRule="auto"/>
+              <w:ind w:left="0" w:right="0"/>
               <w:jc w:val="center"/>
               <w:rPr>
                 <w:rFonts w:hint="default" w:ascii="Times New Roman" w:hAnsi="Times New Roman" w:cs="Times New Roman"/>
@@ -15452,7 +17651,12 @@
           </w:tcPr>
           <w:p>
             <w:pPr>
-              <w:spacing w:before="20" w:after="20" w:line="360" w:lineRule="auto"/>
+              <w:keepNext w:val="0"/>
+              <w:keepLines w:val="0"/>
+              <w:widowControl/>
+              <w:suppressLineNumbers w:val="0"/>
+              <w:spacing w:before="20" w:beforeAutospacing="0" w:after="20" w:afterAutospacing="0" w:line="360" w:lineRule="auto"/>
+              <w:ind w:left="0" w:right="0"/>
               <w:jc w:val="center"/>
               <w:rPr>
                 <w:rFonts w:hint="default" w:ascii="Times New Roman" w:hAnsi="Times New Roman" w:cs="Times New Roman"/>
@@ -15477,7 +17681,12 @@
           </w:tcPr>
           <w:p>
             <w:pPr>
-              <w:spacing w:before="20" w:after="20" w:line="360" w:lineRule="auto"/>
+              <w:keepNext w:val="0"/>
+              <w:keepLines w:val="0"/>
+              <w:widowControl/>
+              <w:suppressLineNumbers w:val="0"/>
+              <w:spacing w:before="20" w:beforeAutospacing="0" w:after="20" w:afterAutospacing="0" w:line="360" w:lineRule="auto"/>
+              <w:ind w:left="0" w:right="0"/>
               <w:jc w:val="center"/>
               <w:rPr>
                 <w:rFonts w:hint="default" w:ascii="Times New Roman" w:hAnsi="Times New Roman" w:cs="Times New Roman"/>
@@ -15502,7 +17711,12 @@
           </w:tcPr>
           <w:p>
             <w:pPr>
-              <w:spacing w:before="20" w:after="20" w:line="360" w:lineRule="auto"/>
+              <w:keepNext w:val="0"/>
+              <w:keepLines w:val="0"/>
+              <w:widowControl/>
+              <w:suppressLineNumbers w:val="0"/>
+              <w:spacing w:before="20" w:beforeAutospacing="0" w:after="20" w:afterAutospacing="0" w:line="360" w:lineRule="auto"/>
+              <w:ind w:left="0" w:right="0"/>
               <w:jc w:val="center"/>
               <w:rPr>
                 <w:rFonts w:hint="default" w:ascii="Times New Roman" w:hAnsi="Times New Roman" w:cs="Times New Roman"/>
@@ -15527,7 +17741,12 @@
           </w:tcPr>
           <w:p>
             <w:pPr>
-              <w:spacing w:before="20" w:after="20" w:line="360" w:lineRule="auto"/>
+              <w:keepNext w:val="0"/>
+              <w:keepLines w:val="0"/>
+              <w:widowControl/>
+              <w:suppressLineNumbers w:val="0"/>
+              <w:spacing w:before="20" w:beforeAutospacing="0" w:after="20" w:afterAutospacing="0" w:line="360" w:lineRule="auto"/>
+              <w:ind w:left="0" w:right="0"/>
               <w:jc w:val="center"/>
               <w:rPr>
                 <w:rFonts w:hint="default" w:ascii="Times New Roman" w:hAnsi="Times New Roman" w:cs="Times New Roman"/>
@@ -15570,7 +17789,12 @@
           </w:tcPr>
           <w:p>
             <w:pPr>
-              <w:spacing w:before="20" w:after="20" w:line="360" w:lineRule="auto"/>
+              <w:keepNext w:val="0"/>
+              <w:keepLines w:val="0"/>
+              <w:widowControl/>
+              <w:suppressLineNumbers w:val="0"/>
+              <w:spacing w:before="20" w:beforeAutospacing="0" w:after="20" w:afterAutospacing="0" w:line="360" w:lineRule="auto"/>
+              <w:ind w:left="0" w:right="0"/>
               <w:jc w:val="center"/>
               <w:rPr>
                 <w:rFonts w:hint="default" w:ascii="Times New Roman" w:hAnsi="Times New Roman" w:cs="Times New Roman"/>
@@ -15595,7 +17819,12 @@
           </w:tcPr>
           <w:p>
             <w:pPr>
-              <w:spacing w:before="20" w:after="20" w:line="360" w:lineRule="auto"/>
+              <w:keepNext w:val="0"/>
+              <w:keepLines w:val="0"/>
+              <w:widowControl/>
+              <w:suppressLineNumbers w:val="0"/>
+              <w:spacing w:before="20" w:beforeAutospacing="0" w:after="20" w:afterAutospacing="0" w:line="360" w:lineRule="auto"/>
+              <w:ind w:left="0" w:right="0"/>
               <w:jc w:val="center"/>
               <w:rPr>
                 <w:rFonts w:hint="default" w:ascii="Times New Roman" w:hAnsi="Times New Roman" w:cs="Times New Roman"/>
@@ -15620,7 +17849,12 @@
           </w:tcPr>
           <w:p>
             <w:pPr>
-              <w:spacing w:before="20" w:after="20" w:line="360" w:lineRule="auto"/>
+              <w:keepNext w:val="0"/>
+              <w:keepLines w:val="0"/>
+              <w:widowControl/>
+              <w:suppressLineNumbers w:val="0"/>
+              <w:spacing w:before="20" w:beforeAutospacing="0" w:after="20" w:afterAutospacing="0" w:line="360" w:lineRule="auto"/>
+              <w:ind w:left="0" w:right="0"/>
               <w:jc w:val="center"/>
               <w:rPr>
                 <w:rFonts w:hint="default" w:ascii="Times New Roman" w:hAnsi="Times New Roman" w:cs="Times New Roman"/>
@@ -15645,7 +17879,12 @@
           </w:tcPr>
           <w:p>
             <w:pPr>
-              <w:spacing w:before="20" w:after="20" w:line="360" w:lineRule="auto"/>
+              <w:keepNext w:val="0"/>
+              <w:keepLines w:val="0"/>
+              <w:widowControl/>
+              <w:suppressLineNumbers w:val="0"/>
+              <w:spacing w:before="20" w:beforeAutospacing="0" w:after="20" w:afterAutospacing="0" w:line="360" w:lineRule="auto"/>
+              <w:ind w:left="0" w:right="0"/>
               <w:jc w:val="center"/>
               <w:rPr>
                 <w:rFonts w:hint="default" w:ascii="Times New Roman" w:hAnsi="Times New Roman" w:cs="Times New Roman"/>
@@ -15670,7 +17909,12 @@
           </w:tcPr>
           <w:p>
             <w:pPr>
-              <w:spacing w:before="20" w:after="20" w:line="360" w:lineRule="auto"/>
+              <w:keepNext w:val="0"/>
+              <w:keepLines w:val="0"/>
+              <w:widowControl/>
+              <w:suppressLineNumbers w:val="0"/>
+              <w:spacing w:before="20" w:beforeAutospacing="0" w:after="20" w:afterAutospacing="0" w:line="360" w:lineRule="auto"/>
+              <w:ind w:left="0" w:right="0"/>
               <w:jc w:val="center"/>
               <w:rPr>
                 <w:rFonts w:hint="default" w:ascii="Times New Roman" w:hAnsi="Times New Roman" w:cs="Times New Roman"/>
@@ -15694,6 +17938,7 @@
       <w:pPr>
         <w:pStyle w:val="4"/>
         <w:numPr>
+          <w:ilvl w:val="2"/>
           <w:numId w:val="0"/>
         </w:numPr>
         <w:spacing w:line="360" w:lineRule="auto"/>
@@ -15797,7 +18042,12 @@
           </w:tcPr>
           <w:p>
             <w:pPr>
-              <w:spacing w:before="20" w:after="20" w:line="360" w:lineRule="auto"/>
+              <w:keepNext w:val="0"/>
+              <w:keepLines w:val="0"/>
+              <w:widowControl/>
+              <w:suppressLineNumbers w:val="0"/>
+              <w:spacing w:before="20" w:beforeAutospacing="0" w:after="20" w:afterAutospacing="0" w:line="360" w:lineRule="auto"/>
+              <w:ind w:left="0" w:right="0"/>
               <w:jc w:val="center"/>
               <w:rPr>
                 <w:rFonts w:hint="default" w:ascii="Times New Roman" w:hAnsi="Times New Roman" w:cs="Times New Roman"/>
@@ -15824,7 +18074,12 @@
           </w:tcPr>
           <w:p>
             <w:pPr>
-              <w:spacing w:before="20" w:after="20" w:line="360" w:lineRule="auto"/>
+              <w:keepNext w:val="0"/>
+              <w:keepLines w:val="0"/>
+              <w:widowControl/>
+              <w:suppressLineNumbers w:val="0"/>
+              <w:spacing w:before="20" w:beforeAutospacing="0" w:after="20" w:afterAutospacing="0" w:line="360" w:lineRule="auto"/>
+              <w:ind w:left="0" w:right="0"/>
               <w:jc w:val="center"/>
               <w:rPr>
                 <w:rFonts w:hint="default" w:ascii="Times New Roman" w:hAnsi="Times New Roman" w:cs="Times New Roman"/>
@@ -15851,7 +18106,12 @@
           </w:tcPr>
           <w:p>
             <w:pPr>
-              <w:spacing w:before="20" w:after="20" w:line="360" w:lineRule="auto"/>
+              <w:keepNext w:val="0"/>
+              <w:keepLines w:val="0"/>
+              <w:widowControl/>
+              <w:suppressLineNumbers w:val="0"/>
+              <w:spacing w:before="20" w:beforeAutospacing="0" w:after="20" w:afterAutospacing="0" w:line="360" w:lineRule="auto"/>
+              <w:ind w:left="0" w:right="0"/>
               <w:jc w:val="center"/>
               <w:rPr>
                 <w:rFonts w:hint="default" w:ascii="Times New Roman" w:hAnsi="Times New Roman" w:cs="Times New Roman"/>
@@ -15878,7 +18138,12 @@
           </w:tcPr>
           <w:p>
             <w:pPr>
-              <w:spacing w:before="20" w:after="20" w:line="360" w:lineRule="auto"/>
+              <w:keepNext w:val="0"/>
+              <w:keepLines w:val="0"/>
+              <w:widowControl/>
+              <w:suppressLineNumbers w:val="0"/>
+              <w:spacing w:before="20" w:beforeAutospacing="0" w:after="20" w:afterAutospacing="0" w:line="360" w:lineRule="auto"/>
+              <w:ind w:left="0" w:right="0"/>
               <w:jc w:val="center"/>
               <w:rPr>
                 <w:rFonts w:hint="default" w:ascii="Times New Roman" w:hAnsi="Times New Roman" w:cs="Times New Roman"/>
@@ -15905,7 +18170,12 @@
           </w:tcPr>
           <w:p>
             <w:pPr>
-              <w:spacing w:before="20" w:after="20" w:line="360" w:lineRule="auto"/>
+              <w:keepNext w:val="0"/>
+              <w:keepLines w:val="0"/>
+              <w:widowControl/>
+              <w:suppressLineNumbers w:val="0"/>
+              <w:spacing w:before="20" w:beforeAutospacing="0" w:after="20" w:afterAutospacing="0" w:line="360" w:lineRule="auto"/>
+              <w:ind w:left="0" w:right="0"/>
               <w:jc w:val="center"/>
               <w:rPr>
                 <w:rFonts w:hint="default" w:ascii="Times New Roman" w:hAnsi="Times New Roman" w:cs="Times New Roman"/>
@@ -15950,7 +18220,12 @@
           </w:tcPr>
           <w:p>
             <w:pPr>
-              <w:spacing w:before="20" w:after="20" w:line="360" w:lineRule="auto"/>
+              <w:keepNext w:val="0"/>
+              <w:keepLines w:val="0"/>
+              <w:widowControl/>
+              <w:suppressLineNumbers w:val="0"/>
+              <w:spacing w:before="20" w:beforeAutospacing="0" w:after="20" w:afterAutospacing="0" w:line="360" w:lineRule="auto"/>
+              <w:ind w:left="0" w:right="0"/>
               <w:jc w:val="center"/>
               <w:rPr>
                 <w:rFonts w:hint="default" w:ascii="Times New Roman" w:hAnsi="Times New Roman" w:cs="Times New Roman"/>
@@ -15975,7 +18250,12 @@
           </w:tcPr>
           <w:p>
             <w:pPr>
-              <w:spacing w:before="20" w:after="20" w:line="360" w:lineRule="auto"/>
+              <w:keepNext w:val="0"/>
+              <w:keepLines w:val="0"/>
+              <w:widowControl/>
+              <w:suppressLineNumbers w:val="0"/>
+              <w:spacing w:before="20" w:beforeAutospacing="0" w:after="20" w:afterAutospacing="0" w:line="360" w:lineRule="auto"/>
+              <w:ind w:left="0" w:right="0"/>
               <w:jc w:val="center"/>
               <w:rPr>
                 <w:rFonts w:hint="default" w:ascii="Times New Roman" w:hAnsi="Times New Roman" w:cs="Times New Roman"/>
@@ -16000,7 +18280,12 @@
           </w:tcPr>
           <w:p>
             <w:pPr>
-              <w:spacing w:before="20" w:after="20" w:line="360" w:lineRule="auto"/>
+              <w:keepNext w:val="0"/>
+              <w:keepLines w:val="0"/>
+              <w:widowControl/>
+              <w:suppressLineNumbers w:val="0"/>
+              <w:spacing w:before="20" w:beforeAutospacing="0" w:after="20" w:afterAutospacing="0" w:line="360" w:lineRule="auto"/>
+              <w:ind w:left="0" w:right="0"/>
               <w:jc w:val="center"/>
               <w:rPr>
                 <w:rFonts w:hint="default" w:ascii="Times New Roman" w:hAnsi="Times New Roman" w:cs="Times New Roman"/>
@@ -16025,7 +18310,12 @@
           </w:tcPr>
           <w:p>
             <w:pPr>
-              <w:spacing w:before="20" w:after="20" w:line="360" w:lineRule="auto"/>
+              <w:keepNext w:val="0"/>
+              <w:keepLines w:val="0"/>
+              <w:widowControl/>
+              <w:suppressLineNumbers w:val="0"/>
+              <w:spacing w:before="20" w:beforeAutospacing="0" w:after="20" w:afterAutospacing="0" w:line="360" w:lineRule="auto"/>
+              <w:ind w:left="0" w:right="0"/>
               <w:jc w:val="center"/>
               <w:rPr>
                 <w:rFonts w:hint="default" w:ascii="Times New Roman" w:hAnsi="Times New Roman" w:cs="Times New Roman"/>
@@ -16050,7 +18340,12 @@
           </w:tcPr>
           <w:p>
             <w:pPr>
-              <w:spacing w:before="20" w:after="20" w:line="360" w:lineRule="auto"/>
+              <w:keepNext w:val="0"/>
+              <w:keepLines w:val="0"/>
+              <w:widowControl/>
+              <w:suppressLineNumbers w:val="0"/>
+              <w:spacing w:before="20" w:beforeAutospacing="0" w:after="20" w:afterAutospacing="0" w:line="360" w:lineRule="auto"/>
+              <w:ind w:left="0" w:right="0"/>
               <w:jc w:val="center"/>
               <w:rPr>
                 <w:rFonts w:hint="default" w:ascii="Times New Roman" w:hAnsi="Times New Roman" w:cs="Times New Roman"/>
@@ -16093,7 +18388,12 @@
           </w:tcPr>
           <w:p>
             <w:pPr>
-              <w:spacing w:before="20" w:after="20" w:line="360" w:lineRule="auto"/>
+              <w:keepNext w:val="0"/>
+              <w:keepLines w:val="0"/>
+              <w:widowControl/>
+              <w:suppressLineNumbers w:val="0"/>
+              <w:spacing w:before="20" w:beforeAutospacing="0" w:after="20" w:afterAutospacing="0" w:line="360" w:lineRule="auto"/>
+              <w:ind w:left="0" w:right="0"/>
               <w:jc w:val="center"/>
               <w:rPr>
                 <w:rFonts w:hint="default" w:ascii="Times New Roman" w:hAnsi="Times New Roman" w:cs="Times New Roman"/>
@@ -16118,7 +18418,12 @@
           </w:tcPr>
           <w:p>
             <w:pPr>
-              <w:spacing w:before="20" w:after="20" w:line="360" w:lineRule="auto"/>
+              <w:keepNext w:val="0"/>
+              <w:keepLines w:val="0"/>
+              <w:widowControl/>
+              <w:suppressLineNumbers w:val="0"/>
+              <w:spacing w:before="20" w:beforeAutospacing="0" w:after="20" w:afterAutospacing="0" w:line="360" w:lineRule="auto"/>
+              <w:ind w:left="0" w:right="0"/>
               <w:jc w:val="center"/>
               <w:rPr>
                 <w:rFonts w:hint="default" w:ascii="Times New Roman" w:hAnsi="Times New Roman" w:cs="Times New Roman"/>
@@ -16143,7 +18448,12 @@
           </w:tcPr>
           <w:p>
             <w:pPr>
-              <w:spacing w:before="20" w:after="20" w:line="360" w:lineRule="auto"/>
+              <w:keepNext w:val="0"/>
+              <w:keepLines w:val="0"/>
+              <w:widowControl/>
+              <w:suppressLineNumbers w:val="0"/>
+              <w:spacing w:before="20" w:beforeAutospacing="0" w:after="20" w:afterAutospacing="0" w:line="360" w:lineRule="auto"/>
+              <w:ind w:left="0" w:right="0"/>
               <w:jc w:val="center"/>
               <w:rPr>
                 <w:rFonts w:hint="default" w:ascii="Times New Roman" w:hAnsi="Times New Roman" w:cs="Times New Roman"/>
@@ -16168,7 +18478,12 @@
           </w:tcPr>
           <w:p>
             <w:pPr>
-              <w:spacing w:before="20" w:after="20" w:line="360" w:lineRule="auto"/>
+              <w:keepNext w:val="0"/>
+              <w:keepLines w:val="0"/>
+              <w:widowControl/>
+              <w:suppressLineNumbers w:val="0"/>
+              <w:spacing w:before="20" w:beforeAutospacing="0" w:after="20" w:afterAutospacing="0" w:line="360" w:lineRule="auto"/>
+              <w:ind w:left="0" w:right="0"/>
               <w:jc w:val="center"/>
               <w:rPr>
                 <w:rFonts w:hint="default" w:ascii="Times New Roman" w:hAnsi="Times New Roman" w:cs="Times New Roman"/>
@@ -16193,7 +18508,12 @@
           </w:tcPr>
           <w:p>
             <w:pPr>
-              <w:spacing w:before="20" w:after="20" w:line="360" w:lineRule="auto"/>
+              <w:keepNext w:val="0"/>
+              <w:keepLines w:val="0"/>
+              <w:widowControl/>
+              <w:suppressLineNumbers w:val="0"/>
+              <w:spacing w:before="20" w:beforeAutospacing="0" w:after="20" w:afterAutospacing="0" w:line="360" w:lineRule="auto"/>
+              <w:ind w:left="0" w:right="0"/>
               <w:jc w:val="center"/>
               <w:rPr>
                 <w:rFonts w:hint="default" w:ascii="Times New Roman" w:hAnsi="Times New Roman" w:cs="Times New Roman"/>
@@ -16236,7 +18556,12 @@
           </w:tcPr>
           <w:p>
             <w:pPr>
-              <w:spacing w:before="20" w:after="20" w:line="360" w:lineRule="auto"/>
+              <w:keepNext w:val="0"/>
+              <w:keepLines w:val="0"/>
+              <w:widowControl/>
+              <w:suppressLineNumbers w:val="0"/>
+              <w:spacing w:before="20" w:beforeAutospacing="0" w:after="20" w:afterAutospacing="0" w:line="360" w:lineRule="auto"/>
+              <w:ind w:left="0" w:right="0"/>
               <w:jc w:val="center"/>
               <w:rPr>
                 <w:rFonts w:hint="default" w:ascii="Times New Roman" w:hAnsi="Times New Roman" w:cs="Times New Roman"/>
@@ -16261,7 +18586,12 @@
           </w:tcPr>
           <w:p>
             <w:pPr>
-              <w:spacing w:before="20" w:after="20" w:line="360" w:lineRule="auto"/>
+              <w:keepNext w:val="0"/>
+              <w:keepLines w:val="0"/>
+              <w:widowControl/>
+              <w:suppressLineNumbers w:val="0"/>
+              <w:spacing w:before="20" w:beforeAutospacing="0" w:after="20" w:afterAutospacing="0" w:line="360" w:lineRule="auto"/>
+              <w:ind w:left="0" w:right="0"/>
               <w:jc w:val="center"/>
               <w:rPr>
                 <w:rFonts w:hint="default" w:ascii="Times New Roman" w:hAnsi="Times New Roman" w:cs="Times New Roman"/>
@@ -16286,7 +18616,12 @@
           </w:tcPr>
           <w:p>
             <w:pPr>
-              <w:spacing w:before="20" w:after="20" w:line="360" w:lineRule="auto"/>
+              <w:keepNext w:val="0"/>
+              <w:keepLines w:val="0"/>
+              <w:widowControl/>
+              <w:suppressLineNumbers w:val="0"/>
+              <w:spacing w:before="20" w:beforeAutospacing="0" w:after="20" w:afterAutospacing="0" w:line="360" w:lineRule="auto"/>
+              <w:ind w:left="0" w:right="0"/>
               <w:jc w:val="center"/>
               <w:rPr>
                 <w:rFonts w:hint="default" w:ascii="Times New Roman" w:hAnsi="Times New Roman" w:cs="Times New Roman"/>
@@ -16311,7 +18646,12 @@
           </w:tcPr>
           <w:p>
             <w:pPr>
-              <w:spacing w:before="20" w:after="20" w:line="360" w:lineRule="auto"/>
+              <w:keepNext w:val="0"/>
+              <w:keepLines w:val="0"/>
+              <w:widowControl/>
+              <w:suppressLineNumbers w:val="0"/>
+              <w:spacing w:before="20" w:beforeAutospacing="0" w:after="20" w:afterAutospacing="0" w:line="360" w:lineRule="auto"/>
+              <w:ind w:left="0" w:right="0"/>
               <w:jc w:val="center"/>
               <w:rPr>
                 <w:rFonts w:hint="default" w:ascii="Times New Roman" w:hAnsi="Times New Roman" w:cs="Times New Roman"/>
@@ -16336,7 +18676,12 @@
           </w:tcPr>
           <w:p>
             <w:pPr>
-              <w:spacing w:before="20" w:after="20" w:line="360" w:lineRule="auto"/>
+              <w:keepNext w:val="0"/>
+              <w:keepLines w:val="0"/>
+              <w:widowControl/>
+              <w:suppressLineNumbers w:val="0"/>
+              <w:spacing w:before="20" w:beforeAutospacing="0" w:after="20" w:afterAutospacing="0" w:line="360" w:lineRule="auto"/>
+              <w:ind w:left="0" w:right="0"/>
               <w:jc w:val="center"/>
               <w:rPr>
                 <w:rFonts w:hint="default" w:ascii="Times New Roman" w:hAnsi="Times New Roman" w:cs="Times New Roman"/>
@@ -16379,7 +18724,12 @@
           </w:tcPr>
           <w:p>
             <w:pPr>
-              <w:spacing w:before="20" w:after="20" w:line="360" w:lineRule="auto"/>
+              <w:keepNext w:val="0"/>
+              <w:keepLines w:val="0"/>
+              <w:widowControl/>
+              <w:suppressLineNumbers w:val="0"/>
+              <w:spacing w:before="20" w:beforeAutospacing="0" w:after="20" w:afterAutospacing="0" w:line="360" w:lineRule="auto"/>
+              <w:ind w:left="0" w:right="0"/>
               <w:jc w:val="center"/>
               <w:rPr>
                 <w:rFonts w:hint="default" w:ascii="Times New Roman" w:hAnsi="Times New Roman" w:cs="Times New Roman"/>
@@ -16404,7 +18754,12 @@
           </w:tcPr>
           <w:p>
             <w:pPr>
-              <w:spacing w:before="20" w:after="20" w:line="360" w:lineRule="auto"/>
+              <w:keepNext w:val="0"/>
+              <w:keepLines w:val="0"/>
+              <w:widowControl/>
+              <w:suppressLineNumbers w:val="0"/>
+              <w:spacing w:before="20" w:beforeAutospacing="0" w:after="20" w:afterAutospacing="0" w:line="360" w:lineRule="auto"/>
+              <w:ind w:left="0" w:right="0"/>
               <w:jc w:val="center"/>
               <w:rPr>
                 <w:rFonts w:hint="default" w:ascii="Times New Roman" w:hAnsi="Times New Roman" w:cs="Times New Roman"/>
@@ -16429,7 +18784,12 @@
           </w:tcPr>
           <w:p>
             <w:pPr>
-              <w:spacing w:before="20" w:after="20" w:line="360" w:lineRule="auto"/>
+              <w:keepNext w:val="0"/>
+              <w:keepLines w:val="0"/>
+              <w:widowControl/>
+              <w:suppressLineNumbers w:val="0"/>
+              <w:spacing w:before="20" w:beforeAutospacing="0" w:after="20" w:afterAutospacing="0" w:line="360" w:lineRule="auto"/>
+              <w:ind w:left="0" w:right="0"/>
               <w:jc w:val="center"/>
               <w:rPr>
                 <w:rFonts w:hint="default" w:ascii="Times New Roman" w:hAnsi="Times New Roman" w:cs="Times New Roman"/>
@@ -16454,7 +18814,12 @@
           </w:tcPr>
           <w:p>
             <w:pPr>
-              <w:spacing w:before="20" w:after="20" w:line="360" w:lineRule="auto"/>
+              <w:keepNext w:val="0"/>
+              <w:keepLines w:val="0"/>
+              <w:widowControl/>
+              <w:suppressLineNumbers w:val="0"/>
+              <w:spacing w:before="20" w:beforeAutospacing="0" w:after="20" w:afterAutospacing="0" w:line="360" w:lineRule="auto"/>
+              <w:ind w:left="0" w:right="0"/>
               <w:jc w:val="center"/>
               <w:rPr>
                 <w:rFonts w:hint="default" w:ascii="Times New Roman" w:hAnsi="Times New Roman" w:cs="Times New Roman"/>
@@ -16479,7 +18844,12 @@
           </w:tcPr>
           <w:p>
             <w:pPr>
-              <w:spacing w:before="20" w:after="20" w:line="360" w:lineRule="auto"/>
+              <w:keepNext w:val="0"/>
+              <w:keepLines w:val="0"/>
+              <w:widowControl/>
+              <w:suppressLineNumbers w:val="0"/>
+              <w:spacing w:before="20" w:beforeAutospacing="0" w:after="20" w:afterAutospacing="0" w:line="360" w:lineRule="auto"/>
+              <w:ind w:left="0" w:right="0"/>
               <w:jc w:val="center"/>
               <w:rPr>
                 <w:rFonts w:hint="default" w:ascii="Times New Roman" w:hAnsi="Times New Roman" w:cs="Times New Roman"/>
@@ -16522,7 +18892,12 @@
           </w:tcPr>
           <w:p>
             <w:pPr>
-              <w:spacing w:before="20" w:after="20" w:line="360" w:lineRule="auto"/>
+              <w:keepNext w:val="0"/>
+              <w:keepLines w:val="0"/>
+              <w:widowControl/>
+              <w:suppressLineNumbers w:val="0"/>
+              <w:spacing w:before="20" w:beforeAutospacing="0" w:after="20" w:afterAutospacing="0" w:line="360" w:lineRule="auto"/>
+              <w:ind w:left="0" w:right="0"/>
               <w:jc w:val="center"/>
               <w:rPr>
                 <w:rFonts w:hint="default" w:ascii="Times New Roman" w:hAnsi="Times New Roman" w:cs="Times New Roman"/>
@@ -16547,7 +18922,12 @@
           </w:tcPr>
           <w:p>
             <w:pPr>
-              <w:spacing w:before="20" w:after="20" w:line="360" w:lineRule="auto"/>
+              <w:keepNext w:val="0"/>
+              <w:keepLines w:val="0"/>
+              <w:widowControl/>
+              <w:suppressLineNumbers w:val="0"/>
+              <w:spacing w:before="20" w:beforeAutospacing="0" w:after="20" w:afterAutospacing="0" w:line="360" w:lineRule="auto"/>
+              <w:ind w:left="0" w:right="0"/>
               <w:jc w:val="center"/>
               <w:rPr>
                 <w:rFonts w:hint="default" w:ascii="Times New Roman" w:hAnsi="Times New Roman" w:cs="Times New Roman"/>
@@ -16572,7 +18952,12 @@
           </w:tcPr>
           <w:p>
             <w:pPr>
-              <w:spacing w:before="20" w:after="20" w:line="360" w:lineRule="auto"/>
+              <w:keepNext w:val="0"/>
+              <w:keepLines w:val="0"/>
+              <w:widowControl/>
+              <w:suppressLineNumbers w:val="0"/>
+              <w:spacing w:before="20" w:beforeAutospacing="0" w:after="20" w:afterAutospacing="0" w:line="360" w:lineRule="auto"/>
+              <w:ind w:left="0" w:right="0"/>
               <w:jc w:val="center"/>
               <w:rPr>
                 <w:rFonts w:hint="default" w:ascii="Times New Roman" w:hAnsi="Times New Roman" w:cs="Times New Roman"/>
@@ -16597,7 +18982,12 @@
           </w:tcPr>
           <w:p>
             <w:pPr>
-              <w:spacing w:before="20" w:after="20" w:line="360" w:lineRule="auto"/>
+              <w:keepNext w:val="0"/>
+              <w:keepLines w:val="0"/>
+              <w:widowControl/>
+              <w:suppressLineNumbers w:val="0"/>
+              <w:spacing w:before="20" w:beforeAutospacing="0" w:after="20" w:afterAutospacing="0" w:line="360" w:lineRule="auto"/>
+              <w:ind w:left="0" w:right="0"/>
               <w:jc w:val="center"/>
               <w:rPr>
                 <w:rFonts w:hint="default" w:ascii="Times New Roman" w:hAnsi="Times New Roman" w:cs="Times New Roman"/>
@@ -16622,7 +19012,12 @@
           </w:tcPr>
           <w:p>
             <w:pPr>
-              <w:spacing w:before="20" w:after="20" w:line="360" w:lineRule="auto"/>
+              <w:keepNext w:val="0"/>
+              <w:keepLines w:val="0"/>
+              <w:widowControl/>
+              <w:suppressLineNumbers w:val="0"/>
+              <w:spacing w:before="20" w:beforeAutospacing="0" w:after="20" w:afterAutospacing="0" w:line="360" w:lineRule="auto"/>
+              <w:ind w:left="0" w:right="0"/>
               <w:jc w:val="center"/>
               <w:rPr>
                 <w:rFonts w:hint="default" w:ascii="Times New Roman" w:hAnsi="Times New Roman" w:cs="Times New Roman"/>
@@ -16665,7 +19060,12 @@
           </w:tcPr>
           <w:p>
             <w:pPr>
-              <w:spacing w:before="20" w:after="20" w:line="360" w:lineRule="auto"/>
+              <w:keepNext w:val="0"/>
+              <w:keepLines w:val="0"/>
+              <w:widowControl/>
+              <w:suppressLineNumbers w:val="0"/>
+              <w:spacing w:before="20" w:beforeAutospacing="0" w:after="20" w:afterAutospacing="0" w:line="360" w:lineRule="auto"/>
+              <w:ind w:left="0" w:right="0"/>
               <w:jc w:val="center"/>
               <w:rPr>
                 <w:rFonts w:hint="default" w:ascii="Times New Roman" w:hAnsi="Times New Roman" w:cs="Times New Roman"/>
@@ -16690,7 +19090,12 @@
           </w:tcPr>
           <w:p>
             <w:pPr>
-              <w:spacing w:before="20" w:after="20" w:line="360" w:lineRule="auto"/>
+              <w:keepNext w:val="0"/>
+              <w:keepLines w:val="0"/>
+              <w:widowControl/>
+              <w:suppressLineNumbers w:val="0"/>
+              <w:spacing w:before="20" w:beforeAutospacing="0" w:after="20" w:afterAutospacing="0" w:line="360" w:lineRule="auto"/>
+              <w:ind w:left="0" w:right="0"/>
               <w:jc w:val="center"/>
               <w:rPr>
                 <w:rFonts w:hint="default" w:ascii="Times New Roman" w:hAnsi="Times New Roman" w:cs="Times New Roman"/>
@@ -16715,7 +19120,12 @@
           </w:tcPr>
           <w:p>
             <w:pPr>
-              <w:spacing w:before="20" w:after="20" w:line="360" w:lineRule="auto"/>
+              <w:keepNext w:val="0"/>
+              <w:keepLines w:val="0"/>
+              <w:widowControl/>
+              <w:suppressLineNumbers w:val="0"/>
+              <w:spacing w:before="20" w:beforeAutospacing="0" w:after="20" w:afterAutospacing="0" w:line="360" w:lineRule="auto"/>
+              <w:ind w:left="0" w:right="0"/>
               <w:jc w:val="center"/>
               <w:rPr>
                 <w:rFonts w:hint="default" w:ascii="Times New Roman" w:hAnsi="Times New Roman" w:cs="Times New Roman"/>
@@ -16740,7 +19150,12 @@
           </w:tcPr>
           <w:p>
             <w:pPr>
-              <w:spacing w:before="20" w:after="20" w:line="360" w:lineRule="auto"/>
+              <w:keepNext w:val="0"/>
+              <w:keepLines w:val="0"/>
+              <w:widowControl/>
+              <w:suppressLineNumbers w:val="0"/>
+              <w:spacing w:before="20" w:beforeAutospacing="0" w:after="20" w:afterAutospacing="0" w:line="360" w:lineRule="auto"/>
+              <w:ind w:left="0" w:right="0"/>
               <w:jc w:val="center"/>
               <w:rPr>
                 <w:rFonts w:hint="default" w:ascii="Times New Roman" w:hAnsi="Times New Roman" w:cs="Times New Roman"/>
@@ -16765,7 +19180,12 @@
           </w:tcPr>
           <w:p>
             <w:pPr>
-              <w:spacing w:before="20" w:after="20" w:line="360" w:lineRule="auto"/>
+              <w:keepNext w:val="0"/>
+              <w:keepLines w:val="0"/>
+              <w:widowControl/>
+              <w:suppressLineNumbers w:val="0"/>
+              <w:spacing w:before="20" w:beforeAutospacing="0" w:after="20" w:afterAutospacing="0" w:line="360" w:lineRule="auto"/>
+              <w:ind w:left="0" w:right="0"/>
               <w:jc w:val="center"/>
               <w:rPr>
                 <w:rFonts w:hint="default" w:ascii="Times New Roman" w:hAnsi="Times New Roman" w:cs="Times New Roman"/>
@@ -16789,6 +19209,7 @@
       <w:pPr>
         <w:pStyle w:val="4"/>
         <w:numPr>
+          <w:ilvl w:val="2"/>
           <w:numId w:val="0"/>
         </w:numPr>
         <w:spacing w:line="360" w:lineRule="auto"/>
@@ -16808,8 +19229,6 @@
         </w:rPr>
         <w:t xml:space="preserve">2.7.14. </w:t>
       </w:r>
-      <w:bookmarkStart w:id="0" w:name="_GoBack"/>
-      <w:bookmarkEnd w:id="0"/>
       <w:r>
         <w:rPr>
           <w:rFonts w:hint="default" w:ascii="Times New Roman" w:hAnsi="Times New Roman" w:cs="Times New Roman"/>
@@ -16894,7 +19313,12 @@
           </w:tcPr>
           <w:p>
             <w:pPr>
-              <w:spacing w:before="20" w:after="20" w:line="360" w:lineRule="auto"/>
+              <w:keepNext w:val="0"/>
+              <w:keepLines w:val="0"/>
+              <w:widowControl/>
+              <w:suppressLineNumbers w:val="0"/>
+              <w:spacing w:before="20" w:beforeAutospacing="0" w:after="20" w:afterAutospacing="0" w:line="360" w:lineRule="auto"/>
+              <w:ind w:left="0" w:right="0"/>
               <w:jc w:val="center"/>
               <w:rPr>
                 <w:rFonts w:hint="default" w:ascii="Times New Roman" w:hAnsi="Times New Roman" w:cs="Times New Roman"/>
@@ -16921,7 +19345,12 @@
           </w:tcPr>
           <w:p>
             <w:pPr>
-              <w:spacing w:before="20" w:after="20" w:line="360" w:lineRule="auto"/>
+              <w:keepNext w:val="0"/>
+              <w:keepLines w:val="0"/>
+              <w:widowControl/>
+              <w:suppressLineNumbers w:val="0"/>
+              <w:spacing w:before="20" w:beforeAutospacing="0" w:after="20" w:afterAutospacing="0" w:line="360" w:lineRule="auto"/>
+              <w:ind w:left="0" w:right="0"/>
               <w:jc w:val="center"/>
               <w:rPr>
                 <w:rFonts w:hint="default" w:ascii="Times New Roman" w:hAnsi="Times New Roman" w:cs="Times New Roman"/>
@@ -16948,7 +19377,12 @@
           </w:tcPr>
           <w:p>
             <w:pPr>
-              <w:spacing w:before="20" w:after="20" w:line="360" w:lineRule="auto"/>
+              <w:keepNext w:val="0"/>
+              <w:keepLines w:val="0"/>
+              <w:widowControl/>
+              <w:suppressLineNumbers w:val="0"/>
+              <w:spacing w:before="20" w:beforeAutospacing="0" w:after="20" w:afterAutospacing="0" w:line="360" w:lineRule="auto"/>
+              <w:ind w:left="0" w:right="0"/>
               <w:jc w:val="center"/>
               <w:rPr>
                 <w:rFonts w:hint="default" w:ascii="Times New Roman" w:hAnsi="Times New Roman" w:cs="Times New Roman"/>
@@ -16975,7 +19409,12 @@
           </w:tcPr>
           <w:p>
             <w:pPr>
-              <w:spacing w:before="20" w:after="20" w:line="360" w:lineRule="auto"/>
+              <w:keepNext w:val="0"/>
+              <w:keepLines w:val="0"/>
+              <w:widowControl/>
+              <w:suppressLineNumbers w:val="0"/>
+              <w:spacing w:before="20" w:beforeAutospacing="0" w:after="20" w:afterAutospacing="0" w:line="360" w:lineRule="auto"/>
+              <w:ind w:left="0" w:right="0"/>
               <w:jc w:val="center"/>
               <w:rPr>
                 <w:rFonts w:hint="default" w:ascii="Times New Roman" w:hAnsi="Times New Roman" w:cs="Times New Roman"/>
@@ -17002,7 +19441,12 @@
           </w:tcPr>
           <w:p>
             <w:pPr>
-              <w:spacing w:before="20" w:after="20" w:line="360" w:lineRule="auto"/>
+              <w:keepNext w:val="0"/>
+              <w:keepLines w:val="0"/>
+              <w:widowControl/>
+              <w:suppressLineNumbers w:val="0"/>
+              <w:spacing w:before="20" w:beforeAutospacing="0" w:after="20" w:afterAutospacing="0" w:line="360" w:lineRule="auto"/>
+              <w:ind w:left="0" w:right="0"/>
               <w:jc w:val="center"/>
               <w:rPr>
                 <w:rFonts w:hint="default" w:ascii="Times New Roman" w:hAnsi="Times New Roman" w:cs="Times New Roman"/>
@@ -17047,7 +19491,12 @@
           </w:tcPr>
           <w:p>
             <w:pPr>
-              <w:spacing w:before="20" w:after="20" w:line="360" w:lineRule="auto"/>
+              <w:keepNext w:val="0"/>
+              <w:keepLines w:val="0"/>
+              <w:widowControl/>
+              <w:suppressLineNumbers w:val="0"/>
+              <w:spacing w:before="20" w:beforeAutospacing="0" w:after="20" w:afterAutospacing="0" w:line="360" w:lineRule="auto"/>
+              <w:ind w:left="0" w:right="0"/>
               <w:jc w:val="center"/>
               <w:rPr>
                 <w:rFonts w:hint="default" w:ascii="Times New Roman" w:hAnsi="Times New Roman" w:cs="Times New Roman"/>
@@ -17072,7 +19521,12 @@
           </w:tcPr>
           <w:p>
             <w:pPr>
-              <w:spacing w:before="20" w:after="20" w:line="360" w:lineRule="auto"/>
+              <w:keepNext w:val="0"/>
+              <w:keepLines w:val="0"/>
+              <w:widowControl/>
+              <w:suppressLineNumbers w:val="0"/>
+              <w:spacing w:before="20" w:beforeAutospacing="0" w:after="20" w:afterAutospacing="0" w:line="360" w:lineRule="auto"/>
+              <w:ind w:left="0" w:right="0"/>
               <w:jc w:val="center"/>
               <w:rPr>
                 <w:rFonts w:hint="default" w:ascii="Times New Roman" w:hAnsi="Times New Roman" w:cs="Times New Roman"/>
@@ -17097,7 +19551,12 @@
           </w:tcPr>
           <w:p>
             <w:pPr>
-              <w:spacing w:before="20" w:after="20" w:line="360" w:lineRule="auto"/>
+              <w:keepNext w:val="0"/>
+              <w:keepLines w:val="0"/>
+              <w:widowControl/>
+              <w:suppressLineNumbers w:val="0"/>
+              <w:spacing w:before="20" w:beforeAutospacing="0" w:after="20" w:afterAutospacing="0" w:line="360" w:lineRule="auto"/>
+              <w:ind w:left="0" w:right="0"/>
               <w:jc w:val="center"/>
               <w:rPr>
                 <w:rFonts w:hint="default" w:ascii="Times New Roman" w:hAnsi="Times New Roman" w:cs="Times New Roman"/>
@@ -17122,7 +19581,12 @@
           </w:tcPr>
           <w:p>
             <w:pPr>
-              <w:spacing w:before="20" w:after="20" w:line="360" w:lineRule="auto"/>
+              <w:keepNext w:val="0"/>
+              <w:keepLines w:val="0"/>
+              <w:widowControl/>
+              <w:suppressLineNumbers w:val="0"/>
+              <w:spacing w:before="20" w:beforeAutospacing="0" w:after="20" w:afterAutospacing="0" w:line="360" w:lineRule="auto"/>
+              <w:ind w:left="0" w:right="0"/>
               <w:jc w:val="center"/>
               <w:rPr>
                 <w:rFonts w:hint="default" w:ascii="Times New Roman" w:hAnsi="Times New Roman" w:cs="Times New Roman"/>
@@ -17147,7 +19611,12 @@
           </w:tcPr>
           <w:p>
             <w:pPr>
-              <w:spacing w:before="20" w:after="20" w:line="360" w:lineRule="auto"/>
+              <w:keepNext w:val="0"/>
+              <w:keepLines w:val="0"/>
+              <w:widowControl/>
+              <w:suppressLineNumbers w:val="0"/>
+              <w:spacing w:before="20" w:beforeAutospacing="0" w:after="20" w:afterAutospacing="0" w:line="360" w:lineRule="auto"/>
+              <w:ind w:left="0" w:right="0"/>
               <w:jc w:val="center"/>
               <w:rPr>
                 <w:rFonts w:hint="default" w:ascii="Times New Roman" w:hAnsi="Times New Roman" w:cs="Times New Roman"/>
@@ -17190,7 +19659,12 @@
           </w:tcPr>
           <w:p>
             <w:pPr>
-              <w:spacing w:before="20" w:after="20" w:line="360" w:lineRule="auto"/>
+              <w:keepNext w:val="0"/>
+              <w:keepLines w:val="0"/>
+              <w:widowControl/>
+              <w:suppressLineNumbers w:val="0"/>
+              <w:spacing w:before="20" w:beforeAutospacing="0" w:after="20" w:afterAutospacing="0" w:line="360" w:lineRule="auto"/>
+              <w:ind w:left="0" w:right="0"/>
               <w:jc w:val="center"/>
               <w:rPr>
                 <w:rFonts w:hint="default" w:ascii="Times New Roman" w:hAnsi="Times New Roman" w:cs="Times New Roman"/>
@@ -17215,7 +19689,12 @@
           </w:tcPr>
           <w:p>
             <w:pPr>
-              <w:spacing w:before="20" w:after="20" w:line="360" w:lineRule="auto"/>
+              <w:keepNext w:val="0"/>
+              <w:keepLines w:val="0"/>
+              <w:widowControl/>
+              <w:suppressLineNumbers w:val="0"/>
+              <w:spacing w:before="20" w:beforeAutospacing="0" w:after="20" w:afterAutospacing="0" w:line="360" w:lineRule="auto"/>
+              <w:ind w:left="0" w:right="0"/>
               <w:jc w:val="center"/>
               <w:rPr>
                 <w:rFonts w:hint="default" w:ascii="Times New Roman" w:hAnsi="Times New Roman" w:cs="Times New Roman"/>
@@ -17240,7 +19719,12 @@
           </w:tcPr>
           <w:p>
             <w:pPr>
-              <w:spacing w:before="20" w:after="20" w:line="360" w:lineRule="auto"/>
+              <w:keepNext w:val="0"/>
+              <w:keepLines w:val="0"/>
+              <w:widowControl/>
+              <w:suppressLineNumbers w:val="0"/>
+              <w:spacing w:before="20" w:beforeAutospacing="0" w:after="20" w:afterAutospacing="0" w:line="360" w:lineRule="auto"/>
+              <w:ind w:left="0" w:right="0"/>
               <w:jc w:val="center"/>
               <w:rPr>
                 <w:rFonts w:hint="default" w:ascii="Times New Roman" w:hAnsi="Times New Roman" w:cs="Times New Roman"/>
@@ -17265,7 +19749,12 @@
           </w:tcPr>
           <w:p>
             <w:pPr>
-              <w:spacing w:before="20" w:after="20" w:line="360" w:lineRule="auto"/>
+              <w:keepNext w:val="0"/>
+              <w:keepLines w:val="0"/>
+              <w:widowControl/>
+              <w:suppressLineNumbers w:val="0"/>
+              <w:spacing w:before="20" w:beforeAutospacing="0" w:after="20" w:afterAutospacing="0" w:line="360" w:lineRule="auto"/>
+              <w:ind w:left="0" w:right="0"/>
               <w:jc w:val="center"/>
               <w:rPr>
                 <w:rFonts w:hint="default" w:ascii="Times New Roman" w:hAnsi="Times New Roman" w:cs="Times New Roman"/>
@@ -17290,7 +19779,12 @@
           </w:tcPr>
           <w:p>
             <w:pPr>
-              <w:spacing w:before="20" w:after="20" w:line="360" w:lineRule="auto"/>
+              <w:keepNext w:val="0"/>
+              <w:keepLines w:val="0"/>
+              <w:widowControl/>
+              <w:suppressLineNumbers w:val="0"/>
+              <w:spacing w:before="20" w:beforeAutospacing="0" w:after="20" w:afterAutospacing="0" w:line="360" w:lineRule="auto"/>
+              <w:ind w:left="0" w:right="0"/>
               <w:jc w:val="center"/>
               <w:rPr>
                 <w:rFonts w:hint="default" w:ascii="Times New Roman" w:hAnsi="Times New Roman" w:cs="Times New Roman"/>
@@ -17333,7 +19827,12 @@
           </w:tcPr>
           <w:p>
             <w:pPr>
-              <w:spacing w:before="20" w:after="20" w:line="360" w:lineRule="auto"/>
+              <w:keepNext w:val="0"/>
+              <w:keepLines w:val="0"/>
+              <w:widowControl/>
+              <w:suppressLineNumbers w:val="0"/>
+              <w:spacing w:before="20" w:beforeAutospacing="0" w:after="20" w:afterAutospacing="0" w:line="360" w:lineRule="auto"/>
+              <w:ind w:left="0" w:right="0"/>
               <w:jc w:val="center"/>
               <w:rPr>
                 <w:rFonts w:hint="default" w:ascii="Times New Roman" w:hAnsi="Times New Roman" w:cs="Times New Roman"/>
@@ -17358,7 +19857,12 @@
           </w:tcPr>
           <w:p>
             <w:pPr>
-              <w:spacing w:before="20" w:after="20" w:line="360" w:lineRule="auto"/>
+              <w:keepNext w:val="0"/>
+              <w:keepLines w:val="0"/>
+              <w:widowControl/>
+              <w:suppressLineNumbers w:val="0"/>
+              <w:spacing w:before="20" w:beforeAutospacing="0" w:after="20" w:afterAutospacing="0" w:line="360" w:lineRule="auto"/>
+              <w:ind w:left="0" w:right="0"/>
               <w:jc w:val="center"/>
               <w:rPr>
                 <w:rFonts w:hint="default" w:ascii="Times New Roman" w:hAnsi="Times New Roman" w:cs="Times New Roman"/>
@@ -17383,7 +19887,12 @@
           </w:tcPr>
           <w:p>
             <w:pPr>
-              <w:spacing w:before="20" w:after="20" w:line="360" w:lineRule="auto"/>
+              <w:keepNext w:val="0"/>
+              <w:keepLines w:val="0"/>
+              <w:widowControl/>
+              <w:suppressLineNumbers w:val="0"/>
+              <w:spacing w:before="20" w:beforeAutospacing="0" w:after="20" w:afterAutospacing="0" w:line="360" w:lineRule="auto"/>
+              <w:ind w:left="0" w:right="0"/>
               <w:jc w:val="center"/>
               <w:rPr>
                 <w:rFonts w:hint="default" w:ascii="Times New Roman" w:hAnsi="Times New Roman" w:cs="Times New Roman"/>
@@ -17408,7 +19917,12 @@
           </w:tcPr>
           <w:p>
             <w:pPr>
-              <w:spacing w:before="20" w:after="20" w:line="360" w:lineRule="auto"/>
+              <w:keepNext w:val="0"/>
+              <w:keepLines w:val="0"/>
+              <w:widowControl/>
+              <w:suppressLineNumbers w:val="0"/>
+              <w:spacing w:before="20" w:beforeAutospacing="0" w:after="20" w:afterAutospacing="0" w:line="360" w:lineRule="auto"/>
+              <w:ind w:left="0" w:right="0"/>
               <w:jc w:val="center"/>
               <w:rPr>
                 <w:rFonts w:hint="default" w:ascii="Times New Roman" w:hAnsi="Times New Roman" w:cs="Times New Roman"/>
@@ -17433,7 +19947,12 @@
           </w:tcPr>
           <w:p>
             <w:pPr>
-              <w:spacing w:before="20" w:after="20" w:line="360" w:lineRule="auto"/>
+              <w:keepNext w:val="0"/>
+              <w:keepLines w:val="0"/>
+              <w:widowControl/>
+              <w:suppressLineNumbers w:val="0"/>
+              <w:spacing w:before="20" w:beforeAutospacing="0" w:after="20" w:afterAutospacing="0" w:line="360" w:lineRule="auto"/>
+              <w:ind w:left="0" w:right="0"/>
               <w:jc w:val="center"/>
               <w:rPr>
                 <w:rFonts w:hint="default" w:ascii="Times New Roman" w:hAnsi="Times New Roman" w:cs="Times New Roman"/>
@@ -17476,7 +19995,12 @@
           </w:tcPr>
           <w:p>
             <w:pPr>
-              <w:spacing w:before="20" w:after="20" w:line="360" w:lineRule="auto"/>
+              <w:keepNext w:val="0"/>
+              <w:keepLines w:val="0"/>
+              <w:widowControl/>
+              <w:suppressLineNumbers w:val="0"/>
+              <w:spacing w:before="20" w:beforeAutospacing="0" w:after="20" w:afterAutospacing="0" w:line="360" w:lineRule="auto"/>
+              <w:ind w:left="0" w:right="0"/>
               <w:jc w:val="center"/>
               <w:rPr>
                 <w:rFonts w:hint="default" w:ascii="Times New Roman" w:hAnsi="Times New Roman" w:cs="Times New Roman"/>
@@ -17501,7 +20025,12 @@
           </w:tcPr>
           <w:p>
             <w:pPr>
-              <w:spacing w:before="20" w:after="20" w:line="360" w:lineRule="auto"/>
+              <w:keepNext w:val="0"/>
+              <w:keepLines w:val="0"/>
+              <w:widowControl/>
+              <w:suppressLineNumbers w:val="0"/>
+              <w:spacing w:before="20" w:beforeAutospacing="0" w:after="20" w:afterAutospacing="0" w:line="360" w:lineRule="auto"/>
+              <w:ind w:left="0" w:right="0"/>
               <w:jc w:val="center"/>
               <w:rPr>
                 <w:rFonts w:hint="default" w:ascii="Times New Roman" w:hAnsi="Times New Roman" w:cs="Times New Roman"/>
@@ -17526,7 +20055,12 @@
           </w:tcPr>
           <w:p>
             <w:pPr>
-              <w:spacing w:before="20" w:after="20" w:line="360" w:lineRule="auto"/>
+              <w:keepNext w:val="0"/>
+              <w:keepLines w:val="0"/>
+              <w:widowControl/>
+              <w:suppressLineNumbers w:val="0"/>
+              <w:spacing w:before="20" w:beforeAutospacing="0" w:after="20" w:afterAutospacing="0" w:line="360" w:lineRule="auto"/>
+              <w:ind w:left="0" w:right="0"/>
               <w:jc w:val="center"/>
               <w:rPr>
                 <w:rFonts w:hint="default" w:ascii="Times New Roman" w:hAnsi="Times New Roman" w:cs="Times New Roman"/>
@@ -17551,7 +20085,12 @@
           </w:tcPr>
           <w:p>
             <w:pPr>
-              <w:spacing w:before="20" w:after="20" w:line="360" w:lineRule="auto"/>
+              <w:keepNext w:val="0"/>
+              <w:keepLines w:val="0"/>
+              <w:widowControl/>
+              <w:suppressLineNumbers w:val="0"/>
+              <w:spacing w:before="20" w:beforeAutospacing="0" w:after="20" w:afterAutospacing="0" w:line="360" w:lineRule="auto"/>
+              <w:ind w:left="0" w:right="0"/>
               <w:jc w:val="center"/>
               <w:rPr>
                 <w:rFonts w:hint="default" w:ascii="Times New Roman" w:hAnsi="Times New Roman" w:cs="Times New Roman"/>
@@ -17576,7 +20115,12 @@
           </w:tcPr>
           <w:p>
             <w:pPr>
-              <w:spacing w:before="20" w:after="20" w:line="360" w:lineRule="auto"/>
+              <w:keepNext w:val="0"/>
+              <w:keepLines w:val="0"/>
+              <w:widowControl/>
+              <w:suppressLineNumbers w:val="0"/>
+              <w:spacing w:before="20" w:beforeAutospacing="0" w:after="20" w:afterAutospacing="0" w:line="360" w:lineRule="auto"/>
+              <w:ind w:left="0" w:right="0"/>
               <w:jc w:val="center"/>
               <w:rPr>
                 <w:rFonts w:hint="default" w:ascii="Times New Roman" w:hAnsi="Times New Roman" w:cs="Times New Roman"/>
@@ -17619,7 +20163,12 @@
           </w:tcPr>
           <w:p>
             <w:pPr>
-              <w:spacing w:before="20" w:after="20" w:line="360" w:lineRule="auto"/>
+              <w:keepNext w:val="0"/>
+              <w:keepLines w:val="0"/>
+              <w:widowControl/>
+              <w:suppressLineNumbers w:val="0"/>
+              <w:spacing w:before="20" w:beforeAutospacing="0" w:after="20" w:afterAutospacing="0" w:line="360" w:lineRule="auto"/>
+              <w:ind w:left="0" w:right="0"/>
               <w:jc w:val="center"/>
               <w:rPr>
                 <w:rFonts w:hint="default" w:ascii="Times New Roman" w:hAnsi="Times New Roman" w:cs="Times New Roman"/>
@@ -17644,7 +20193,12 @@
           </w:tcPr>
           <w:p>
             <w:pPr>
-              <w:spacing w:before="20" w:after="20" w:line="360" w:lineRule="auto"/>
+              <w:keepNext w:val="0"/>
+              <w:keepLines w:val="0"/>
+              <w:widowControl/>
+              <w:suppressLineNumbers w:val="0"/>
+              <w:spacing w:before="20" w:beforeAutospacing="0" w:after="20" w:afterAutospacing="0" w:line="360" w:lineRule="auto"/>
+              <w:ind w:left="0" w:right="0"/>
               <w:jc w:val="center"/>
               <w:rPr>
                 <w:rFonts w:hint="default" w:ascii="Times New Roman" w:hAnsi="Times New Roman" w:cs="Times New Roman"/>
@@ -17669,7 +20223,12 @@
           </w:tcPr>
           <w:p>
             <w:pPr>
-              <w:spacing w:before="20" w:after="20" w:line="360" w:lineRule="auto"/>
+              <w:keepNext w:val="0"/>
+              <w:keepLines w:val="0"/>
+              <w:widowControl/>
+              <w:suppressLineNumbers w:val="0"/>
+              <w:spacing w:before="20" w:beforeAutospacing="0" w:after="20" w:afterAutospacing="0" w:line="360" w:lineRule="auto"/>
+              <w:ind w:left="0" w:right="0"/>
               <w:jc w:val="center"/>
               <w:rPr>
                 <w:rFonts w:hint="default" w:ascii="Times New Roman" w:hAnsi="Times New Roman" w:cs="Times New Roman"/>
@@ -17694,7 +20253,12 @@
           </w:tcPr>
           <w:p>
             <w:pPr>
-              <w:spacing w:before="20" w:after="20" w:line="360" w:lineRule="auto"/>
+              <w:keepNext w:val="0"/>
+              <w:keepLines w:val="0"/>
+              <w:widowControl/>
+              <w:suppressLineNumbers w:val="0"/>
+              <w:spacing w:before="20" w:beforeAutospacing="0" w:after="20" w:afterAutospacing="0" w:line="360" w:lineRule="auto"/>
+              <w:ind w:left="0" w:right="0"/>
               <w:jc w:val="center"/>
               <w:rPr>
                 <w:rFonts w:hint="default" w:ascii="Times New Roman" w:hAnsi="Times New Roman" w:cs="Times New Roman"/>
@@ -17719,7 +20283,12 @@
           </w:tcPr>
           <w:p>
             <w:pPr>
-              <w:spacing w:before="20" w:after="20" w:line="360" w:lineRule="auto"/>
+              <w:keepNext w:val="0"/>
+              <w:keepLines w:val="0"/>
+              <w:widowControl/>
+              <w:suppressLineNumbers w:val="0"/>
+              <w:spacing w:before="20" w:beforeAutospacing="0" w:after="20" w:afterAutospacing="0" w:line="360" w:lineRule="auto"/>
+              <w:ind w:left="0" w:right="0"/>
               <w:jc w:val="center"/>
               <w:rPr>
                 <w:rFonts w:hint="default" w:ascii="Times New Roman" w:hAnsi="Times New Roman" w:cs="Times New Roman"/>
@@ -17762,7 +20331,12 @@
           </w:tcPr>
           <w:p>
             <w:pPr>
-              <w:spacing w:before="20" w:after="20" w:line="360" w:lineRule="auto"/>
+              <w:keepNext w:val="0"/>
+              <w:keepLines w:val="0"/>
+              <w:widowControl/>
+              <w:suppressLineNumbers w:val="0"/>
+              <w:spacing w:before="20" w:beforeAutospacing="0" w:after="20" w:afterAutospacing="0" w:line="360" w:lineRule="auto"/>
+              <w:ind w:left="0" w:right="0"/>
               <w:jc w:val="center"/>
               <w:rPr>
                 <w:rFonts w:hint="default" w:ascii="Times New Roman" w:hAnsi="Times New Roman" w:cs="Times New Roman"/>
@@ -17787,7 +20361,12 @@
           </w:tcPr>
           <w:p>
             <w:pPr>
-              <w:spacing w:before="20" w:after="20" w:line="360" w:lineRule="auto"/>
+              <w:keepNext w:val="0"/>
+              <w:keepLines w:val="0"/>
+              <w:widowControl/>
+              <w:suppressLineNumbers w:val="0"/>
+              <w:spacing w:before="20" w:beforeAutospacing="0" w:after="20" w:afterAutospacing="0" w:line="360" w:lineRule="auto"/>
+              <w:ind w:left="0" w:right="0"/>
               <w:jc w:val="center"/>
               <w:rPr>
                 <w:rFonts w:hint="default" w:ascii="Times New Roman" w:hAnsi="Times New Roman" w:cs="Times New Roman"/>
@@ -17812,7 +20391,12 @@
           </w:tcPr>
           <w:p>
             <w:pPr>
-              <w:spacing w:before="20" w:after="20" w:line="360" w:lineRule="auto"/>
+              <w:keepNext w:val="0"/>
+              <w:keepLines w:val="0"/>
+              <w:widowControl/>
+              <w:suppressLineNumbers w:val="0"/>
+              <w:spacing w:before="20" w:beforeAutospacing="0" w:after="20" w:afterAutospacing="0" w:line="360" w:lineRule="auto"/>
+              <w:ind w:left="0" w:right="0"/>
               <w:jc w:val="center"/>
               <w:rPr>
                 <w:rFonts w:hint="default" w:ascii="Times New Roman" w:hAnsi="Times New Roman" w:cs="Times New Roman"/>
@@ -17837,7 +20421,12 @@
           </w:tcPr>
           <w:p>
             <w:pPr>
-              <w:spacing w:before="20" w:after="20" w:line="360" w:lineRule="auto"/>
+              <w:keepNext w:val="0"/>
+              <w:keepLines w:val="0"/>
+              <w:widowControl/>
+              <w:suppressLineNumbers w:val="0"/>
+              <w:spacing w:before="20" w:beforeAutospacing="0" w:after="20" w:afterAutospacing="0" w:line="360" w:lineRule="auto"/>
+              <w:ind w:left="0" w:right="0"/>
               <w:jc w:val="center"/>
               <w:rPr>
                 <w:rFonts w:hint="default" w:ascii="Times New Roman" w:hAnsi="Times New Roman" w:cs="Times New Roman"/>
@@ -17862,7 +20451,12 @@
           </w:tcPr>
           <w:p>
             <w:pPr>
-              <w:spacing w:before="20" w:after="20" w:line="360" w:lineRule="auto"/>
+              <w:keepNext w:val="0"/>
+              <w:keepLines w:val="0"/>
+              <w:widowControl/>
+              <w:suppressLineNumbers w:val="0"/>
+              <w:spacing w:before="20" w:beforeAutospacing="0" w:after="20" w:afterAutospacing="0" w:line="360" w:lineRule="auto"/>
+              <w:ind w:left="0" w:right="0"/>
               <w:jc w:val="center"/>
               <w:rPr>
                 <w:rFonts w:hint="default" w:ascii="Times New Roman" w:hAnsi="Times New Roman" w:cs="Times New Roman"/>

--- a/docx/110122189.docx
+++ b/docx/110122189.docx
@@ -6537,8 +6537,6 @@
               </w:rPr>
               <w:t>sku</w:t>
             </w:r>
-            <w:bookmarkStart w:id="0" w:name="_GoBack"/>
-            <w:bookmarkEnd w:id="0"/>
           </w:p>
         </w:tc>
         <w:tc>
@@ -20503,13 +20501,27 @@
     <w:p>
       <w:pPr>
         <w:pStyle w:val="2"/>
+        <w:numPr>
+          <w:numId w:val="0"/>
+        </w:numPr>
         <w:spacing w:line="360" w:lineRule="auto"/>
+        <w:ind w:leftChars="0"/>
+        <w:jc w:val="center"/>
         <w:rPr>
           <w:rFonts w:hint="default" w:ascii="Times New Roman" w:hAnsi="Times New Roman" w:cs="Times New Roman"/>
           <w:sz w:val="28"/>
           <w:szCs w:val="28"/>
         </w:rPr>
       </w:pPr>
+      <w:r>
+        <w:rPr>
+          <w:rFonts w:hint="default" w:cs="Times New Roman"/>
+          <w:sz w:val="28"/>
+          <w:szCs w:val="28"/>
+          <w:lang w:val="en-US"/>
+        </w:rPr>
+        <w:t xml:space="preserve">CHƯƠNG 3: </w:t>
+      </w:r>
       <w:r>
         <w:rPr>
           <w:rFonts w:hint="default" w:ascii="Times New Roman" w:hAnsi="Times New Roman" w:cs="Times New Roman"/>
@@ -21304,7 +21316,6 @@
             <w:insideH w:val="single" w:color="auto" w:sz="4" w:space="0"/>
             <w:insideV w:val="single" w:color="auto" w:sz="4" w:space="0"/>
           </w:tblBorders>
-          <w:shd w:val="clear" w:color="auto" w:fill="auto"/>
           <w:tblCellMar>
             <w:top w:w="15" w:type="dxa"/>
             <w:left w:w="15" w:type="dxa"/>
@@ -29325,58 +29336,15 @@
     </w:p>
     <w:p>
       <w:pPr>
-        <w:pStyle w:val="11"/>
         <w:spacing w:line="360" w:lineRule="auto"/>
         <w:rPr>
           <w:rFonts w:hint="default" w:ascii="Times New Roman" w:hAnsi="Times New Roman" w:cs="Times New Roman"/>
           <w:sz w:val="28"/>
           <w:szCs w:val="28"/>
-          <w:lang w:val="vi-VN"/>
-        </w:rPr>
-      </w:pPr>
-    </w:p>
-    <w:p>
-      <w:pPr>
-        <w:pStyle w:val="11"/>
-        <w:spacing w:line="360" w:lineRule="auto"/>
-        <w:rPr>
-          <w:rFonts w:hint="default" w:ascii="Times New Roman" w:hAnsi="Times New Roman" w:cs="Times New Roman"/>
-          <w:sz w:val="28"/>
-          <w:szCs w:val="28"/>
-        </w:rPr>
-      </w:pPr>
-    </w:p>
-    <w:p>
-      <w:pPr>
-        <w:pStyle w:val="11"/>
-        <w:spacing w:line="360" w:lineRule="auto"/>
-        <w:ind w:firstLine="0"/>
-        <w:rPr>
-          <w:rFonts w:hint="default" w:ascii="Times New Roman" w:hAnsi="Times New Roman" w:cs="Times New Roman"/>
-          <w:sz w:val="28"/>
-          <w:szCs w:val="28"/>
-        </w:rPr>
-      </w:pPr>
-    </w:p>
-    <w:p>
-      <w:pPr>
-        <w:spacing w:line="360" w:lineRule="auto"/>
-        <w:rPr>
-          <w:rFonts w:hint="default" w:ascii="Times New Roman" w:hAnsi="Times New Roman" w:cs="Times New Roman"/>
-          <w:sz w:val="28"/>
-          <w:szCs w:val="28"/>
-        </w:rPr>
-      </w:pPr>
-    </w:p>
-    <w:p>
-      <w:pPr>
-        <w:spacing w:line="360" w:lineRule="auto"/>
-        <w:rPr>
-          <w:rFonts w:hint="default" w:ascii="Times New Roman" w:hAnsi="Times New Roman" w:cs="Times New Roman"/>
-          <w:sz w:val="28"/>
-          <w:szCs w:val="28"/>
-        </w:rPr>
-      </w:pPr>
+        </w:rPr>
+      </w:pPr>
+      <w:bookmarkStart w:id="0" w:name="_GoBack"/>
+      <w:bookmarkEnd w:id="0"/>
     </w:p>
     <w:p>
       <w:pPr>
@@ -29389,42 +29357,29 @@
           <w:tab w:val="left" w:pos="1701"/>
         </w:tabs>
         <w:spacing w:line="360" w:lineRule="auto"/>
+        <w:jc w:val="center"/>
         <w:rPr>
           <w:rFonts w:hint="default" w:ascii="Times New Roman" w:hAnsi="Times New Roman" w:cs="Times New Roman"/>
           <w:sz w:val="28"/>
           <w:szCs w:val="28"/>
-          <w:highlight w:val="lightGray"/>
-        </w:rPr>
-      </w:pPr>
+        </w:rPr>
+      </w:pPr>
+      <w:r>
+        <w:rPr>
+          <w:rFonts w:hint="default" w:cs="Times New Roman"/>
+          <w:sz w:val="28"/>
+          <w:szCs w:val="28"/>
+          <w:lang w:val="en-US"/>
+        </w:rPr>
+        <w:t xml:space="preserve">CHƯƠNG 4: </w:t>
+      </w:r>
       <w:r>
         <w:rPr>
           <w:rFonts w:hint="default" w:ascii="Times New Roman" w:hAnsi="Times New Roman" w:cs="Times New Roman"/>
           <w:sz w:val="28"/>
           <w:szCs w:val="28"/>
         </w:rPr>
-        <w:br w:type="page"/>
-      </w:r>
-    </w:p>
-    <w:p>
-      <w:pPr>
-        <w:pStyle w:val="2"/>
-        <w:tabs>
-          <w:tab w:val="left" w:pos="1701"/>
-        </w:tabs>
-        <w:spacing w:line="360" w:lineRule="auto"/>
-        <w:rPr>
-          <w:rFonts w:hint="default" w:ascii="Times New Roman" w:hAnsi="Times New Roman" w:cs="Times New Roman"/>
-          <w:sz w:val="28"/>
-          <w:szCs w:val="28"/>
-        </w:rPr>
-      </w:pPr>
-      <w:r>
-        <w:rPr>
-          <w:rFonts w:hint="default" w:ascii="Times New Roman" w:hAnsi="Times New Roman" w:cs="Times New Roman"/>
-          <w:sz w:val="28"/>
-          <w:szCs w:val="28"/>
-        </w:rPr>
-        <w:t>Tiêu đề chương 3</w:t>
+        <w:t>Tiêu đề chương 4</w:t>
       </w:r>
     </w:p>
     <w:p>
@@ -29455,10 +29410,15 @@
     <w:p>
       <w:pPr>
         <w:pStyle w:val="2"/>
+        <w:numPr>
+          <w:numId w:val="0"/>
+        </w:numPr>
         <w:tabs>
           <w:tab w:val="left" w:pos="1701"/>
         </w:tabs>
         <w:spacing w:line="360" w:lineRule="auto"/>
+        <w:ind w:leftChars="0"/>
+        <w:jc w:val="center"/>
         <w:rPr>
           <w:rFonts w:hint="default" w:ascii="Times New Roman" w:hAnsi="Times New Roman" w:cs="Times New Roman"/>
           <w:sz w:val="28"/>
@@ -29467,51 +29427,13 @@
       </w:pPr>
       <w:r>
         <w:rPr>
-          <w:rFonts w:hint="default" w:ascii="Times New Roman" w:hAnsi="Times New Roman" w:cs="Times New Roman"/>
-          <w:sz w:val="28"/>
-          <w:szCs w:val="28"/>
-        </w:rPr>
-        <w:t>Tiêu đề chương 4</w:t>
-      </w:r>
-    </w:p>
-    <w:p>
-      <w:pPr>
-        <w:spacing w:line="360" w:lineRule="auto"/>
-        <w:rPr>
-          <w:rFonts w:hint="default" w:ascii="Times New Roman" w:hAnsi="Times New Roman" w:cs="Times New Roman" w:eastAsiaTheme="majorEastAsia"/>
-          <w:b/>
-          <w:color w:val="000000" w:themeColor="text1"/>
-          <w:sz w:val="28"/>
-          <w:szCs w:val="28"/>
-          <w14:textFill>
-            <w14:solidFill>
-              <w14:schemeClr w14:val="tx1"/>
-            </w14:solidFill>
-          </w14:textFill>
-        </w:rPr>
-      </w:pPr>
-      <w:r>
-        <w:rPr>
-          <w:rFonts w:hint="default" w:ascii="Times New Roman" w:hAnsi="Times New Roman" w:cs="Times New Roman"/>
-          <w:sz w:val="28"/>
-          <w:szCs w:val="28"/>
-        </w:rPr>
-        <w:br w:type="page"/>
-      </w:r>
-    </w:p>
-    <w:p>
-      <w:pPr>
-        <w:pStyle w:val="2"/>
-        <w:tabs>
-          <w:tab w:val="left" w:pos="1701"/>
-        </w:tabs>
-        <w:spacing w:line="360" w:lineRule="auto"/>
-        <w:rPr>
-          <w:rFonts w:hint="default" w:ascii="Times New Roman" w:hAnsi="Times New Roman" w:cs="Times New Roman"/>
-          <w:sz w:val="28"/>
-          <w:szCs w:val="28"/>
-        </w:rPr>
-      </w:pPr>
+          <w:rFonts w:hint="default" w:cs="Times New Roman"/>
+          <w:sz w:val="28"/>
+          <w:szCs w:val="28"/>
+          <w:lang w:val="en-US"/>
+        </w:rPr>
+        <w:t xml:space="preserve">CHƯƠNG 5: </w:t>
+      </w:r>
       <w:r>
         <w:rPr>
           <w:rFonts w:hint="default" w:ascii="Times New Roman" w:hAnsi="Times New Roman" w:cs="Times New Roman"/>
@@ -30350,7 +30272,7 @@
     <w:lsdException w:unhideWhenUsed="0" w:uiPriority="0" w:semiHidden="0" w:name="Document Map"/>
     <w:lsdException w:unhideWhenUsed="0" w:uiPriority="0" w:semiHidden="0" w:name="Plain Text"/>
     <w:lsdException w:unhideWhenUsed="0" w:uiPriority="0" w:semiHidden="0" w:name="E-mail Signature"/>
-    <w:lsdException w:unhideWhenUsed="0" w:uiPriority="0" w:semiHidden="0" w:name="Normal (Web)"/>
+    <w:lsdException w:qFormat="1" w:unhideWhenUsed="0" w:uiPriority="0" w:semiHidden="0" w:name="Normal (Web)"/>
     <w:lsdException w:unhideWhenUsed="0" w:uiPriority="0" w:semiHidden="0" w:name="HTML Acronym"/>
     <w:lsdException w:unhideWhenUsed="0" w:uiPriority="0" w:semiHidden="0" w:name="HTML Address"/>
     <w:lsdException w:unhideWhenUsed="0" w:uiPriority="0" w:semiHidden="0" w:name="HTML Cite"/>
@@ -30661,6 +30583,7 @@
   <w:style w:type="paragraph" w:styleId="8">
     <w:name w:val="Normal (Web)"/>
     <w:basedOn w:val="1"/>
+    <w:qFormat/>
     <w:uiPriority w:val="0"/>
     <w:rPr>
       <w:sz w:val="24"/>
